--- a/politika_variant_2.docx
+++ b/politika_variant_2.docx
@@ -4,2889 +4,2878 @@
   <w:body>
     <w:p>
       <w:pPr>
-        <w:jc w:val="center"/>
+        <w:widowControl/>
+        <w:spacing w:line="240" w:lineRule="auto" w:after="120"/>
+        <w:jc w:val="left"/>
       </w:pPr>
       <w:r>
         <w:rPr>
+          <w:rFonts w:ascii="Times New Roman" w:hAnsi="Times New Roman" w:eastAsia="Times New Roman"/>
           <w:b/>
-          <w:color w:val="2975E5"/>
-          <w:sz w:val="32"/>
+          <w:color w:val="181A1F"/>
+          <w:sz w:val="28"/>
         </w:rPr>
-        <w:t>ЕГЭ ПО ОБЩЕСТВОЗНАНИЮ — 2026</w:t>
+        <w:t>Тематический пробный вариант № 2. Политика</w:t>
       </w:r>
     </w:p>
     <w:p>
       <w:pPr>
-        <w:jc w:val="center"/>
+        <w:widowControl/>
+        <w:spacing w:line="240" w:lineRule="auto" w:after="140"/>
+        <w:jc w:val="left"/>
       </w:pPr>
       <w:r>
         <w:rPr>
-          <w:b/>
-          <w:sz w:val="30"/>
+          <w:rFonts w:ascii="Times New Roman" w:hAnsi="Times New Roman" w:eastAsia="Times New Roman"/>
+          <w:color w:val="181A1F"/>
+          <w:sz w:val="28"/>
         </w:rPr>
-        <w:t>Тематический пробный вариант № 2</w:t>
-        <w:br/>
-        <w:t>Политика</w:t>
-      </w:r>
-    </w:p>
-    <w:p>
-      <w:r>
         <w:t>25 заданий • максимальный первичный балл — 58 • рекомендуемое время — 3 часа 30 минут</w:t>
       </w:r>
     </w:p>
     <w:p>
+      <w:pPr>
+        <w:pStyle w:val="Heading1"/>
+        <w:keepNext/>
+        <w:widowControl/>
+        <w:spacing w:line="240" w:lineRule="auto" w:after="60" w:before="160"/>
+      </w:pPr>
       <w:r>
         <w:rPr>
-          <w:i/>
+          <w:rFonts w:ascii="Times New Roman" w:hAnsi="Times New Roman" w:eastAsia="Times New Roman"/>
+          <w:b/>
+          <w:color w:val="181A1F"/>
+          <w:sz w:val="28"/>
         </w:rPr>
-        <w:t>Все задания относятся к указанному разделу; фиксированные тематические номера заменены равноценными по максимальному баллу.</w:t>
-      </w:r>
-    </w:p>
-    <w:p>
-      <w:pPr>
-        <w:pStyle w:val="Heading1"/>
-      </w:pPr>
-      <w:r>
         <w:t>Часть 1</w:t>
       </w:r>
     </w:p>
     <w:p>
+      <w:pPr>
+        <w:widowControl/>
+        <w:spacing w:line="240" w:lineRule="auto" w:after="0"/>
+      </w:pPr>
       <w:r>
+        <w:rPr>
+          <w:rFonts w:ascii="Times New Roman" w:hAnsi="Times New Roman" w:eastAsia="Times New Roman"/>
+          <w:color w:val="181A1F"/>
+          <w:sz w:val="28"/>
+        </w:rPr>
         <w:t>Ответами к заданиям 1–16 являются последовательности цифр. Запишите ответ без пробелов и дополнительных символов.</w:t>
       </w:r>
     </w:p>
     <w:p>
+      <w:pPr>
+        <w:keepNext/>
+        <w:widowControl/>
+        <w:spacing w:line="240" w:lineRule="auto" w:after="0" w:before="120"/>
+      </w:pPr>
       <w:r>
         <w:rPr>
+          <w:rFonts w:ascii="Times New Roman" w:hAnsi="Times New Roman" w:eastAsia="Times New Roman"/>
           <w:b/>
-          <w:sz w:val="24"/>
+          <w:color w:val="181A1F"/>
+          <w:sz w:val="28"/>
         </w:rPr>
         <w:t>1.</w:t>
       </w:r>
     </w:p>
     <w:p>
+      <w:pPr>
+        <w:widowControl/>
+        <w:spacing w:line="240" w:lineRule="auto" w:after="0"/>
+      </w:pPr>
       <w:r>
         <w:rPr>
+          <w:rFonts w:ascii="Times New Roman" w:hAnsi="Times New Roman" w:eastAsia="Times New Roman"/>
           <w:b w:val="0"/>
           <w:i w:val="0"/>
+          <w:color w:val="181A1F"/>
+          <w:sz w:val="28"/>
         </w:rPr>
         <w:t>Ниже приведён перечень характеристик. Все они, за исключением двух, относятся к признакам демократического режима.</w:t>
       </w:r>
     </w:p>
     <w:p>
+      <w:pPr>
+        <w:widowControl/>
+        <w:spacing w:line="240" w:lineRule="auto" w:after="0"/>
+      </w:pPr>
       <w:r>
         <w:rPr>
+          <w:rFonts w:ascii="Times New Roman" w:hAnsi="Times New Roman" w:eastAsia="Times New Roman"/>
           <w:b w:val="0"/>
           <w:i w:val="0"/>
+          <w:color w:val="181A1F"/>
+          <w:sz w:val="28"/>
         </w:rPr>
         <w:t>1) политический плюрализм;</w:t>
       </w:r>
     </w:p>
     <w:p>
+      <w:pPr>
+        <w:widowControl/>
+        <w:spacing w:line="240" w:lineRule="auto" w:after="0"/>
+      </w:pPr>
       <w:r>
         <w:rPr>
+          <w:rFonts w:ascii="Times New Roman" w:hAnsi="Times New Roman" w:eastAsia="Times New Roman"/>
           <w:b w:val="0"/>
           <w:i w:val="0"/>
+          <w:color w:val="181A1F"/>
+          <w:sz w:val="28"/>
         </w:rPr>
         <w:t>2) принцип большинства при уважении интересов и прав меньшинства;</w:t>
       </w:r>
     </w:p>
     <w:p>
+      <w:pPr>
+        <w:widowControl/>
+        <w:spacing w:line="240" w:lineRule="auto" w:after="0"/>
+      </w:pPr>
       <w:r>
         <w:rPr>
+          <w:rFonts w:ascii="Times New Roman" w:hAnsi="Times New Roman" w:eastAsia="Times New Roman"/>
           <w:b w:val="0"/>
           <w:i w:val="0"/>
+          <w:color w:val="181A1F"/>
+          <w:sz w:val="28"/>
         </w:rPr>
         <w:t xml:space="preserve">3) федеративное устройство государства; </w:t>
       </w:r>
     </w:p>
     <w:p>
+      <w:pPr>
+        <w:widowControl/>
+        <w:spacing w:line="240" w:lineRule="auto" w:after="0"/>
+      </w:pPr>
       <w:r>
         <w:rPr>
+          <w:rFonts w:ascii="Times New Roman" w:hAnsi="Times New Roman" w:eastAsia="Times New Roman"/>
           <w:b w:val="0"/>
           <w:i w:val="0"/>
+          <w:color w:val="181A1F"/>
+          <w:sz w:val="28"/>
         </w:rPr>
         <w:t xml:space="preserve">4) реализация на практике принципа разделения властей; </w:t>
       </w:r>
     </w:p>
     <w:p>
+      <w:pPr>
+        <w:widowControl/>
+        <w:spacing w:line="240" w:lineRule="auto" w:after="0"/>
+      </w:pPr>
       <w:r>
         <w:rPr>
+          <w:rFonts w:ascii="Times New Roman" w:hAnsi="Times New Roman" w:eastAsia="Times New Roman"/>
           <w:b w:val="0"/>
           <w:i w:val="0"/>
+          <w:color w:val="181A1F"/>
+          <w:sz w:val="28"/>
         </w:rPr>
         <w:t xml:space="preserve">5) монопольное право государства на правотворчество; </w:t>
       </w:r>
     </w:p>
     <w:p>
+      <w:pPr>
+        <w:widowControl/>
+        <w:spacing w:line="240" w:lineRule="auto" w:after="0"/>
+      </w:pPr>
       <w:r>
         <w:rPr>
+          <w:rFonts w:ascii="Times New Roman" w:hAnsi="Times New Roman" w:eastAsia="Times New Roman"/>
           <w:b w:val="0"/>
           <w:i w:val="0"/>
+          <w:color w:val="181A1F"/>
+          <w:sz w:val="28"/>
         </w:rPr>
         <w:t>6) открытость деятельности политических институтов.</w:t>
       </w:r>
     </w:p>
     <w:p>
+      <w:pPr>
+        <w:widowControl/>
+        <w:spacing w:line="240" w:lineRule="auto" w:after="0"/>
+      </w:pPr>
       <w:r>
         <w:rPr>
+          <w:rFonts w:ascii="Times New Roman" w:hAnsi="Times New Roman" w:eastAsia="Times New Roman"/>
           <w:b w:val="0"/>
           <w:i w:val="0"/>
+          <w:color w:val="181A1F"/>
+          <w:sz w:val="28"/>
         </w:rPr>
         <w:t>Найдите две характеристики, «выпадающие» из общего ряда, и запишите в таблицу цифры, под которыми они указаны.</w:t>
       </w:r>
     </w:p>
     <w:p>
-      <w:r>
-        <w:t>Ответ: ______________________________</w:t>
-      </w:r>
-    </w:p>
-    <w:p>
+      <w:pPr>
+        <w:keepNext/>
+        <w:widowControl/>
+        <w:spacing w:line="240" w:lineRule="auto" w:after="0" w:before="120"/>
+      </w:pPr>
       <w:r>
         <w:rPr>
+          <w:rFonts w:ascii="Times New Roman" w:hAnsi="Times New Roman" w:eastAsia="Times New Roman"/>
           <w:b/>
-          <w:sz w:val="24"/>
+          <w:color w:val="181A1F"/>
+          <w:sz w:val="28"/>
         </w:rPr>
         <w:t>2.</w:t>
       </w:r>
     </w:p>
     <w:p>
+      <w:pPr>
+        <w:widowControl/>
+        <w:spacing w:line="240" w:lineRule="auto" w:after="0"/>
+      </w:pPr>
       <w:r>
         <w:rPr>
+          <w:rFonts w:ascii="Times New Roman" w:hAnsi="Times New Roman" w:eastAsia="Times New Roman"/>
           <w:b w:val="0"/>
           <w:i w:val="0"/>
+          <w:color w:val="181A1F"/>
+          <w:sz w:val="28"/>
         </w:rPr>
         <w:t>Выберите верные суждения о политических режимах и запишите цифры, под которыми они указаны.</w:t>
       </w:r>
     </w:p>
     <w:p>
+      <w:pPr>
+        <w:widowControl/>
+        <w:spacing w:line="240" w:lineRule="auto" w:after="0"/>
+      </w:pPr>
       <w:r>
         <w:rPr>
+          <w:rFonts w:ascii="Times New Roman" w:hAnsi="Times New Roman" w:eastAsia="Times New Roman"/>
           <w:b w:val="0"/>
           <w:i w:val="0"/>
+          <w:color w:val="181A1F"/>
+          <w:sz w:val="28"/>
         </w:rPr>
         <w:t>1) К характеристикам политического режима относят методы принятия политических решений.</w:t>
       </w:r>
     </w:p>
     <w:p>
+      <w:pPr>
+        <w:widowControl/>
+        <w:spacing w:line="240" w:lineRule="auto" w:after="0"/>
+      </w:pPr>
       <w:r>
         <w:rPr>
+          <w:rFonts w:ascii="Times New Roman" w:hAnsi="Times New Roman" w:eastAsia="Times New Roman"/>
           <w:b w:val="0"/>
           <w:i w:val="0"/>
+          <w:color w:val="181A1F"/>
+          <w:sz w:val="28"/>
         </w:rPr>
         <w:t xml:space="preserve">2) К признакам политического режима относят порядок распределения власти между различными социальными силами и выражающими их интересы политическими организациями. </w:t>
       </w:r>
     </w:p>
     <w:p>
+      <w:pPr>
+        <w:widowControl/>
+        <w:spacing w:line="240" w:lineRule="auto" w:after="0"/>
+      </w:pPr>
       <w:r>
         <w:rPr>
+          <w:rFonts w:ascii="Times New Roman" w:hAnsi="Times New Roman" w:eastAsia="Times New Roman"/>
           <w:b w:val="0"/>
           <w:i w:val="0"/>
+          <w:color w:val="181A1F"/>
+          <w:sz w:val="28"/>
         </w:rPr>
         <w:t xml:space="preserve">3) Тип политического режима определяется состоянием прав и свобод человека. </w:t>
       </w:r>
     </w:p>
     <w:p>
+      <w:pPr>
+        <w:widowControl/>
+        <w:spacing w:line="240" w:lineRule="auto" w:after="0"/>
+      </w:pPr>
       <w:r>
         <w:rPr>
+          <w:rFonts w:ascii="Times New Roman" w:hAnsi="Times New Roman" w:eastAsia="Times New Roman"/>
           <w:b w:val="0"/>
           <w:i w:val="0"/>
+          <w:color w:val="181A1F"/>
+          <w:sz w:val="28"/>
         </w:rPr>
         <w:t>4) Тоталитарный режим от демократического отличает наличие профессионального аппарата управления (бюрократии).</w:t>
       </w:r>
     </w:p>
     <w:p>
+      <w:pPr>
+        <w:widowControl/>
+        <w:spacing w:line="240" w:lineRule="auto" w:after="0"/>
+      </w:pPr>
       <w:r>
         <w:rPr>
+          <w:rFonts w:ascii="Times New Roman" w:hAnsi="Times New Roman" w:eastAsia="Times New Roman"/>
           <w:b w:val="0"/>
           <w:i w:val="0"/>
+          <w:color w:val="181A1F"/>
+          <w:sz w:val="28"/>
         </w:rPr>
         <w:t xml:space="preserve">5) Политическому режиму любого типа свойственна реализация принципа разделения властей. </w:t>
       </w:r>
     </w:p>
     <w:p>
-      <w:r>
-        <w:t>Ответ: ______________________________</w:t>
-      </w:r>
-    </w:p>
-    <w:p>
+      <w:pPr>
+        <w:keepNext/>
+        <w:widowControl/>
+        <w:spacing w:line="240" w:lineRule="auto" w:after="0" w:before="120"/>
+      </w:pPr>
       <w:r>
         <w:rPr>
+          <w:rFonts w:ascii="Times New Roman" w:hAnsi="Times New Roman" w:eastAsia="Times New Roman"/>
           <w:b/>
-          <w:sz w:val="24"/>
+          <w:color w:val="181A1F"/>
+          <w:sz w:val="28"/>
         </w:rPr>
         <w:t>3.</w:t>
       </w:r>
     </w:p>
     <w:p>
+      <w:pPr>
+        <w:widowControl/>
+        <w:spacing w:line="240" w:lineRule="auto" w:after="0"/>
+      </w:pPr>
       <w:r>
         <w:rPr>
+          <w:rFonts w:ascii="Times New Roman" w:hAnsi="Times New Roman" w:eastAsia="Times New Roman"/>
           <w:b w:val="0"/>
           <w:i w:val="0"/>
+          <w:color w:val="181A1F"/>
+          <w:sz w:val="28"/>
         </w:rPr>
         <w:t>Ниже приведён перечень типов политических партий. Все они, за исключением двух, относятся к типам политических партий, выделяемых по идеологическому принципу.</w:t>
       </w:r>
     </w:p>
     <w:p>
+      <w:pPr>
+        <w:widowControl/>
+        <w:spacing w:line="240" w:lineRule="auto" w:after="0"/>
+      </w:pPr>
       <w:r>
         <w:rPr>
+          <w:rFonts w:ascii="Times New Roman" w:hAnsi="Times New Roman" w:eastAsia="Times New Roman"/>
           <w:b w:val="0"/>
           <w:i w:val="0"/>
+          <w:color w:val="181A1F"/>
+          <w:sz w:val="28"/>
         </w:rPr>
         <w:t>1) либеральная;</w:t>
       </w:r>
     </w:p>
     <w:p>
+      <w:pPr>
+        <w:widowControl/>
+        <w:spacing w:line="240" w:lineRule="auto" w:after="0"/>
+      </w:pPr>
       <w:r>
         <w:rPr>
+          <w:rFonts w:ascii="Times New Roman" w:hAnsi="Times New Roman" w:eastAsia="Times New Roman"/>
           <w:b w:val="0"/>
           <w:i w:val="0"/>
+          <w:color w:val="181A1F"/>
+          <w:sz w:val="28"/>
         </w:rPr>
         <w:t>2) консервативная;</w:t>
       </w:r>
     </w:p>
     <w:p>
+      <w:pPr>
+        <w:widowControl/>
+        <w:spacing w:line="240" w:lineRule="auto" w:after="0"/>
+      </w:pPr>
       <w:r>
         <w:rPr>
+          <w:rFonts w:ascii="Times New Roman" w:hAnsi="Times New Roman" w:eastAsia="Times New Roman"/>
           <w:b w:val="0"/>
           <w:i w:val="0"/>
+          <w:color w:val="181A1F"/>
+          <w:sz w:val="28"/>
         </w:rPr>
         <w:t>3) легальная;</w:t>
       </w:r>
     </w:p>
     <w:p>
+      <w:pPr>
+        <w:widowControl/>
+        <w:spacing w:line="240" w:lineRule="auto" w:after="0"/>
+      </w:pPr>
       <w:r>
         <w:rPr>
+          <w:rFonts w:ascii="Times New Roman" w:hAnsi="Times New Roman" w:eastAsia="Times New Roman"/>
           <w:b w:val="0"/>
           <w:i w:val="0"/>
+          <w:color w:val="181A1F"/>
+          <w:sz w:val="28"/>
         </w:rPr>
         <w:t>4) социалистическая;</w:t>
       </w:r>
     </w:p>
     <w:p>
+      <w:pPr>
+        <w:widowControl/>
+        <w:spacing w:line="240" w:lineRule="auto" w:after="0"/>
+      </w:pPr>
       <w:r>
         <w:rPr>
+          <w:rFonts w:ascii="Times New Roman" w:hAnsi="Times New Roman" w:eastAsia="Times New Roman"/>
           <w:b w:val="0"/>
           <w:i w:val="0"/>
+          <w:color w:val="181A1F"/>
+          <w:sz w:val="28"/>
         </w:rPr>
         <w:t>5) оппозиционная;</w:t>
       </w:r>
     </w:p>
     <w:p>
+      <w:pPr>
+        <w:widowControl/>
+        <w:spacing w:line="240" w:lineRule="auto" w:after="0"/>
+      </w:pPr>
       <w:r>
         <w:rPr>
+          <w:rFonts w:ascii="Times New Roman" w:hAnsi="Times New Roman" w:eastAsia="Times New Roman"/>
           <w:b w:val="0"/>
           <w:i w:val="0"/>
+          <w:color w:val="181A1F"/>
+          <w:sz w:val="28"/>
         </w:rPr>
         <w:t>6) коммунистическая.</w:t>
       </w:r>
     </w:p>
     <w:p>
+      <w:pPr>
+        <w:widowControl/>
+        <w:spacing w:line="240" w:lineRule="auto" w:after="0"/>
+      </w:pPr>
       <w:r>
         <w:rPr>
+          <w:rFonts w:ascii="Times New Roman" w:hAnsi="Times New Roman" w:eastAsia="Times New Roman"/>
           <w:b w:val="0"/>
           <w:i w:val="0"/>
+          <w:color w:val="181A1F"/>
+          <w:sz w:val="28"/>
         </w:rPr>
         <w:t>Найдите два термина, «выпадающих» из общего ряда, и запишите в таблицу цифры, под которыми они указаны.</w:t>
       </w:r>
     </w:p>
     <w:p>
-      <w:r>
-        <w:t>Ответ: ______________________________</w:t>
-      </w:r>
-    </w:p>
-    <w:p>
+      <w:pPr>
+        <w:keepNext/>
+        <w:widowControl/>
+        <w:spacing w:line="240" w:lineRule="auto" w:after="0" w:before="120"/>
+      </w:pPr>
       <w:r>
         <w:rPr>
+          <w:rFonts w:ascii="Times New Roman" w:hAnsi="Times New Roman" w:eastAsia="Times New Roman"/>
           <w:b/>
-          <w:sz w:val="24"/>
+          <w:color w:val="181A1F"/>
+          <w:sz w:val="28"/>
         </w:rPr>
         <w:t>4.</w:t>
       </w:r>
     </w:p>
     <w:p>
+      <w:pPr>
+        <w:widowControl/>
+        <w:spacing w:line="240" w:lineRule="auto" w:after="0"/>
+      </w:pPr>
       <w:r>
         <w:rPr>
+          <w:rFonts w:ascii="Times New Roman" w:hAnsi="Times New Roman" w:eastAsia="Times New Roman"/>
           <w:b w:val="0"/>
           <w:i w:val="0"/>
+          <w:color w:val="181A1F"/>
+          <w:sz w:val="28"/>
         </w:rPr>
         <w:t>Выберите верные суждения о политических режимах и запишите цифры, под которыми они указаны.</w:t>
       </w:r>
     </w:p>
     <w:p>
+      <w:pPr>
+        <w:widowControl/>
+        <w:spacing w:line="240" w:lineRule="auto" w:after="0"/>
+      </w:pPr>
       <w:r>
         <w:rPr>
+          <w:rFonts w:ascii="Times New Roman" w:hAnsi="Times New Roman" w:eastAsia="Times New Roman"/>
           <w:b w:val="0"/>
           <w:i w:val="0"/>
+          <w:color w:val="181A1F"/>
+          <w:sz w:val="28"/>
         </w:rPr>
         <w:t>1) К признакам политического режима относят систему методов осуществления политической власти.</w:t>
       </w:r>
     </w:p>
     <w:p>
+      <w:pPr>
+        <w:widowControl/>
+        <w:spacing w:line="240" w:lineRule="auto" w:after="0"/>
+      </w:pPr>
       <w:r>
         <w:rPr>
+          <w:rFonts w:ascii="Times New Roman" w:hAnsi="Times New Roman" w:eastAsia="Times New Roman"/>
           <w:b w:val="0"/>
           <w:i w:val="0"/>
+          <w:color w:val="181A1F"/>
+          <w:sz w:val="28"/>
         </w:rPr>
         <w:t>2) Политические режимы различаются в зависимости от наличия или отсутствия политических партий в обществе, существования оппозиции, её статуса и взаимоотношений с государственной властью.</w:t>
       </w:r>
     </w:p>
     <w:p>
+      <w:pPr>
+        <w:widowControl/>
+        <w:spacing w:line="240" w:lineRule="auto" w:after="0"/>
+      </w:pPr>
       <w:r>
         <w:rPr>
+          <w:rFonts w:ascii="Times New Roman" w:hAnsi="Times New Roman" w:eastAsia="Times New Roman"/>
           <w:b w:val="0"/>
           <w:i w:val="0"/>
+          <w:color w:val="181A1F"/>
+          <w:sz w:val="28"/>
         </w:rPr>
         <w:t>3) Тип политического режима определяется состоянием прав и свобод человека в обществе, развитостью общественно-политических традиций.</w:t>
       </w:r>
     </w:p>
     <w:p>
+      <w:pPr>
+        <w:widowControl/>
+        <w:spacing w:line="240" w:lineRule="auto" w:after="0"/>
+      </w:pPr>
       <w:r>
         <w:rPr>
+          <w:rFonts w:ascii="Times New Roman" w:hAnsi="Times New Roman" w:eastAsia="Times New Roman"/>
           <w:b w:val="0"/>
           <w:i w:val="0"/>
+          <w:color w:val="181A1F"/>
+          <w:sz w:val="28"/>
         </w:rPr>
         <w:t>4) Наличие суверенитета — отличительная черта демократического государства.</w:t>
       </w:r>
     </w:p>
     <w:p>
+      <w:pPr>
+        <w:widowControl/>
+        <w:spacing w:line="240" w:lineRule="auto" w:after="0"/>
+      </w:pPr>
       <w:r>
         <w:rPr>
+          <w:rFonts w:ascii="Times New Roman" w:hAnsi="Times New Roman" w:eastAsia="Times New Roman"/>
           <w:b w:val="0"/>
           <w:i w:val="0"/>
+          <w:color w:val="181A1F"/>
+          <w:sz w:val="28"/>
         </w:rPr>
         <w:t>5) Особенностью тоталитарного режима является реализация на практике принципа верховенства права.</w:t>
       </w:r>
     </w:p>
     <w:p>
-      <w:r>
-        <w:t>Ответ: ______________________________</w:t>
-      </w:r>
-    </w:p>
-    <w:p>
+      <w:pPr>
+        <w:keepNext/>
+        <w:widowControl/>
+        <w:spacing w:line="240" w:lineRule="auto" w:after="0" w:before="120"/>
+      </w:pPr>
       <w:r>
         <w:rPr>
+          <w:rFonts w:ascii="Times New Roman" w:hAnsi="Times New Roman" w:eastAsia="Times New Roman"/>
           <w:b/>
-          <w:sz w:val="24"/>
+          <w:color w:val="181A1F"/>
+          <w:sz w:val="28"/>
         </w:rPr>
         <w:t>5.</w:t>
       </w:r>
     </w:p>
     <w:p>
+      <w:pPr>
+        <w:widowControl/>
+        <w:spacing w:line="240" w:lineRule="auto" w:after="0"/>
+      </w:pPr>
       <w:r>
         <w:rPr>
+          <w:rFonts w:ascii="Times New Roman" w:hAnsi="Times New Roman" w:eastAsia="Times New Roman"/>
           <w:b w:val="0"/>
           <w:i w:val="0"/>
+          <w:color w:val="181A1F"/>
+          <w:sz w:val="28"/>
         </w:rPr>
         <w:t>Выберите верные суждения о гражданском обществе и запишите цифры, под которыми они указаны.</w:t>
       </w:r>
     </w:p>
     <w:p>
+      <w:pPr>
+        <w:widowControl/>
+        <w:spacing w:line="240" w:lineRule="auto" w:after="0"/>
+      </w:pPr>
       <w:r>
         <w:rPr>
+          <w:rFonts w:ascii="Times New Roman" w:hAnsi="Times New Roman" w:eastAsia="Times New Roman"/>
           <w:b w:val="0"/>
           <w:i w:val="0"/>
+          <w:color w:val="181A1F"/>
+          <w:sz w:val="28"/>
         </w:rPr>
         <w:t>1) В широком смысле гражданское общество включает часть общества, непосредственно связанную с государством, его структурами.</w:t>
       </w:r>
     </w:p>
     <w:p>
+      <w:pPr>
+        <w:widowControl/>
+        <w:spacing w:line="240" w:lineRule="auto" w:after="0"/>
+      </w:pPr>
       <w:r>
         <w:rPr>
+          <w:rFonts w:ascii="Times New Roman" w:hAnsi="Times New Roman" w:eastAsia="Times New Roman"/>
           <w:b w:val="0"/>
           <w:i w:val="0"/>
+          <w:color w:val="181A1F"/>
+          <w:sz w:val="28"/>
         </w:rPr>
         <w:t>2) Гражданское общество — это сфера распространения частных интересов и индивидуализма.</w:t>
       </w:r>
     </w:p>
     <w:p>
+      <w:pPr>
+        <w:widowControl/>
+        <w:spacing w:line="240" w:lineRule="auto" w:after="0"/>
+      </w:pPr>
       <w:r>
         <w:rPr>
+          <w:rFonts w:ascii="Times New Roman" w:hAnsi="Times New Roman" w:eastAsia="Times New Roman"/>
           <w:b w:val="0"/>
           <w:i w:val="0"/>
+          <w:color w:val="181A1F"/>
+          <w:sz w:val="28"/>
         </w:rPr>
         <w:t>3) Гражданское общество имеет свои внутренние источники саморазвития, независимые от государства.</w:t>
       </w:r>
     </w:p>
     <w:p>
+      <w:pPr>
+        <w:widowControl/>
+        <w:spacing w:line="240" w:lineRule="auto" w:after="0"/>
+      </w:pPr>
       <w:r>
         <w:rPr>
+          <w:rFonts w:ascii="Times New Roman" w:hAnsi="Times New Roman" w:eastAsia="Times New Roman"/>
           <w:b w:val="0"/>
           <w:i w:val="0"/>
+          <w:color w:val="181A1F"/>
+          <w:sz w:val="28"/>
         </w:rPr>
         <w:t>4) Цель функционирования современного гражданского общества заключается в удовлетворении материальных и духовных потребностей человека, в создании условий, обеспечивающих ему достойную жизнь и свободное развитие.</w:t>
       </w:r>
     </w:p>
     <w:p>
+      <w:pPr>
+        <w:widowControl/>
+        <w:spacing w:line="240" w:lineRule="auto" w:after="0"/>
+      </w:pPr>
       <w:r>
         <w:rPr>
+          <w:rFonts w:ascii="Times New Roman" w:hAnsi="Times New Roman" w:eastAsia="Times New Roman"/>
           <w:b w:val="0"/>
           <w:i w:val="0"/>
+          <w:color w:val="181A1F"/>
+          <w:sz w:val="28"/>
         </w:rPr>
         <w:t>5) Экономическая база гражданского общества — плановая экономика.</w:t>
       </w:r>
     </w:p>
     <w:p>
-      <w:r>
-        <w:t>Ответ: ______________________________</w:t>
-      </w:r>
-    </w:p>
-    <w:p>
+      <w:pPr>
+        <w:keepNext/>
+        <w:widowControl/>
+        <w:spacing w:line="240" w:lineRule="auto" w:after="0" w:before="120"/>
+      </w:pPr>
       <w:r>
         <w:rPr>
+          <w:rFonts w:ascii="Times New Roman" w:hAnsi="Times New Roman" w:eastAsia="Times New Roman"/>
           <w:b/>
-          <w:sz w:val="24"/>
+          <w:color w:val="181A1F"/>
+          <w:sz w:val="28"/>
         </w:rPr>
         <w:t>6.</w:t>
       </w:r>
     </w:p>
     <w:p>
+      <w:pPr>
+        <w:widowControl/>
+        <w:spacing w:line="240" w:lineRule="auto" w:after="0"/>
+      </w:pPr>
       <w:r>
         <w:rPr>
+          <w:rFonts w:ascii="Times New Roman" w:hAnsi="Times New Roman" w:eastAsia="Times New Roman"/>
           <w:b w:val="0"/>
           <w:i w:val="0"/>
+          <w:color w:val="181A1F"/>
+          <w:sz w:val="28"/>
         </w:rPr>
         <w:t>Выберите верные суждения о политическом лидере и запишите цифры, под которыми они указаны.</w:t>
       </w:r>
     </w:p>
     <w:p>
+      <w:pPr>
+        <w:widowControl/>
+        <w:spacing w:line="240" w:lineRule="auto" w:after="0"/>
+      </w:pPr>
       <w:r>
         <w:rPr>
+          <w:rFonts w:ascii="Times New Roman" w:hAnsi="Times New Roman" w:eastAsia="Times New Roman"/>
           <w:b w:val="0"/>
           <w:i w:val="0"/>
+          <w:color w:val="181A1F"/>
+          <w:sz w:val="28"/>
         </w:rPr>
         <w:t>1) По отношению лидера к подчинённым различают харизматический и традиционный типы лидерства.</w:t>
       </w:r>
     </w:p>
     <w:p>
+      <w:pPr>
+        <w:widowControl/>
+        <w:spacing w:line="240" w:lineRule="auto" w:after="0"/>
+      </w:pPr>
       <w:r>
         <w:rPr>
+          <w:rFonts w:ascii="Times New Roman" w:hAnsi="Times New Roman" w:eastAsia="Times New Roman"/>
           <w:b w:val="0"/>
           <w:i w:val="0"/>
+          <w:color w:val="181A1F"/>
+          <w:sz w:val="28"/>
         </w:rPr>
         <w:t>2) Степень влияния лидеров, результативность их деятельности зависят только от характера среды, в которой они действуют.</w:t>
       </w:r>
     </w:p>
     <w:p>
+      <w:pPr>
+        <w:widowControl/>
+        <w:spacing w:line="240" w:lineRule="auto" w:after="0"/>
+      </w:pPr>
       <w:r>
         <w:rPr>
+          <w:rFonts w:ascii="Times New Roman" w:hAnsi="Times New Roman" w:eastAsia="Times New Roman"/>
           <w:b w:val="0"/>
           <w:i w:val="0"/>
+          <w:color w:val="181A1F"/>
+          <w:sz w:val="28"/>
         </w:rPr>
         <w:t>3) Политический лидер вырабатывает политический курс, отражающий реалии жизни общества.</w:t>
       </w:r>
     </w:p>
     <w:p>
+      <w:pPr>
+        <w:widowControl/>
+        <w:spacing w:line="240" w:lineRule="auto" w:after="0"/>
+      </w:pPr>
       <w:r>
         <w:rPr>
+          <w:rFonts w:ascii="Times New Roman" w:hAnsi="Times New Roman" w:eastAsia="Times New Roman"/>
           <w:b w:val="0"/>
           <w:i w:val="0"/>
+          <w:color w:val="181A1F"/>
+          <w:sz w:val="28"/>
         </w:rPr>
         <w:t>4) Политический лидер определяет способы решения политических задач.</w:t>
       </w:r>
     </w:p>
     <w:p>
+      <w:pPr>
+        <w:widowControl/>
+        <w:spacing w:line="240" w:lineRule="auto" w:after="0"/>
+      </w:pPr>
       <w:r>
         <w:rPr>
+          <w:rFonts w:ascii="Times New Roman" w:hAnsi="Times New Roman" w:eastAsia="Times New Roman"/>
           <w:b w:val="0"/>
           <w:i w:val="0"/>
+          <w:color w:val="181A1F"/>
+          <w:sz w:val="28"/>
         </w:rPr>
         <w:t>5) Политический лидер призван выполнять интегративную функцию.</w:t>
       </w:r>
     </w:p>
     <w:p>
-      <w:r>
-        <w:t>Ответ: ______________________________</w:t>
-      </w:r>
-    </w:p>
-    <w:p>
+      <w:pPr>
+        <w:keepNext/>
+        <w:widowControl/>
+        <w:spacing w:line="240" w:lineRule="auto" w:after="0" w:before="120"/>
+      </w:pPr>
       <w:r>
         <w:rPr>
+          <w:rFonts w:ascii="Times New Roman" w:hAnsi="Times New Roman" w:eastAsia="Times New Roman"/>
           <w:b/>
-          <w:sz w:val="24"/>
+          <w:color w:val="181A1F"/>
+          <w:sz w:val="28"/>
         </w:rPr>
         <w:t>7.</w:t>
       </w:r>
     </w:p>
     <w:p>
+      <w:pPr>
+        <w:widowControl/>
+        <w:spacing w:line="240" w:lineRule="auto" w:after="0"/>
+      </w:pPr>
       <w:r>
         <w:rPr>
+          <w:rFonts w:ascii="Times New Roman" w:hAnsi="Times New Roman" w:eastAsia="Times New Roman"/>
           <w:b w:val="0"/>
           <w:i w:val="0"/>
+          <w:color w:val="181A1F"/>
+          <w:sz w:val="28"/>
         </w:rPr>
         <w:t>Выберите верные суждения о политической системе общества и запишите цифры, под которыми они указаны.</w:t>
       </w:r>
     </w:p>
     <w:p>
+      <w:pPr>
+        <w:widowControl/>
+        <w:spacing w:line="240" w:lineRule="auto" w:after="0"/>
+      </w:pPr>
       <w:r>
         <w:rPr>
+          <w:rFonts w:ascii="Times New Roman" w:hAnsi="Times New Roman" w:eastAsia="Times New Roman"/>
           <w:b w:val="0"/>
           <w:i w:val="0"/>
+          <w:color w:val="181A1F"/>
+          <w:sz w:val="28"/>
         </w:rPr>
         <w:t xml:space="preserve">1) В зависимости от объекта власти различают прогрессивные и регрессивные политические системы общества. </w:t>
       </w:r>
     </w:p>
     <w:p>
+      <w:pPr>
+        <w:widowControl/>
+        <w:spacing w:line="240" w:lineRule="auto" w:after="0"/>
+      </w:pPr>
       <w:r>
         <w:rPr>
+          <w:rFonts w:ascii="Times New Roman" w:hAnsi="Times New Roman" w:eastAsia="Times New Roman"/>
           <w:b w:val="0"/>
           <w:i w:val="0"/>
+          <w:color w:val="181A1F"/>
+          <w:sz w:val="28"/>
         </w:rPr>
         <w:t xml:space="preserve">2) Все элементы политической системы находятся в постоянном взаимодействии. </w:t>
       </w:r>
     </w:p>
     <w:p>
+      <w:pPr>
+        <w:widowControl/>
+        <w:spacing w:line="240" w:lineRule="auto" w:after="0"/>
+      </w:pPr>
       <w:r>
         <w:rPr>
+          <w:rFonts w:ascii="Times New Roman" w:hAnsi="Times New Roman" w:eastAsia="Times New Roman"/>
           <w:b w:val="0"/>
           <w:i w:val="0"/>
+          <w:color w:val="181A1F"/>
+          <w:sz w:val="28"/>
         </w:rPr>
         <w:t xml:space="preserve">3) Основной системообразующий элемент, объединяющий все остальные элементы политической системы, — государство. </w:t>
       </w:r>
     </w:p>
     <w:p>
+      <w:pPr>
+        <w:widowControl/>
+        <w:spacing w:line="240" w:lineRule="auto" w:after="0"/>
+      </w:pPr>
       <w:r>
         <w:rPr>
+          <w:rFonts w:ascii="Times New Roman" w:hAnsi="Times New Roman" w:eastAsia="Times New Roman"/>
           <w:b w:val="0"/>
           <w:i w:val="0"/>
+          <w:color w:val="181A1F"/>
+          <w:sz w:val="28"/>
         </w:rPr>
         <w:t xml:space="preserve">4) Политическая система общества обеспечивает стабильность и безопасность в обществе. </w:t>
       </w:r>
     </w:p>
     <w:p>
+      <w:pPr>
+        <w:widowControl/>
+        <w:spacing w:line="240" w:lineRule="auto" w:after="0"/>
+      </w:pPr>
       <w:r>
         <w:rPr>
+          <w:rFonts w:ascii="Times New Roman" w:hAnsi="Times New Roman" w:eastAsia="Times New Roman"/>
           <w:b w:val="0"/>
           <w:i w:val="0"/>
+          <w:color w:val="181A1F"/>
+          <w:sz w:val="28"/>
         </w:rPr>
         <w:t>5) К коммуникативному компоненту политической системы общества относятся политические идеи, взгляды, представления, убеждения и чувства участников политической деятельности.</w:t>
       </w:r>
     </w:p>
     <w:p>
-      <w:r>
-        <w:t>Ответ: ______________________________</w:t>
-      </w:r>
-    </w:p>
-    <w:p>
+      <w:pPr>
+        <w:keepNext/>
+        <w:widowControl/>
+        <w:spacing w:line="240" w:lineRule="auto" w:after="0" w:before="120"/>
+      </w:pPr>
       <w:r>
         <w:rPr>
+          <w:rFonts w:ascii="Times New Roman" w:hAnsi="Times New Roman" w:eastAsia="Times New Roman"/>
           <w:b/>
-          <w:sz w:val="24"/>
+          <w:color w:val="181A1F"/>
+          <w:sz w:val="28"/>
         </w:rPr>
         <w:t>8.</w:t>
       </w:r>
     </w:p>
     <w:p>
+      <w:pPr>
+        <w:widowControl/>
+        <w:spacing w:line="240" w:lineRule="auto" w:after="0"/>
+      </w:pPr>
       <w:r>
         <w:rPr>
+          <w:rFonts w:ascii="Times New Roman" w:hAnsi="Times New Roman" w:eastAsia="Times New Roman"/>
           <w:b w:val="0"/>
           <w:i w:val="0"/>
+          <w:color w:val="181A1F"/>
+          <w:sz w:val="28"/>
         </w:rPr>
         <w:t>Выберите верные суждения о политической системе общества и запишите цифры, под которыми они указаны.</w:t>
       </w:r>
     </w:p>
     <w:p>
+      <w:pPr>
+        <w:widowControl/>
+        <w:spacing w:line="240" w:lineRule="auto" w:after="0"/>
+      </w:pPr>
       <w:r>
         <w:rPr>
+          <w:rFonts w:ascii="Times New Roman" w:hAnsi="Times New Roman" w:eastAsia="Times New Roman"/>
           <w:b w:val="0"/>
           <w:i w:val="0"/>
+          <w:color w:val="181A1F"/>
+          <w:sz w:val="28"/>
         </w:rPr>
         <w:t>1) Политическая система общества определяет возможности социально-политической деятельности граждан и организаций.</w:t>
       </w:r>
     </w:p>
     <w:p>
+      <w:pPr>
+        <w:widowControl/>
+        <w:spacing w:line="240" w:lineRule="auto" w:after="0"/>
+      </w:pPr>
       <w:r>
         <w:rPr>
+          <w:rFonts w:ascii="Times New Roman" w:hAnsi="Times New Roman" w:eastAsia="Times New Roman"/>
           <w:b w:val="0"/>
           <w:i w:val="0"/>
+          <w:color w:val="181A1F"/>
+          <w:sz w:val="28"/>
         </w:rPr>
         <w:t>2) B состав политической системы общества могут входить общественные организации.</w:t>
       </w:r>
     </w:p>
     <w:p>
+      <w:pPr>
+        <w:widowControl/>
+        <w:spacing w:line="240" w:lineRule="auto" w:after="0"/>
+      </w:pPr>
       <w:r>
         <w:rPr>
+          <w:rFonts w:ascii="Times New Roman" w:hAnsi="Times New Roman" w:eastAsia="Times New Roman"/>
           <w:b w:val="0"/>
           <w:i w:val="0"/>
+          <w:color w:val="181A1F"/>
+          <w:sz w:val="28"/>
         </w:rPr>
         <w:t>3) Политическая система осуществляет регулирование политического процесса.</w:t>
       </w:r>
     </w:p>
     <w:p>
+      <w:pPr>
+        <w:widowControl/>
+        <w:spacing w:line="240" w:lineRule="auto" w:after="0"/>
+      </w:pPr>
       <w:r>
         <w:rPr>
+          <w:rFonts w:ascii="Times New Roman" w:hAnsi="Times New Roman" w:eastAsia="Times New Roman"/>
           <w:b w:val="0"/>
           <w:i w:val="0"/>
+          <w:color w:val="181A1F"/>
+          <w:sz w:val="28"/>
         </w:rPr>
         <w:t>4) Политологи различают мажоритарные и пропорциональные политические системы.</w:t>
       </w:r>
     </w:p>
     <w:p>
+      <w:pPr>
+        <w:widowControl/>
+        <w:spacing w:line="240" w:lineRule="auto" w:after="0"/>
+      </w:pPr>
       <w:r>
         <w:rPr>
+          <w:rFonts w:ascii="Times New Roman" w:hAnsi="Times New Roman" w:eastAsia="Times New Roman"/>
           <w:b w:val="0"/>
           <w:i w:val="0"/>
+          <w:color w:val="181A1F"/>
+          <w:sz w:val="28"/>
         </w:rPr>
         <w:t>5) Социальные нормы (правовые, политические, нравственные и т. п.) относятся к институциональной (организационной) подсистеме политической системы.</w:t>
       </w:r>
     </w:p>
     <w:p>
-      <w:r>
-        <w:t>Ответ: ______________________________</w:t>
-      </w:r>
-    </w:p>
-    <w:p>
+      <w:pPr>
+        <w:keepNext/>
+        <w:widowControl/>
+        <w:spacing w:line="240" w:lineRule="auto" w:after="0" w:before="120"/>
+      </w:pPr>
       <w:r>
         <w:rPr>
+          <w:rFonts w:ascii="Times New Roman" w:hAnsi="Times New Roman" w:eastAsia="Times New Roman"/>
           <w:b/>
-          <w:sz w:val="24"/>
+          <w:color w:val="181A1F"/>
+          <w:sz w:val="28"/>
         </w:rPr>
         <w:t>9.</w:t>
       </w:r>
     </w:p>
     <w:p>
+      <w:pPr>
+        <w:widowControl/>
+        <w:spacing w:line="240" w:lineRule="auto" w:after="0"/>
+      </w:pPr>
       <w:r>
         <w:rPr>
+          <w:rFonts w:ascii="Times New Roman" w:hAnsi="Times New Roman" w:eastAsia="Times New Roman"/>
           <w:b w:val="0"/>
           <w:i w:val="0"/>
+          <w:color w:val="181A1F"/>
+          <w:sz w:val="28"/>
         </w:rPr>
         <w:t>Ниже приведён ряд терминов. Все они, за исключением двух, относятся к признакам государства любого типа.</w:t>
       </w:r>
     </w:p>
     <w:p>
+      <w:pPr>
+        <w:widowControl/>
+        <w:spacing w:line="240" w:lineRule="auto" w:after="0"/>
+      </w:pPr>
       <w:r>
         <w:rPr>
+          <w:rFonts w:ascii="Times New Roman" w:hAnsi="Times New Roman" w:eastAsia="Times New Roman"/>
           <w:b w:val="0"/>
           <w:i w:val="0"/>
+          <w:color w:val="181A1F"/>
+          <w:sz w:val="28"/>
         </w:rPr>
         <w:t xml:space="preserve">1) суверенитет; </w:t>
       </w:r>
     </w:p>
     <w:p>
+      <w:pPr>
+        <w:widowControl/>
+        <w:spacing w:line="240" w:lineRule="auto" w:after="0"/>
+      </w:pPr>
       <w:r>
         <w:rPr>
+          <w:rFonts w:ascii="Times New Roman" w:hAnsi="Times New Roman" w:eastAsia="Times New Roman"/>
           <w:b w:val="0"/>
           <w:i w:val="0"/>
+          <w:color w:val="181A1F"/>
+          <w:sz w:val="28"/>
         </w:rPr>
         <w:t xml:space="preserve">2) исключительное право издавать законы; </w:t>
       </w:r>
     </w:p>
     <w:p>
+      <w:pPr>
+        <w:widowControl/>
+        <w:spacing w:line="240" w:lineRule="auto" w:after="0"/>
+      </w:pPr>
       <w:r>
         <w:rPr>
+          <w:rFonts w:ascii="Times New Roman" w:hAnsi="Times New Roman" w:eastAsia="Times New Roman"/>
           <w:b w:val="0"/>
           <w:i w:val="0"/>
+          <w:color w:val="181A1F"/>
+          <w:sz w:val="28"/>
         </w:rPr>
         <w:t xml:space="preserve">3) монопольное право установления налогов; </w:t>
       </w:r>
     </w:p>
     <w:p>
+      <w:pPr>
+        <w:widowControl/>
+        <w:spacing w:line="240" w:lineRule="auto" w:after="0"/>
+      </w:pPr>
       <w:r>
         <w:rPr>
+          <w:rFonts w:ascii="Times New Roman" w:hAnsi="Times New Roman" w:eastAsia="Times New Roman"/>
           <w:b w:val="0"/>
           <w:i w:val="0"/>
+          <w:color w:val="181A1F"/>
+          <w:sz w:val="28"/>
         </w:rPr>
         <w:t xml:space="preserve">4) разделение властей; </w:t>
       </w:r>
     </w:p>
     <w:p>
+      <w:pPr>
+        <w:widowControl/>
+        <w:spacing w:line="240" w:lineRule="auto" w:after="0"/>
+      </w:pPr>
       <w:r>
         <w:rPr>
+          <w:rFonts w:ascii="Times New Roman" w:hAnsi="Times New Roman" w:eastAsia="Times New Roman"/>
           <w:b w:val="0"/>
           <w:i w:val="0"/>
+          <w:color w:val="181A1F"/>
+          <w:sz w:val="28"/>
         </w:rPr>
         <w:t xml:space="preserve">5) реализация на практике прав и свобод граждан; </w:t>
       </w:r>
     </w:p>
     <w:p>
+      <w:pPr>
+        <w:widowControl/>
+        <w:spacing w:line="240" w:lineRule="auto" w:after="0"/>
+      </w:pPr>
       <w:r>
         <w:rPr>
+          <w:rFonts w:ascii="Times New Roman" w:hAnsi="Times New Roman" w:eastAsia="Times New Roman"/>
           <w:b w:val="0"/>
           <w:i w:val="0"/>
+          <w:color w:val="181A1F"/>
+          <w:sz w:val="28"/>
         </w:rPr>
         <w:t>6) наличие бюрократического аппарата</w:t>
       </w:r>
     </w:p>
     <w:p>
+      <w:pPr>
+        <w:widowControl/>
+        <w:spacing w:line="240" w:lineRule="auto" w:after="0"/>
+      </w:pPr>
       <w:r>
         <w:rPr>
+          <w:rFonts w:ascii="Times New Roman" w:hAnsi="Times New Roman" w:eastAsia="Times New Roman"/>
           <w:b w:val="0"/>
           <w:i w:val="0"/>
+          <w:color w:val="181A1F"/>
+          <w:sz w:val="28"/>
         </w:rPr>
         <w:t>Найдите два термина, «выпадающих» из общего ряда, и запишите в таблицу цифры, под которыми они указаны.</w:t>
       </w:r>
     </w:p>
     <w:p>
-      <w:r>
-        <w:t>Ответ: ______________________________</w:t>
-      </w:r>
-    </w:p>
-    <w:p>
+      <w:pPr>
+        <w:keepNext/>
+        <w:widowControl/>
+        <w:spacing w:line="240" w:lineRule="auto" w:after="0" w:before="120"/>
+      </w:pPr>
       <w:r>
         <w:rPr>
+          <w:rFonts w:ascii="Times New Roman" w:hAnsi="Times New Roman" w:eastAsia="Times New Roman"/>
           <w:b/>
-          <w:sz w:val="24"/>
+          <w:color w:val="181A1F"/>
+          <w:sz w:val="28"/>
         </w:rPr>
         <w:t>10.</w:t>
       </w:r>
     </w:p>
     <w:p>
+      <w:pPr>
+        <w:widowControl/>
+        <w:spacing w:line="240" w:lineRule="auto" w:after="0"/>
+      </w:pPr>
       <w:r>
         <w:rPr>
+          <w:rFonts w:ascii="Times New Roman" w:hAnsi="Times New Roman" w:eastAsia="Times New Roman"/>
           <w:b w:val="0"/>
           <w:i w:val="0"/>
+          <w:color w:val="181A1F"/>
+          <w:sz w:val="28"/>
         </w:rPr>
         <w:t>Выберите верные суждения о политическом участии в демократическом государстве и запишите цифры, под которыми они указаны.</w:t>
       </w:r>
     </w:p>
     <w:p>
+      <w:pPr>
+        <w:widowControl/>
+        <w:spacing w:line="240" w:lineRule="auto" w:after="0"/>
+      </w:pPr>
       <w:r>
         <w:rPr>
+          <w:rFonts w:ascii="Times New Roman" w:hAnsi="Times New Roman" w:eastAsia="Times New Roman"/>
           <w:b w:val="0"/>
           <w:i w:val="0"/>
+          <w:color w:val="181A1F"/>
+          <w:sz w:val="28"/>
         </w:rPr>
         <w:t>1) Политическое участие в демократическом государстве создаёт условия для более полного раскрытия личностного потенциала каждого гражданина.</w:t>
       </w:r>
     </w:p>
     <w:p>
+      <w:pPr>
+        <w:widowControl/>
+        <w:spacing w:line="240" w:lineRule="auto" w:after="0"/>
+      </w:pPr>
       <w:r>
         <w:rPr>
+          <w:rFonts w:ascii="Times New Roman" w:hAnsi="Times New Roman" w:eastAsia="Times New Roman"/>
           <w:b w:val="0"/>
           <w:i w:val="0"/>
+          <w:color w:val="181A1F"/>
+          <w:sz w:val="28"/>
         </w:rPr>
         <w:t>2) Политическое участие граждан способствует реализации их права участвовать в управлении государством.</w:t>
       </w:r>
     </w:p>
     <w:p>
+      <w:pPr>
+        <w:widowControl/>
+        <w:spacing w:line="240" w:lineRule="auto" w:after="0"/>
+      </w:pPr>
       <w:r>
         <w:rPr>
+          <w:rFonts w:ascii="Times New Roman" w:hAnsi="Times New Roman" w:eastAsia="Times New Roman"/>
           <w:b w:val="0"/>
           <w:i w:val="0"/>
+          <w:color w:val="181A1F"/>
+          <w:sz w:val="28"/>
         </w:rPr>
         <w:t>3) Многообразие форм политического участия в демократическом государстве зависит только от активности и желания гражданина.</w:t>
       </w:r>
     </w:p>
     <w:p>
+      <w:pPr>
+        <w:widowControl/>
+        <w:spacing w:line="240" w:lineRule="auto" w:after="0"/>
+      </w:pPr>
       <w:r>
         <w:rPr>
+          <w:rFonts w:ascii="Times New Roman" w:hAnsi="Times New Roman" w:eastAsia="Times New Roman"/>
           <w:b w:val="0"/>
           <w:i w:val="0"/>
+          <w:color w:val="181A1F"/>
+          <w:sz w:val="28"/>
         </w:rPr>
         <w:t>4) Политический протест может выражаться как в активных формах, так и в форме невмешательства в политику — абсентеизма.</w:t>
       </w:r>
     </w:p>
     <w:p>
+      <w:pPr>
+        <w:widowControl/>
+        <w:spacing w:line="240" w:lineRule="auto" w:after="0"/>
+      </w:pPr>
       <w:r>
         <w:rPr>
+          <w:rFonts w:ascii="Times New Roman" w:hAnsi="Times New Roman" w:eastAsia="Times New Roman"/>
           <w:b w:val="0"/>
           <w:i w:val="0"/>
+          <w:color w:val="181A1F"/>
+          <w:sz w:val="28"/>
         </w:rPr>
         <w:t>5) Одной из форм политического участия граждан является участие в парламентских выборах.</w:t>
       </w:r>
     </w:p>
     <w:p>
-      <w:r>
-        <w:t>Ответ: ______________________________</w:t>
-      </w:r>
-    </w:p>
-    <w:p>
+      <w:pPr>
+        <w:keepNext/>
+        <w:widowControl/>
+        <w:spacing w:line="240" w:lineRule="auto" w:after="0" w:before="120"/>
+      </w:pPr>
       <w:r>
         <w:rPr>
+          <w:rFonts w:ascii="Times New Roman" w:hAnsi="Times New Roman" w:eastAsia="Times New Roman"/>
           <w:b/>
-          <w:sz w:val="24"/>
+          <w:color w:val="181A1F"/>
+          <w:sz w:val="28"/>
         </w:rPr>
         <w:t>11.</w:t>
       </w:r>
     </w:p>
     <w:p>
+      <w:pPr>
+        <w:widowControl/>
+        <w:spacing w:line="240" w:lineRule="auto" w:after="0"/>
+      </w:pPr>
       <w:r>
         <w:rPr>
+          <w:rFonts w:ascii="Times New Roman" w:hAnsi="Times New Roman" w:eastAsia="Times New Roman"/>
           <w:b w:val="0"/>
           <w:i w:val="0"/>
+          <w:color w:val="181A1F"/>
+          <w:sz w:val="28"/>
         </w:rPr>
         <w:t>Выберите верные суждения политической элите и запишите цифры, под которыми они указаны.</w:t>
       </w:r>
     </w:p>
     <w:p>
+      <w:pPr>
+        <w:widowControl/>
+        <w:spacing w:line="240" w:lineRule="auto" w:after="0"/>
+      </w:pPr>
       <w:r>
         <w:rPr>
+          <w:rFonts w:ascii="Times New Roman" w:hAnsi="Times New Roman" w:eastAsia="Times New Roman"/>
           <w:b w:val="0"/>
           <w:i w:val="0"/>
+          <w:color w:val="181A1F"/>
+          <w:sz w:val="28"/>
         </w:rPr>
         <w:t>1) K основным функциям политической элиты относят создание и потребление материальных благ.</w:t>
       </w:r>
     </w:p>
     <w:p>
+      <w:pPr>
+        <w:widowControl/>
+        <w:spacing w:line="240" w:lineRule="auto" w:after="0"/>
+      </w:pPr>
       <w:r>
         <w:rPr>
+          <w:rFonts w:ascii="Times New Roman" w:hAnsi="Times New Roman" w:eastAsia="Times New Roman"/>
           <w:b w:val="0"/>
           <w:i w:val="0"/>
+          <w:color w:val="181A1F"/>
+          <w:sz w:val="28"/>
         </w:rPr>
         <w:t>2) Политическая элита является саморегулирующейся группой, которая может допускать в свою среду представителей других слоёв.</w:t>
       </w:r>
     </w:p>
     <w:p>
+      <w:pPr>
+        <w:widowControl/>
+        <w:spacing w:line="240" w:lineRule="auto" w:after="0"/>
+      </w:pPr>
       <w:r>
         <w:rPr>
+          <w:rFonts w:ascii="Times New Roman" w:hAnsi="Times New Roman" w:eastAsia="Times New Roman"/>
           <w:b w:val="0"/>
           <w:i w:val="0"/>
+          <w:color w:val="181A1F"/>
+          <w:sz w:val="28"/>
         </w:rPr>
         <w:t>3) Политическая элита осуществляет управленческие или властные функции.</w:t>
       </w:r>
     </w:p>
     <w:p>
+      <w:pPr>
+        <w:widowControl/>
+        <w:spacing w:line="240" w:lineRule="auto" w:after="0"/>
+      </w:pPr>
       <w:r>
         <w:rPr>
+          <w:rFonts w:ascii="Times New Roman" w:hAnsi="Times New Roman" w:eastAsia="Times New Roman"/>
           <w:b w:val="0"/>
           <w:i w:val="0"/>
+          <w:color w:val="181A1F"/>
+          <w:sz w:val="28"/>
         </w:rPr>
         <w:t>4) В зависимости от идеологии выделяют прогрессивный и регрессивный типы политических элит.</w:t>
       </w:r>
     </w:p>
     <w:p>
+      <w:pPr>
+        <w:widowControl/>
+        <w:spacing w:line="240" w:lineRule="auto" w:after="0"/>
+      </w:pPr>
       <w:r>
         <w:rPr>
+          <w:rFonts w:ascii="Times New Roman" w:hAnsi="Times New Roman" w:eastAsia="Times New Roman"/>
           <w:b w:val="0"/>
           <w:i w:val="0"/>
+          <w:color w:val="181A1F"/>
+          <w:sz w:val="28"/>
         </w:rPr>
         <w:t>5) В руках политической элиты сосредоточены ключевые позиции, от которых зависит принятие стратегических решений.</w:t>
       </w:r>
     </w:p>
     <w:p>
-      <w:r>
-        <w:t>Ответ: ______________________________</w:t>
-      </w:r>
-    </w:p>
-    <w:p>
+      <w:pPr>
+        <w:keepNext/>
+        <w:widowControl/>
+        <w:spacing w:line="240" w:lineRule="auto" w:after="0" w:before="120"/>
+      </w:pPr>
       <w:r>
         <w:rPr>
+          <w:rFonts w:ascii="Times New Roman" w:hAnsi="Times New Roman" w:eastAsia="Times New Roman"/>
           <w:b/>
-          <w:sz w:val="24"/>
+          <w:color w:val="181A1F"/>
+          <w:sz w:val="28"/>
         </w:rPr>
         <w:t>12.</w:t>
       </w:r>
     </w:p>
     <w:p>
+      <w:pPr>
+        <w:widowControl/>
+        <w:spacing w:line="240" w:lineRule="auto" w:after="0"/>
+      </w:pPr>
       <w:r>
         <w:rPr>
+          <w:rFonts w:ascii="Times New Roman" w:hAnsi="Times New Roman" w:eastAsia="Times New Roman"/>
           <w:b w:val="0"/>
           <w:i w:val="0"/>
+          <w:color w:val="181A1F"/>
+          <w:sz w:val="28"/>
         </w:rPr>
         <w:t>Ниже приведён перечень терминов. Все они, за исключением двух, характеризуют понятие «правовое государство».</w:t>
       </w:r>
     </w:p>
     <w:p>
+      <w:pPr>
+        <w:widowControl/>
+        <w:spacing w:line="240" w:lineRule="auto" w:after="0"/>
+      </w:pPr>
       <w:r>
         <w:rPr>
+          <w:rFonts w:ascii="Times New Roman" w:hAnsi="Times New Roman" w:eastAsia="Times New Roman"/>
           <w:b w:val="0"/>
           <w:i w:val="0"/>
+          <w:color w:val="181A1F"/>
+          <w:sz w:val="28"/>
         </w:rPr>
         <w:t>1) верховенство права;</w:t>
       </w:r>
     </w:p>
     <w:p>
+      <w:pPr>
+        <w:widowControl/>
+        <w:spacing w:line="240" w:lineRule="auto" w:after="0"/>
+      </w:pPr>
       <w:r>
         <w:rPr>
+          <w:rFonts w:ascii="Times New Roman" w:hAnsi="Times New Roman" w:eastAsia="Times New Roman"/>
           <w:b w:val="0"/>
           <w:i w:val="0"/>
+          <w:color w:val="181A1F"/>
+          <w:sz w:val="28"/>
         </w:rPr>
         <w:t>2) прогрессивное налогообложение;</w:t>
       </w:r>
     </w:p>
     <w:p>
+      <w:pPr>
+        <w:widowControl/>
+        <w:spacing w:line="240" w:lineRule="auto" w:after="0"/>
+      </w:pPr>
       <w:r>
         <w:rPr>
+          <w:rFonts w:ascii="Times New Roman" w:hAnsi="Times New Roman" w:eastAsia="Times New Roman"/>
           <w:b w:val="0"/>
           <w:i w:val="0"/>
+          <w:color w:val="181A1F"/>
+          <w:sz w:val="28"/>
         </w:rPr>
         <w:t>3) разделение властей;</w:t>
       </w:r>
     </w:p>
     <w:p>
+      <w:pPr>
+        <w:widowControl/>
+        <w:spacing w:line="240" w:lineRule="auto" w:after="0"/>
+      </w:pPr>
       <w:r>
         <w:rPr>
+          <w:rFonts w:ascii="Times New Roman" w:hAnsi="Times New Roman" w:eastAsia="Times New Roman"/>
           <w:b w:val="0"/>
           <w:i w:val="0"/>
+          <w:color w:val="181A1F"/>
+          <w:sz w:val="28"/>
         </w:rPr>
         <w:t>4) взаимная ответственность гражданина и государства;</w:t>
       </w:r>
     </w:p>
     <w:p>
+      <w:pPr>
+        <w:widowControl/>
+        <w:spacing w:line="240" w:lineRule="auto" w:after="0"/>
+      </w:pPr>
       <w:r>
         <w:rPr>
+          <w:rFonts w:ascii="Times New Roman" w:hAnsi="Times New Roman" w:eastAsia="Times New Roman"/>
           <w:b w:val="0"/>
           <w:i w:val="0"/>
+          <w:color w:val="181A1F"/>
+          <w:sz w:val="28"/>
         </w:rPr>
         <w:t>5) система сдержек и противовесов;</w:t>
       </w:r>
     </w:p>
     <w:p>
+      <w:pPr>
+        <w:widowControl/>
+        <w:spacing w:line="240" w:lineRule="auto" w:after="0"/>
+      </w:pPr>
       <w:r>
         <w:rPr>
+          <w:rFonts w:ascii="Times New Roman" w:hAnsi="Times New Roman" w:eastAsia="Times New Roman"/>
           <w:b w:val="0"/>
           <w:i w:val="0"/>
+          <w:color w:val="181A1F"/>
+          <w:sz w:val="28"/>
         </w:rPr>
         <w:t>6) верховенство исполнительной власти.</w:t>
       </w:r>
     </w:p>
     <w:p>
+      <w:pPr>
+        <w:widowControl/>
+        <w:spacing w:line="240" w:lineRule="auto" w:after="0"/>
+      </w:pPr>
       <w:r>
         <w:rPr>
+          <w:rFonts w:ascii="Times New Roman" w:hAnsi="Times New Roman" w:eastAsia="Times New Roman"/>
           <w:b w:val="0"/>
           <w:i w:val="0"/>
+          <w:color w:val="181A1F"/>
+          <w:sz w:val="28"/>
         </w:rPr>
         <w:t>Найдите два термина, «выпадающих» из общего ряда, и запишите в таблицу цифры, под которыми они указаны.</w:t>
       </w:r>
     </w:p>
     <w:p>
-      <w:r>
-        <w:t>Ответ: ______________________________</w:t>
-      </w:r>
-    </w:p>
-    <w:p>
+      <w:pPr>
+        <w:keepNext/>
+        <w:widowControl/>
+        <w:spacing w:line="240" w:lineRule="auto" w:after="0" w:before="120"/>
+      </w:pPr>
       <w:r>
         <w:rPr>
+          <w:rFonts w:ascii="Times New Roman" w:hAnsi="Times New Roman" w:eastAsia="Times New Roman"/>
           <w:b/>
-          <w:sz w:val="24"/>
+          <w:color w:val="181A1F"/>
+          <w:sz w:val="28"/>
         </w:rPr>
         <w:t>13.</w:t>
       </w:r>
     </w:p>
     <w:p>
+      <w:pPr>
+        <w:widowControl/>
+        <w:spacing w:line="240" w:lineRule="auto" w:after="0"/>
+      </w:pPr>
       <w:r>
         <w:rPr>
+          <w:rFonts w:ascii="Times New Roman" w:hAnsi="Times New Roman" w:eastAsia="Times New Roman"/>
           <w:b w:val="0"/>
           <w:i w:val="0"/>
+          <w:color w:val="181A1F"/>
+          <w:sz w:val="28"/>
         </w:rPr>
         <w:t>В государстве Z регулярно на альтернативной основе проходят выборы в законодательное собрание. Какие признаки позволят сделать вывод о том, что в государстве Z установился демократический политический режим? Запишите цифры, под которыми они указаны.</w:t>
       </w:r>
     </w:p>
     <w:p>
+      <w:pPr>
+        <w:widowControl/>
+        <w:spacing w:line="240" w:lineRule="auto" w:after="0"/>
+      </w:pPr>
       <w:r>
         <w:rPr>
+          <w:rFonts w:ascii="Times New Roman" w:hAnsi="Times New Roman" w:eastAsia="Times New Roman"/>
           <w:b w:val="0"/>
           <w:i w:val="0"/>
+          <w:color w:val="181A1F"/>
+          <w:sz w:val="28"/>
         </w:rPr>
         <w:t>1) Проводимая политика зависит от результатов выборов и от предпочтений избирателей.</w:t>
       </w:r>
     </w:p>
     <w:p>
+      <w:pPr>
+        <w:widowControl/>
+        <w:spacing w:line="240" w:lineRule="auto" w:after="0"/>
+      </w:pPr>
       <w:r>
         <w:rPr>
+          <w:rFonts w:ascii="Times New Roman" w:hAnsi="Times New Roman" w:eastAsia="Times New Roman"/>
           <w:b w:val="0"/>
           <w:i w:val="0"/>
+          <w:color w:val="181A1F"/>
+          <w:sz w:val="28"/>
         </w:rPr>
         <w:t>2) В стране активно действуют институты гражданского общества.</w:t>
       </w:r>
     </w:p>
     <w:p>
+      <w:pPr>
+        <w:widowControl/>
+        <w:spacing w:line="240" w:lineRule="auto" w:after="0"/>
+      </w:pPr>
       <w:r>
         <w:rPr>
+          <w:rFonts w:ascii="Times New Roman" w:hAnsi="Times New Roman" w:eastAsia="Times New Roman"/>
           <w:b w:val="0"/>
           <w:i w:val="0"/>
+          <w:color w:val="181A1F"/>
+          <w:sz w:val="28"/>
         </w:rPr>
         <w:t>3) Президент избирается законодательным собранием.</w:t>
       </w:r>
     </w:p>
     <w:p>
+      <w:pPr>
+        <w:widowControl/>
+        <w:spacing w:line="240" w:lineRule="auto" w:after="0"/>
+      </w:pPr>
       <w:r>
         <w:rPr>
+          <w:rFonts w:ascii="Times New Roman" w:hAnsi="Times New Roman" w:eastAsia="Times New Roman"/>
           <w:b w:val="0"/>
           <w:i w:val="0"/>
+          <w:color w:val="181A1F"/>
+          <w:sz w:val="28"/>
         </w:rPr>
         <w:t>4) Права и свободы граждан реализуются на практике.</w:t>
       </w:r>
     </w:p>
     <w:p>
+      <w:pPr>
+        <w:widowControl/>
+        <w:spacing w:line="240" w:lineRule="auto" w:after="0"/>
+      </w:pPr>
       <w:r>
         <w:rPr>
+          <w:rFonts w:ascii="Times New Roman" w:hAnsi="Times New Roman" w:eastAsia="Times New Roman"/>
           <w:b w:val="0"/>
           <w:i w:val="0"/>
+          <w:color w:val="181A1F"/>
+          <w:sz w:val="28"/>
         </w:rPr>
         <w:t>5) Главой государства является президент.</w:t>
       </w:r>
     </w:p>
     <w:p>
+      <w:pPr>
+        <w:widowControl/>
+        <w:spacing w:line="240" w:lineRule="auto" w:after="0"/>
+      </w:pPr>
       <w:r>
         <w:rPr>
+          <w:rFonts w:ascii="Times New Roman" w:hAnsi="Times New Roman" w:eastAsia="Times New Roman"/>
           <w:b w:val="0"/>
           <w:i w:val="0"/>
+          <w:color w:val="181A1F"/>
+          <w:sz w:val="28"/>
         </w:rPr>
         <w:t>6) Парламент принимает законы.</w:t>
       </w:r>
     </w:p>
     <w:p>
-      <w:r>
-        <w:t>Ответ: ______________________________</w:t>
-      </w:r>
-    </w:p>
-    <w:p>
+      <w:pPr>
+        <w:keepNext/>
+        <w:widowControl/>
+        <w:spacing w:line="240" w:lineRule="auto" w:after="0" w:before="120"/>
+      </w:pPr>
       <w:r>
         <w:rPr>
+          <w:rFonts w:ascii="Times New Roman" w:hAnsi="Times New Roman" w:eastAsia="Times New Roman"/>
           <w:b/>
-          <w:sz w:val="24"/>
+          <w:color w:val="181A1F"/>
+          <w:sz w:val="28"/>
         </w:rPr>
         <w:t>14.</w:t>
       </w:r>
     </w:p>
     <w:p>
+      <w:pPr>
+        <w:widowControl/>
+        <w:spacing w:line="240" w:lineRule="auto" w:after="0"/>
+      </w:pPr>
       <w:r>
         <w:rPr>
+          <w:rFonts w:ascii="Times New Roman" w:hAnsi="Times New Roman" w:eastAsia="Times New Roman"/>
           <w:b w:val="0"/>
           <w:i w:val="0"/>
+          <w:color w:val="181A1F"/>
+          <w:sz w:val="28"/>
         </w:rPr>
         <w:t>Выберите верные суждения о политическом лидерстве и запишите цифры. под которыми они указаны.</w:t>
       </w:r>
     </w:p>
     <w:p>
+      <w:pPr>
+        <w:widowControl/>
+        <w:spacing w:line="240" w:lineRule="auto" w:after="0"/>
+      </w:pPr>
       <w:r>
         <w:rPr>
+          <w:rFonts w:ascii="Times New Roman" w:hAnsi="Times New Roman" w:eastAsia="Times New Roman"/>
           <w:b w:val="0"/>
           <w:i w:val="0"/>
+          <w:color w:val="181A1F"/>
+          <w:sz w:val="28"/>
         </w:rPr>
         <w:t xml:space="preserve">1) Политическим лидерством называют способность определённого лица решающим образом постоянно влиять на всё общество, социальную группу, организацию. </w:t>
       </w:r>
     </w:p>
     <w:p>
+      <w:pPr>
+        <w:widowControl/>
+        <w:spacing w:line="240" w:lineRule="auto" w:after="0"/>
+      </w:pPr>
       <w:r>
         <w:rPr>
+          <w:rFonts w:ascii="Times New Roman" w:hAnsi="Times New Roman" w:eastAsia="Times New Roman"/>
           <w:b w:val="0"/>
           <w:i w:val="0"/>
+          <w:color w:val="181A1F"/>
+          <w:sz w:val="28"/>
         </w:rPr>
         <w:t xml:space="preserve">2) Авторитет и влияние политического лидера харизматического типа, как правило, основаны на вере народа в особый дар лидера, его сверхъестественную способность эффективно решать все проблемы. </w:t>
       </w:r>
     </w:p>
     <w:p>
+      <w:pPr>
+        <w:widowControl/>
+        <w:spacing w:line="240" w:lineRule="auto" w:after="0"/>
+      </w:pPr>
       <w:r>
         <w:rPr>
+          <w:rFonts w:ascii="Times New Roman" w:hAnsi="Times New Roman" w:eastAsia="Times New Roman"/>
           <w:b w:val="0"/>
           <w:i w:val="0"/>
+          <w:color w:val="181A1F"/>
+          <w:sz w:val="28"/>
         </w:rPr>
         <w:t xml:space="preserve">3) Демократический тип политического лидерства характеризуется тем, что, выполняя свои функции, лидер опирается на активность подчинённых, учитывает их мнение. </w:t>
       </w:r>
     </w:p>
     <w:p>
+      <w:pPr>
+        <w:widowControl/>
+        <w:spacing w:line="240" w:lineRule="auto" w:after="0"/>
+      </w:pPr>
       <w:r>
         <w:rPr>
+          <w:rFonts w:ascii="Times New Roman" w:hAnsi="Times New Roman" w:eastAsia="Times New Roman"/>
           <w:b w:val="0"/>
           <w:i w:val="0"/>
+          <w:color w:val="181A1F"/>
+          <w:sz w:val="28"/>
         </w:rPr>
         <w:t xml:space="preserve">4) Рационально-легальное лидерство основано на традиции, вере подчинённых в то, что власть законна, поскольку она существовала всегда. </w:t>
       </w:r>
     </w:p>
     <w:p>
+      <w:pPr>
+        <w:widowControl/>
+        <w:spacing w:line="240" w:lineRule="auto" w:after="0"/>
+      </w:pPr>
       <w:r>
         <w:rPr>
+          <w:rFonts w:ascii="Times New Roman" w:hAnsi="Times New Roman" w:eastAsia="Times New Roman"/>
           <w:b w:val="0"/>
           <w:i w:val="0"/>
+          <w:color w:val="181A1F"/>
+          <w:sz w:val="28"/>
         </w:rPr>
         <w:t>5) Политический лидер вырабатывает политический курс, в той или иной мере отражающий реалии жизни общества.</w:t>
       </w:r>
     </w:p>
     <w:p>
-      <w:r>
-        <w:t>Ответ: ______________________________</w:t>
-      </w:r>
-    </w:p>
-    <w:p>
+      <w:pPr>
+        <w:keepNext/>
+        <w:widowControl/>
+        <w:spacing w:line="240" w:lineRule="auto" w:after="0" w:before="120"/>
+      </w:pPr>
       <w:r>
         <w:rPr>
+          <w:rFonts w:ascii="Times New Roman" w:hAnsi="Times New Roman" w:eastAsia="Times New Roman"/>
           <w:b/>
-          <w:sz w:val="24"/>
+          <w:color w:val="181A1F"/>
+          <w:sz w:val="28"/>
         </w:rPr>
         <w:t>15.</w:t>
       </w:r>
     </w:p>
     <w:p>
+      <w:pPr>
+        <w:widowControl/>
+        <w:spacing w:line="240" w:lineRule="auto" w:after="0"/>
+      </w:pPr>
       <w:r>
         <w:rPr>
+          <w:rFonts w:ascii="Times New Roman" w:hAnsi="Times New Roman" w:eastAsia="Times New Roman"/>
           <w:b w:val="0"/>
           <w:i w:val="0"/>
+          <w:color w:val="181A1F"/>
+          <w:sz w:val="28"/>
         </w:rPr>
         <w:t>Выберите верные суждения об избирательных системах в демократических государствах и запишите цифры, под которыми они указаны.</w:t>
       </w:r>
     </w:p>
     <w:p>
+      <w:pPr>
+        <w:widowControl/>
+        <w:spacing w:line="240" w:lineRule="auto" w:after="0"/>
+      </w:pPr>
       <w:r>
         <w:rPr>
+          <w:rFonts w:ascii="Times New Roman" w:hAnsi="Times New Roman" w:eastAsia="Times New Roman"/>
           <w:b w:val="0"/>
           <w:i w:val="0"/>
+          <w:color w:val="181A1F"/>
+          <w:sz w:val="28"/>
         </w:rPr>
         <w:t>1) При пропорциональной избирательной системе создается общенациональный избирательный округ.</w:t>
       </w:r>
     </w:p>
     <w:p>
+      <w:pPr>
+        <w:widowControl/>
+        <w:spacing w:line="240" w:lineRule="auto" w:after="0"/>
+      </w:pPr>
       <w:r>
         <w:rPr>
+          <w:rFonts w:ascii="Times New Roman" w:hAnsi="Times New Roman" w:eastAsia="Times New Roman"/>
           <w:b w:val="0"/>
           <w:i w:val="0"/>
+          <w:color w:val="181A1F"/>
+          <w:sz w:val="28"/>
         </w:rPr>
         <w:t>2) Подсчёт голосов производит избирательная комиссия в присутствии наблюдателей.</w:t>
       </w:r>
     </w:p>
     <w:p>
+      <w:pPr>
+        <w:widowControl/>
+        <w:spacing w:line="240" w:lineRule="auto" w:after="0"/>
+      </w:pPr>
       <w:r>
         <w:rPr>
+          <w:rFonts w:ascii="Times New Roman" w:hAnsi="Times New Roman" w:eastAsia="Times New Roman"/>
           <w:b w:val="0"/>
           <w:i w:val="0"/>
+          <w:color w:val="181A1F"/>
+          <w:sz w:val="28"/>
         </w:rPr>
         <w:t>3) Пропорциональная избирательная система допускает возможность проведения второго тура голосования.</w:t>
       </w:r>
     </w:p>
     <w:p>
+      <w:pPr>
+        <w:widowControl/>
+        <w:spacing w:line="240" w:lineRule="auto" w:after="0"/>
+      </w:pPr>
       <w:r>
         <w:rPr>
+          <w:rFonts w:ascii="Times New Roman" w:hAnsi="Times New Roman" w:eastAsia="Times New Roman"/>
           <w:b w:val="0"/>
           <w:i w:val="0"/>
+          <w:color w:val="181A1F"/>
+          <w:sz w:val="28"/>
         </w:rPr>
         <w:t>4) При мажоритарной избирательной системе избиратель голосует за списки избирательных объединений или партий.</w:t>
       </w:r>
     </w:p>
     <w:p>
+      <w:pPr>
+        <w:widowControl/>
+        <w:spacing w:line="240" w:lineRule="auto" w:after="0"/>
+      </w:pPr>
       <w:r>
         <w:rPr>
+          <w:rFonts w:ascii="Times New Roman" w:hAnsi="Times New Roman" w:eastAsia="Times New Roman"/>
           <w:b w:val="0"/>
           <w:i w:val="0"/>
+          <w:color w:val="181A1F"/>
+          <w:sz w:val="28"/>
         </w:rPr>
         <w:t>5) Избирательные системы предполагают проведение выборов на основе всеобщего равного избирательного права при тайном голосовании.</w:t>
       </w:r>
     </w:p>
     <w:p>
-      <w:r>
-        <w:t>Ответ: ______________________________</w:t>
-      </w:r>
-    </w:p>
-    <w:p>
+      <w:pPr>
+        <w:keepNext/>
+        <w:widowControl/>
+        <w:spacing w:line="240" w:lineRule="auto" w:after="0" w:before="120"/>
+      </w:pPr>
       <w:r>
         <w:rPr>
+          <w:rFonts w:ascii="Times New Roman" w:hAnsi="Times New Roman" w:eastAsia="Times New Roman"/>
           <w:b/>
-          <w:sz w:val="24"/>
+          <w:color w:val="181A1F"/>
+          <w:sz w:val="28"/>
         </w:rPr>
         <w:t>16.</w:t>
       </w:r>
     </w:p>
     <w:p>
+      <w:pPr>
+        <w:widowControl/>
+        <w:spacing w:line="240" w:lineRule="auto" w:after="0"/>
+      </w:pPr>
       <w:r>
         <w:rPr>
+          <w:rFonts w:ascii="Times New Roman" w:hAnsi="Times New Roman" w:eastAsia="Times New Roman"/>
           <w:b w:val="0"/>
           <w:i w:val="0"/>
+          <w:color w:val="181A1F"/>
+          <w:sz w:val="28"/>
         </w:rPr>
         <w:t>Выберите верные суждения о политических партиях и общественно-политических движениях и запишите цифры, под которыми они указаны.</w:t>
       </w:r>
     </w:p>
     <w:p>
+      <w:pPr>
+        <w:widowControl/>
+        <w:spacing w:line="240" w:lineRule="auto" w:after="0"/>
+      </w:pPr>
       <w:r>
         <w:rPr>
+          <w:rFonts w:ascii="Times New Roman" w:hAnsi="Times New Roman" w:eastAsia="Times New Roman"/>
           <w:b w:val="0"/>
           <w:i w:val="0"/>
+          <w:color w:val="181A1F"/>
+          <w:sz w:val="28"/>
         </w:rPr>
         <w:t>1) По способу организации различают партии легальные и нелегальные.</w:t>
       </w:r>
     </w:p>
     <w:p>
+      <w:pPr>
+        <w:widowControl/>
+        <w:spacing w:line="240" w:lineRule="auto" w:after="0"/>
+      </w:pPr>
       <w:r>
         <w:rPr>
+          <w:rFonts w:ascii="Times New Roman" w:hAnsi="Times New Roman" w:eastAsia="Times New Roman"/>
           <w:b w:val="0"/>
           <w:i w:val="0"/>
+          <w:color w:val="181A1F"/>
+          <w:sz w:val="28"/>
         </w:rPr>
         <w:t>2) Либеральные партии, как правило, отстаивают священность и неотчуждаемость естественных прав личности, их приоритет над интересами общества и государства.</w:t>
       </w:r>
     </w:p>
     <w:p>
+      <w:pPr>
+        <w:widowControl/>
+        <w:spacing w:line="240" w:lineRule="auto" w:after="0"/>
+      </w:pPr>
       <w:r>
         <w:rPr>
+          <w:rFonts w:ascii="Times New Roman" w:hAnsi="Times New Roman" w:eastAsia="Times New Roman"/>
           <w:b w:val="0"/>
           <w:i w:val="0"/>
+          <w:color w:val="181A1F"/>
+          <w:sz w:val="28"/>
         </w:rPr>
         <w:t>3) Политические партии участвуют в выборах в органы государственной власти.</w:t>
       </w:r>
     </w:p>
     <w:p>
+      <w:pPr>
+        <w:widowControl/>
+        <w:spacing w:line="240" w:lineRule="auto" w:after="0"/>
+      </w:pPr>
       <w:r>
         <w:rPr>
+          <w:rFonts w:ascii="Times New Roman" w:hAnsi="Times New Roman" w:eastAsia="Times New Roman"/>
           <w:b w:val="0"/>
           <w:i w:val="0"/>
+          <w:color w:val="181A1F"/>
+          <w:sz w:val="28"/>
         </w:rPr>
         <w:t>4) В массовых партиях отсутствует система членства, а вся деятельность партии ориентирована только на проведение избирательных кампаний.</w:t>
       </w:r>
     </w:p>
     <w:p>
+      <w:pPr>
+        <w:widowControl/>
+        <w:spacing w:line="240" w:lineRule="auto" w:after="0"/>
+      </w:pPr>
       <w:r>
         <w:rPr>
+          <w:rFonts w:ascii="Times New Roman" w:hAnsi="Times New Roman" w:eastAsia="Times New Roman"/>
           <w:b w:val="0"/>
           <w:i w:val="0"/>
+          <w:color w:val="181A1F"/>
+          <w:sz w:val="28"/>
         </w:rPr>
         <w:t>5) Общественно-политические движения — это массовые общественные объединения, которые могут оказывать воздействие на государственную власть.</w:t>
       </w:r>
     </w:p>
     <w:p>
+      <w:pPr>
+        <w:widowControl/>
+        <w:spacing w:line="240" w:lineRule="auto" w:after="0"/>
+      </w:pPr>
       <w:r>
-        <w:t>Ответ: ______________________________</w:t>
-      </w:r>
-    </w:p>
-    <w:p>
-      <w:r>
+        <w:rPr>
+          <w:rFonts w:ascii="Times New Roman" w:hAnsi="Times New Roman" w:eastAsia="Times New Roman"/>
+          <w:color w:val="181A1F"/>
+          <w:sz w:val="28"/>
+        </w:rPr>
         <w:br w:type="page"/>
       </w:r>
     </w:p>
     <w:p>
       <w:pPr>
         <w:pStyle w:val="Heading1"/>
+        <w:keepNext/>
+        <w:widowControl/>
+        <w:spacing w:line="240" w:lineRule="auto" w:after="60" w:before="160"/>
       </w:pPr>
       <w:r>
+        <w:rPr>
+          <w:rFonts w:ascii="Times New Roman" w:hAnsi="Times New Roman" w:eastAsia="Times New Roman"/>
+          <w:b/>
+          <w:color w:val="181A1F"/>
+          <w:sz w:val="28"/>
+        </w:rPr>
         <w:t>Часть 2</w:t>
       </w:r>
     </w:p>
     <w:p>
+      <w:pPr>
+        <w:widowControl/>
+        <w:spacing w:line="240" w:lineRule="auto" w:after="0"/>
+      </w:pPr>
       <w:r>
+        <w:rPr>
+          <w:rFonts w:ascii="Times New Roman" w:hAnsi="Times New Roman" w:eastAsia="Times New Roman"/>
+          <w:color w:val="181A1F"/>
+          <w:sz w:val="28"/>
+        </w:rPr>
         <w:t>Для заданий 17–25 запишите полный развёрнутый ответ. Каждый вопрос самодостаточен и тематически соответствует варианту.</w:t>
       </w:r>
     </w:p>
     <w:p>
+      <w:pPr>
+        <w:keepNext/>
+        <w:widowControl/>
+        <w:spacing w:line="240" w:lineRule="auto" w:after="0" w:before="120"/>
+      </w:pPr>
       <w:r>
         <w:rPr>
+          <w:rFonts w:ascii="Times New Roman" w:hAnsi="Times New Roman" w:eastAsia="Times New Roman"/>
           <w:b/>
-          <w:sz w:val="24"/>
+          <w:color w:val="181A1F"/>
+          <w:sz w:val="28"/>
         </w:rPr>
         <w:t>17.</w:t>
       </w:r>
     </w:p>
     <w:p>
+      <w:pPr>
+        <w:widowControl/>
+        <w:spacing w:line="240" w:lineRule="auto" w:after="0"/>
+      </w:pPr>
       <w:r>
         <w:rPr>
+          <w:rFonts w:ascii="Times New Roman" w:hAnsi="Times New Roman" w:eastAsia="Times New Roman"/>
           <w:b w:val="0"/>
           <w:i w:val="0"/>
+          <w:color w:val="181A1F"/>
+          <w:sz w:val="28"/>
         </w:rPr>
         <w:t>Политический процесс выступает в качестве функциональной характеристики политической жизни в целом, определяя исполнение субъектами власти своих специфических ролей и функций &lt;...&gt;.</w:t>
       </w:r>
     </w:p>
     <w:p>
+      <w:pPr>
+        <w:widowControl/>
+        <w:spacing w:line="240" w:lineRule="auto" w:after="0"/>
+      </w:pPr>
       <w:r>
         <w:rPr>
+          <w:rFonts w:ascii="Times New Roman" w:hAnsi="Times New Roman" w:eastAsia="Times New Roman"/>
           <w:b w:val="0"/>
           <w:i w:val="0"/>
+          <w:color w:val="181A1F"/>
+          <w:sz w:val="28"/>
         </w:rPr>
         <w:t>Политический процесс показывает характер движения, социальной динамики, эволюции политической системы, изменение её состояния во времени и пространстве. В содержательном смысле политический процесс охватывает все реальные действия граждан и представителей элит &lt;...&gt;.</w:t>
       </w:r>
     </w:p>
     <w:p>
+      <w:pPr>
+        <w:widowControl/>
+        <w:spacing w:line="240" w:lineRule="auto" w:after="0"/>
+      </w:pPr>
       <w:r>
         <w:rPr>
+          <w:rFonts w:ascii="Times New Roman" w:hAnsi="Times New Roman" w:eastAsia="Times New Roman"/>
           <w:b w:val="0"/>
           <w:i w:val="0"/>
+          <w:color w:val="181A1F"/>
+          <w:sz w:val="28"/>
         </w:rPr>
         <w:t>Политический процесс развёртывается в стране в рамках политической системы общества, а также в региональных и глобальных масштабах. В обществе он идёт на государственном уровне, в административно-территориальных районах, в городе и деревне. Кроме того, он действует внутри различных наций, классов, социально-демографических групп, политических партиях и общественных движениях. Тем самым политический процесс раскрывает поверхностные или глубинные изменения политической системы, характеризует её переход от одного своего состояния к другому. Поэтому в целом политический процесс по отношению к политической системе раскрывает движение, изменение во времени и пространстве.</w:t>
       </w:r>
     </w:p>
     <w:p>
+      <w:pPr>
+        <w:widowControl/>
+        <w:spacing w:line="240" w:lineRule="auto" w:after="0"/>
+      </w:pPr>
       <w:r>
         <w:rPr>
+          <w:rFonts w:ascii="Times New Roman" w:hAnsi="Times New Roman" w:eastAsia="Times New Roman"/>
           <w:b w:val="0"/>
           <w:i w:val="0"/>
+          <w:color w:val="181A1F"/>
+          <w:sz w:val="28"/>
         </w:rPr>
         <w:t>Основные стадии политического процесса выражают динамику развития политической системы, начиная с её формирования и последующего реформирования. Его главное содержание связано с подготовкой, принятием и оформлением на соответствующем уровне, исполнением политических и управленческих решений, необходимой их коррекцией, социальным и иным контролем в ходе практического осуществления &lt;...&gt;.</w:t>
       </w:r>
     </w:p>
     <w:p>
+      <w:pPr>
+        <w:widowControl/>
+        <w:spacing w:line="240" w:lineRule="auto" w:after="0"/>
+      </w:pPr>
       <w:r>
         <w:rPr>
+          <w:rFonts w:ascii="Times New Roman" w:hAnsi="Times New Roman" w:eastAsia="Times New Roman"/>
           <w:b w:val="0"/>
           <w:i w:val="0"/>
+          <w:color w:val="181A1F"/>
+          <w:sz w:val="28"/>
         </w:rPr>
         <w:t>Индивиды и социальные группы, находящиеся внутри определённой политической системы, далеко не одинаково вовлечены в политический процесс. Некоторые безразличны к политике, другие участвуют в ней время от времени, третьи увлечены политической борьбой. Даже среди тех, кто играет активную роль в политических событиях, лишь некоторые азартно стремятся к власти &lt;...&gt;.</w:t>
       </w:r>
     </w:p>
     <w:p>
+      <w:pPr>
+        <w:widowControl/>
+        <w:spacing w:line="240" w:lineRule="auto" w:after="0"/>
+      </w:pPr>
       <w:r>
         <w:rPr>
+          <w:rFonts w:ascii="Times New Roman" w:hAnsi="Times New Roman" w:eastAsia="Times New Roman"/>
           <w:b w:val="0"/>
           <w:i w:val="0"/>
+          <w:color w:val="181A1F"/>
+          <w:sz w:val="28"/>
         </w:rPr>
         <w:t>Стабильный политический процесс характеризуется устойчивыми формами политической мобилизации и поведения граждан, а также функционально отработанными механизмами принятия политических</w:t>
       </w:r>
     </w:p>
     <w:p>
+      <w:pPr>
+        <w:widowControl/>
+        <w:spacing w:line="240" w:lineRule="auto" w:after="0"/>
+      </w:pPr>
       <w:r>
         <w:rPr>
+          <w:rFonts w:ascii="Times New Roman" w:hAnsi="Times New Roman" w:eastAsia="Times New Roman"/>
           <w:b w:val="0"/>
           <w:i w:val="0"/>
+          <w:color w:val="181A1F"/>
+          <w:sz w:val="28"/>
         </w:rPr>
         <w:t>решений. Неспособность режима адекватным образом отреагировать на новые потребности общества или его основных групп вызывает нестабильность политического процесса. (По И.А. Масловой)</w:t>
       </w:r>
     </w:p>
     <w:p>
+      <w:pPr>
+        <w:widowControl/>
+        <w:spacing w:line="240" w:lineRule="auto" w:after="0"/>
+      </w:pPr>
       <w:r>
         <w:rPr>
+          <w:rFonts w:ascii="Times New Roman" w:hAnsi="Times New Roman" w:eastAsia="Times New Roman"/>
           <w:b w:val="0"/>
           <w:i w:val="0"/>
+          <w:color w:val="181A1F"/>
+          <w:sz w:val="28"/>
         </w:rPr>
         <w:t xml:space="preserve">В тексте упомянуты ключевые понятия социально-гуманитарных наук. </w:t>
       </w:r>
     </w:p>
     <w:p>
+      <w:pPr>
+        <w:widowControl/>
+        <w:spacing w:line="240" w:lineRule="auto" w:after="0"/>
+      </w:pPr>
       <w:r>
         <w:rPr>
+          <w:rFonts w:ascii="Times New Roman" w:hAnsi="Times New Roman" w:eastAsia="Times New Roman"/>
           <w:b w:val="0"/>
           <w:i w:val="0"/>
+          <w:color w:val="181A1F"/>
+          <w:sz w:val="28"/>
         </w:rPr>
         <w:t>Используя обществоведческие знания,</w:t>
       </w:r>
     </w:p>
     <w:p>
+      <w:pPr>
+        <w:widowControl/>
+        <w:spacing w:line="240" w:lineRule="auto" w:after="0"/>
+      </w:pPr>
       <w:r>
         <w:rPr>
+          <w:rFonts w:ascii="Times New Roman" w:hAnsi="Times New Roman" w:eastAsia="Times New Roman"/>
           <w:b w:val="0"/>
           <w:i w:val="0"/>
+          <w:color w:val="181A1F"/>
+          <w:sz w:val="28"/>
         </w:rPr>
         <w:t>— укажите не менее трёх основных характеристик политической системы общества;</w:t>
       </w:r>
     </w:p>
     <w:p>
+      <w:pPr>
+        <w:widowControl/>
+        <w:spacing w:line="240" w:lineRule="auto" w:after="0"/>
+      </w:pPr>
       <w:r>
         <w:rPr>
+          <w:rFonts w:ascii="Times New Roman" w:hAnsi="Times New Roman" w:eastAsia="Times New Roman"/>
           <w:b w:val="0"/>
           <w:i w:val="0"/>
+          <w:color w:val="181A1F"/>
+          <w:sz w:val="28"/>
         </w:rPr>
         <w:t>— объясните связь любой указанной автором функциональности политического процесса с культурной подсистемой политической системы общества. (Объяснение может быть дано в одном или нескольких распространённых предложениях.)</w:t>
       </w:r>
     </w:p>
     <w:p>
+      <w:pPr>
+        <w:widowControl/>
+        <w:spacing w:line="240" w:lineRule="auto" w:after="0"/>
+      </w:pPr>
       <w:r>
+        <w:rPr>
+          <w:rFonts w:ascii="Times New Roman" w:hAnsi="Times New Roman" w:eastAsia="Times New Roman"/>
+          <w:color w:val="181A1F"/>
+          <w:sz w:val="28"/>
+        </w:rPr>
         <w:t>Ответ:</w:t>
       </w:r>
     </w:p>
     <w:p>
-      <w:r>
-        <w:t>__________________________________________________________________________________________</w:t>
-      </w:r>
-    </w:p>
-    <w:p>
-      <w:r>
-        <w:t>__________________________________________________________________________________________</w:t>
-      </w:r>
-    </w:p>
-    <w:p>
-      <w:r>
-        <w:t>__________________________________________________________________________________________</w:t>
-      </w:r>
-    </w:p>
-    <w:p>
+      <w:pPr>
+        <w:keepNext/>
+        <w:widowControl/>
+        <w:spacing w:line="240" w:lineRule="auto" w:after="0" w:before="120"/>
+      </w:pPr>
       <w:r>
         <w:rPr>
+          <w:rFonts w:ascii="Times New Roman" w:hAnsi="Times New Roman" w:eastAsia="Times New Roman"/>
           <w:b/>
-          <w:sz w:val="24"/>
+          <w:color w:val="181A1F"/>
+          <w:sz w:val="28"/>
         </w:rPr>
         <w:t>18.</w:t>
       </w:r>
     </w:p>
     <w:p>
+      <w:pPr>
+        <w:widowControl/>
+        <w:spacing w:line="240" w:lineRule="auto" w:after="0"/>
+      </w:pPr>
       <w:r>
         <w:rPr>
+          <w:rFonts w:ascii="Times New Roman" w:hAnsi="Times New Roman" w:eastAsia="Times New Roman"/>
           <w:b w:val="0"/>
           <w:i w:val="0"/>
+          <w:color w:val="181A1F"/>
+          <w:sz w:val="28"/>
         </w:rPr>
         <w:t xml:space="preserve">При мажоритарной (от франц. majorité — большинство) избирательной системе для избрания победивший кандидат должен получить большинство голосов избирателей округа, все остальные кандидаты считаются проигравшими. «Вторых» и «третьих» мест здесь по большому счёту нет. Следует заметить, что мажоритарная избирательная система создаёт благоприятную почву для формирования в стране двухпартийной системы, так как у небольших партий нет реальных шансов пройти во власть, что автоматически выводит их на обочину политической жизни. </w:t>
       </w:r>
     </w:p>
     <w:p>
+      <w:pPr>
+        <w:widowControl/>
+        <w:spacing w:line="240" w:lineRule="auto" w:after="0"/>
+      </w:pPr>
       <w:r>
         <w:rPr>
+          <w:rFonts w:ascii="Times New Roman" w:hAnsi="Times New Roman" w:eastAsia="Times New Roman"/>
           <w:b w:val="0"/>
           <w:i w:val="0"/>
+          <w:color w:val="181A1F"/>
+          <w:sz w:val="28"/>
         </w:rPr>
         <w:t xml:space="preserve">Система относительного большинства — одна из самых простых, но вызывает определенные нарекания. Голоса, поданные за кандидатов, потерпевших поражение, пропадают, избиратели за них проголосовавшие, своих представителей в парламент не проведут. </w:t>
       </w:r>
     </w:p>
     <w:p>
+      <w:pPr>
+        <w:widowControl/>
+        <w:spacing w:line="240" w:lineRule="auto" w:after="0"/>
+      </w:pPr>
       <w:r>
         <w:rPr>
+          <w:rFonts w:ascii="Times New Roman" w:hAnsi="Times New Roman" w:eastAsia="Times New Roman"/>
           <w:b w:val="0"/>
           <w:i w:val="0"/>
+          <w:color w:val="181A1F"/>
+          <w:sz w:val="28"/>
         </w:rPr>
         <w:t xml:space="preserve">При системе абсолютного большинства, если один из кандидатов набрал 50 % голосов, возможны разные варианты проведения повторного голосования. &lt;…&gt; Подчеркнём, что само проведение второго тура усложняет избирательный процесс. Практика показывает, что явка избирателей в этом туре зачастую падает. </w:t>
       </w:r>
     </w:p>
     <w:p>
+      <w:pPr>
+        <w:widowControl/>
+        <w:spacing w:line="240" w:lineRule="auto" w:after="0"/>
+      </w:pPr>
       <w:r>
         <w:rPr>
+          <w:rFonts w:ascii="Times New Roman" w:hAnsi="Times New Roman" w:eastAsia="Times New Roman"/>
           <w:b w:val="0"/>
           <w:i w:val="0"/>
+          <w:color w:val="181A1F"/>
+          <w:sz w:val="28"/>
         </w:rPr>
         <w:t xml:space="preserve">К явным достоинствам мажоритарной системы относятся сравнительная лёгкость формирования правительства и его относительная стабильность. Эта стабильность достигается за счёт распределения парламентских мандатов среди крупных партий и отсеивания небольших. </w:t>
       </w:r>
     </w:p>
     <w:p>
+      <w:pPr>
+        <w:widowControl/>
+        <w:spacing w:line="240" w:lineRule="auto" w:after="0"/>
+      </w:pPr>
       <w:r>
         <w:rPr>
+          <w:rFonts w:ascii="Times New Roman" w:hAnsi="Times New Roman" w:eastAsia="Times New Roman"/>
           <w:b w:val="0"/>
           <w:i w:val="0"/>
+          <w:color w:val="181A1F"/>
+          <w:sz w:val="28"/>
         </w:rPr>
         <w:t xml:space="preserve">При пропорциональной системе создаются большие округа, от каждого из которых избирается несколько депутатов. Заметим, что чем больше округа, тем отчётливее выражены преимущества этой системы. Идеальным случаем является положение, когда вся страна превращается в единый избирательный округ. Мандаты в парламенте получают не все партии, принимающие участие в выборах, а только те, которые преодолели так называемый «избирательный порог». </w:t>
       </w:r>
     </w:p>
     <w:p>
+      <w:pPr>
+        <w:widowControl/>
+        <w:spacing w:line="240" w:lineRule="auto" w:after="0"/>
+      </w:pPr>
       <w:r>
         <w:rPr>
+          <w:rFonts w:ascii="Times New Roman" w:hAnsi="Times New Roman" w:eastAsia="Times New Roman"/>
           <w:b w:val="0"/>
           <w:i w:val="0"/>
+          <w:color w:val="181A1F"/>
+          <w:sz w:val="28"/>
         </w:rPr>
         <w:t xml:space="preserve">Пропорциональная система демократична, она даёт больше шансов для малых партий, у которых тоже есть свои избиратели. К достоинствам этой системы относят то, что представительство партий в выборных органах выявляется в соответствии с их реальной популярностью среди избирателей &lt;…&gt; К очевидным достоинствам пропорциональной системы можно отнести и экономию бюджетных средств, так как она предполагает проведение выборов в тур. </w:t>
       </w:r>
     </w:p>
     <w:p>
+      <w:pPr>
+        <w:widowControl/>
+        <w:spacing w:line="240" w:lineRule="auto" w:after="0"/>
+      </w:pPr>
       <w:r>
         <w:rPr>
+          <w:rFonts w:ascii="Times New Roman" w:hAnsi="Times New Roman" w:eastAsia="Times New Roman"/>
           <w:b w:val="0"/>
           <w:i w:val="0"/>
+          <w:color w:val="181A1F"/>
+          <w:sz w:val="28"/>
         </w:rPr>
         <w:t xml:space="preserve">Между тем пропорциональная система не лишена недостатков. К ним относят нестабильность парламента: в нём создаются и рушатся коалиции, что приводит в целом к нестабильности политической системы. Эта система также подвергается критике из-за того, что партии имеют возможность включить в партийный список малоизвестных политиков, недостойных по своим моральным и профессиональным качествам быть депутатами. (По А.Б. Оришеву) </w:t>
       </w:r>
     </w:p>
     <w:p>
+      <w:pPr>
+        <w:widowControl/>
+        <w:spacing w:line="240" w:lineRule="auto" w:after="0"/>
+      </w:pPr>
       <w:r>
         <w:rPr>
+          <w:rFonts w:ascii="Times New Roman" w:hAnsi="Times New Roman" w:eastAsia="Times New Roman"/>
           <w:b w:val="0"/>
           <w:i w:val="0"/>
+          <w:color w:val="181A1F"/>
+          <w:sz w:val="28"/>
         </w:rPr>
         <w:t xml:space="preserve">В тексте упомянуты ключевые понятия социально-гуманитарных наук. Используя обществоведческие знания, </w:t>
       </w:r>
     </w:p>
     <w:p>
+      <w:pPr>
+        <w:widowControl/>
+        <w:spacing w:line="240" w:lineRule="auto" w:after="0"/>
+      </w:pPr>
       <w:r>
         <w:rPr>
+          <w:rFonts w:ascii="Times New Roman" w:hAnsi="Times New Roman" w:eastAsia="Times New Roman"/>
           <w:b w:val="0"/>
           <w:i w:val="0"/>
+          <w:color w:val="181A1F"/>
+          <w:sz w:val="28"/>
         </w:rPr>
         <w:t xml:space="preserve">— укажите не менее трёх основных признаков политической партии как общественного объединения, </w:t>
       </w:r>
     </w:p>
     <w:p>
+      <w:pPr>
+        <w:widowControl/>
+        <w:spacing w:line="240" w:lineRule="auto" w:after="0"/>
+      </w:pPr>
       <w:r>
         <w:rPr>
+          <w:rFonts w:ascii="Times New Roman" w:hAnsi="Times New Roman" w:eastAsia="Times New Roman"/>
           <w:b w:val="0"/>
           <w:i w:val="0"/>
+          <w:color w:val="181A1F"/>
+          <w:sz w:val="28"/>
         </w:rPr>
         <w:t>— объясните связь любого из отмеченных в тексте достоинств пропорциональной избирательной системы и развития института политических партий. (Объяснение может быть дано в одном или нескольких распространённых предложениях.)</w:t>
       </w:r>
     </w:p>
     <w:p>
+      <w:pPr>
+        <w:widowControl/>
+        <w:spacing w:line="240" w:lineRule="auto" w:after="0"/>
+      </w:pPr>
       <w:r>
+        <w:rPr>
+          <w:rFonts w:ascii="Times New Roman" w:hAnsi="Times New Roman" w:eastAsia="Times New Roman"/>
+          <w:color w:val="181A1F"/>
+          <w:sz w:val="28"/>
+        </w:rPr>
         <w:t>Ответ:</w:t>
       </w:r>
     </w:p>
     <w:p>
-      <w:r>
-        <w:t>__________________________________________________________________________________________</w:t>
-      </w:r>
-    </w:p>
-    <w:p>
-      <w:r>
-        <w:t>__________________________________________________________________________________________</w:t>
-      </w:r>
-    </w:p>
-    <w:p>
-      <w:r>
-        <w:t>__________________________________________________________________________________________</w:t>
-      </w:r>
-    </w:p>
-    <w:p>
+      <w:pPr>
+        <w:keepNext/>
+        <w:widowControl/>
+        <w:spacing w:line="240" w:lineRule="auto" w:after="0" w:before="120"/>
+      </w:pPr>
       <w:r>
         <w:rPr>
+          <w:rFonts w:ascii="Times New Roman" w:hAnsi="Times New Roman" w:eastAsia="Times New Roman"/>
           <w:b/>
-          <w:sz w:val="24"/>
+          <w:color w:val="181A1F"/>
+          <w:sz w:val="28"/>
         </w:rPr>
         <w:t>19.</w:t>
       </w:r>
     </w:p>
     <w:p>
+      <w:pPr>
+        <w:widowControl/>
+        <w:spacing w:line="240" w:lineRule="auto" w:after="0"/>
+      </w:pPr>
       <w:r>
         <w:rPr>
+          <w:rFonts w:ascii="Times New Roman" w:hAnsi="Times New Roman" w:eastAsia="Times New Roman"/>
           <w:b w:val="0"/>
           <w:i w:val="0"/>
+          <w:color w:val="181A1F"/>
+          <w:sz w:val="28"/>
         </w:rPr>
         <w:t>Используя факты общественной жизни и личный социальный опыт, проиллюстрируйте тремя примерами деятельность гражданского общества по решению конкретных (общенациональных или локальных) проблем. (Каждый пример должен быть сформулирован развёрнуто.)</w:t>
       </w:r>
     </w:p>
     <w:p>
+      <w:pPr>
+        <w:widowControl/>
+        <w:spacing w:line="240" w:lineRule="auto" w:after="0"/>
+      </w:pPr>
       <w:r>
+        <w:rPr>
+          <w:rFonts w:ascii="Times New Roman" w:hAnsi="Times New Roman" w:eastAsia="Times New Roman"/>
+          <w:color w:val="181A1F"/>
+          <w:sz w:val="28"/>
+        </w:rPr>
         <w:t>Ответ:</w:t>
       </w:r>
     </w:p>
     <w:p>
-      <w:r>
-        <w:t>__________________________________________________________________________________________</w:t>
-      </w:r>
-    </w:p>
-    <w:p>
-      <w:r>
-        <w:t>__________________________________________________________________________________________</w:t>
-      </w:r>
-    </w:p>
-    <w:p>
-      <w:r>
-        <w:t>__________________________________________________________________________________________</w:t>
-      </w:r>
-    </w:p>
-    <w:p>
+      <w:pPr>
+        <w:keepNext/>
+        <w:widowControl/>
+        <w:spacing w:line="240" w:lineRule="auto" w:after="0" w:before="120"/>
+      </w:pPr>
       <w:r>
         <w:rPr>
+          <w:rFonts w:ascii="Times New Roman" w:hAnsi="Times New Roman" w:eastAsia="Times New Roman"/>
           <w:b/>
-          <w:sz w:val="24"/>
+          <w:color w:val="181A1F"/>
+          <w:sz w:val="28"/>
         </w:rPr>
         <w:t>20.</w:t>
       </w:r>
     </w:p>
     <w:p>
+      <w:pPr>
+        <w:widowControl/>
+        <w:spacing w:line="240" w:lineRule="auto" w:after="0"/>
+      </w:pPr>
       <w:r>
         <w:rPr>
+          <w:rFonts w:ascii="Times New Roman" w:hAnsi="Times New Roman" w:eastAsia="Times New Roman"/>
           <w:b w:val="0"/>
           <w:i w:val="0"/>
+          <w:color w:val="181A1F"/>
+          <w:sz w:val="28"/>
         </w:rPr>
         <w:t>Приведите по два примера, раскрывающих а) воздействие государства на личность и б) личности на государство в политической сфере в демократическом обществе. (Каждый пример должен быть сформулирован развёрнуто.)</w:t>
       </w:r>
     </w:p>
     <w:p>
+      <w:pPr>
+        <w:widowControl/>
+        <w:spacing w:line="240" w:lineRule="auto" w:after="0"/>
+      </w:pPr>
       <w:r>
+        <w:rPr>
+          <w:rFonts w:ascii="Times New Roman" w:hAnsi="Times New Roman" w:eastAsia="Times New Roman"/>
+          <w:color w:val="181A1F"/>
+          <w:sz w:val="28"/>
+        </w:rPr>
         <w:t>Ответ:</w:t>
       </w:r>
     </w:p>
     <w:p>
-      <w:r>
-        <w:t>__________________________________________________________________________________________</w:t>
-      </w:r>
-    </w:p>
-    <w:p>
-      <w:r>
-        <w:t>__________________________________________________________________________________________</w:t>
-      </w:r>
-    </w:p>
-    <w:p>
-      <w:r>
-        <w:t>__________________________________________________________________________________________</w:t>
-      </w:r>
-    </w:p>
-    <w:p>
+      <w:pPr>
+        <w:keepNext/>
+        <w:widowControl/>
+        <w:spacing w:line="240" w:lineRule="auto" w:after="0" w:before="120"/>
+      </w:pPr>
       <w:r>
         <w:rPr>
+          <w:rFonts w:ascii="Times New Roman" w:hAnsi="Times New Roman" w:eastAsia="Times New Roman"/>
           <w:b/>
-          <w:sz w:val="24"/>
+          <w:color w:val="181A1F"/>
+          <w:sz w:val="28"/>
         </w:rPr>
         <w:t>21.</w:t>
       </w:r>
     </w:p>
     <w:p>
+      <w:pPr>
+        <w:widowControl/>
+        <w:spacing w:line="240" w:lineRule="auto" w:after="0"/>
+      </w:pPr>
       <w:r>
         <w:rPr>
+          <w:rFonts w:ascii="Times New Roman" w:hAnsi="Times New Roman" w:eastAsia="Times New Roman"/>
           <w:b w:val="0"/>
           <w:i w:val="0"/>
+          <w:color w:val="181A1F"/>
+          <w:sz w:val="28"/>
         </w:rPr>
         <w:t>Американский ученый Ф. Фукуяма в работе «Конец истории» (1992 г.) выдвинул тезис о том, что история человечества окончилась триумфом либеральной демократии и рыночной экономики в планетарном масштабе: «У либерализма не осталось никаких жизнеспособных альтернатив». Выразите свое отношение к данному тезису и обоснуйте его тремя аргументами с опорой на факты общественной жизни и знания обществоведческого курса. (Каждый аргумент должен быть сформулирован как распространённое предложение.)</w:t>
       </w:r>
     </w:p>
     <w:p>
+      <w:pPr>
+        <w:widowControl/>
+        <w:spacing w:line="240" w:lineRule="auto" w:after="0"/>
+      </w:pPr>
       <w:r>
+        <w:rPr>
+          <w:rFonts w:ascii="Times New Roman" w:hAnsi="Times New Roman" w:eastAsia="Times New Roman"/>
+          <w:color w:val="181A1F"/>
+          <w:sz w:val="28"/>
+        </w:rPr>
         <w:t>Ответ:</w:t>
       </w:r>
     </w:p>
     <w:p>
-      <w:r>
-        <w:t>__________________________________________________________________________________________</w:t>
-      </w:r>
-    </w:p>
-    <w:p>
-      <w:r>
-        <w:t>__________________________________________________________________________________________</w:t>
-      </w:r>
-    </w:p>
-    <w:p>
-      <w:r>
-        <w:t>__________________________________________________________________________________________</w:t>
-      </w:r>
-    </w:p>
-    <w:p>
+      <w:pPr>
+        <w:keepNext/>
+        <w:widowControl/>
+        <w:spacing w:line="240" w:lineRule="auto" w:after="0" w:before="120"/>
+      </w:pPr>
       <w:r>
         <w:rPr>
+          <w:rFonts w:ascii="Times New Roman" w:hAnsi="Times New Roman" w:eastAsia="Times New Roman"/>
           <w:b/>
-          <w:sz w:val="24"/>
+          <w:color w:val="181A1F"/>
+          <w:sz w:val="28"/>
         </w:rPr>
         <w:t>22.</w:t>
       </w:r>
     </w:p>
     <w:p>
+      <w:pPr>
+        <w:widowControl/>
+        <w:spacing w:line="240" w:lineRule="auto" w:after="0"/>
+      </w:pPr>
       <w:r>
         <w:rPr>
+          <w:rFonts w:ascii="Times New Roman" w:hAnsi="Times New Roman" w:eastAsia="Times New Roman"/>
           <w:b w:val="0"/>
           <w:i w:val="0"/>
+          <w:color w:val="181A1F"/>
+          <w:sz w:val="28"/>
         </w:rPr>
         <w:t>В государстве Z существует свободная конкуренция политических партий, принцип разделения властей реализован в построении государственного аппарата. Законодательную власть осуществляет парламент, а избираемый глава государства формирует правительство и возглавляет исполнительную власть. В конституции провозглашены права и свободы человека и гражданина, механизмы их защиты.</w:t>
       </w:r>
     </w:p>
     <w:p>
+      <w:pPr>
+        <w:widowControl/>
+        <w:spacing w:line="240" w:lineRule="auto" w:after="0"/>
+      </w:pPr>
       <w:r>
         <w:rPr>
+          <w:rFonts w:ascii="Times New Roman" w:hAnsi="Times New Roman" w:eastAsia="Times New Roman"/>
           <w:b w:val="0"/>
           <w:i w:val="0"/>
+          <w:color w:val="181A1F"/>
+          <w:sz w:val="28"/>
         </w:rPr>
         <w:t>Абсолютное большинство мест в парламенте государства Z принадлежит партии, которая провозглашает необходимость утверждения в обществе социальной справедливости, свободы и равенства, в том числе посредством перехода к общественной собственности, включая общественную собственность на средства производства. Гражданин N избран руководителем регионального отделения этой партии. Он уделяет большое внимание работе с избирателями, и за время руководства региональным отделением ему удалось увеличить число сторонников партии, объединив интересы различных групп на основе базовых ценностей и идеалов.</w:t>
       </w:r>
     </w:p>
     <w:p>
+      <w:pPr>
+        <w:widowControl/>
+        <w:spacing w:line="240" w:lineRule="auto" w:after="0"/>
+      </w:pPr>
       <w:r>
         <w:rPr>
+          <w:rFonts w:ascii="Times New Roman" w:hAnsi="Times New Roman" w:eastAsia="Times New Roman"/>
           <w:b w:val="0"/>
           <w:i w:val="0"/>
+          <w:color w:val="181A1F"/>
+          <w:sz w:val="28"/>
         </w:rPr>
         <w:t>Какова форма правления государства Z? (Дайте полное название.) Какой политический режим установился в государстве Z? Какой идеологии придерживаются сторонники партии, имеющей абсолютное большинство мест в парламенте? Какую функцию политической партии иллюстрирует деятельность гражданина N? (Дайте название, избегая использования слов и словосочетаний из условия задачи.)</w:t>
       </w:r>
     </w:p>
     <w:p>
+      <w:pPr>
+        <w:widowControl/>
+        <w:spacing w:line="240" w:lineRule="auto" w:after="0"/>
+      </w:pPr>
       <w:r>
+        <w:rPr>
+          <w:rFonts w:ascii="Times New Roman" w:hAnsi="Times New Roman" w:eastAsia="Times New Roman"/>
+          <w:color w:val="181A1F"/>
+          <w:sz w:val="28"/>
+        </w:rPr>
         <w:t>Ответ:</w:t>
       </w:r>
     </w:p>
     <w:p>
-      <w:r>
-        <w:t>__________________________________________________________________________________________</w:t>
-      </w:r>
-    </w:p>
-    <w:p>
-      <w:r>
-        <w:t>__________________________________________________________________________________________</w:t>
-      </w:r>
-    </w:p>
-    <w:p>
-      <w:r>
-        <w:t>__________________________________________________________________________________________</w:t>
-      </w:r>
-    </w:p>
-    <w:p>
+      <w:pPr>
+        <w:keepNext/>
+        <w:widowControl/>
+        <w:spacing w:line="240" w:lineRule="auto" w:after="0" w:before="120"/>
+      </w:pPr>
       <w:r>
         <w:rPr>
+          <w:rFonts w:ascii="Times New Roman" w:hAnsi="Times New Roman" w:eastAsia="Times New Roman"/>
           <w:b/>
-          <w:sz w:val="24"/>
+          <w:color w:val="181A1F"/>
+          <w:sz w:val="28"/>
         </w:rPr>
         <w:t>23.</w:t>
       </w:r>
     </w:p>
     <w:p>
+      <w:pPr>
+        <w:widowControl/>
+        <w:spacing w:line="240" w:lineRule="auto" w:after="0"/>
+      </w:pPr>
       <w:r>
         <w:rPr>
+          <w:rFonts w:ascii="Times New Roman" w:hAnsi="Times New Roman" w:eastAsia="Times New Roman"/>
           <w:b w:val="0"/>
           <w:i w:val="0"/>
+          <w:color w:val="181A1F"/>
+          <w:sz w:val="28"/>
         </w:rPr>
         <w:t>Используя обществоведческие знания, приведите три аргумента, подтверждающих значимость плюрализма в развитии демократии. (Каждый аргумент должен быть сформулирован как распространённое.)</w:t>
       </w:r>
     </w:p>
     <w:p>
+      <w:pPr>
+        <w:widowControl/>
+        <w:spacing w:line="240" w:lineRule="auto" w:after="0"/>
+      </w:pPr>
       <w:r>
+        <w:rPr>
+          <w:rFonts w:ascii="Times New Roman" w:hAnsi="Times New Roman" w:eastAsia="Times New Roman"/>
+          <w:color w:val="181A1F"/>
+          <w:sz w:val="28"/>
+        </w:rPr>
         <w:t>Ответ:</w:t>
       </w:r>
     </w:p>
     <w:p>
-      <w:r>
-        <w:t>__________________________________________________________________________________________</w:t>
-      </w:r>
-    </w:p>
-    <w:p>
-      <w:r>
-        <w:t>__________________________________________________________________________________________</w:t>
-      </w:r>
-    </w:p>
-    <w:p>
-      <w:r>
-        <w:t>__________________________________________________________________________________________</w:t>
-      </w:r>
-    </w:p>
-    <w:p>
+      <w:pPr>
+        <w:keepNext/>
+        <w:widowControl/>
+        <w:spacing w:line="240" w:lineRule="auto" w:after="0" w:before="120"/>
+      </w:pPr>
       <w:r>
         <w:rPr>
+          <w:rFonts w:ascii="Times New Roman" w:hAnsi="Times New Roman" w:eastAsia="Times New Roman"/>
           <w:b/>
-          <w:sz w:val="24"/>
+          <w:color w:val="181A1F"/>
+          <w:sz w:val="28"/>
         </w:rPr>
         <w:t>24.</w:t>
       </w:r>
     </w:p>
     <w:p>
+      <w:pPr>
+        <w:widowControl/>
+        <w:spacing w:line="240" w:lineRule="auto" w:after="0"/>
+      </w:pPr>
       <w:r>
         <w:rPr>
+          <w:rFonts w:ascii="Times New Roman" w:hAnsi="Times New Roman" w:eastAsia="Times New Roman"/>
           <w:b w:val="0"/>
           <w:i w:val="0"/>
+          <w:color w:val="181A1F"/>
+          <w:sz w:val="28"/>
         </w:rPr>
         <w:t>В государстве Z законодательную власть осуществляет парламент, а всенародно избираемый глава государства формирует правительство и возглавляет исполнительную власть. Существуют свободная конкуренция между политическими партиями, гарантированы права и свободы человека и гражданина. Депутатские места (мандаты) в парламенте распределяются между политическими партиями в зависимости от набранных ими голосов при условии, что эти партии преодолели 7%-ный избирательный барьер. Большинство мест в действующем парламенте принадлежит блоку консервативных партий.</w:t>
       </w:r>
     </w:p>
     <w:p>
+      <w:pPr>
+        <w:widowControl/>
+        <w:spacing w:line="240" w:lineRule="auto" w:after="0"/>
+      </w:pPr>
       <w:r>
         <w:rPr>
+          <w:rFonts w:ascii="Times New Roman" w:hAnsi="Times New Roman" w:eastAsia="Times New Roman"/>
           <w:b w:val="0"/>
           <w:i w:val="0"/>
+          <w:color w:val="181A1F"/>
+          <w:sz w:val="28"/>
         </w:rPr>
         <w:t>Какая форма правления в государстве Z? (Укажите факт по условию задачи, на основе которого вы это установили). По какой избирательной системе проходят выборы в парламент государства? Есть ли в условии задачи информация, которая позволяет определить форму государственного территориального устройства? (Свой ответ объясните). Назовите две характеристики консервативной идеологии.</w:t>
       </w:r>
     </w:p>
     <w:p>
+      <w:pPr>
+        <w:widowControl/>
+        <w:spacing w:line="240" w:lineRule="auto" w:after="0"/>
+      </w:pPr>
       <w:r>
+        <w:rPr>
+          <w:rFonts w:ascii="Times New Roman" w:hAnsi="Times New Roman" w:eastAsia="Times New Roman"/>
+          <w:color w:val="181A1F"/>
+          <w:sz w:val="28"/>
+        </w:rPr>
         <w:t>Ответ:</w:t>
       </w:r>
     </w:p>
     <w:p>
-      <w:r>
-        <w:t>__________________________________________________________________________________________</w:t>
-      </w:r>
-    </w:p>
-    <w:p>
-      <w:r>
-        <w:t>__________________________________________________________________________________________</w:t>
-      </w:r>
-    </w:p>
-    <w:p>
-      <w:r>
-        <w:t>__________________________________________________________________________________________</w:t>
-      </w:r>
-    </w:p>
-    <w:p>
-      <w:r>
-        <w:t>__________________________________________________________________________________________</w:t>
-      </w:r>
-    </w:p>
-    <w:p>
-      <w:r>
-        <w:t>__________________________________________________________________________________________</w:t>
-      </w:r>
-    </w:p>
-    <w:p>
+      <w:pPr>
+        <w:keepNext/>
+        <w:widowControl/>
+        <w:spacing w:line="240" w:lineRule="auto" w:after="0" w:before="120"/>
+      </w:pPr>
       <w:r>
         <w:rPr>
+          <w:rFonts w:ascii="Times New Roman" w:hAnsi="Times New Roman" w:eastAsia="Times New Roman"/>
           <w:b/>
-          <w:sz w:val="24"/>
+          <w:color w:val="181A1F"/>
+          <w:sz w:val="28"/>
         </w:rPr>
         <w:t>25.</w:t>
       </w:r>
     </w:p>
     <w:p>
+      <w:pPr>
+        <w:widowControl/>
+        <w:spacing w:line="240" w:lineRule="auto" w:after="0"/>
+      </w:pPr>
       <w:r>
         <w:rPr>
+          <w:rFonts w:ascii="Times New Roman" w:hAnsi="Times New Roman" w:eastAsia="Times New Roman"/>
           <w:b w:val="0"/>
           <w:i w:val="0"/>
+          <w:color w:val="181A1F"/>
+          <w:sz w:val="28"/>
         </w:rPr>
         <w:t>Обоснуйте необходимость закрепления формы государства в конституции государства. (Обоснование должно быть дано с опорой на обществоведческие знания в нескольких связанных между собой распространённых предложениях, раскрывать причинно-следственные и (или) функциональные связи.)</w:t>
       </w:r>
     </w:p>
     <w:p>
+      <w:pPr>
+        <w:widowControl/>
+        <w:spacing w:line="240" w:lineRule="auto" w:after="0"/>
+      </w:pPr>
       <w:r>
         <w:rPr>
+          <w:rFonts w:ascii="Times New Roman" w:hAnsi="Times New Roman" w:eastAsia="Times New Roman"/>
           <w:b w:val="0"/>
           <w:i w:val="0"/>
+          <w:color w:val="181A1F"/>
+          <w:sz w:val="28"/>
         </w:rPr>
         <w:t>Какие политические институты реализуют государственную власть в Российской Федерации? (Назовите любые три института.)</w:t>
       </w:r>
     </w:p>
     <w:p>
+      <w:pPr>
+        <w:widowControl/>
+        <w:spacing w:line="240" w:lineRule="auto" w:after="0"/>
+      </w:pPr>
       <w:r>
         <w:rPr>
+          <w:rFonts w:ascii="Times New Roman" w:hAnsi="Times New Roman" w:eastAsia="Times New Roman"/>
           <w:b w:val="0"/>
           <w:i w:val="0"/>
+          <w:color w:val="181A1F"/>
+          <w:sz w:val="28"/>
         </w:rPr>
         <w:t>Приведите по одному примеру, иллюстрирующему осуществление каждым из указанных в пункте 2 политических институтов соответствующего полномочия. (Каждый пример должен быть сформулирован развёрнуто.)</w:t>
       </w:r>
     </w:p>
     <w:p>
+      <w:pPr>
+        <w:widowControl/>
+        <w:spacing w:line="240" w:lineRule="auto" w:after="0"/>
+      </w:pPr>
       <w:r>
+        <w:rPr>
+          <w:rFonts w:ascii="Times New Roman" w:hAnsi="Times New Roman" w:eastAsia="Times New Roman"/>
+          <w:color w:val="181A1F"/>
+          <w:sz w:val="28"/>
+        </w:rPr>
         <w:t>Ответ:</w:t>
       </w:r>
     </w:p>
     <w:p>
+      <w:pPr>
+        <w:widowControl/>
+        <w:spacing w:line="240" w:lineRule="auto" w:after="0"/>
+      </w:pPr>
       <w:r>
-        <w:t>__________________________________________________________________________________________</w:t>
-      </w:r>
-    </w:p>
-    <w:p>
-      <w:r>
-        <w:t>__________________________________________________________________________________________</w:t>
-      </w:r>
-    </w:p>
-    <w:p>
-      <w:r>
-        <w:t>__________________________________________________________________________________________</w:t>
-      </w:r>
-    </w:p>
-    <w:p>
-      <w:r>
-        <w:t>__________________________________________________________________________________________</w:t>
-      </w:r>
-    </w:p>
-    <w:p>
-      <w:r>
-        <w:t>__________________________________________________________________________________________</w:t>
-      </w:r>
-    </w:p>
-    <w:p>
-      <w:r>
+        <w:rPr>
+          <w:rFonts w:ascii="Times New Roman" w:hAnsi="Times New Roman" w:eastAsia="Times New Roman"/>
+          <w:color w:val="181A1F"/>
+          <w:sz w:val="28"/>
+        </w:rPr>
         <w:br w:type="page"/>
       </w:r>
     </w:p>
-    <w:p>
-      <w:pPr>
-        <w:pStyle w:val="Heading1"/>
-      </w:pPr>
-      <w:r>
-        <w:t>Ответы и критерии</w:t>
-      </w:r>
-    </w:p>
-    <w:tbl>
-      <w:tblPr>
-        <w:tblStyle w:val="TableGrid"/>
-        <w:tblW w:type="auto" w:w="0"/>
-        <w:tblLook w:firstColumn="1" w:firstRow="1" w:lastColumn="0" w:lastRow="0" w:noHBand="0" w:noVBand="1" w:val="04A0"/>
-      </w:tblPr>
-      <w:tblGrid>
-        <w:gridCol w:w="3419"/>
-        <w:gridCol w:w="3419"/>
-        <w:gridCol w:w="3419"/>
-      </w:tblGrid>
-      <w:tr>
-        <w:tc>
-          <w:tcPr>
-            <w:tcW w:type="dxa" w:w="3419"/>
-            <w:shd w:fill="DCE9FA"/>
-          </w:tcPr>
-          <w:p>
-            <w:r>
-              <w:t>№</w:t>
-            </w:r>
-          </w:p>
-        </w:tc>
-        <w:tc>
-          <w:tcPr>
-            <w:tcW w:type="dxa" w:w="3419"/>
-            <w:shd w:fill="DCE9FA"/>
-          </w:tcPr>
-          <w:p>
-            <w:r>
-              <w:t>Ответ</w:t>
-            </w:r>
-          </w:p>
-        </w:tc>
-        <w:tc>
-          <w:tcPr>
-            <w:tcW w:type="dxa" w:w="3419"/>
-            <w:shd w:fill="DCE9FA"/>
-          </w:tcPr>
-          <w:p>
-            <w:r>
-              <w:t>Макс. балл</w:t>
-            </w:r>
-          </w:p>
-        </w:tc>
-      </w:tr>
-      <w:tr>
-        <w:tc>
-          <w:tcPr>
-            <w:tcW w:type="dxa" w:w="3419"/>
-          </w:tcPr>
-          <w:p>
-            <w:r>
-              <w:t>1</w:t>
-            </w:r>
-          </w:p>
-        </w:tc>
-        <w:tc>
-          <w:tcPr>
-            <w:tcW w:type="dxa" w:w="3419"/>
-          </w:tcPr>
-          <w:p>
-            <w:r>
-              <w:t>35</w:t>
-            </w:r>
-          </w:p>
-        </w:tc>
-        <w:tc>
-          <w:tcPr>
-            <w:tcW w:type="dxa" w:w="3419"/>
-          </w:tcPr>
-          <w:p>
-            <w:r>
-              <w:t>1</w:t>
-            </w:r>
-          </w:p>
-        </w:tc>
-      </w:tr>
-      <w:tr>
-        <w:tc>
-          <w:tcPr>
-            <w:tcW w:type="dxa" w:w="3419"/>
-          </w:tcPr>
-          <w:p>
-            <w:r>
-              <w:t>2</w:t>
-            </w:r>
-          </w:p>
-        </w:tc>
-        <w:tc>
-          <w:tcPr>
-            <w:tcW w:type="dxa" w:w="3419"/>
-          </w:tcPr>
-          <w:p>
-            <w:r>
-              <w:t>123</w:t>
-            </w:r>
-          </w:p>
-        </w:tc>
-        <w:tc>
-          <w:tcPr>
-            <w:tcW w:type="dxa" w:w="3419"/>
-          </w:tcPr>
-          <w:p>
-            <w:r>
-              <w:t>2</w:t>
-            </w:r>
-          </w:p>
-        </w:tc>
-      </w:tr>
-      <w:tr>
-        <w:tc>
-          <w:tcPr>
-            <w:tcW w:type="dxa" w:w="3419"/>
-          </w:tcPr>
-          <w:p>
-            <w:r>
-              <w:t>3</w:t>
-            </w:r>
-          </w:p>
-        </w:tc>
-        <w:tc>
-          <w:tcPr>
-            <w:tcW w:type="dxa" w:w="3419"/>
-          </w:tcPr>
-          <w:p>
-            <w:r>
-              <w:t>35</w:t>
-            </w:r>
-          </w:p>
-        </w:tc>
-        <w:tc>
-          <w:tcPr>
-            <w:tcW w:type="dxa" w:w="3419"/>
-          </w:tcPr>
-          <w:p>
-            <w:r>
-              <w:t>1</w:t>
-            </w:r>
-          </w:p>
-        </w:tc>
-      </w:tr>
-      <w:tr>
-        <w:tc>
-          <w:tcPr>
-            <w:tcW w:type="dxa" w:w="3419"/>
-          </w:tcPr>
-          <w:p>
-            <w:r>
-              <w:t>4</w:t>
-            </w:r>
-          </w:p>
-        </w:tc>
-        <w:tc>
-          <w:tcPr>
-            <w:tcW w:type="dxa" w:w="3419"/>
-          </w:tcPr>
-          <w:p>
-            <w:r>
-              <w:t>123</w:t>
-            </w:r>
-          </w:p>
-        </w:tc>
-        <w:tc>
-          <w:tcPr>
-            <w:tcW w:type="dxa" w:w="3419"/>
-          </w:tcPr>
-          <w:p>
-            <w:r>
-              <w:t>2</w:t>
-            </w:r>
-          </w:p>
-        </w:tc>
-      </w:tr>
-      <w:tr>
-        <w:tc>
-          <w:tcPr>
-            <w:tcW w:type="dxa" w:w="3419"/>
-          </w:tcPr>
-          <w:p>
-            <w:r>
-              <w:t>5</w:t>
-            </w:r>
-          </w:p>
-        </w:tc>
-        <w:tc>
-          <w:tcPr>
-            <w:tcW w:type="dxa" w:w="3419"/>
-          </w:tcPr>
-          <w:p>
-            <w:r>
-              <w:t>234</w:t>
-            </w:r>
-          </w:p>
-        </w:tc>
-        <w:tc>
-          <w:tcPr>
-            <w:tcW w:type="dxa" w:w="3419"/>
-          </w:tcPr>
-          <w:p>
-            <w:r>
-              <w:t>2</w:t>
-            </w:r>
-          </w:p>
-        </w:tc>
-      </w:tr>
-      <w:tr>
-        <w:tc>
-          <w:tcPr>
-            <w:tcW w:type="dxa" w:w="3419"/>
-          </w:tcPr>
-          <w:p>
-            <w:r>
-              <w:t>6</w:t>
-            </w:r>
-          </w:p>
-        </w:tc>
-        <w:tc>
-          <w:tcPr>
-            <w:tcW w:type="dxa" w:w="3419"/>
-          </w:tcPr>
-          <w:p>
-            <w:r>
-              <w:t>345</w:t>
-            </w:r>
-          </w:p>
-        </w:tc>
-        <w:tc>
-          <w:tcPr>
-            <w:tcW w:type="dxa" w:w="3419"/>
-          </w:tcPr>
-          <w:p>
-            <w:r>
-              <w:t>2</w:t>
-            </w:r>
-          </w:p>
-        </w:tc>
-      </w:tr>
-      <w:tr>
-        <w:tc>
-          <w:tcPr>
-            <w:tcW w:type="dxa" w:w="3419"/>
-          </w:tcPr>
-          <w:p>
-            <w:r>
-              <w:t>7</w:t>
-            </w:r>
-          </w:p>
-        </w:tc>
-        <w:tc>
-          <w:tcPr>
-            <w:tcW w:type="dxa" w:w="3419"/>
-          </w:tcPr>
-          <w:p>
-            <w:r>
-              <w:t>234</w:t>
-            </w:r>
-          </w:p>
-        </w:tc>
-        <w:tc>
-          <w:tcPr>
-            <w:tcW w:type="dxa" w:w="3419"/>
-          </w:tcPr>
-          <w:p>
-            <w:r>
-              <w:t>2</w:t>
-            </w:r>
-          </w:p>
-        </w:tc>
-      </w:tr>
-      <w:tr>
-        <w:tc>
-          <w:tcPr>
-            <w:tcW w:type="dxa" w:w="3419"/>
-          </w:tcPr>
-          <w:p>
-            <w:r>
-              <w:t>8</w:t>
-            </w:r>
-          </w:p>
-        </w:tc>
-        <w:tc>
-          <w:tcPr>
-            <w:tcW w:type="dxa" w:w="3419"/>
-          </w:tcPr>
-          <w:p>
-            <w:r>
-              <w:t>123</w:t>
-            </w:r>
-          </w:p>
-        </w:tc>
-        <w:tc>
-          <w:tcPr>
-            <w:tcW w:type="dxa" w:w="3419"/>
-          </w:tcPr>
-          <w:p>
-            <w:r>
-              <w:t>2</w:t>
-            </w:r>
-          </w:p>
-        </w:tc>
-      </w:tr>
-      <w:tr>
-        <w:tc>
-          <w:tcPr>
-            <w:tcW w:type="dxa" w:w="3419"/>
-          </w:tcPr>
-          <w:p>
-            <w:r>
-              <w:t>9</w:t>
-            </w:r>
-          </w:p>
-        </w:tc>
-        <w:tc>
-          <w:tcPr>
-            <w:tcW w:type="dxa" w:w="3419"/>
-          </w:tcPr>
-          <w:p>
-            <w:r>
-              <w:t>45</w:t>
-            </w:r>
-          </w:p>
-        </w:tc>
-        <w:tc>
-          <w:tcPr>
-            <w:tcW w:type="dxa" w:w="3419"/>
-          </w:tcPr>
-          <w:p>
-            <w:r>
-              <w:t>1</w:t>
-            </w:r>
-          </w:p>
-        </w:tc>
-      </w:tr>
-      <w:tr>
-        <w:tc>
-          <w:tcPr>
-            <w:tcW w:type="dxa" w:w="3419"/>
-          </w:tcPr>
-          <w:p>
-            <w:r>
-              <w:t>10</w:t>
-            </w:r>
-          </w:p>
-        </w:tc>
-        <w:tc>
-          <w:tcPr>
-            <w:tcW w:type="dxa" w:w="3419"/>
-          </w:tcPr>
-          <w:p>
-            <w:r>
-              <w:t>1245</w:t>
-            </w:r>
-          </w:p>
-        </w:tc>
-        <w:tc>
-          <w:tcPr>
-            <w:tcW w:type="dxa" w:w="3419"/>
-          </w:tcPr>
-          <w:p>
-            <w:r>
-              <w:t>2</w:t>
-            </w:r>
-          </w:p>
-        </w:tc>
-      </w:tr>
-      <w:tr>
-        <w:tc>
-          <w:tcPr>
-            <w:tcW w:type="dxa" w:w="3419"/>
-          </w:tcPr>
-          <w:p>
-            <w:r>
-              <w:t>11</w:t>
-            </w:r>
-          </w:p>
-        </w:tc>
-        <w:tc>
-          <w:tcPr>
-            <w:tcW w:type="dxa" w:w="3419"/>
-          </w:tcPr>
-          <w:p>
-            <w:r>
-              <w:t>235</w:t>
-            </w:r>
-          </w:p>
-        </w:tc>
-        <w:tc>
-          <w:tcPr>
-            <w:tcW w:type="dxa" w:w="3419"/>
-          </w:tcPr>
-          <w:p>
-            <w:r>
-              <w:t>2</w:t>
-            </w:r>
-          </w:p>
-        </w:tc>
-      </w:tr>
-      <w:tr>
-        <w:tc>
-          <w:tcPr>
-            <w:tcW w:type="dxa" w:w="3419"/>
-          </w:tcPr>
-          <w:p>
-            <w:r>
-              <w:t>12</w:t>
-            </w:r>
-          </w:p>
-        </w:tc>
-        <w:tc>
-          <w:tcPr>
-            <w:tcW w:type="dxa" w:w="3419"/>
-          </w:tcPr>
-          <w:p>
-            <w:r>
-              <w:t>26</w:t>
-            </w:r>
-          </w:p>
-        </w:tc>
-        <w:tc>
-          <w:tcPr>
-            <w:tcW w:type="dxa" w:w="3419"/>
-          </w:tcPr>
-          <w:p>
-            <w:r>
-              <w:t>1</w:t>
-            </w:r>
-          </w:p>
-        </w:tc>
-      </w:tr>
-      <w:tr>
-        <w:tc>
-          <w:tcPr>
-            <w:tcW w:type="dxa" w:w="3419"/>
-          </w:tcPr>
-          <w:p>
-            <w:r>
-              <w:t>13</w:t>
-            </w:r>
-          </w:p>
-        </w:tc>
-        <w:tc>
-          <w:tcPr>
-            <w:tcW w:type="dxa" w:w="3419"/>
-          </w:tcPr>
-          <w:p>
-            <w:r>
-              <w:t>124</w:t>
-            </w:r>
-          </w:p>
-        </w:tc>
-        <w:tc>
-          <w:tcPr>
-            <w:tcW w:type="dxa" w:w="3419"/>
-          </w:tcPr>
-          <w:p>
-            <w:r>
-              <w:t>2</w:t>
-            </w:r>
-          </w:p>
-        </w:tc>
-      </w:tr>
-      <w:tr>
-        <w:tc>
-          <w:tcPr>
-            <w:tcW w:type="dxa" w:w="3419"/>
-          </w:tcPr>
-          <w:p>
-            <w:r>
-              <w:t>14</w:t>
-            </w:r>
-          </w:p>
-        </w:tc>
-        <w:tc>
-          <w:tcPr>
-            <w:tcW w:type="dxa" w:w="3419"/>
-          </w:tcPr>
-          <w:p>
-            <w:r>
-              <w:t>1235</w:t>
-            </w:r>
-          </w:p>
-        </w:tc>
-        <w:tc>
-          <w:tcPr>
-            <w:tcW w:type="dxa" w:w="3419"/>
-          </w:tcPr>
-          <w:p>
-            <w:r>
-              <w:t>2</w:t>
-            </w:r>
-          </w:p>
-        </w:tc>
-      </w:tr>
-      <w:tr>
-        <w:tc>
-          <w:tcPr>
-            <w:tcW w:type="dxa" w:w="3419"/>
-          </w:tcPr>
-          <w:p>
-            <w:r>
-              <w:t>15</w:t>
-            </w:r>
-          </w:p>
-        </w:tc>
-        <w:tc>
-          <w:tcPr>
-            <w:tcW w:type="dxa" w:w="3419"/>
-          </w:tcPr>
-          <w:p>
-            <w:r>
-              <w:t>125</w:t>
-            </w:r>
-          </w:p>
-        </w:tc>
-        <w:tc>
-          <w:tcPr>
-            <w:tcW w:type="dxa" w:w="3419"/>
-          </w:tcPr>
-          <w:p>
-            <w:r>
-              <w:t>2</w:t>
-            </w:r>
-          </w:p>
-        </w:tc>
-      </w:tr>
-      <w:tr>
-        <w:tc>
-          <w:tcPr>
-            <w:tcW w:type="dxa" w:w="3419"/>
-          </w:tcPr>
-          <w:p>
-            <w:r>
-              <w:t>16</w:t>
-            </w:r>
-          </w:p>
-        </w:tc>
-        <w:tc>
-          <w:tcPr>
-            <w:tcW w:type="dxa" w:w="3419"/>
-          </w:tcPr>
-          <w:p>
-            <w:r>
-              <w:t>235</w:t>
-            </w:r>
-          </w:p>
-        </w:tc>
-        <w:tc>
-          <w:tcPr>
-            <w:tcW w:type="dxa" w:w="3419"/>
-          </w:tcPr>
-          <w:p>
-            <w:r>
-              <w:t>2</w:t>
-            </w:r>
-          </w:p>
-        </w:tc>
-      </w:tr>
-    </w:tbl>
-    <w:p>
-      <w:r>
-        <w:rPr>
-          <w:b/>
-        </w:rPr>
-        <w:t>Задание 17 — до 2 баллов</w:t>
-      </w:r>
-    </w:p>
-    <w:p>
-      <w:r>
-        <w:rPr>
-          <w:b w:val="0"/>
-          <w:i w:val="0"/>
-        </w:rPr>
-        <w:t>1) Политическая система общества:</w:t>
-      </w:r>
-    </w:p>
-    <w:p>
-      <w:r>
-        <w:rPr>
-          <w:b w:val="0"/>
-          <w:i w:val="0"/>
-        </w:rPr>
-        <w:t>— организована на единой нормативно-ценностной основе совокупность взаимодействий политических субъектов;</w:t>
-      </w:r>
-    </w:p>
-    <w:p>
-      <w:r>
-        <w:rPr>
-          <w:b w:val="0"/>
-          <w:i w:val="0"/>
-        </w:rPr>
-        <w:t>— образует единую целостность, которая обеспечивает определение целей общественного развития и управление общественными делами;</w:t>
-      </w:r>
-    </w:p>
-    <w:p>
-      <w:r>
-        <w:rPr>
-          <w:b w:val="0"/>
-          <w:i w:val="0"/>
-        </w:rPr>
-        <w:t>— представляет собой механизм формирования и функционирования власти в обществе.</w:t>
-      </w:r>
-    </w:p>
-    <w:p>
-      <w:r>
-        <w:rPr>
-          <w:b w:val="0"/>
-          <w:i w:val="0"/>
-        </w:rPr>
-        <w:t>2) Функция политического процесса, заключающаяся в определении исполнения субъектами власти своих специфических ролей и функций, связана с культурной подсистемой политической системы, так как политическая культура задаёт ряд норм и  ценностей, а также  модели политического поведения, в рамках которых субъекты власти исполняют свои роли. Именно культурные представления общества о легитимности, управлении государством и целях политики определяют, как власть реализует свои функции и каким образом осуществляется политический процесс.</w:t>
-      </w:r>
-    </w:p>
-    <w:p>
-      <w:r>
-        <w:rPr>
-          <w:b/>
-        </w:rPr>
-        <w:t>Задание 18 — до 2 баллов</w:t>
-      </w:r>
-    </w:p>
-    <w:p>
-      <w:r>
-        <w:rPr>
-          <w:b w:val="0"/>
-          <w:i w:val="0"/>
-        </w:rPr>
-        <w:t>1) Политическая партия:</w:t>
-      </w:r>
-      <w:r>
-        <w:br/>
-      </w:r>
-      <w:r>
-        <w:rPr>
-          <w:b w:val="0"/>
-          <w:i w:val="0"/>
-        </w:rPr>
-        <w:t>— организованность, наличие программы, устава;</w:t>
-      </w:r>
-    </w:p>
-    <w:p>
-      <w:r>
-        <w:rPr>
-          <w:b w:val="0"/>
-          <w:i w:val="0"/>
-        </w:rPr>
-        <w:t>— целью деятельности является получение государственной власти;</w:t>
-      </w:r>
-    </w:p>
-    <w:p>
-      <w:r>
-        <w:rPr>
-          <w:b w:val="0"/>
-          <w:i w:val="0"/>
-        </w:rPr>
-        <w:t>— выражает интересы тех или иных социальных групп и слоев населения.</w:t>
-      </w:r>
-    </w:p>
-    <w:p>
-      <w:r>
-        <w:rPr>
-          <w:b w:val="0"/>
-          <w:i w:val="0"/>
-        </w:rPr>
-        <w:t>2) К достоинствам пропорциональной системы относят то, что представительство партий в выборных органах выявляется в соответствии с их реальной популярностью среди избирателей. Это способствует развитию института политических партий, так как они заинтересованы в активной работе с избирателями и повышении доверия к своей деятельности, что стимулирует их совершенствовать свои программы и повышать эффективность своей деятельности.</w:t>
-      </w:r>
-    </w:p>
-    <w:p>
-      <w:r>
-        <w:rPr>
-          <w:b/>
-        </w:rPr>
-        <w:t>Задание 19 — до 3 баллов</w:t>
-      </w:r>
-    </w:p>
-    <w:p>
-      <w:r>
-        <w:rPr>
-          <w:b w:val="0"/>
-          <w:i w:val="0"/>
-        </w:rPr>
-        <w:t xml:space="preserve">1) Российский Красный Крест собрал свыше 300 млн рублей пожертвований на оказание помощи пострадавшим жителям Курской области, благодаря чему была отправлена гуманитарная помощь. </w:t>
-      </w:r>
-    </w:p>
-    <w:p>
-      <w:r>
-        <w:rPr>
-          <w:b w:val="0"/>
-          <w:i w:val="0"/>
-        </w:rPr>
-        <w:t xml:space="preserve">2) В Якутии добровольцы принимали участие в тушении лесных пожаров, взаимодействуя со специалистами МЧС. </w:t>
-      </w:r>
-    </w:p>
-    <w:p>
-      <w:r>
-        <w:rPr>
-          <w:b w:val="0"/>
-          <w:i w:val="0"/>
-        </w:rPr>
-        <w:t xml:space="preserve">3) Во время COVID–19 в России были введены ограничения для передвижения граждан, и многим приходилось оставаться дома. По этой причине возникло волонтёрское движение, которое помогало пожилым людям с продуктами, выгулом собак и с другими бытовыми вопросами. Таким образом, люди самоорганизовались, чтобы помочь государству решить проблему высокой смертности населения от вируса. </w:t>
-      </w:r>
-    </w:p>
-    <w:p>
-      <w:r>
-        <w:rPr>
-          <w:b/>
-        </w:rPr>
-        <w:t>Задание 20 — до 3 баллов</w:t>
-      </w:r>
-    </w:p>
-    <w:p>
-      <w:r>
-        <w:rPr>
-          <w:b w:val="0"/>
-          <w:i w:val="0"/>
-        </w:rPr>
-        <w:t>Воздействие государства на личность в демократическом обществе:</w:t>
-      </w:r>
-    </w:p>
-    <w:p>
-      <w:r>
-        <w:rPr>
-          <w:b w:val="0"/>
-          <w:i w:val="0"/>
-        </w:rPr>
-        <w:t>1) В РФ проводится политика в сфере образовании, которая включает в себя повышение уровня грамотности населения, обеспечение доступа населения к образованию.</w:t>
-      </w:r>
-    </w:p>
-    <w:p>
-      <w:r>
-        <w:rPr>
-          <w:b w:val="0"/>
-          <w:i w:val="0"/>
-        </w:rPr>
-        <w:t>2) Гражданин России Смирнов активно участвует в политической жизни своей страны: он регулярно участвует в выборах, состоит в политической партии “Яблоко”. За время своей политической активности Смирнов усвоил такие качество личности как гражданственность, патриотизм.</w:t>
-      </w:r>
-    </w:p>
-    <w:p>
-      <w:r>
-        <w:rPr>
-          <w:b w:val="0"/>
-          <w:i w:val="0"/>
-        </w:rPr>
-        <w:t>Воздействие личности на государство в демократическом обществе:</w:t>
-      </w:r>
-    </w:p>
-    <w:p>
-      <w:r>
-        <w:rPr>
-          <w:b w:val="0"/>
-          <w:i w:val="0"/>
-        </w:rPr>
-        <w:t>1) Гражданин Маслаков, победив на выборах, провел реформы, улучшившие уровень жизни и экономику государства Z.</w:t>
-      </w:r>
-    </w:p>
-    <w:p>
-      <w:r>
-        <w:rPr>
-          <w:b w:val="0"/>
-          <w:i w:val="0"/>
-        </w:rPr>
-        <w:t>2) Планы повышения пенсионного возраста в государстве Z вызвали массовые протесты, организованные политиком Кашиным, что вынудило правительство приостановить реформу.</w:t>
-      </w:r>
-    </w:p>
-    <w:p>
-      <w:r>
-        <w:rPr>
-          <w:b/>
-        </w:rPr>
-        <w:t>Задание 21 — до 3 баллов</w:t>
-      </w:r>
-    </w:p>
-    <w:p>
-      <w:r>
-        <w:rPr>
-          <w:b w:val="0"/>
-          <w:i w:val="0"/>
-        </w:rPr>
-        <w:t>За:</w:t>
-      </w:r>
-    </w:p>
-    <w:p>
-      <w:r>
-        <w:rPr>
-          <w:b w:val="0"/>
-          <w:i w:val="0"/>
-        </w:rPr>
-        <w:t>1) В той или иной мере либеральными являются все успешные и самые развитые страны, которые считаются основными субъектами мировой политики.</w:t>
-      </w:r>
-    </w:p>
-    <w:p>
-      <w:r>
-        <w:rPr>
-          <w:b w:val="0"/>
-          <w:i w:val="0"/>
-        </w:rPr>
-        <w:t>2) Даже не самые демократические по своей сути государства, стремятся пользоваться хотя быть номинально либеральными идеями для укрепления своей власти.</w:t>
-      </w:r>
-    </w:p>
-    <w:p>
-      <w:r>
-        <w:rPr>
-          <w:b w:val="0"/>
-          <w:i w:val="0"/>
-        </w:rPr>
-        <w:t>3) Наиболее устойчивыми являются государства, основанные на либерально-демократических идеях.</w:t>
-      </w:r>
-    </w:p>
-    <w:p>
-      <w:r>
-        <w:rPr>
-          <w:b w:val="0"/>
-          <w:i w:val="0"/>
-        </w:rPr>
-        <w:t>Против:</w:t>
-      </w:r>
-    </w:p>
-    <w:p>
-      <w:r>
-        <w:rPr>
-          <w:b w:val="0"/>
-          <w:i w:val="0"/>
-        </w:rPr>
-        <w:t>1) Либеральные государства хуже справляются с кризисами, что снижает их жизнеспособность.</w:t>
-      </w:r>
-    </w:p>
-    <w:p>
-      <w:r>
-        <w:rPr>
-          <w:b w:val="0"/>
-          <w:i w:val="0"/>
-        </w:rPr>
-        <w:t>2) В мире существует множество государства, которые придерживаются иных ценностей и идей.</w:t>
-      </w:r>
-    </w:p>
-    <w:p>
-      <w:r>
-        <w:rPr>
-          <w:b w:val="0"/>
-          <w:i w:val="0"/>
-        </w:rPr>
-        <w:t>3) Либерализм часто является причиной внутренних политических кризисов в государстве.</w:t>
-      </w:r>
-    </w:p>
-    <w:p>
-      <w:r>
-        <w:rPr>
-          <w:b/>
-        </w:rPr>
-        <w:t>Задание 22 — до 4 баллов</w:t>
-      </w:r>
-    </w:p>
-    <w:p>
-      <w:r>
-        <w:rPr>
-          <w:b w:val="0"/>
-          <w:i w:val="0"/>
-        </w:rPr>
-        <w:t>1) Президентская республика.</w:t>
-      </w:r>
-    </w:p>
-    <w:p>
-      <w:r>
-        <w:rPr>
-          <w:b w:val="0"/>
-          <w:i w:val="0"/>
-        </w:rPr>
-        <w:t>2) Демократия.</w:t>
-      </w:r>
-    </w:p>
-    <w:p>
-      <w:r>
-        <w:rPr>
-          <w:b w:val="0"/>
-          <w:i w:val="0"/>
-        </w:rPr>
-        <w:t>3) Социалистическая идеология.</w:t>
-      </w:r>
-    </w:p>
-    <w:p>
-      <w:r>
-        <w:rPr>
-          <w:b w:val="0"/>
-          <w:i w:val="0"/>
-        </w:rPr>
-        <w:t>4) Политическое рекрутирование.</w:t>
-      </w:r>
-    </w:p>
-    <w:p>
-      <w:r>
-        <w:rPr>
-          <w:b/>
-        </w:rPr>
-        <w:t>Задание 23 — до 3 баллов</w:t>
-      </w:r>
-    </w:p>
-    <w:p>
-      <w:r>
-        <w:rPr>
-          <w:b w:val="0"/>
-          <w:i w:val="0"/>
-        </w:rPr>
-        <w:t>1) Плюрализм позволяет представлять интересы различных социальных групп, что обеспечивает справедливость принятия политических решений. Таким образом, постановления власти формируются с учетом разнообразия мнений, а не только интересов большинства, что укрепляет доверие граждан к институту государства и способствует развитию демократии.</w:t>
-      </w:r>
-    </w:p>
-    <w:p>
-      <w:r>
-        <w:rPr>
-          <w:b w:val="0"/>
-          <w:i w:val="0"/>
-        </w:rPr>
-        <w:t>2) Плюрализм создает условия для конкуренции между политическими партиями и лидерами, предлагающих различные программы и идеи. Это предотвращает главенство единственной политической силы и обеспечивает формирование разнообразной властной структуры, отражающей интересы разных социальных групп, что важно для полноценного функционирования демократического режима.</w:t>
-      </w:r>
-    </w:p>
-    <w:p>
-      <w:r>
-        <w:rPr>
-          <w:b w:val="0"/>
-          <w:i w:val="0"/>
-        </w:rPr>
-        <w:t>3) Плюрализм позволяет политическим силам и гражданам свободно выражать свое мнение и находить компромиссы. Благодаря этому решения учитывают интересы большинства, укрепляют доверие к власти и обеспечивают участие населения в управлении государством, что развивает демократию.</w:t>
-      </w:r>
-    </w:p>
-    <w:p>
-      <w:r>
-        <w:rPr>
-          <w:b/>
-        </w:rPr>
-        <w:t>Задание 24 — до 4 баллов</w:t>
-      </w:r>
-    </w:p>
-    <w:p>
-      <w:r>
-        <w:rPr>
-          <w:b w:val="0"/>
-          <w:i w:val="0"/>
-        </w:rPr>
-        <w:t>1) Президентская республика (В государстве Z законодательную власть осуществляет парламент, а всенародно избираемый глава государства формирует правительство и возглавляет исполнительную власть);</w:t>
-      </w:r>
-    </w:p>
-    <w:p>
-      <w:r>
-        <w:rPr>
-          <w:b w:val="0"/>
-          <w:i w:val="0"/>
-        </w:rPr>
-        <w:t>2) Пропорциональная;</w:t>
-      </w:r>
-    </w:p>
-    <w:p>
-      <w:r>
-        <w:rPr>
-          <w:b w:val="0"/>
-          <w:i w:val="0"/>
-        </w:rPr>
-        <w:t>3) Нет, так как в условии задачи нет информации о том, разделено ли государство на территориальные единицы, которые обладают определенной правовой и политической самостоятельностью;</w:t>
-      </w:r>
-    </w:p>
-    <w:p>
-      <w:r>
-        <w:rPr>
-          <w:b w:val="0"/>
-          <w:i w:val="0"/>
-        </w:rPr>
-        <w:t xml:space="preserve">4) Характеристики: </w:t>
-      </w:r>
-    </w:p>
-    <w:p>
-      <w:r>
-        <w:rPr>
-          <w:b w:val="0"/>
-          <w:i w:val="0"/>
-        </w:rPr>
-        <w:t>а) основана на сохранении традиций;</w:t>
-      </w:r>
-    </w:p>
-    <w:p>
-      <w:r>
-        <w:rPr>
-          <w:b w:val="0"/>
-          <w:i w:val="0"/>
-        </w:rPr>
-        <w:t>б) негативное отношения к переменам.</w:t>
-      </w:r>
-    </w:p>
-    <w:p>
-      <w:r>
-        <w:rPr>
-          <w:b/>
-        </w:rPr>
-        <w:t>Задание 25 — до 6 баллов</w:t>
-      </w:r>
-    </w:p>
-    <w:p>
-      <w:r>
-        <w:rPr>
-          <w:b w:val="0"/>
-          <w:i w:val="0"/>
-        </w:rPr>
-        <w:t>1) Форма государства включает в себя форму правления, форму государственного территориального устройства, а также политический режим государства. Необходимость закрепления в конституции этих элементов формы государства заключается в том, что основной закон страны защищает данные элементы государства, делая форму государства основой государственного строя страны, на котором строится государство. Благодаря этому элементы формы государства остаются стабильными, а также защищены от возможных злоупотреблений со стороны власти.</w:t>
-      </w:r>
-    </w:p>
-    <w:p>
-      <w:r>
-        <w:rPr>
-          <w:b w:val="0"/>
-          <w:i w:val="0"/>
-        </w:rPr>
-        <w:t>2) Политические институты: Государственная дума РФ, Правительство РФ, Президент РФ.</w:t>
-      </w:r>
-    </w:p>
-    <w:p>
-      <w:r>
-        <w:rPr>
-          <w:b w:val="0"/>
-          <w:i w:val="0"/>
-        </w:rPr>
-        <w:t>3) Примеры:</w:t>
-      </w:r>
-    </w:p>
-    <w:p>
-      <w:r>
-        <w:rPr>
-          <w:b w:val="0"/>
-          <w:i w:val="0"/>
-        </w:rPr>
-        <w:t>а) Принятие законов Государственной Думой РФ (Госдума РФ приняла поправки в УК РФ, которые после одобрения Советом Федерации и подписания Президентом вступили в силу, реализуя законодательную функцию парламента);</w:t>
-      </w:r>
-    </w:p>
-    <w:p>
-      <w:r>
-        <w:rPr>
-          <w:b w:val="0"/>
-          <w:i w:val="0"/>
-        </w:rPr>
-        <w:t>б) Разработка федерального бюджета Правительством РФ (Правительство РФ разработало федеральный бюджет на 2023 год с акцентом на социальные программы и направило его в Госдуму, выполняя свое бюджетное полномочие);</w:t>
-      </w:r>
-    </w:p>
-    <w:p>
-      <w:r>
-        <w:rPr>
-          <w:b w:val="0"/>
-          <w:i w:val="0"/>
-        </w:rPr>
-        <w:t>в) Издание указов и распоряжений Президентом РФ (В 2012 году Президент РФ издал "Майские указы" с 218 поручениями по развитию ключевых сфер государства, реализуя свое право на издание нормативных актов).</w:t>
-      </w:r>
-    </w:p>
     <w:sectPr>
-      <w:pgSz w:w="12240" w:h="15840"/>
-      <w:pgMar w:top="964" w:right="850" w:bottom="964" w:left="1134" w:header="720" w:footer="720" w:gutter="0"/>
+      <w:footerReference w:type="default" r:id="rId9"/>
+      <w:pgSz w:w="11906" w:h="16838"/>
+      <w:pgMar w:top="935" w:right="879" w:bottom="879" w:left="992" w:header="397" w:footer="397" w:gutter="0"/>
       <w:cols w:space="720"/>
       <w:docGrid w:linePitch="360"/>
     </w:sectPr>
   </w:body>
 </w:document>
+</file>
+
+<file path=word/footer1.xml><?xml version="1.0" encoding="utf-8"?>
+<w:ftr xmlns:m="http://schemas.openxmlformats.org/officeDocument/2006/math" xmlns:mc="http://schemas.openxmlformats.org/markup-compatibility/2006" xmlns:mo="http://schemas.microsoft.com/office/mac/office/2008/main" xmlns:mv="urn:schemas-microsoft-com:mac:vml" xmlns:o="urn:schemas-microsoft-com:office:office" xmlns:r="http://schemas.openxmlformats.org/officeDocument/2006/relationships" xmlns:v="urn:schemas-microsoft-com:vml" xmlns:w10="urn:schemas-microsoft-com:office:word" xmlns:w14="http://schemas.microsoft.com/office/word/2010/wordml" xmlns:w="http://schemas.openxmlformats.org/wordprocessingml/2006/main" xmlns:wne="http://schemas.microsoft.com/office/word/2006/wordml" xmlns:wp14="http://schemas.microsoft.com/office/word/2010/wordprocessingDrawing" xmlns:wp="http://schemas.openxmlformats.org/drawingml/2006/wordprocessingDrawing" xmlns:wpc="http://schemas.microsoft.com/office/word/2010/wordprocessingCanvas" xmlns:wpg="http://schemas.microsoft.com/office/word/2010/wordprocessingGroup" xmlns:wpi="http://schemas.microsoft.com/office/word/2010/wordprocessingInk" xmlns:wps="http://schemas.microsoft.com/office/word/2010/wordprocessingShape" mc:Ignorable="w14 wp14">
+  <w:p>
+    <w:pPr>
+      <w:pStyle w:val="Footer"/>
+    </w:pPr>
+  </w:p>
+</w:ftr>
 </file>
 
 <file path=word/numbering.xml><?xml version="1.0" encoding="utf-8"?>
@@ -3253,11 +3242,12 @@
     <w:qFormat/>
     <w:rsid w:val="00FC693F"/>
     <w:pPr>
-      <w:spacing w:after="100"/>
+      <w:spacing w:after="0" w:line="240" w:lineRule="auto"/>
     </w:pPr>
     <w:rPr>
-      <w:rFonts w:ascii="Arial" w:hAnsi="Arial"/>
-      <w:sz w:val="22"/>
+      <w:rFonts w:ascii="Times New Roman" w:hAnsi="Times New Roman"/>
+      <w:color w:val="181A1F"/>
+      <w:sz w:val="28"/>
     </w:rPr>
   </w:style>
   <w:style w:type="paragraph" w:styleId="Header">
@@ -3319,10 +3309,10 @@
       <w:outlineLvl w:val="0"/>
     </w:pPr>
     <w:rPr>
-      <w:rFonts w:asciiTheme="majorHAnsi" w:eastAsiaTheme="majorEastAsia" w:hAnsiTheme="majorHAnsi" w:cstheme="majorBidi" w:ascii="Arial" w:hAnsi="Arial"/>
+      <w:rFonts w:asciiTheme="majorHAnsi" w:eastAsiaTheme="majorEastAsia" w:hAnsiTheme="majorHAnsi" w:cstheme="majorBidi" w:ascii="Times New Roman" w:hAnsi="Times New Roman"/>
       <w:b/>
       <w:bCs/>
-      <w:color w:val="365F91" w:themeColor="accent1" w:themeShade="BF"/>
+      <w:color w:val="181A1F"/>
       <w:sz w:val="28"/>
       <w:szCs w:val="28"/>
     </w:rPr>

--- a/politika_variant_2.docx
+++ b/politika_variant_2.docx
@@ -4,461 +4,183 @@
   <w:body>
     <w:p>
       <w:pPr>
-        <w:widowControl/>
-        <w:spacing w:line="240" w:lineRule="auto" w:after="120"/>
-        <w:jc w:val="left"/>
+        <w:keepNext/>
+        <w:spacing w:after="60" w:line="240" w:lineRule="auto"/>
+        <w:jc w:val="center"/>
       </w:pPr>
       <w:r>
         <w:rPr>
           <w:rFonts w:ascii="Times New Roman" w:hAnsi="Times New Roman" w:eastAsia="Times New Roman"/>
           <w:b/>
-          <w:color w:val="181A1F"/>
+          <w:i w:val="0"/>
           <w:sz w:val="28"/>
         </w:rPr>
-        <w:t>Тематический пробный вариант № 2. Политика</w:t>
+        <w:t>Пробный ЕГЭ по обществознанию</w:t>
       </w:r>
     </w:p>
     <w:p>
       <w:pPr>
-        <w:widowControl/>
-        <w:spacing w:line="240" w:lineRule="auto" w:after="140"/>
-        <w:jc w:val="left"/>
-      </w:pPr>
-      <w:r>
-        <w:rPr>
-          <w:rFonts w:ascii="Times New Roman" w:hAnsi="Times New Roman" w:eastAsia="Times New Roman"/>
-          <w:color w:val="181A1F"/>
-          <w:sz w:val="28"/>
-        </w:rPr>
-        <w:t>25 заданий • максимальный первичный балл — 58 • рекомендуемое время — 3 часа 30 минут</w:t>
-      </w:r>
-    </w:p>
-    <w:p>
-      <w:pPr>
-        <w:pStyle w:val="Heading1"/>
-        <w:keepNext/>
-        <w:widowControl/>
-        <w:spacing w:line="240" w:lineRule="auto" w:after="60" w:before="160"/>
-      </w:pPr>
-      <w:r>
-        <w:rPr>
-          <w:rFonts w:ascii="Times New Roman" w:hAnsi="Times New Roman" w:eastAsia="Times New Roman"/>
-          <w:b/>
-          <w:color w:val="181A1F"/>
-          <w:sz w:val="28"/>
-        </w:rPr>
-        <w:t>Часть 1</w:t>
-      </w:r>
-    </w:p>
-    <w:p>
-      <w:pPr>
-        <w:widowControl/>
-        <w:spacing w:line="240" w:lineRule="auto" w:after="0"/>
-      </w:pPr>
-      <w:r>
-        <w:rPr>
-          <w:rFonts w:ascii="Times New Roman" w:hAnsi="Times New Roman" w:eastAsia="Times New Roman"/>
-          <w:color w:val="181A1F"/>
-          <w:sz w:val="28"/>
-        </w:rPr>
-        <w:t>Ответами к заданиям 1–16 являются последовательности цифр. Запишите ответ без пробелов и дополнительных символов.</w:t>
-      </w:r>
-    </w:p>
-    <w:p>
-      <w:pPr>
-        <w:keepNext/>
-        <w:widowControl/>
-        <w:spacing w:line="240" w:lineRule="auto" w:after="0" w:before="120"/>
-      </w:pPr>
-      <w:r>
-        <w:rPr>
-          <w:rFonts w:ascii="Times New Roman" w:hAnsi="Times New Roman" w:eastAsia="Times New Roman"/>
-          <w:b/>
-          <w:color w:val="181A1F"/>
-          <w:sz w:val="28"/>
-        </w:rPr>
-        <w:t>1.</w:t>
-      </w:r>
-    </w:p>
-    <w:p>
-      <w:pPr>
-        <w:widowControl/>
-        <w:spacing w:line="240" w:lineRule="auto" w:after="0"/>
+        <w:keepNext w:val="0"/>
+        <w:spacing w:after="60" w:line="240" w:lineRule="auto"/>
+        <w:jc w:val="center"/>
       </w:pPr>
       <w:r>
         <w:rPr>
           <w:rFonts w:ascii="Times New Roman" w:hAnsi="Times New Roman" w:eastAsia="Times New Roman"/>
           <w:b w:val="0"/>
           <w:i w:val="0"/>
-          <w:color w:val="181A1F"/>
           <w:sz w:val="28"/>
         </w:rPr>
-        <w:t>Ниже приведён перечень характеристик. Все они, за исключением двух, относятся к признакам демократического режима.</w:t>
+        <w:t>Политика. Вариант № 2</w:t>
       </w:r>
     </w:p>
     <w:p>
       <w:pPr>
-        <w:widowControl/>
-        <w:spacing w:line="240" w:lineRule="auto" w:after="0"/>
-      </w:pPr>
+        <w:keepNext/>
+        <w:spacing w:after="60" w:line="240" w:lineRule="auto"/>
+        <w:jc w:val="both"/>
+      </w:pPr>
+      <w:r>
+        <w:rPr>
+          <w:rFonts w:ascii="Times New Roman" w:hAnsi="Times New Roman" w:eastAsia="Times New Roman"/>
+          <w:b/>
+          <w:i w:val="0"/>
+          <w:sz w:val="28"/>
+        </w:rPr>
+        <w:t>Первая часть</w:t>
+      </w:r>
+    </w:p>
+    <w:p>
+      <w:pPr>
+        <w:keepNext w:val="0"/>
+        <w:spacing w:after="60" w:line="240" w:lineRule="auto"/>
+        <w:jc w:val="both"/>
+      </w:pPr>
+      <w:r>
+        <w:rPr>
+          <w:rFonts w:ascii="Times New Roman" w:hAnsi="Times New Roman" w:eastAsia="Times New Roman"/>
+          <w:b/>
+          <w:sz w:val="28"/>
+        </w:rPr>
+        <w:t xml:space="preserve">№1 </w:t>
+      </w:r>
       <w:r>
         <w:rPr>
           <w:rFonts w:ascii="Times New Roman" w:hAnsi="Times New Roman" w:eastAsia="Times New Roman"/>
           <w:b w:val="0"/>
           <w:i w:val="0"/>
-          <w:color w:val="181A1F"/>
           <w:sz w:val="28"/>
         </w:rPr>
-        <w:t>1) политический плюрализм;</w:t>
+        <w:t>Ниже приведён ряд терминов. Все они, за исключением двух, относятся к понятию «гражданское общество».</w:t>
       </w:r>
     </w:p>
     <w:p>
       <w:pPr>
-        <w:widowControl/>
-        <w:spacing w:line="240" w:lineRule="auto" w:after="0"/>
+        <w:keepNext w:val="0"/>
+        <w:spacing w:after="60" w:line="240" w:lineRule="auto"/>
+        <w:jc w:val="both"/>
       </w:pPr>
       <w:r>
         <w:rPr>
           <w:rFonts w:ascii="Times New Roman" w:hAnsi="Times New Roman" w:eastAsia="Times New Roman"/>
           <w:b w:val="0"/>
           <w:i w:val="0"/>
-          <w:color w:val="181A1F"/>
           <w:sz w:val="28"/>
         </w:rPr>
-        <w:t>2) принцип большинства при уважении интересов и прав меньшинства;</w:t>
+        <w:t xml:space="preserve">1) судебная власть; </w:t>
       </w:r>
     </w:p>
     <w:p>
       <w:pPr>
-        <w:widowControl/>
-        <w:spacing w:line="240" w:lineRule="auto" w:after="0"/>
+        <w:keepNext w:val="0"/>
+        <w:spacing w:after="60" w:line="240" w:lineRule="auto"/>
+        <w:jc w:val="both"/>
       </w:pPr>
       <w:r>
         <w:rPr>
           <w:rFonts w:ascii="Times New Roman" w:hAnsi="Times New Roman" w:eastAsia="Times New Roman"/>
           <w:b w:val="0"/>
           <w:i w:val="0"/>
-          <w:color w:val="181A1F"/>
           <w:sz w:val="28"/>
         </w:rPr>
-        <w:t xml:space="preserve">3) федеративное устройство государства; </w:t>
+        <w:t xml:space="preserve">2) общественная организация; </w:t>
       </w:r>
     </w:p>
     <w:p>
       <w:pPr>
-        <w:widowControl/>
-        <w:spacing w:line="240" w:lineRule="auto" w:after="0"/>
+        <w:keepNext w:val="0"/>
+        <w:spacing w:after="60" w:line="240" w:lineRule="auto"/>
+        <w:jc w:val="both"/>
       </w:pPr>
       <w:r>
         <w:rPr>
           <w:rFonts w:ascii="Times New Roman" w:hAnsi="Times New Roman" w:eastAsia="Times New Roman"/>
           <w:b w:val="0"/>
           <w:i w:val="0"/>
-          <w:color w:val="181A1F"/>
           <w:sz w:val="28"/>
         </w:rPr>
-        <w:t xml:space="preserve">4) реализация на практике принципа разделения властей; </w:t>
+        <w:t xml:space="preserve">3) частный интерес; </w:t>
       </w:r>
     </w:p>
     <w:p>
       <w:pPr>
-        <w:widowControl/>
-        <w:spacing w:line="240" w:lineRule="auto" w:after="0"/>
+        <w:keepNext w:val="0"/>
+        <w:spacing w:after="60" w:line="240" w:lineRule="auto"/>
+        <w:jc w:val="both"/>
       </w:pPr>
       <w:r>
         <w:rPr>
           <w:rFonts w:ascii="Times New Roman" w:hAnsi="Times New Roman" w:eastAsia="Times New Roman"/>
           <w:b w:val="0"/>
           <w:i w:val="0"/>
-          <w:color w:val="181A1F"/>
           <w:sz w:val="28"/>
         </w:rPr>
-        <w:t xml:space="preserve">5) монопольное право государства на правотворчество; </w:t>
+        <w:t xml:space="preserve">4) социальная активность; </w:t>
       </w:r>
     </w:p>
     <w:p>
       <w:pPr>
-        <w:widowControl/>
-        <w:spacing w:line="240" w:lineRule="auto" w:after="0"/>
+        <w:keepNext w:val="0"/>
+        <w:spacing w:after="60" w:line="240" w:lineRule="auto"/>
+        <w:jc w:val="both"/>
       </w:pPr>
       <w:r>
         <w:rPr>
           <w:rFonts w:ascii="Times New Roman" w:hAnsi="Times New Roman" w:eastAsia="Times New Roman"/>
           <w:b w:val="0"/>
           <w:i w:val="0"/>
-          <w:color w:val="181A1F"/>
           <w:sz w:val="28"/>
         </w:rPr>
-        <w:t>6) открытость деятельности политических институтов.</w:t>
+        <w:t xml:space="preserve">5) горизонтальное социальное взаимодействие; </w:t>
       </w:r>
     </w:p>
     <w:p>
       <w:pPr>
-        <w:widowControl/>
-        <w:spacing w:line="240" w:lineRule="auto" w:after="0"/>
+        <w:keepNext w:val="0"/>
+        <w:spacing w:after="60" w:line="240" w:lineRule="auto"/>
+        <w:jc w:val="both"/>
       </w:pPr>
       <w:r>
         <w:rPr>
           <w:rFonts w:ascii="Times New Roman" w:hAnsi="Times New Roman" w:eastAsia="Times New Roman"/>
           <w:b w:val="0"/>
           <w:i w:val="0"/>
-          <w:color w:val="181A1F"/>
           <w:sz w:val="28"/>
         </w:rPr>
-        <w:t>Найдите две характеристики, «выпадающие» из общего ряда, и запишите в таблицу цифры, под которыми они указаны.</w:t>
+        <w:t>6) законодательная власть.</w:t>
       </w:r>
     </w:p>
     <w:p>
       <w:pPr>
-        <w:keepNext/>
-        <w:widowControl/>
-        <w:spacing w:line="240" w:lineRule="auto" w:after="0" w:before="120"/>
-      </w:pPr>
-      <w:r>
-        <w:rPr>
-          <w:rFonts w:ascii="Times New Roman" w:hAnsi="Times New Roman" w:eastAsia="Times New Roman"/>
-          <w:b/>
-          <w:color w:val="181A1F"/>
-          <w:sz w:val="28"/>
-        </w:rPr>
-        <w:t>2.</w:t>
-      </w:r>
-    </w:p>
-    <w:p>
-      <w:pPr>
-        <w:widowControl/>
-        <w:spacing w:line="240" w:lineRule="auto" w:after="0"/>
+        <w:keepNext w:val="0"/>
+        <w:spacing w:after="60" w:line="240" w:lineRule="auto"/>
+        <w:jc w:val="both"/>
       </w:pPr>
       <w:r>
         <w:rPr>
           <w:rFonts w:ascii="Times New Roman" w:hAnsi="Times New Roman" w:eastAsia="Times New Roman"/>
           <w:b w:val="0"/>
           <w:i w:val="0"/>
-          <w:color w:val="181A1F"/>
-          <w:sz w:val="28"/>
-        </w:rPr>
-        <w:t>Выберите верные суждения о политических режимах и запишите цифры, под которыми они указаны.</w:t>
-      </w:r>
-    </w:p>
-    <w:p>
-      <w:pPr>
-        <w:widowControl/>
-        <w:spacing w:line="240" w:lineRule="auto" w:after="0"/>
-      </w:pPr>
-      <w:r>
-        <w:rPr>
-          <w:rFonts w:ascii="Times New Roman" w:hAnsi="Times New Roman" w:eastAsia="Times New Roman"/>
-          <w:b w:val="0"/>
-          <w:i w:val="0"/>
-          <w:color w:val="181A1F"/>
-          <w:sz w:val="28"/>
-        </w:rPr>
-        <w:t>1) К характеристикам политического режима относят методы принятия политических решений.</w:t>
-      </w:r>
-    </w:p>
-    <w:p>
-      <w:pPr>
-        <w:widowControl/>
-        <w:spacing w:line="240" w:lineRule="auto" w:after="0"/>
-      </w:pPr>
-      <w:r>
-        <w:rPr>
-          <w:rFonts w:ascii="Times New Roman" w:hAnsi="Times New Roman" w:eastAsia="Times New Roman"/>
-          <w:b w:val="0"/>
-          <w:i w:val="0"/>
-          <w:color w:val="181A1F"/>
-          <w:sz w:val="28"/>
-        </w:rPr>
-        <w:t xml:space="preserve">2) К признакам политического режима относят порядок распределения власти между различными социальными силами и выражающими их интересы политическими организациями. </w:t>
-      </w:r>
-    </w:p>
-    <w:p>
-      <w:pPr>
-        <w:widowControl/>
-        <w:spacing w:line="240" w:lineRule="auto" w:after="0"/>
-      </w:pPr>
-      <w:r>
-        <w:rPr>
-          <w:rFonts w:ascii="Times New Roman" w:hAnsi="Times New Roman" w:eastAsia="Times New Roman"/>
-          <w:b w:val="0"/>
-          <w:i w:val="0"/>
-          <w:color w:val="181A1F"/>
-          <w:sz w:val="28"/>
-        </w:rPr>
-        <w:t xml:space="preserve">3) Тип политического режима определяется состоянием прав и свобод человека. </w:t>
-      </w:r>
-    </w:p>
-    <w:p>
-      <w:pPr>
-        <w:widowControl/>
-        <w:spacing w:line="240" w:lineRule="auto" w:after="0"/>
-      </w:pPr>
-      <w:r>
-        <w:rPr>
-          <w:rFonts w:ascii="Times New Roman" w:hAnsi="Times New Roman" w:eastAsia="Times New Roman"/>
-          <w:b w:val="0"/>
-          <w:i w:val="0"/>
-          <w:color w:val="181A1F"/>
-          <w:sz w:val="28"/>
-        </w:rPr>
-        <w:t>4) Тоталитарный режим от демократического отличает наличие профессионального аппарата управления (бюрократии).</w:t>
-      </w:r>
-    </w:p>
-    <w:p>
-      <w:pPr>
-        <w:widowControl/>
-        <w:spacing w:line="240" w:lineRule="auto" w:after="0"/>
-      </w:pPr>
-      <w:r>
-        <w:rPr>
-          <w:rFonts w:ascii="Times New Roman" w:hAnsi="Times New Roman" w:eastAsia="Times New Roman"/>
-          <w:b w:val="0"/>
-          <w:i w:val="0"/>
-          <w:color w:val="181A1F"/>
-          <w:sz w:val="28"/>
-        </w:rPr>
-        <w:t xml:space="preserve">5) Политическому режиму любого типа свойственна реализация принципа разделения властей. </w:t>
-      </w:r>
-    </w:p>
-    <w:p>
-      <w:pPr>
-        <w:keepNext/>
-        <w:widowControl/>
-        <w:spacing w:line="240" w:lineRule="auto" w:after="0" w:before="120"/>
-      </w:pPr>
-      <w:r>
-        <w:rPr>
-          <w:rFonts w:ascii="Times New Roman" w:hAnsi="Times New Roman" w:eastAsia="Times New Roman"/>
-          <w:b/>
-          <w:color w:val="181A1F"/>
-          <w:sz w:val="28"/>
-        </w:rPr>
-        <w:t>3.</w:t>
-      </w:r>
-    </w:p>
-    <w:p>
-      <w:pPr>
-        <w:widowControl/>
-        <w:spacing w:line="240" w:lineRule="auto" w:after="0"/>
-      </w:pPr>
-      <w:r>
-        <w:rPr>
-          <w:rFonts w:ascii="Times New Roman" w:hAnsi="Times New Roman" w:eastAsia="Times New Roman"/>
-          <w:b w:val="0"/>
-          <w:i w:val="0"/>
-          <w:color w:val="181A1F"/>
-          <w:sz w:val="28"/>
-        </w:rPr>
-        <w:t>Ниже приведён перечень типов политических партий. Все они, за исключением двух, относятся к типам политических партий, выделяемых по идеологическому принципу.</w:t>
-      </w:r>
-    </w:p>
-    <w:p>
-      <w:pPr>
-        <w:widowControl/>
-        <w:spacing w:line="240" w:lineRule="auto" w:after="0"/>
-      </w:pPr>
-      <w:r>
-        <w:rPr>
-          <w:rFonts w:ascii="Times New Roman" w:hAnsi="Times New Roman" w:eastAsia="Times New Roman"/>
-          <w:b w:val="0"/>
-          <w:i w:val="0"/>
-          <w:color w:val="181A1F"/>
-          <w:sz w:val="28"/>
-        </w:rPr>
-        <w:t>1) либеральная;</w:t>
-      </w:r>
-    </w:p>
-    <w:p>
-      <w:pPr>
-        <w:widowControl/>
-        <w:spacing w:line="240" w:lineRule="auto" w:after="0"/>
-      </w:pPr>
-      <w:r>
-        <w:rPr>
-          <w:rFonts w:ascii="Times New Roman" w:hAnsi="Times New Roman" w:eastAsia="Times New Roman"/>
-          <w:b w:val="0"/>
-          <w:i w:val="0"/>
-          <w:color w:val="181A1F"/>
-          <w:sz w:val="28"/>
-        </w:rPr>
-        <w:t>2) консервативная;</w:t>
-      </w:r>
-    </w:p>
-    <w:p>
-      <w:pPr>
-        <w:widowControl/>
-        <w:spacing w:line="240" w:lineRule="auto" w:after="0"/>
-      </w:pPr>
-      <w:r>
-        <w:rPr>
-          <w:rFonts w:ascii="Times New Roman" w:hAnsi="Times New Roman" w:eastAsia="Times New Roman"/>
-          <w:b w:val="0"/>
-          <w:i w:val="0"/>
-          <w:color w:val="181A1F"/>
-          <w:sz w:val="28"/>
-        </w:rPr>
-        <w:t>3) легальная;</w:t>
-      </w:r>
-    </w:p>
-    <w:p>
-      <w:pPr>
-        <w:widowControl/>
-        <w:spacing w:line="240" w:lineRule="auto" w:after="0"/>
-      </w:pPr>
-      <w:r>
-        <w:rPr>
-          <w:rFonts w:ascii="Times New Roman" w:hAnsi="Times New Roman" w:eastAsia="Times New Roman"/>
-          <w:b w:val="0"/>
-          <w:i w:val="0"/>
-          <w:color w:val="181A1F"/>
-          <w:sz w:val="28"/>
-        </w:rPr>
-        <w:t>4) социалистическая;</w:t>
-      </w:r>
-    </w:p>
-    <w:p>
-      <w:pPr>
-        <w:widowControl/>
-        <w:spacing w:line="240" w:lineRule="auto" w:after="0"/>
-      </w:pPr>
-      <w:r>
-        <w:rPr>
-          <w:rFonts w:ascii="Times New Roman" w:hAnsi="Times New Roman" w:eastAsia="Times New Roman"/>
-          <w:b w:val="0"/>
-          <w:i w:val="0"/>
-          <w:color w:val="181A1F"/>
-          <w:sz w:val="28"/>
-        </w:rPr>
-        <w:t>5) оппозиционная;</w:t>
-      </w:r>
-    </w:p>
-    <w:p>
-      <w:pPr>
-        <w:widowControl/>
-        <w:spacing w:line="240" w:lineRule="auto" w:after="0"/>
-      </w:pPr>
-      <w:r>
-        <w:rPr>
-          <w:rFonts w:ascii="Times New Roman" w:hAnsi="Times New Roman" w:eastAsia="Times New Roman"/>
-          <w:b w:val="0"/>
-          <w:i w:val="0"/>
-          <w:color w:val="181A1F"/>
-          <w:sz w:val="28"/>
-        </w:rPr>
-        <w:t>6) коммунистическая.</w:t>
-      </w:r>
-    </w:p>
-    <w:p>
-      <w:pPr>
-        <w:widowControl/>
-        <w:spacing w:line="240" w:lineRule="auto" w:after="0"/>
-      </w:pPr>
-      <w:r>
-        <w:rPr>
-          <w:rFonts w:ascii="Times New Roman" w:hAnsi="Times New Roman" w:eastAsia="Times New Roman"/>
-          <w:b w:val="0"/>
-          <w:i w:val="0"/>
-          <w:color w:val="181A1F"/>
           <w:sz w:val="28"/>
         </w:rPr>
         <w:t>Найдите два термина, «выпадающих» из общего ряда, и запишите в таблицу цифры, под которыми они указаны.</w:t>
@@ -466,1612 +188,3300 @@
     </w:p>
     <w:p>
       <w:pPr>
-        <w:keepNext/>
-        <w:widowControl/>
-        <w:spacing w:line="240" w:lineRule="auto" w:after="0" w:before="120"/>
-      </w:pPr>
-      <w:r>
-        <w:rPr>
-          <w:rFonts w:ascii="Times New Roman" w:hAnsi="Times New Roman" w:eastAsia="Times New Roman"/>
-          <w:b/>
-          <w:color w:val="181A1F"/>
-          <w:sz w:val="28"/>
-        </w:rPr>
-        <w:t>4.</w:t>
-      </w:r>
-    </w:p>
-    <w:p>
-      <w:pPr>
-        <w:widowControl/>
-        <w:spacing w:line="240" w:lineRule="auto" w:after="0"/>
+        <w:keepNext w:val="0"/>
+        <w:spacing w:after="60" w:line="240" w:lineRule="auto"/>
+        <w:jc w:val="both"/>
       </w:pPr>
       <w:r>
         <w:rPr>
           <w:rFonts w:ascii="Times New Roman" w:hAnsi="Times New Roman" w:eastAsia="Times New Roman"/>
           <w:b w:val="0"/>
           <w:i w:val="0"/>
-          <w:color w:val="181A1F"/>
           <w:sz w:val="28"/>
         </w:rPr>
-        <w:t>Выберите верные суждения о политических режимах и запишите цифры, под которыми они указаны.</w:t>
+        <w:t>Ответ:</w:t>
       </w:r>
     </w:p>
     <w:p>
       <w:pPr>
-        <w:widowControl/>
-        <w:spacing w:line="240" w:lineRule="auto" w:after="0"/>
-      </w:pPr>
+        <w:keepNext w:val="0"/>
+        <w:spacing w:after="60" w:line="240" w:lineRule="auto"/>
+        <w:jc w:val="both"/>
+      </w:pPr>
+      <w:r>
+        <w:rPr>
+          <w:rFonts w:ascii="Times New Roman" w:hAnsi="Times New Roman" w:eastAsia="Times New Roman"/>
+          <w:b/>
+          <w:sz w:val="28"/>
+        </w:rPr>
+        <w:t xml:space="preserve">№2 </w:t>
+      </w:r>
       <w:r>
         <w:rPr>
           <w:rFonts w:ascii="Times New Roman" w:hAnsi="Times New Roman" w:eastAsia="Times New Roman"/>
           <w:b w:val="0"/>
           <w:i w:val="0"/>
-          <w:color w:val="181A1F"/>
           <w:sz w:val="28"/>
         </w:rPr>
-        <w:t>1) К признакам политического режима относят систему методов осуществления политической власти.</w:t>
+        <w:t>Выберите верные суждения о мировоззрении и его видах и запишите цифры, под которыми они указаны.</w:t>
       </w:r>
     </w:p>
     <w:p>
       <w:pPr>
-        <w:widowControl/>
-        <w:spacing w:line="240" w:lineRule="auto" w:after="0"/>
+        <w:keepNext w:val="0"/>
+        <w:spacing w:after="60" w:line="240" w:lineRule="auto"/>
+        <w:jc w:val="both"/>
       </w:pPr>
       <w:r>
         <w:rPr>
           <w:rFonts w:ascii="Times New Roman" w:hAnsi="Times New Roman" w:eastAsia="Times New Roman"/>
           <w:b w:val="0"/>
           <w:i w:val="0"/>
-          <w:color w:val="181A1F"/>
           <w:sz w:val="28"/>
         </w:rPr>
-        <w:t>2) Политические режимы различаются в зависимости от наличия или отсутствия политических партий в обществе, существования оппозиции, её статуса и взаимоотношений с государственной властью.</w:t>
+        <w:t xml:space="preserve">1) Научное мировоззрение опирается прежде всего не на разум человека, а на его чувства. </w:t>
       </w:r>
     </w:p>
     <w:p>
       <w:pPr>
-        <w:widowControl/>
-        <w:spacing w:line="240" w:lineRule="auto" w:after="0"/>
+        <w:keepNext w:val="0"/>
+        <w:spacing w:after="60" w:line="240" w:lineRule="auto"/>
+        <w:jc w:val="both"/>
       </w:pPr>
       <w:r>
         <w:rPr>
           <w:rFonts w:ascii="Times New Roman" w:hAnsi="Times New Roman" w:eastAsia="Times New Roman"/>
           <w:b w:val="0"/>
           <w:i w:val="0"/>
-          <w:color w:val="181A1F"/>
           <w:sz w:val="28"/>
         </w:rPr>
-        <w:t>3) Тип политического режима определяется состоянием прав и свобод человека в обществе, развитостью общественно-политических традиций.</w:t>
+        <w:t>2) Мировоззрение дает человеку ориентиры и цели для всей его деятельности.</w:t>
       </w:r>
     </w:p>
     <w:p>
       <w:pPr>
-        <w:widowControl/>
-        <w:spacing w:line="240" w:lineRule="auto" w:after="0"/>
+        <w:keepNext w:val="0"/>
+        <w:spacing w:after="60" w:line="240" w:lineRule="auto"/>
+        <w:jc w:val="both"/>
       </w:pPr>
       <w:r>
         <w:rPr>
           <w:rFonts w:ascii="Times New Roman" w:hAnsi="Times New Roman" w:eastAsia="Times New Roman"/>
           <w:b w:val="0"/>
           <w:i w:val="0"/>
-          <w:color w:val="181A1F"/>
           <w:sz w:val="28"/>
         </w:rPr>
-        <w:t>4) Наличие суверенитета — отличительная черта демократического государства.</w:t>
+        <w:t>3) Обыденное мировоззрение опирается на непосредственный жизненный опыт человека.</w:t>
       </w:r>
     </w:p>
     <w:p>
       <w:pPr>
-        <w:widowControl/>
-        <w:spacing w:line="240" w:lineRule="auto" w:after="0"/>
+        <w:keepNext w:val="0"/>
+        <w:spacing w:after="60" w:line="240" w:lineRule="auto"/>
+        <w:jc w:val="both"/>
       </w:pPr>
       <w:r>
         <w:rPr>
           <w:rFonts w:ascii="Times New Roman" w:hAnsi="Times New Roman" w:eastAsia="Times New Roman"/>
           <w:b w:val="0"/>
           <w:i w:val="0"/>
-          <w:color w:val="181A1F"/>
           <w:sz w:val="28"/>
         </w:rPr>
-        <w:t>5) Особенностью тоталитарного режима является реализация на практике принципа верховенства права.</w:t>
+        <w:t>4) Философское мировоззрение мало использует опыт науки.</w:t>
       </w:r>
     </w:p>
     <w:p>
       <w:pPr>
-        <w:keepNext/>
-        <w:widowControl/>
-        <w:spacing w:line="240" w:lineRule="auto" w:after="0" w:before="120"/>
-      </w:pPr>
-      <w:r>
-        <w:rPr>
-          <w:rFonts w:ascii="Times New Roman" w:hAnsi="Times New Roman" w:eastAsia="Times New Roman"/>
-          <w:b/>
-          <w:color w:val="181A1F"/>
-          <w:sz w:val="28"/>
-        </w:rPr>
-        <w:t>5.</w:t>
-      </w:r>
-    </w:p>
-    <w:p>
-      <w:pPr>
-        <w:widowControl/>
-        <w:spacing w:line="240" w:lineRule="auto" w:after="0"/>
+        <w:keepNext w:val="0"/>
+        <w:spacing w:after="60" w:line="240" w:lineRule="auto"/>
+        <w:jc w:val="both"/>
       </w:pPr>
       <w:r>
         <w:rPr>
           <w:rFonts w:ascii="Times New Roman" w:hAnsi="Times New Roman" w:eastAsia="Times New Roman"/>
           <w:b w:val="0"/>
           <w:i w:val="0"/>
-          <w:color w:val="181A1F"/>
           <w:sz w:val="28"/>
         </w:rPr>
-        <w:t>Выберите верные суждения о гражданском обществе и запишите цифры, под которыми они указаны.</w:t>
+        <w:t>5) Мировоззрение — система взглядов, оценок, норм и установок, определяющих отношение человека к обществу, природе, самому себе.</w:t>
       </w:r>
     </w:p>
     <w:p>
       <w:pPr>
-        <w:widowControl/>
-        <w:spacing w:line="240" w:lineRule="auto" w:after="0"/>
+        <w:keepNext w:val="0"/>
+        <w:spacing w:after="60" w:line="240" w:lineRule="auto"/>
+        <w:jc w:val="both"/>
       </w:pPr>
       <w:r>
         <w:rPr>
           <w:rFonts w:ascii="Times New Roman" w:hAnsi="Times New Roman" w:eastAsia="Times New Roman"/>
           <w:b w:val="0"/>
           <w:i w:val="0"/>
-          <w:color w:val="181A1F"/>
           <w:sz w:val="28"/>
         </w:rPr>
-        <w:t>1) В широком смысле гражданское общество включает часть общества, непосредственно связанную с государством, его структурами.</w:t>
+        <w:t>Ответ:</w:t>
       </w:r>
     </w:p>
     <w:p>
       <w:pPr>
-        <w:widowControl/>
-        <w:spacing w:line="240" w:lineRule="auto" w:after="0"/>
-      </w:pPr>
+        <w:keepNext w:val="0"/>
+        <w:spacing w:after="60" w:line="240" w:lineRule="auto"/>
+        <w:jc w:val="both"/>
+      </w:pPr>
+      <w:r>
+        <w:rPr>
+          <w:rFonts w:ascii="Times New Roman" w:hAnsi="Times New Roman" w:eastAsia="Times New Roman"/>
+          <w:b/>
+          <w:sz w:val="28"/>
+        </w:rPr>
+        <w:t xml:space="preserve">№3 </w:t>
+      </w:r>
       <w:r>
         <w:rPr>
           <w:rFonts w:ascii="Times New Roman" w:hAnsi="Times New Roman" w:eastAsia="Times New Roman"/>
           <w:b w:val="0"/>
           <w:i w:val="0"/>
-          <w:color w:val="181A1F"/>
           <w:sz w:val="28"/>
         </w:rPr>
-        <w:t>2) Гражданское общество — это сфера распространения частных интересов и индивидуализма.</w:t>
+        <w:t>Установите соответствие между проявлениями и оценками последствий глобализации: к каждой позиции, данной в первом столбце, подберите соответствующую позицию из второго столбца.</w:t>
       </w:r>
     </w:p>
+    <w:tbl>
+      <w:tblPr>
+        <w:tblStyle w:val="TableGrid"/>
+        <w:tblW w:type="auto" w:w="0"/>
+        <w:tblLayout w:type="autofit"/>
+        <w:tblLook w:firstColumn="1" w:firstRow="1" w:lastColumn="0" w:lastRow="0" w:noHBand="0" w:noVBand="1" w:val="04A0"/>
+      </w:tblPr>
+      <w:tblGrid>
+        <w:gridCol w:w="5128"/>
+        <w:gridCol w:w="5128"/>
+      </w:tblGrid>
+      <w:tr>
+        <w:tc>
+          <w:tcPr>
+            <w:tcW w:type="dxa" w:w="5128"/>
+            <w:vAlign w:val="center"/>
+            <w:tcMar>
+              <w:top w:w="80" w:type="dxa"/>
+              <w:start w:w="100" w:type="dxa"/>
+              <w:bottom w:w="80" w:type="dxa"/>
+              <w:end w:w="100" w:type="dxa"/>
+            </w:tcMar>
+          </w:tcPr>
+          <w:p>
+            <w:pPr>
+              <w:keepNext w:val="0"/>
+              <w:spacing w:after="0" w:line="240" w:lineRule="auto"/>
+              <w:jc w:val="left"/>
+            </w:pPr>
+            <w:r>
+              <w:rPr>
+                <w:rFonts w:ascii="Times New Roman" w:hAnsi="Times New Roman" w:eastAsia="Times New Roman"/>
+                <w:sz w:val="28"/>
+              </w:rPr>
+              <w:t>ПРОЯВЛЕНИЯ</w:t>
+            </w:r>
+          </w:p>
+        </w:tc>
+        <w:tc>
+          <w:tcPr>
+            <w:tcW w:type="dxa" w:w="5128"/>
+            <w:vAlign w:val="center"/>
+            <w:tcMar>
+              <w:top w:w="80" w:type="dxa"/>
+              <w:start w:w="100" w:type="dxa"/>
+              <w:bottom w:w="80" w:type="dxa"/>
+              <w:end w:w="100" w:type="dxa"/>
+            </w:tcMar>
+          </w:tcPr>
+          <w:p>
+            <w:pPr>
+              <w:keepNext w:val="0"/>
+              <w:spacing w:after="0" w:line="240" w:lineRule="auto"/>
+              <w:jc w:val="left"/>
+            </w:pPr>
+            <w:r>
+              <w:rPr>
+                <w:rFonts w:ascii="Times New Roman" w:hAnsi="Times New Roman" w:eastAsia="Times New Roman"/>
+                <w:sz w:val="28"/>
+              </w:rPr>
+              <w:t>ОЦЕНКИ ПОСЛЕДСТВИЙ ГЛОБАЛИЗАЦИИ</w:t>
+            </w:r>
+          </w:p>
+        </w:tc>
+      </w:tr>
+      <w:tr>
+        <w:tc>
+          <w:tcPr>
+            <w:tcW w:type="dxa" w:w="5128"/>
+            <w:vAlign w:val="center"/>
+            <w:tcMar>
+              <w:top w:w="80" w:type="dxa"/>
+              <w:start w:w="100" w:type="dxa"/>
+              <w:bottom w:w="80" w:type="dxa"/>
+              <w:end w:w="100" w:type="dxa"/>
+            </w:tcMar>
+          </w:tcPr>
+          <w:p>
+            <w:pPr>
+              <w:keepNext w:val="0"/>
+              <w:spacing w:after="0" w:line="240" w:lineRule="auto"/>
+              <w:jc w:val="left"/>
+            </w:pPr>
+            <w:r>
+              <w:rPr>
+                <w:rFonts w:ascii="Times New Roman" w:hAnsi="Times New Roman" w:eastAsia="Times New Roman"/>
+                <w:sz w:val="28"/>
+              </w:rPr>
+              <w:t>А) насаждение единого стандарта потребления глобализацииБ) сближение народов и государствВ) навязывание определённого образа жизниГ) стимулирование экономического развитияД) возникновение социокультурного единства</w:t>
+            </w:r>
+          </w:p>
+        </w:tc>
+        <w:tc>
+          <w:tcPr>
+            <w:tcW w:type="dxa" w:w="5128"/>
+            <w:vAlign w:val="center"/>
+            <w:tcMar>
+              <w:top w:w="80" w:type="dxa"/>
+              <w:start w:w="100" w:type="dxa"/>
+              <w:bottom w:w="80" w:type="dxa"/>
+              <w:end w:w="100" w:type="dxa"/>
+            </w:tcMar>
+          </w:tcPr>
+          <w:p>
+            <w:pPr>
+              <w:keepNext w:val="0"/>
+              <w:spacing w:after="0" w:line="240" w:lineRule="auto"/>
+              <w:jc w:val="left"/>
+            </w:pPr>
+            <w:r>
+              <w:rPr>
+                <w:rFonts w:ascii="Times New Roman" w:hAnsi="Times New Roman" w:eastAsia="Times New Roman"/>
+                <w:sz w:val="28"/>
+              </w:rPr>
+              <w:t>1) позитивные последствия2) негативные последствия</w:t>
+            </w:r>
+          </w:p>
+        </w:tc>
+      </w:tr>
+    </w:tbl>
+    <w:p/>
     <w:p>
       <w:pPr>
-        <w:widowControl/>
-        <w:spacing w:line="240" w:lineRule="auto" w:after="0"/>
+        <w:keepNext w:val="0"/>
+        <w:spacing w:after="60" w:line="240" w:lineRule="auto"/>
+        <w:jc w:val="both"/>
       </w:pPr>
       <w:r>
         <w:rPr>
           <w:rFonts w:ascii="Times New Roman" w:hAnsi="Times New Roman" w:eastAsia="Times New Roman"/>
           <w:b w:val="0"/>
           <w:i w:val="0"/>
-          <w:color w:val="181A1F"/>
           <w:sz w:val="28"/>
         </w:rPr>
-        <w:t>3) Гражданское общество имеет свои внутренние источники саморазвития, независимые от государства.</w:t>
+        <w:t>Запишите в ответ цифры, расположив их в порядке, соответствующем буквам:</w:t>
       </w:r>
     </w:p>
+    <w:tbl>
+      <w:tblPr>
+        <w:tblStyle w:val="TableGrid"/>
+        <w:tblW w:type="auto" w:w="0"/>
+        <w:tblLayout w:type="autofit"/>
+        <w:tblLook w:firstColumn="1" w:firstRow="1" w:lastColumn="0" w:lastRow="0" w:noHBand="0" w:noVBand="1" w:val="04A0"/>
+      </w:tblPr>
+      <w:tblGrid>
+        <w:gridCol w:w="2051"/>
+        <w:gridCol w:w="2051"/>
+        <w:gridCol w:w="2051"/>
+        <w:gridCol w:w="2051"/>
+        <w:gridCol w:w="2051"/>
+      </w:tblGrid>
+      <w:tr>
+        <w:tc>
+          <w:tcPr>
+            <w:tcW w:type="dxa" w:w="2051"/>
+            <w:vAlign w:val="center"/>
+            <w:tcMar>
+              <w:top w:w="80" w:type="dxa"/>
+              <w:start w:w="100" w:type="dxa"/>
+              <w:bottom w:w="80" w:type="dxa"/>
+              <w:end w:w="100" w:type="dxa"/>
+            </w:tcMar>
+          </w:tcPr>
+          <w:p>
+            <w:pPr>
+              <w:keepNext w:val="0"/>
+              <w:spacing w:after="0" w:line="240" w:lineRule="auto"/>
+              <w:jc w:val="left"/>
+            </w:pPr>
+            <w:r>
+              <w:rPr>
+                <w:rFonts w:ascii="Times New Roman" w:hAnsi="Times New Roman" w:eastAsia="Times New Roman"/>
+                <w:sz w:val="28"/>
+              </w:rPr>
+              <w:t>A</w:t>
+            </w:r>
+          </w:p>
+        </w:tc>
+        <w:tc>
+          <w:tcPr>
+            <w:tcW w:type="dxa" w:w="2051"/>
+            <w:vAlign w:val="center"/>
+            <w:tcMar>
+              <w:top w:w="80" w:type="dxa"/>
+              <w:start w:w="100" w:type="dxa"/>
+              <w:bottom w:w="80" w:type="dxa"/>
+              <w:end w:w="100" w:type="dxa"/>
+            </w:tcMar>
+          </w:tcPr>
+          <w:p>
+            <w:pPr>
+              <w:keepNext w:val="0"/>
+              <w:spacing w:after="0" w:line="240" w:lineRule="auto"/>
+              <w:jc w:val="left"/>
+            </w:pPr>
+            <w:r>
+              <w:rPr>
+                <w:rFonts w:ascii="Times New Roman" w:hAnsi="Times New Roman" w:eastAsia="Times New Roman"/>
+                <w:sz w:val="28"/>
+              </w:rPr>
+              <w:t>Б</w:t>
+            </w:r>
+          </w:p>
+        </w:tc>
+        <w:tc>
+          <w:tcPr>
+            <w:tcW w:type="dxa" w:w="2051"/>
+            <w:vAlign w:val="center"/>
+            <w:tcMar>
+              <w:top w:w="80" w:type="dxa"/>
+              <w:start w:w="100" w:type="dxa"/>
+              <w:bottom w:w="80" w:type="dxa"/>
+              <w:end w:w="100" w:type="dxa"/>
+            </w:tcMar>
+          </w:tcPr>
+          <w:p>
+            <w:pPr>
+              <w:keepNext w:val="0"/>
+              <w:spacing w:after="0" w:line="240" w:lineRule="auto"/>
+              <w:jc w:val="left"/>
+            </w:pPr>
+            <w:r>
+              <w:rPr>
+                <w:rFonts w:ascii="Times New Roman" w:hAnsi="Times New Roman" w:eastAsia="Times New Roman"/>
+                <w:sz w:val="28"/>
+              </w:rPr>
+              <w:t>В</w:t>
+            </w:r>
+          </w:p>
+        </w:tc>
+        <w:tc>
+          <w:tcPr>
+            <w:tcW w:type="dxa" w:w="2051"/>
+            <w:vAlign w:val="center"/>
+            <w:tcMar>
+              <w:top w:w="80" w:type="dxa"/>
+              <w:start w:w="100" w:type="dxa"/>
+              <w:bottom w:w="80" w:type="dxa"/>
+              <w:end w:w="100" w:type="dxa"/>
+            </w:tcMar>
+          </w:tcPr>
+          <w:p>
+            <w:pPr>
+              <w:keepNext w:val="0"/>
+              <w:spacing w:after="0" w:line="240" w:lineRule="auto"/>
+              <w:jc w:val="left"/>
+            </w:pPr>
+            <w:r>
+              <w:rPr>
+                <w:rFonts w:ascii="Times New Roman" w:hAnsi="Times New Roman" w:eastAsia="Times New Roman"/>
+                <w:sz w:val="28"/>
+              </w:rPr>
+              <w:t>Г</w:t>
+            </w:r>
+          </w:p>
+        </w:tc>
+        <w:tc>
+          <w:tcPr>
+            <w:tcW w:type="dxa" w:w="2051"/>
+            <w:vAlign w:val="center"/>
+            <w:tcMar>
+              <w:top w:w="80" w:type="dxa"/>
+              <w:start w:w="100" w:type="dxa"/>
+              <w:bottom w:w="80" w:type="dxa"/>
+              <w:end w:w="100" w:type="dxa"/>
+            </w:tcMar>
+          </w:tcPr>
+          <w:p>
+            <w:pPr>
+              <w:keepNext w:val="0"/>
+              <w:spacing w:after="0" w:line="240" w:lineRule="auto"/>
+              <w:jc w:val="left"/>
+            </w:pPr>
+            <w:r>
+              <w:rPr>
+                <w:rFonts w:ascii="Times New Roman" w:hAnsi="Times New Roman" w:eastAsia="Times New Roman"/>
+                <w:sz w:val="28"/>
+              </w:rPr>
+              <w:t>Д</w:t>
+            </w:r>
+          </w:p>
+        </w:tc>
+      </w:tr>
+      <w:tr>
+        <w:tc>
+          <w:tcPr>
+            <w:tcW w:type="dxa" w:w="2051"/>
+            <w:vAlign w:val="center"/>
+            <w:tcMar>
+              <w:top w:w="80" w:type="dxa"/>
+              <w:start w:w="100" w:type="dxa"/>
+              <w:bottom w:w="80" w:type="dxa"/>
+              <w:end w:w="100" w:type="dxa"/>
+            </w:tcMar>
+          </w:tcPr>
+          <w:p>
+            <w:pPr>
+              <w:keepNext w:val="0"/>
+              <w:spacing w:after="0" w:line="240" w:lineRule="auto"/>
+              <w:jc w:val="left"/>
+            </w:pPr>
+            <w:r>
+              <w:rPr>
+                <w:rFonts w:ascii="Times New Roman" w:hAnsi="Times New Roman" w:eastAsia="Times New Roman"/>
+                <w:sz w:val="28"/>
+              </w:rPr>
+            </w:r>
+          </w:p>
+        </w:tc>
+        <w:tc>
+          <w:tcPr>
+            <w:tcW w:type="dxa" w:w="2051"/>
+            <w:vAlign w:val="center"/>
+            <w:tcMar>
+              <w:top w:w="80" w:type="dxa"/>
+              <w:start w:w="100" w:type="dxa"/>
+              <w:bottom w:w="80" w:type="dxa"/>
+              <w:end w:w="100" w:type="dxa"/>
+            </w:tcMar>
+          </w:tcPr>
+          <w:p>
+            <w:pPr>
+              <w:keepNext w:val="0"/>
+              <w:spacing w:after="0" w:line="240" w:lineRule="auto"/>
+              <w:jc w:val="left"/>
+            </w:pPr>
+            <w:r>
+              <w:rPr>
+                <w:rFonts w:ascii="Times New Roman" w:hAnsi="Times New Roman" w:eastAsia="Times New Roman"/>
+                <w:sz w:val="28"/>
+              </w:rPr>
+            </w:r>
+          </w:p>
+        </w:tc>
+        <w:tc>
+          <w:tcPr>
+            <w:tcW w:type="dxa" w:w="2051"/>
+            <w:vAlign w:val="center"/>
+            <w:tcMar>
+              <w:top w:w="80" w:type="dxa"/>
+              <w:start w:w="100" w:type="dxa"/>
+              <w:bottom w:w="80" w:type="dxa"/>
+              <w:end w:w="100" w:type="dxa"/>
+            </w:tcMar>
+          </w:tcPr>
+          <w:p>
+            <w:pPr>
+              <w:keepNext w:val="0"/>
+              <w:spacing w:after="0" w:line="240" w:lineRule="auto"/>
+              <w:jc w:val="left"/>
+            </w:pPr>
+            <w:r>
+              <w:rPr>
+                <w:rFonts w:ascii="Times New Roman" w:hAnsi="Times New Roman" w:eastAsia="Times New Roman"/>
+                <w:sz w:val="28"/>
+              </w:rPr>
+            </w:r>
+          </w:p>
+        </w:tc>
+        <w:tc>
+          <w:tcPr>
+            <w:tcW w:type="dxa" w:w="2051"/>
+            <w:vAlign w:val="center"/>
+            <w:tcMar>
+              <w:top w:w="80" w:type="dxa"/>
+              <w:start w:w="100" w:type="dxa"/>
+              <w:bottom w:w="80" w:type="dxa"/>
+              <w:end w:w="100" w:type="dxa"/>
+            </w:tcMar>
+          </w:tcPr>
+          <w:p>
+            <w:pPr>
+              <w:keepNext w:val="0"/>
+              <w:spacing w:after="0" w:line="240" w:lineRule="auto"/>
+              <w:jc w:val="left"/>
+            </w:pPr>
+            <w:r>
+              <w:rPr>
+                <w:rFonts w:ascii="Times New Roman" w:hAnsi="Times New Roman" w:eastAsia="Times New Roman"/>
+                <w:sz w:val="28"/>
+              </w:rPr>
+            </w:r>
+          </w:p>
+        </w:tc>
+        <w:tc>
+          <w:tcPr>
+            <w:tcW w:type="dxa" w:w="2051"/>
+            <w:vAlign w:val="center"/>
+            <w:tcMar>
+              <w:top w:w="80" w:type="dxa"/>
+              <w:start w:w="100" w:type="dxa"/>
+              <w:bottom w:w="80" w:type="dxa"/>
+              <w:end w:w="100" w:type="dxa"/>
+            </w:tcMar>
+          </w:tcPr>
+          <w:p>
+            <w:pPr>
+              <w:keepNext w:val="0"/>
+              <w:spacing w:after="0" w:line="240" w:lineRule="auto"/>
+              <w:jc w:val="left"/>
+            </w:pPr>
+            <w:r>
+              <w:rPr>
+                <w:rFonts w:ascii="Times New Roman" w:hAnsi="Times New Roman" w:eastAsia="Times New Roman"/>
+                <w:sz w:val="28"/>
+              </w:rPr>
+            </w:r>
+          </w:p>
+        </w:tc>
+      </w:tr>
+    </w:tbl>
+    <w:p/>
     <w:p>
       <w:pPr>
-        <w:widowControl/>
-        <w:spacing w:line="240" w:lineRule="auto" w:after="0"/>
+        <w:keepNext w:val="0"/>
+        <w:spacing w:after="60" w:line="240" w:lineRule="auto"/>
+        <w:jc w:val="both"/>
       </w:pPr>
       <w:r>
         <w:rPr>
           <w:rFonts w:ascii="Times New Roman" w:hAnsi="Times New Roman" w:eastAsia="Times New Roman"/>
           <w:b w:val="0"/>
           <w:i w:val="0"/>
-          <w:color w:val="181A1F"/>
           <w:sz w:val="28"/>
         </w:rPr>
-        <w:t>4) Цель функционирования современного гражданского общества заключается в удовлетворении материальных и духовных потребностей человека, в создании условий, обеспечивающих ему достойную жизнь и свободное развитие.</w:t>
+        <w:t>Ответ:</w:t>
       </w:r>
     </w:p>
     <w:p>
       <w:pPr>
-        <w:widowControl/>
-        <w:spacing w:line="240" w:lineRule="auto" w:after="0"/>
-      </w:pPr>
+        <w:keepNext w:val="0"/>
+        <w:spacing w:after="60" w:line="240" w:lineRule="auto"/>
+        <w:jc w:val="both"/>
+      </w:pPr>
+      <w:r>
+        <w:rPr>
+          <w:rFonts w:ascii="Times New Roman" w:hAnsi="Times New Roman" w:eastAsia="Times New Roman"/>
+          <w:b/>
+          <w:sz w:val="28"/>
+        </w:rPr>
+        <w:t xml:space="preserve">№4 </w:t>
+      </w:r>
       <w:r>
         <w:rPr>
           <w:rFonts w:ascii="Times New Roman" w:hAnsi="Times New Roman" w:eastAsia="Times New Roman"/>
           <w:b w:val="0"/>
           <w:i w:val="0"/>
-          <w:color w:val="181A1F"/>
           <w:sz w:val="28"/>
         </w:rPr>
-        <w:t>5) Экономическая база гражданского общества — плановая экономика.</w:t>
+        <w:t>В стране Z массовое производство уступает мелкосерийному, товар выпускается малыми партиями. Какие иные признаки свидетельствуют о том, что страна Z развивается как постиндустриальное общество? Запишите цифры, под которыми они указаны.</w:t>
       </w:r>
     </w:p>
     <w:p>
       <w:pPr>
-        <w:keepNext/>
-        <w:widowControl/>
-        <w:spacing w:line="240" w:lineRule="auto" w:after="0" w:before="120"/>
-      </w:pPr>
-      <w:r>
-        <w:rPr>
-          <w:rFonts w:ascii="Times New Roman" w:hAnsi="Times New Roman" w:eastAsia="Times New Roman"/>
-          <w:b/>
-          <w:color w:val="181A1F"/>
-          <w:sz w:val="28"/>
-        </w:rPr>
-        <w:t>6.</w:t>
-      </w:r>
-    </w:p>
-    <w:p>
-      <w:pPr>
-        <w:widowControl/>
-        <w:spacing w:line="240" w:lineRule="auto" w:after="0"/>
+        <w:keepNext w:val="0"/>
+        <w:spacing w:after="60" w:line="240" w:lineRule="auto"/>
+        <w:jc w:val="both"/>
       </w:pPr>
       <w:r>
         <w:rPr>
           <w:rFonts w:ascii="Times New Roman" w:hAnsi="Times New Roman" w:eastAsia="Times New Roman"/>
           <w:b w:val="0"/>
           <w:i w:val="0"/>
-          <w:color w:val="181A1F"/>
           <w:sz w:val="28"/>
         </w:rPr>
-        <w:t>Выберите верные суждения о политическом лидере и запишите цифры, под которыми они указаны.</w:t>
+        <w:t>1) Наибольшее развитие получают наукоёмкие, ресурсосберегающие технологии.</w:t>
       </w:r>
     </w:p>
     <w:p>
       <w:pPr>
-        <w:widowControl/>
-        <w:spacing w:line="240" w:lineRule="auto" w:after="0"/>
+        <w:keepNext w:val="0"/>
+        <w:spacing w:after="60" w:line="240" w:lineRule="auto"/>
+        <w:jc w:val="both"/>
       </w:pPr>
       <w:r>
         <w:rPr>
           <w:rFonts w:ascii="Times New Roman" w:hAnsi="Times New Roman" w:eastAsia="Times New Roman"/>
           <w:b w:val="0"/>
           <w:i w:val="0"/>
-          <w:color w:val="181A1F"/>
           <w:sz w:val="28"/>
         </w:rPr>
-        <w:t>1) По отношению лидера к подчинённым различают харизматический и традиционный типы лидерства.</w:t>
+        <w:t>2) Большинство процессов в промышленном производстве и сфере услуг становятся компьютеризированными.</w:t>
       </w:r>
     </w:p>
     <w:p>
       <w:pPr>
-        <w:widowControl/>
-        <w:spacing w:line="240" w:lineRule="auto" w:after="0"/>
+        <w:keepNext w:val="0"/>
+        <w:spacing w:after="60" w:line="240" w:lineRule="auto"/>
+        <w:jc w:val="both"/>
       </w:pPr>
       <w:r>
         <w:rPr>
           <w:rFonts w:ascii="Times New Roman" w:hAnsi="Times New Roman" w:eastAsia="Times New Roman"/>
           <w:b w:val="0"/>
           <w:i w:val="0"/>
-          <w:color w:val="181A1F"/>
           <w:sz w:val="28"/>
         </w:rPr>
-        <w:t>2) Степень влияния лидеров, результативность их деятельности зависят только от характера среды, в которой они действуют.</w:t>
+        <w:t>3) Природные факторы оказывают влияние на развитие общества.</w:t>
       </w:r>
     </w:p>
     <w:p>
       <w:pPr>
-        <w:widowControl/>
-        <w:spacing w:line="240" w:lineRule="auto" w:after="0"/>
+        <w:keepNext w:val="0"/>
+        <w:spacing w:after="60" w:line="240" w:lineRule="auto"/>
+        <w:jc w:val="both"/>
       </w:pPr>
       <w:r>
         <w:rPr>
           <w:rFonts w:ascii="Times New Roman" w:hAnsi="Times New Roman" w:eastAsia="Times New Roman"/>
           <w:b w:val="0"/>
           <w:i w:val="0"/>
-          <w:color w:val="181A1F"/>
           <w:sz w:val="28"/>
         </w:rPr>
-        <w:t>3) Политический лидер вырабатывает политический курс, отражающий реалии жизни общества.</w:t>
+        <w:t>4) Общественные отношения регулируются правовыми и моральными нормами.</w:t>
       </w:r>
     </w:p>
     <w:p>
       <w:pPr>
-        <w:widowControl/>
-        <w:spacing w:line="240" w:lineRule="auto" w:after="0"/>
+        <w:keepNext w:val="0"/>
+        <w:spacing w:after="60" w:line="240" w:lineRule="auto"/>
+        <w:jc w:val="both"/>
       </w:pPr>
       <w:r>
         <w:rPr>
           <w:rFonts w:ascii="Times New Roman" w:hAnsi="Times New Roman" w:eastAsia="Times New Roman"/>
           <w:b w:val="0"/>
           <w:i w:val="0"/>
-          <w:color w:val="181A1F"/>
           <w:sz w:val="28"/>
         </w:rPr>
-        <w:t>4) Политический лидер определяет способы решения политических задач.</w:t>
+        <w:t>5) В структуре населения высок удельный вес среднего класса.</w:t>
       </w:r>
     </w:p>
     <w:p>
       <w:pPr>
-        <w:widowControl/>
-        <w:spacing w:line="240" w:lineRule="auto" w:after="0"/>
+        <w:keepNext w:val="0"/>
+        <w:spacing w:after="60" w:line="240" w:lineRule="auto"/>
+        <w:jc w:val="both"/>
       </w:pPr>
       <w:r>
         <w:rPr>
           <w:rFonts w:ascii="Times New Roman" w:hAnsi="Times New Roman" w:eastAsia="Times New Roman"/>
           <w:b w:val="0"/>
           <w:i w:val="0"/>
-          <w:color w:val="181A1F"/>
           <w:sz w:val="28"/>
         </w:rPr>
-        <w:t>5) Политический лидер призван выполнять интегративную функцию.</w:t>
+        <w:t>6) Преобладают экстенсивные методы ведения хозяйства.</w:t>
       </w:r>
     </w:p>
     <w:p>
       <w:pPr>
-        <w:keepNext/>
-        <w:widowControl/>
-        <w:spacing w:line="240" w:lineRule="auto" w:after="0" w:before="120"/>
-      </w:pPr>
-      <w:r>
-        <w:rPr>
-          <w:rFonts w:ascii="Times New Roman" w:hAnsi="Times New Roman" w:eastAsia="Times New Roman"/>
-          <w:b/>
-          <w:color w:val="181A1F"/>
-          <w:sz w:val="28"/>
-        </w:rPr>
-        <w:t>7.</w:t>
-      </w:r>
-    </w:p>
-    <w:p>
-      <w:pPr>
-        <w:widowControl/>
-        <w:spacing w:line="240" w:lineRule="auto" w:after="0"/>
+        <w:keepNext w:val="0"/>
+        <w:spacing w:after="60" w:line="240" w:lineRule="auto"/>
+        <w:jc w:val="both"/>
       </w:pPr>
       <w:r>
         <w:rPr>
           <w:rFonts w:ascii="Times New Roman" w:hAnsi="Times New Roman" w:eastAsia="Times New Roman"/>
           <w:b w:val="0"/>
           <w:i w:val="0"/>
-          <w:color w:val="181A1F"/>
           <w:sz w:val="28"/>
         </w:rPr>
-        <w:t>Выберите верные суждения о политической системе общества и запишите цифры, под которыми они указаны.</w:t>
+        <w:t>Ответ:</w:t>
       </w:r>
     </w:p>
     <w:p>
       <w:pPr>
-        <w:widowControl/>
-        <w:spacing w:line="240" w:lineRule="auto" w:after="0"/>
-      </w:pPr>
+        <w:keepNext w:val="0"/>
+        <w:spacing w:after="60" w:line="240" w:lineRule="auto"/>
+        <w:jc w:val="both"/>
+      </w:pPr>
+      <w:r>
+        <w:rPr>
+          <w:rFonts w:ascii="Times New Roman" w:hAnsi="Times New Roman" w:eastAsia="Times New Roman"/>
+          <w:b/>
+          <w:sz w:val="28"/>
+        </w:rPr>
+        <w:t xml:space="preserve">№5 </w:t>
+      </w:r>
       <w:r>
         <w:rPr>
           <w:rFonts w:ascii="Times New Roman" w:hAnsi="Times New Roman" w:eastAsia="Times New Roman"/>
           <w:b w:val="0"/>
           <w:i w:val="0"/>
-          <w:color w:val="181A1F"/>
           <w:sz w:val="28"/>
         </w:rPr>
-        <w:t xml:space="preserve">1) В зависимости от объекта власти различают прогрессивные и регрессивные политические системы общества. </w:t>
+        <w:t>Выберите верные суждения об инфляции и запишите цифры, под которыми они указаны.</w:t>
       </w:r>
     </w:p>
     <w:p>
       <w:pPr>
-        <w:widowControl/>
-        <w:spacing w:line="240" w:lineRule="auto" w:after="0"/>
+        <w:keepNext w:val="0"/>
+        <w:spacing w:after="60" w:line="240" w:lineRule="auto"/>
+        <w:jc w:val="both"/>
       </w:pPr>
       <w:r>
         <w:rPr>
           <w:rFonts w:ascii="Times New Roman" w:hAnsi="Times New Roman" w:eastAsia="Times New Roman"/>
           <w:b w:val="0"/>
           <w:i w:val="0"/>
-          <w:color w:val="181A1F"/>
           <w:sz w:val="28"/>
         </w:rPr>
-        <w:t xml:space="preserve">2) Все элементы политической системы находятся в постоянном взаимодействии. </w:t>
+        <w:t>1) При незначительном росте цен инфляция может стимулировать инвестиции, способствовать росту занятости и сокращению безработицы.</w:t>
       </w:r>
-    </w:p>
-    <w:p>
-      <w:pPr>
-        <w:widowControl/>
-        <w:spacing w:line="240" w:lineRule="auto" w:after="0"/>
-      </w:pPr>
+      <w:r>
+        <w:rPr>
+          <w:rFonts w:ascii="Times New Roman" w:hAnsi="Times New Roman" w:eastAsia="Times New Roman"/>
+          <w:sz w:val="28"/>
+        </w:rPr>
+        <w:br/>
+      </w:r>
       <w:r>
         <w:rPr>
           <w:rFonts w:ascii="Times New Roman" w:hAnsi="Times New Roman" w:eastAsia="Times New Roman"/>
           <w:b w:val="0"/>
           <w:i w:val="0"/>
-          <w:color w:val="181A1F"/>
           <w:sz w:val="28"/>
         </w:rPr>
-        <w:t xml:space="preserve">3) Основной системообразующий элемент, объединяющий все остальные элементы политической системы, — государство. </w:t>
+        <w:t>2) Экономисты в зависимости от причин возникновения выделяют структурную и циклическую инфляцию.</w:t>
       </w:r>
-    </w:p>
-    <w:p>
-      <w:pPr>
-        <w:widowControl/>
-        <w:spacing w:line="240" w:lineRule="auto" w:after="0"/>
-      </w:pPr>
+      <w:r>
+        <w:rPr>
+          <w:rFonts w:ascii="Times New Roman" w:hAnsi="Times New Roman" w:eastAsia="Times New Roman"/>
+          <w:sz w:val="28"/>
+        </w:rPr>
+        <w:br/>
+      </w:r>
       <w:r>
         <w:rPr>
           <w:rFonts w:ascii="Times New Roman" w:hAnsi="Times New Roman" w:eastAsia="Times New Roman"/>
           <w:b w:val="0"/>
           <w:i w:val="0"/>
-          <w:color w:val="181A1F"/>
           <w:sz w:val="28"/>
         </w:rPr>
-        <w:t xml:space="preserve">4) Политическая система общества обеспечивает стабильность и безопасность в обществе. </w:t>
+        <w:t>3) Инфляция издержек (предложения) проявляется, когда спрос превышает предложение.</w:t>
       </w:r>
-    </w:p>
-    <w:p>
-      <w:pPr>
-        <w:widowControl/>
-        <w:spacing w:line="240" w:lineRule="auto" w:after="0"/>
-      </w:pPr>
+      <w:r>
+        <w:rPr>
+          <w:rFonts w:ascii="Times New Roman" w:hAnsi="Times New Roman" w:eastAsia="Times New Roman"/>
+          <w:sz w:val="28"/>
+        </w:rPr>
+        <w:br/>
+      </w:r>
       <w:r>
         <w:rPr>
           <w:rFonts w:ascii="Times New Roman" w:hAnsi="Times New Roman" w:eastAsia="Times New Roman"/>
           <w:b w:val="0"/>
           <w:i w:val="0"/>
-          <w:color w:val="181A1F"/>
           <w:sz w:val="28"/>
         </w:rPr>
-        <w:t>5) К коммуникативному компоненту политической системы общества относятся политические идеи, взгляды, представления, убеждения и чувства участников политической деятельности.</w:t>
+        <w:t>4) Инфляция всегда вызвана наличием государственного долга.</w:t>
       </w:r>
-    </w:p>
-    <w:p>
-      <w:pPr>
-        <w:keepNext/>
-        <w:widowControl/>
-        <w:spacing w:line="240" w:lineRule="auto" w:after="0" w:before="120"/>
-      </w:pPr>
       <w:r>
         <w:rPr>
           <w:rFonts w:ascii="Times New Roman" w:hAnsi="Times New Roman" w:eastAsia="Times New Roman"/>
-          <w:b/>
-          <w:color w:val="181A1F"/>
           <w:sz w:val="28"/>
         </w:rPr>
-        <w:t>8.</w:t>
+        <w:br/>
       </w:r>
-    </w:p>
-    <w:p>
-      <w:pPr>
-        <w:widowControl/>
-        <w:spacing w:line="240" w:lineRule="auto" w:after="0"/>
-      </w:pPr>
       <w:r>
         <w:rPr>
           <w:rFonts w:ascii="Times New Roman" w:hAnsi="Times New Roman" w:eastAsia="Times New Roman"/>
           <w:b w:val="0"/>
           <w:i w:val="0"/>
-          <w:color w:val="181A1F"/>
           <w:sz w:val="28"/>
         </w:rPr>
-        <w:t>Выберите верные суждения о политической системе общества и запишите цифры, под которыми они указаны.</w:t>
+        <w:t>5) Опасность инфляции состоит в том, что обесцениваются сбережения, реальная заработная плата и снижается уровень жизни населения.</w:t>
       </w:r>
     </w:p>
     <w:p>
       <w:pPr>
-        <w:widowControl/>
-        <w:spacing w:line="240" w:lineRule="auto" w:after="0"/>
+        <w:keepNext w:val="0"/>
+        <w:spacing w:after="60" w:line="240" w:lineRule="auto"/>
+        <w:jc w:val="both"/>
       </w:pPr>
       <w:r>
         <w:rPr>
           <w:rFonts w:ascii="Times New Roman" w:hAnsi="Times New Roman" w:eastAsia="Times New Roman"/>
           <w:b w:val="0"/>
           <w:i w:val="0"/>
-          <w:color w:val="181A1F"/>
           <w:sz w:val="28"/>
         </w:rPr>
-        <w:t>1) Политическая система общества определяет возможности социально-политической деятельности граждан и организаций.</w:t>
+        <w:t>Ответ:</w:t>
       </w:r>
     </w:p>
     <w:p>
       <w:pPr>
-        <w:widowControl/>
-        <w:spacing w:line="240" w:lineRule="auto" w:after="0"/>
-      </w:pPr>
+        <w:keepNext w:val="0"/>
+        <w:spacing w:after="60" w:line="240" w:lineRule="auto"/>
+        <w:jc w:val="both"/>
+      </w:pPr>
+      <w:r>
+        <w:rPr>
+          <w:rFonts w:ascii="Times New Roman" w:hAnsi="Times New Roman" w:eastAsia="Times New Roman"/>
+          <w:b/>
+          <w:sz w:val="28"/>
+        </w:rPr>
+        <w:t xml:space="preserve">№6 </w:t>
+      </w:r>
       <w:r>
         <w:rPr>
           <w:rFonts w:ascii="Times New Roman" w:hAnsi="Times New Roman" w:eastAsia="Times New Roman"/>
           <w:b w:val="0"/>
           <w:i w:val="0"/>
-          <w:color w:val="181A1F"/>
           <w:sz w:val="28"/>
         </w:rPr>
-        <w:t>2) B состав политической системы общества могут входить общественные организации.</w:t>
+        <w:t>Установите соответствие между примерами и видами издержек фирмы в краткосрочном периоде: к каждой позиции, данной в первом столбце, подберите соответствующую позицию из второго столбца.</w:t>
       </w:r>
     </w:p>
+    <w:tbl>
+      <w:tblPr>
+        <w:tblStyle w:val="TableGrid"/>
+        <w:tblW w:type="auto" w:w="0"/>
+        <w:tblLayout w:type="autofit"/>
+        <w:tblLook w:firstColumn="1" w:firstRow="1" w:lastColumn="0" w:lastRow="0" w:noHBand="0" w:noVBand="1" w:val="04A0"/>
+      </w:tblPr>
+      <w:tblGrid>
+        <w:gridCol w:w="5128"/>
+        <w:gridCol w:w="5128"/>
+      </w:tblGrid>
+      <w:tr>
+        <w:tc>
+          <w:tcPr>
+            <w:tcW w:type="dxa" w:w="5128"/>
+            <w:vAlign w:val="center"/>
+            <w:tcMar>
+              <w:top w:w="80" w:type="dxa"/>
+              <w:start w:w="100" w:type="dxa"/>
+              <w:bottom w:w="80" w:type="dxa"/>
+              <w:end w:w="100" w:type="dxa"/>
+            </w:tcMar>
+          </w:tcPr>
+          <w:p>
+            <w:pPr>
+              <w:keepNext w:val="0"/>
+              <w:spacing w:after="0" w:line="240" w:lineRule="auto"/>
+              <w:jc w:val="left"/>
+            </w:pPr>
+            <w:r>
+              <w:rPr>
+                <w:rFonts w:ascii="Times New Roman" w:hAnsi="Times New Roman" w:eastAsia="Times New Roman"/>
+                <w:sz w:val="28"/>
+              </w:rPr>
+              <w:t>ПРИМЕРЫ</w:t>
+            </w:r>
+          </w:p>
+        </w:tc>
+        <w:tc>
+          <w:tcPr>
+            <w:tcW w:type="dxa" w:w="5128"/>
+            <w:vAlign w:val="center"/>
+            <w:tcMar>
+              <w:top w:w="80" w:type="dxa"/>
+              <w:start w:w="100" w:type="dxa"/>
+              <w:bottom w:w="80" w:type="dxa"/>
+              <w:end w:w="100" w:type="dxa"/>
+            </w:tcMar>
+          </w:tcPr>
+          <w:p>
+            <w:pPr>
+              <w:keepNext w:val="0"/>
+              <w:spacing w:after="0" w:line="240" w:lineRule="auto"/>
+              <w:jc w:val="left"/>
+            </w:pPr>
+            <w:r>
+              <w:rPr>
+                <w:rFonts w:ascii="Times New Roman" w:hAnsi="Times New Roman" w:eastAsia="Times New Roman"/>
+                <w:sz w:val="28"/>
+              </w:rPr>
+              <w:t>ВИДЫ ИЗДЕРЖЕК ФИРМЫ В КРАТКОСРОЧНОМ ПЕРИОДЕ</w:t>
+            </w:r>
+          </w:p>
+        </w:tc>
+      </w:tr>
+      <w:tr>
+        <w:tc>
+          <w:tcPr>
+            <w:tcW w:type="dxa" w:w="5128"/>
+            <w:vAlign w:val="center"/>
+            <w:tcMar>
+              <w:top w:w="80" w:type="dxa"/>
+              <w:start w:w="100" w:type="dxa"/>
+              <w:bottom w:w="80" w:type="dxa"/>
+              <w:end w:w="100" w:type="dxa"/>
+            </w:tcMar>
+          </w:tcPr>
+          <w:p>
+            <w:pPr>
+              <w:keepNext w:val="0"/>
+              <w:spacing w:after="0" w:line="240" w:lineRule="auto"/>
+              <w:jc w:val="left"/>
+            </w:pPr>
+            <w:r>
+              <w:rPr>
+                <w:rFonts w:ascii="Times New Roman" w:hAnsi="Times New Roman" w:eastAsia="Times New Roman"/>
+                <w:sz w:val="28"/>
+              </w:rPr>
+              <w:t>А) оплата потреблённой электроэнергииБ) выплата кредита и процентов по немуВ) арендная плата за помещениеГ) взносы на застрахованное имущество фирмыД) приобретение сырья</w:t>
+            </w:r>
+          </w:p>
+        </w:tc>
+        <w:tc>
+          <w:tcPr>
+            <w:tcW w:type="dxa" w:w="5128"/>
+            <w:vAlign w:val="center"/>
+            <w:tcMar>
+              <w:top w:w="80" w:type="dxa"/>
+              <w:start w:w="100" w:type="dxa"/>
+              <w:bottom w:w="80" w:type="dxa"/>
+              <w:end w:w="100" w:type="dxa"/>
+            </w:tcMar>
+          </w:tcPr>
+          <w:p>
+            <w:pPr>
+              <w:keepNext w:val="0"/>
+              <w:spacing w:after="0" w:line="240" w:lineRule="auto"/>
+              <w:jc w:val="left"/>
+            </w:pPr>
+            <w:r>
+              <w:rPr>
+                <w:rFonts w:ascii="Times New Roman" w:hAnsi="Times New Roman" w:eastAsia="Times New Roman"/>
+                <w:sz w:val="28"/>
+              </w:rPr>
+              <w:t>1) постоянные2) переменные</w:t>
+            </w:r>
+          </w:p>
+        </w:tc>
+      </w:tr>
+    </w:tbl>
+    <w:p/>
     <w:p>
       <w:pPr>
-        <w:widowControl/>
-        <w:spacing w:line="240" w:lineRule="auto" w:after="0"/>
+        <w:keepNext w:val="0"/>
+        <w:spacing w:after="60" w:line="240" w:lineRule="auto"/>
+        <w:jc w:val="both"/>
       </w:pPr>
       <w:r>
         <w:rPr>
           <w:rFonts w:ascii="Times New Roman" w:hAnsi="Times New Roman" w:eastAsia="Times New Roman"/>
           <w:b w:val="0"/>
           <w:i w:val="0"/>
-          <w:color w:val="181A1F"/>
           <w:sz w:val="28"/>
         </w:rPr>
-        <w:t>3) Политическая система осуществляет регулирование политического процесса.</w:t>
+        <w:t>Запишите в ответ цифры, расположив их в порядке, соответствующем буквам:</w:t>
       </w:r>
     </w:p>
+    <w:tbl>
+      <w:tblPr>
+        <w:tblStyle w:val="TableGrid"/>
+        <w:tblW w:type="auto" w:w="0"/>
+        <w:tblLayout w:type="autofit"/>
+        <w:tblLook w:firstColumn="1" w:firstRow="1" w:lastColumn="0" w:lastRow="0" w:noHBand="0" w:noVBand="1" w:val="04A0"/>
+      </w:tblPr>
+      <w:tblGrid>
+        <w:gridCol w:w="2051"/>
+        <w:gridCol w:w="2051"/>
+        <w:gridCol w:w="2051"/>
+        <w:gridCol w:w="2051"/>
+        <w:gridCol w:w="2051"/>
+      </w:tblGrid>
+      <w:tr>
+        <w:tc>
+          <w:tcPr>
+            <w:tcW w:type="dxa" w:w="2051"/>
+            <w:vAlign w:val="center"/>
+            <w:tcMar>
+              <w:top w:w="80" w:type="dxa"/>
+              <w:start w:w="100" w:type="dxa"/>
+              <w:bottom w:w="80" w:type="dxa"/>
+              <w:end w:w="100" w:type="dxa"/>
+            </w:tcMar>
+          </w:tcPr>
+          <w:p>
+            <w:pPr>
+              <w:keepNext w:val="0"/>
+              <w:spacing w:after="0" w:line="240" w:lineRule="auto"/>
+              <w:jc w:val="left"/>
+            </w:pPr>
+            <w:r>
+              <w:rPr>
+                <w:rFonts w:ascii="Times New Roman" w:hAnsi="Times New Roman" w:eastAsia="Times New Roman"/>
+                <w:sz w:val="28"/>
+              </w:rPr>
+              <w:t>A</w:t>
+            </w:r>
+          </w:p>
+        </w:tc>
+        <w:tc>
+          <w:tcPr>
+            <w:tcW w:type="dxa" w:w="2051"/>
+            <w:vAlign w:val="center"/>
+            <w:tcMar>
+              <w:top w:w="80" w:type="dxa"/>
+              <w:start w:w="100" w:type="dxa"/>
+              <w:bottom w:w="80" w:type="dxa"/>
+              <w:end w:w="100" w:type="dxa"/>
+            </w:tcMar>
+          </w:tcPr>
+          <w:p>
+            <w:pPr>
+              <w:keepNext w:val="0"/>
+              <w:spacing w:after="0" w:line="240" w:lineRule="auto"/>
+              <w:jc w:val="left"/>
+            </w:pPr>
+            <w:r>
+              <w:rPr>
+                <w:rFonts w:ascii="Times New Roman" w:hAnsi="Times New Roman" w:eastAsia="Times New Roman"/>
+                <w:sz w:val="28"/>
+              </w:rPr>
+              <w:t>Б</w:t>
+            </w:r>
+          </w:p>
+        </w:tc>
+        <w:tc>
+          <w:tcPr>
+            <w:tcW w:type="dxa" w:w="2051"/>
+            <w:vAlign w:val="center"/>
+            <w:tcMar>
+              <w:top w:w="80" w:type="dxa"/>
+              <w:start w:w="100" w:type="dxa"/>
+              <w:bottom w:w="80" w:type="dxa"/>
+              <w:end w:w="100" w:type="dxa"/>
+            </w:tcMar>
+          </w:tcPr>
+          <w:p>
+            <w:pPr>
+              <w:keepNext w:val="0"/>
+              <w:spacing w:after="0" w:line="240" w:lineRule="auto"/>
+              <w:jc w:val="left"/>
+            </w:pPr>
+            <w:r>
+              <w:rPr>
+                <w:rFonts w:ascii="Times New Roman" w:hAnsi="Times New Roman" w:eastAsia="Times New Roman"/>
+                <w:sz w:val="28"/>
+              </w:rPr>
+              <w:t>В</w:t>
+            </w:r>
+          </w:p>
+        </w:tc>
+        <w:tc>
+          <w:tcPr>
+            <w:tcW w:type="dxa" w:w="2051"/>
+            <w:vAlign w:val="center"/>
+            <w:tcMar>
+              <w:top w:w="80" w:type="dxa"/>
+              <w:start w:w="100" w:type="dxa"/>
+              <w:bottom w:w="80" w:type="dxa"/>
+              <w:end w:w="100" w:type="dxa"/>
+            </w:tcMar>
+          </w:tcPr>
+          <w:p>
+            <w:pPr>
+              <w:keepNext w:val="0"/>
+              <w:spacing w:after="0" w:line="240" w:lineRule="auto"/>
+              <w:jc w:val="left"/>
+            </w:pPr>
+            <w:r>
+              <w:rPr>
+                <w:rFonts w:ascii="Times New Roman" w:hAnsi="Times New Roman" w:eastAsia="Times New Roman"/>
+                <w:sz w:val="28"/>
+              </w:rPr>
+              <w:t>Г</w:t>
+            </w:r>
+          </w:p>
+        </w:tc>
+        <w:tc>
+          <w:tcPr>
+            <w:tcW w:type="dxa" w:w="2051"/>
+            <w:vAlign w:val="center"/>
+            <w:tcMar>
+              <w:top w:w="80" w:type="dxa"/>
+              <w:start w:w="100" w:type="dxa"/>
+              <w:bottom w:w="80" w:type="dxa"/>
+              <w:end w:w="100" w:type="dxa"/>
+            </w:tcMar>
+          </w:tcPr>
+          <w:p>
+            <w:pPr>
+              <w:keepNext w:val="0"/>
+              <w:spacing w:after="0" w:line="240" w:lineRule="auto"/>
+              <w:jc w:val="left"/>
+            </w:pPr>
+            <w:r>
+              <w:rPr>
+                <w:rFonts w:ascii="Times New Roman" w:hAnsi="Times New Roman" w:eastAsia="Times New Roman"/>
+                <w:sz w:val="28"/>
+              </w:rPr>
+              <w:t>Д</w:t>
+            </w:r>
+          </w:p>
+        </w:tc>
+      </w:tr>
+      <w:tr>
+        <w:tc>
+          <w:tcPr>
+            <w:tcW w:type="dxa" w:w="2051"/>
+            <w:vAlign w:val="center"/>
+            <w:tcMar>
+              <w:top w:w="80" w:type="dxa"/>
+              <w:start w:w="100" w:type="dxa"/>
+              <w:bottom w:w="80" w:type="dxa"/>
+              <w:end w:w="100" w:type="dxa"/>
+            </w:tcMar>
+          </w:tcPr>
+          <w:p>
+            <w:pPr>
+              <w:keepNext w:val="0"/>
+              <w:spacing w:after="0" w:line="240" w:lineRule="auto"/>
+              <w:jc w:val="left"/>
+            </w:pPr>
+            <w:r>
+              <w:rPr>
+                <w:rFonts w:ascii="Times New Roman" w:hAnsi="Times New Roman" w:eastAsia="Times New Roman"/>
+                <w:sz w:val="28"/>
+              </w:rPr>
+            </w:r>
+          </w:p>
+        </w:tc>
+        <w:tc>
+          <w:tcPr>
+            <w:tcW w:type="dxa" w:w="2051"/>
+            <w:vAlign w:val="center"/>
+            <w:tcMar>
+              <w:top w:w="80" w:type="dxa"/>
+              <w:start w:w="100" w:type="dxa"/>
+              <w:bottom w:w="80" w:type="dxa"/>
+              <w:end w:w="100" w:type="dxa"/>
+            </w:tcMar>
+          </w:tcPr>
+          <w:p>
+            <w:pPr>
+              <w:keepNext w:val="0"/>
+              <w:spacing w:after="0" w:line="240" w:lineRule="auto"/>
+              <w:jc w:val="left"/>
+            </w:pPr>
+            <w:r>
+              <w:rPr>
+                <w:rFonts w:ascii="Times New Roman" w:hAnsi="Times New Roman" w:eastAsia="Times New Roman"/>
+                <w:sz w:val="28"/>
+              </w:rPr>
+            </w:r>
+          </w:p>
+        </w:tc>
+        <w:tc>
+          <w:tcPr>
+            <w:tcW w:type="dxa" w:w="2051"/>
+            <w:vAlign w:val="center"/>
+            <w:tcMar>
+              <w:top w:w="80" w:type="dxa"/>
+              <w:start w:w="100" w:type="dxa"/>
+              <w:bottom w:w="80" w:type="dxa"/>
+              <w:end w:w="100" w:type="dxa"/>
+            </w:tcMar>
+          </w:tcPr>
+          <w:p>
+            <w:pPr>
+              <w:keepNext w:val="0"/>
+              <w:spacing w:after="0" w:line="240" w:lineRule="auto"/>
+              <w:jc w:val="left"/>
+            </w:pPr>
+            <w:r>
+              <w:rPr>
+                <w:rFonts w:ascii="Times New Roman" w:hAnsi="Times New Roman" w:eastAsia="Times New Roman"/>
+                <w:sz w:val="28"/>
+              </w:rPr>
+            </w:r>
+          </w:p>
+        </w:tc>
+        <w:tc>
+          <w:tcPr>
+            <w:tcW w:type="dxa" w:w="2051"/>
+            <w:vAlign w:val="center"/>
+            <w:tcMar>
+              <w:top w:w="80" w:type="dxa"/>
+              <w:start w:w="100" w:type="dxa"/>
+              <w:bottom w:w="80" w:type="dxa"/>
+              <w:end w:w="100" w:type="dxa"/>
+            </w:tcMar>
+          </w:tcPr>
+          <w:p>
+            <w:pPr>
+              <w:keepNext w:val="0"/>
+              <w:spacing w:after="0" w:line="240" w:lineRule="auto"/>
+              <w:jc w:val="left"/>
+            </w:pPr>
+            <w:r>
+              <w:rPr>
+                <w:rFonts w:ascii="Times New Roman" w:hAnsi="Times New Roman" w:eastAsia="Times New Roman"/>
+                <w:sz w:val="28"/>
+              </w:rPr>
+            </w:r>
+          </w:p>
+        </w:tc>
+        <w:tc>
+          <w:tcPr>
+            <w:tcW w:type="dxa" w:w="2051"/>
+            <w:vAlign w:val="center"/>
+            <w:tcMar>
+              <w:top w:w="80" w:type="dxa"/>
+              <w:start w:w="100" w:type="dxa"/>
+              <w:bottom w:w="80" w:type="dxa"/>
+              <w:end w:w="100" w:type="dxa"/>
+            </w:tcMar>
+          </w:tcPr>
+          <w:p>
+            <w:pPr>
+              <w:keepNext w:val="0"/>
+              <w:spacing w:after="0" w:line="240" w:lineRule="auto"/>
+              <w:jc w:val="left"/>
+            </w:pPr>
+            <w:r>
+              <w:rPr>
+                <w:rFonts w:ascii="Times New Roman" w:hAnsi="Times New Roman" w:eastAsia="Times New Roman"/>
+                <w:sz w:val="28"/>
+              </w:rPr>
+            </w:r>
+          </w:p>
+        </w:tc>
+      </w:tr>
+    </w:tbl>
+    <w:p/>
     <w:p>
       <w:pPr>
-        <w:widowControl/>
-        <w:spacing w:line="240" w:lineRule="auto" w:after="0"/>
+        <w:keepNext w:val="0"/>
+        <w:spacing w:after="60" w:line="240" w:lineRule="auto"/>
+        <w:jc w:val="both"/>
       </w:pPr>
       <w:r>
         <w:rPr>
           <w:rFonts w:ascii="Times New Roman" w:hAnsi="Times New Roman" w:eastAsia="Times New Roman"/>
           <w:b w:val="0"/>
           <w:i w:val="0"/>
-          <w:color w:val="181A1F"/>
           <w:sz w:val="28"/>
         </w:rPr>
-        <w:t>4) Политологи различают мажоритарные и пропорциональные политические системы.</w:t>
+        <w:t>Ответ:</w:t>
       </w:r>
     </w:p>
     <w:p>
       <w:pPr>
-        <w:widowControl/>
-        <w:spacing w:line="240" w:lineRule="auto" w:after="0"/>
-      </w:pPr>
+        <w:keepNext w:val="0"/>
+        <w:spacing w:after="60" w:line="240" w:lineRule="auto"/>
+        <w:jc w:val="both"/>
+      </w:pPr>
+      <w:r>
+        <w:rPr>
+          <w:rFonts w:ascii="Times New Roman" w:hAnsi="Times New Roman" w:eastAsia="Times New Roman"/>
+          <w:b/>
+          <w:sz w:val="28"/>
+        </w:rPr>
+        <w:t xml:space="preserve">№7 </w:t>
+      </w:r>
       <w:r>
         <w:rPr>
           <w:rFonts w:ascii="Times New Roman" w:hAnsi="Times New Roman" w:eastAsia="Times New Roman"/>
           <w:b w:val="0"/>
           <w:i w:val="0"/>
-          <w:color w:val="181A1F"/>
           <w:sz w:val="28"/>
         </w:rPr>
-        <w:t>5) Социальные нормы (правовые, политические, нравственные и т. п.) относятся к институциональной (организационной) подсистеме политической системы.</w:t>
+        <w:t>В компании принято стратегическое решение об открытии нового направления по производству бытовой техники. Найдите в приведённом ниже подтверждения того, что речь идёт об интенсивном экономическом предприятии. Запишите цифры, под которыми они указаны.</w:t>
       </w:r>
     </w:p>
     <w:p>
       <w:pPr>
-        <w:keepNext/>
-        <w:widowControl/>
-        <w:spacing w:line="240" w:lineRule="auto" w:after="0" w:before="120"/>
-      </w:pPr>
-      <w:r>
-        <w:rPr>
-          <w:rFonts w:ascii="Times New Roman" w:hAnsi="Times New Roman" w:eastAsia="Times New Roman"/>
-          <w:b/>
-          <w:color w:val="181A1F"/>
-          <w:sz w:val="28"/>
-        </w:rPr>
-        <w:t>9.</w:t>
-      </w:r>
-    </w:p>
-    <w:p>
-      <w:pPr>
-        <w:widowControl/>
-        <w:spacing w:line="240" w:lineRule="auto" w:after="0"/>
+        <w:keepNext w:val="0"/>
+        <w:spacing w:after="60" w:line="240" w:lineRule="auto"/>
+        <w:jc w:val="both"/>
       </w:pPr>
       <w:r>
         <w:rPr>
           <w:rFonts w:ascii="Times New Roman" w:hAnsi="Times New Roman" w:eastAsia="Times New Roman"/>
           <w:b w:val="0"/>
           <w:i w:val="0"/>
-          <w:color w:val="181A1F"/>
           <w:sz w:val="28"/>
         </w:rPr>
-        <w:t>Ниже приведён ряд терминов. Все они, за исключением двух, относятся к признакам государства любого типа.</w:t>
+        <w:t>1) используются современные цифровые технологии</w:t>
       </w:r>
     </w:p>
     <w:p>
       <w:pPr>
-        <w:widowControl/>
-        <w:spacing w:line="240" w:lineRule="auto" w:after="0"/>
+        <w:keepNext w:val="0"/>
+        <w:spacing w:after="60" w:line="240" w:lineRule="auto"/>
+        <w:jc w:val="both"/>
       </w:pPr>
       <w:r>
         <w:rPr>
           <w:rFonts w:ascii="Times New Roman" w:hAnsi="Times New Roman" w:eastAsia="Times New Roman"/>
           <w:b w:val="0"/>
           <w:i w:val="0"/>
-          <w:color w:val="181A1F"/>
           <w:sz w:val="28"/>
         </w:rPr>
-        <w:t xml:space="preserve">1) суверенитет; </w:t>
+        <w:t>2) приобретена партия оборудования прошлого поколения</w:t>
       </w:r>
     </w:p>
     <w:p>
       <w:pPr>
-        <w:widowControl/>
-        <w:spacing w:line="240" w:lineRule="auto" w:after="0"/>
+        <w:keepNext w:val="0"/>
+        <w:spacing w:after="60" w:line="240" w:lineRule="auto"/>
+        <w:jc w:val="both"/>
       </w:pPr>
       <w:r>
         <w:rPr>
           <w:rFonts w:ascii="Times New Roman" w:hAnsi="Times New Roman" w:eastAsia="Times New Roman"/>
           <w:b w:val="0"/>
           <w:i w:val="0"/>
-          <w:color w:val="181A1F"/>
           <w:sz w:val="28"/>
         </w:rPr>
-        <w:t xml:space="preserve">2) исключительное право издавать законы; </w:t>
+        <w:t>3) осуществляются инвестиции в инновационные разработки</w:t>
       </w:r>
     </w:p>
     <w:p>
       <w:pPr>
-        <w:widowControl/>
-        <w:spacing w:line="240" w:lineRule="auto" w:after="0"/>
+        <w:keepNext w:val="0"/>
+        <w:spacing w:after="60" w:line="240" w:lineRule="auto"/>
+        <w:jc w:val="both"/>
       </w:pPr>
       <w:r>
         <w:rPr>
           <w:rFonts w:ascii="Times New Roman" w:hAnsi="Times New Roman" w:eastAsia="Times New Roman"/>
           <w:b w:val="0"/>
           <w:i w:val="0"/>
-          <w:color w:val="181A1F"/>
           <w:sz w:val="28"/>
         </w:rPr>
-        <w:t xml:space="preserve">3) монопольное право установления налогов; </w:t>
+        <w:t>4) происходит повышение квалификации работников</w:t>
       </w:r>
     </w:p>
     <w:p>
       <w:pPr>
-        <w:widowControl/>
-        <w:spacing w:line="240" w:lineRule="auto" w:after="0"/>
+        <w:keepNext w:val="0"/>
+        <w:spacing w:after="60" w:line="240" w:lineRule="auto"/>
+        <w:jc w:val="both"/>
       </w:pPr>
       <w:r>
         <w:rPr>
           <w:rFonts w:ascii="Times New Roman" w:hAnsi="Times New Roman" w:eastAsia="Times New Roman"/>
           <w:b w:val="0"/>
           <w:i w:val="0"/>
-          <w:color w:val="181A1F"/>
           <w:sz w:val="28"/>
         </w:rPr>
-        <w:t xml:space="preserve">4) разделение властей; </w:t>
+        <w:t>5) повышается производительность труда</w:t>
       </w:r>
     </w:p>
     <w:p>
       <w:pPr>
-        <w:widowControl/>
-        <w:spacing w:line="240" w:lineRule="auto" w:after="0"/>
+        <w:keepNext w:val="0"/>
+        <w:spacing w:after="60" w:line="240" w:lineRule="auto"/>
+        <w:jc w:val="both"/>
       </w:pPr>
       <w:r>
         <w:rPr>
           <w:rFonts w:ascii="Times New Roman" w:hAnsi="Times New Roman" w:eastAsia="Times New Roman"/>
           <w:b w:val="0"/>
           <w:i w:val="0"/>
-          <w:color w:val="181A1F"/>
           <w:sz w:val="28"/>
         </w:rPr>
-        <w:t xml:space="preserve">5) реализация на практике прав и свобод граждан; </w:t>
+        <w:t>6) масштабы производства увеличены за счёт открытия новых цехов</w:t>
       </w:r>
     </w:p>
     <w:p>
       <w:pPr>
-        <w:widowControl/>
-        <w:spacing w:line="240" w:lineRule="auto" w:after="0"/>
+        <w:keepNext w:val="0"/>
+        <w:spacing w:after="60" w:line="240" w:lineRule="auto"/>
+        <w:jc w:val="both"/>
       </w:pPr>
       <w:r>
         <w:rPr>
           <w:rFonts w:ascii="Times New Roman" w:hAnsi="Times New Roman" w:eastAsia="Times New Roman"/>
           <w:b w:val="0"/>
           <w:i w:val="0"/>
-          <w:color w:val="181A1F"/>
           <w:sz w:val="28"/>
         </w:rPr>
-        <w:t>6) наличие бюрократического аппарата</w:t>
+        <w:t>Ответ:</w:t>
       </w:r>
     </w:p>
     <w:p>
       <w:pPr>
-        <w:widowControl/>
-        <w:spacing w:line="240" w:lineRule="auto" w:after="0"/>
-      </w:pPr>
+        <w:keepNext w:val="0"/>
+        <w:spacing w:after="60" w:line="240" w:lineRule="auto"/>
+        <w:jc w:val="both"/>
+      </w:pPr>
+      <w:r>
+        <w:rPr>
+          <w:rFonts w:ascii="Times New Roman" w:hAnsi="Times New Roman" w:eastAsia="Times New Roman"/>
+          <w:b/>
+          <w:sz w:val="28"/>
+        </w:rPr>
+        <w:t xml:space="preserve">№8 </w:t>
+      </w:r>
       <w:r>
         <w:rPr>
           <w:rFonts w:ascii="Times New Roman" w:hAnsi="Times New Roman" w:eastAsia="Times New Roman"/>
           <w:b w:val="0"/>
           <w:i w:val="0"/>
-          <w:color w:val="181A1F"/>
           <w:sz w:val="28"/>
         </w:rPr>
-        <w:t>Найдите два термина, «выпадающих» из общего ряда, и запишите в таблицу цифры, под которыми они указаны.</w:t>
+        <w:t>Выберите верные суждения о социальной мобильности и её видах и запишите цифры, под которыми они указаны.</w:t>
       </w:r>
     </w:p>
     <w:p>
       <w:pPr>
-        <w:keepNext/>
-        <w:widowControl/>
-        <w:spacing w:line="240" w:lineRule="auto" w:after="0" w:before="120"/>
-      </w:pPr>
-      <w:r>
-        <w:rPr>
-          <w:rFonts w:ascii="Times New Roman" w:hAnsi="Times New Roman" w:eastAsia="Times New Roman"/>
-          <w:b/>
-          <w:color w:val="181A1F"/>
-          <w:sz w:val="28"/>
-        </w:rPr>
-        <w:t>10.</w:t>
-      </w:r>
-    </w:p>
-    <w:p>
-      <w:pPr>
-        <w:widowControl/>
-        <w:spacing w:line="240" w:lineRule="auto" w:after="0"/>
+        <w:keepNext w:val="0"/>
+        <w:spacing w:after="60" w:line="240" w:lineRule="auto"/>
+        <w:jc w:val="both"/>
       </w:pPr>
       <w:r>
         <w:rPr>
           <w:rFonts w:ascii="Times New Roman" w:hAnsi="Times New Roman" w:eastAsia="Times New Roman"/>
           <w:b w:val="0"/>
           <w:i w:val="0"/>
-          <w:color w:val="181A1F"/>
           <w:sz w:val="28"/>
         </w:rPr>
-        <w:t>Выберите верные суждения о политическом участии в демократическом государстве и запишите цифры, под которыми они указаны.</w:t>
+        <w:t>1) При помощи каналов социальной мобильности происходит перемещение людей по социальной лестнице.</w:t>
       </w:r>
     </w:p>
     <w:p>
       <w:pPr>
-        <w:widowControl/>
-        <w:spacing w:line="240" w:lineRule="auto" w:after="0"/>
+        <w:keepNext w:val="0"/>
+        <w:spacing w:after="60" w:line="240" w:lineRule="auto"/>
+        <w:jc w:val="both"/>
       </w:pPr>
       <w:r>
         <w:rPr>
           <w:rFonts w:ascii="Times New Roman" w:hAnsi="Times New Roman" w:eastAsia="Times New Roman"/>
           <w:b w:val="0"/>
           <w:i w:val="0"/>
-          <w:color w:val="181A1F"/>
           <w:sz w:val="28"/>
         </w:rPr>
-        <w:t>1) Политическое участие в демократическом государстве создаёт условия для более полного раскрытия личностного потенциала каждого гражданина.</w:t>
+        <w:t>2) К горизонтальному виду мобильности относится получение офицером внеочередного воинского звания.</w:t>
       </w:r>
     </w:p>
     <w:p>
       <w:pPr>
-        <w:widowControl/>
-        <w:spacing w:line="240" w:lineRule="auto" w:after="0"/>
+        <w:keepNext w:val="0"/>
+        <w:spacing w:after="60" w:line="240" w:lineRule="auto"/>
+        <w:jc w:val="both"/>
       </w:pPr>
       <w:r>
         <w:rPr>
           <w:rFonts w:ascii="Times New Roman" w:hAnsi="Times New Roman" w:eastAsia="Times New Roman"/>
           <w:b w:val="0"/>
           <w:i w:val="0"/>
-          <w:color w:val="181A1F"/>
           <w:sz w:val="28"/>
         </w:rPr>
-        <w:t>2) Политическое участие граждан способствует реализации их права участвовать в управлении государством.</w:t>
+        <w:t>3) Межпоколенная мобильность — сравнительное изменение социального статуса у различных поколений.</w:t>
       </w:r>
     </w:p>
     <w:p>
       <w:pPr>
-        <w:widowControl/>
-        <w:spacing w:line="240" w:lineRule="auto" w:after="0"/>
+        <w:keepNext w:val="0"/>
+        <w:spacing w:after="60" w:line="240" w:lineRule="auto"/>
+        <w:jc w:val="both"/>
       </w:pPr>
       <w:r>
         <w:rPr>
           <w:rFonts w:ascii="Times New Roman" w:hAnsi="Times New Roman" w:eastAsia="Times New Roman"/>
           <w:b w:val="0"/>
           <w:i w:val="0"/>
-          <w:color w:val="181A1F"/>
           <w:sz w:val="28"/>
         </w:rPr>
-        <w:t>3) Многообразие форм политического участия в демократическом государстве зависит только от активности и желания гражданина.</w:t>
+        <w:t>4) Социальная мобильность — это разделение общества на группы, занимающие разное положение в социальной иерархии.</w:t>
       </w:r>
     </w:p>
     <w:p>
       <w:pPr>
-        <w:widowControl/>
-        <w:spacing w:line="240" w:lineRule="auto" w:after="0"/>
+        <w:keepNext w:val="0"/>
+        <w:spacing w:after="60" w:line="240" w:lineRule="auto"/>
+        <w:jc w:val="both"/>
       </w:pPr>
       <w:r>
         <w:rPr>
           <w:rFonts w:ascii="Times New Roman" w:hAnsi="Times New Roman" w:eastAsia="Times New Roman"/>
           <w:b w:val="0"/>
           <w:i w:val="0"/>
-          <w:color w:val="181A1F"/>
           <w:sz w:val="28"/>
         </w:rPr>
-        <w:t>4) Политический протест может выражаться как в активных формах, так и в форме невмешательства в политику — абсентеизма.</w:t>
+        <w:t>5) Организованной мобильностью называют перемещения человека или целых групп вверх, вниз или по горизонтали, которые управляются государством, с согласия самих людей или без их согласия.</w:t>
       </w:r>
     </w:p>
     <w:p>
       <w:pPr>
-        <w:widowControl/>
-        <w:spacing w:line="240" w:lineRule="auto" w:after="0"/>
+        <w:keepNext w:val="0"/>
+        <w:spacing w:after="60" w:line="240" w:lineRule="auto"/>
+        <w:jc w:val="both"/>
       </w:pPr>
       <w:r>
         <w:rPr>
           <w:rFonts w:ascii="Times New Roman" w:hAnsi="Times New Roman" w:eastAsia="Times New Roman"/>
           <w:b w:val="0"/>
           <w:i w:val="0"/>
-          <w:color w:val="181A1F"/>
           <w:sz w:val="28"/>
         </w:rPr>
-        <w:t>5) Одной из форм политического участия граждан является участие в парламентских выборах.</w:t>
+        <w:t>Ответ:</w:t>
       </w:r>
     </w:p>
     <w:p>
       <w:pPr>
-        <w:keepNext/>
-        <w:widowControl/>
-        <w:spacing w:line="240" w:lineRule="auto" w:after="0" w:before="120"/>
+        <w:keepNext w:val="0"/>
+        <w:spacing w:after="60" w:line="240" w:lineRule="auto"/>
+        <w:jc w:val="both"/>
       </w:pPr>
       <w:r>
         <w:rPr>
           <w:rFonts w:ascii="Times New Roman" w:hAnsi="Times New Roman" w:eastAsia="Times New Roman"/>
           <w:b/>
-          <w:color w:val="181A1F"/>
           <w:sz w:val="28"/>
         </w:rPr>
-        <w:t>11.</w:t>
+        <w:t xml:space="preserve">№9 </w:t>
       </w:r>
-    </w:p>
-    <w:p>
-      <w:pPr>
-        <w:widowControl/>
-        <w:spacing w:line="240" w:lineRule="auto" w:after="0"/>
-      </w:pPr>
       <w:r>
         <w:rPr>
           <w:rFonts w:ascii="Times New Roman" w:hAnsi="Times New Roman" w:eastAsia="Times New Roman"/>
           <w:b w:val="0"/>
           <w:i w:val="0"/>
-          <w:color w:val="181A1F"/>
           <w:sz w:val="28"/>
         </w:rPr>
-        <w:t>Выберите верные суждения политической элите и запишите цифры, под которыми они указаны.</w:t>
+        <w:t>В ходе социологических опросов совершеннолетних граждан страны Z, имеющих разный уровень образования, им задавали вопрос: «Как Вы думаете, почему, главным образом, люди занимаются предпринимательством?» (Можно было выбрать не более двух ответов). Полученные результаты (в % от числа опрошенных) представлены в виде диаграммы.</w:t>
       </w:r>
     </w:p>
     <w:p>
       <w:pPr>
-        <w:widowControl/>
-        <w:spacing w:line="240" w:lineRule="auto" w:after="0"/>
+        <w:spacing w:after="80"/>
+        <w:jc w:val="center"/>
+      </w:pPr>
+      <w:r>
+        <w:drawing>
+          <wp:inline xmlns:a="http://schemas.openxmlformats.org/drawingml/2006/main" xmlns:pic="http://schemas.openxmlformats.org/drawingml/2006/picture">
+            <wp:extent cx="3780000" cy="3780000"/>
+            <wp:docPr id="1" name="Picture 1"/>
+            <wp:cNvGraphicFramePr>
+              <a:graphicFrameLocks noChangeAspect="1"/>
+            </wp:cNvGraphicFramePr>
+            <a:graphic>
+              <a:graphicData uri="http://schemas.openxmlformats.org/drawingml/2006/picture">
+                <pic:pic>
+                  <pic:nvPicPr>
+                    <pic:cNvPr id="0" name="asset-0105.png"/>
+                    <pic:cNvPicPr/>
+                  </pic:nvPicPr>
+                  <pic:blipFill>
+                    <a:blip r:embed="rId9"/>
+                    <a:stretch>
+                      <a:fillRect/>
+                    </a:stretch>
+                  </pic:blipFill>
+                  <pic:spPr>
+                    <a:xfrm>
+                      <a:off x="0" y="0"/>
+                      <a:ext cx="3780000" cy="3780000"/>
+                    </a:xfrm>
+                    <a:prstGeom prst="rect"/>
+                  </pic:spPr>
+                </pic:pic>
+              </a:graphicData>
+            </a:graphic>
+          </wp:inline>
+        </w:drawing>
+      </w:r>
+    </w:p>
+    <w:p>
+      <w:pPr>
+        <w:keepNext w:val="0"/>
+        <w:spacing w:after="60" w:line="240" w:lineRule="auto"/>
+        <w:jc w:val="both"/>
       </w:pPr>
       <w:r>
         <w:rPr>
           <w:rFonts w:ascii="Times New Roman" w:hAnsi="Times New Roman" w:eastAsia="Times New Roman"/>
           <w:b w:val="0"/>
           <w:i w:val="0"/>
-          <w:color w:val="181A1F"/>
           <w:sz w:val="28"/>
         </w:rPr>
-        <w:t>1) K основным функциям политической элиты относят создание и потребление материальных благ.</w:t>
+        <w:t>Найдите в приведённом списке выводы, которые можно сделать на основе диаграммы, и запишите цифры, под которыми они указаны.</w:t>
       </w:r>
     </w:p>
     <w:p>
       <w:pPr>
-        <w:widowControl/>
-        <w:spacing w:line="240" w:lineRule="auto" w:after="0"/>
+        <w:keepNext w:val="0"/>
+        <w:spacing w:after="60" w:line="240" w:lineRule="auto"/>
+        <w:jc w:val="both"/>
       </w:pPr>
       <w:r>
         <w:rPr>
           <w:rFonts w:ascii="Times New Roman" w:hAnsi="Times New Roman" w:eastAsia="Times New Roman"/>
           <w:b w:val="0"/>
           <w:i w:val="0"/>
-          <w:color w:val="181A1F"/>
           <w:sz w:val="28"/>
         </w:rPr>
-        <w:t>2) Политическая элита является саморегулирующейся группой, которая может допускать в свою среду представителей других слоёв.</w:t>
+        <w:t>1) Доля тех, кто затруднился ответить, среди получивших высшее образование больше, чем среди получивших среднее образование.</w:t>
       </w:r>
     </w:p>
     <w:p>
       <w:pPr>
-        <w:widowControl/>
-        <w:spacing w:line="240" w:lineRule="auto" w:after="0"/>
+        <w:keepNext w:val="0"/>
+        <w:spacing w:after="60" w:line="240" w:lineRule="auto"/>
+        <w:jc w:val="both"/>
       </w:pPr>
       <w:r>
         <w:rPr>
           <w:rFonts w:ascii="Times New Roman" w:hAnsi="Times New Roman" w:eastAsia="Times New Roman"/>
           <w:b w:val="0"/>
           <w:i w:val="0"/>
-          <w:color w:val="181A1F"/>
           <w:sz w:val="28"/>
         </w:rPr>
-        <w:t>3) Политическая элита осуществляет управленческие или властные функции.</w:t>
+        <w:t>2) Среди получивших высшее образование доля тех, кто считает, что люди занимаются предпринимательством, чтобы быть независимым, работать на себя, меньше доли тех, кто считает, что люди занимаются предпринимательством из предпринимательского азарта.</w:t>
       </w:r>
     </w:p>
     <w:p>
       <w:pPr>
-        <w:widowControl/>
-        <w:spacing w:line="240" w:lineRule="auto" w:after="0"/>
+        <w:keepNext w:val="0"/>
+        <w:spacing w:after="60" w:line="240" w:lineRule="auto"/>
+        <w:jc w:val="both"/>
       </w:pPr>
       <w:r>
         <w:rPr>
           <w:rFonts w:ascii="Times New Roman" w:hAnsi="Times New Roman" w:eastAsia="Times New Roman"/>
           <w:b w:val="0"/>
           <w:i w:val="0"/>
-          <w:color w:val="181A1F"/>
           <w:sz w:val="28"/>
         </w:rPr>
-        <w:t>4) В зависимости от идеологии выделяют прогрессивный и регрессивный типы политических элит.</w:t>
+        <w:t>3) Доля тех, кто отмечает, что люди занимаются предпринимательством‚ чтобы быть независимым, работать на себя, среди получивших высшее образование больше, чем среди получивших среднее образование.</w:t>
       </w:r>
     </w:p>
     <w:p>
       <w:pPr>
-        <w:widowControl/>
-        <w:spacing w:line="240" w:lineRule="auto" w:after="0"/>
+        <w:keepNext w:val="0"/>
+        <w:spacing w:after="60" w:line="240" w:lineRule="auto"/>
+        <w:jc w:val="both"/>
       </w:pPr>
       <w:r>
         <w:rPr>
           <w:rFonts w:ascii="Times New Roman" w:hAnsi="Times New Roman" w:eastAsia="Times New Roman"/>
           <w:b w:val="0"/>
           <w:i w:val="0"/>
-          <w:color w:val="181A1F"/>
           <w:sz w:val="28"/>
         </w:rPr>
-        <w:t>5) В руках политической элиты сосредоточены ключевые позиции, от которых зависит принятие стратегических решений.</w:t>
+        <w:t>4) Доля тех, кто считает, что люди занимаются предпринимательством, чтобы реализовать свои идеи, замыслы, среди получивших среднее образование больше, чем среди получивших высшее образование.</w:t>
       </w:r>
     </w:p>
     <w:p>
       <w:pPr>
-        <w:keepNext/>
-        <w:widowControl/>
-        <w:spacing w:line="240" w:lineRule="auto" w:after="0" w:before="120"/>
-      </w:pPr>
-      <w:r>
-        <w:rPr>
-          <w:rFonts w:ascii="Times New Roman" w:hAnsi="Times New Roman" w:eastAsia="Times New Roman"/>
-          <w:b/>
-          <w:color w:val="181A1F"/>
-          <w:sz w:val="28"/>
-        </w:rPr>
-        <w:t>12.</w:t>
-      </w:r>
-    </w:p>
-    <w:p>
-      <w:pPr>
-        <w:widowControl/>
-        <w:spacing w:line="240" w:lineRule="auto" w:after="0"/>
+        <w:keepNext w:val="0"/>
+        <w:spacing w:after="60" w:line="240" w:lineRule="auto"/>
+        <w:jc w:val="both"/>
       </w:pPr>
       <w:r>
         <w:rPr>
           <w:rFonts w:ascii="Times New Roman" w:hAnsi="Times New Roman" w:eastAsia="Times New Roman"/>
           <w:b w:val="0"/>
           <w:i w:val="0"/>
-          <w:color w:val="181A1F"/>
           <w:sz w:val="28"/>
         </w:rPr>
-        <w:t>Ниже приведён перечень терминов. Все они, за исключением двух, характеризуют понятие «правовое государство».</w:t>
+        <w:t>5) Среди получивших среднее образование доля тех, кто считает, что люди занимаются предпринимательством, чтобы заработать деньги, меньше доли тех, кто считает, что люди занимаются предпринимательством, чтобы быть независимым, работать на себя.</w:t>
       </w:r>
     </w:p>
     <w:p>
       <w:pPr>
-        <w:widowControl/>
-        <w:spacing w:line="240" w:lineRule="auto" w:after="0"/>
+        <w:keepNext w:val="0"/>
+        <w:spacing w:after="60" w:line="240" w:lineRule="auto"/>
+        <w:jc w:val="both"/>
       </w:pPr>
       <w:r>
         <w:rPr>
           <w:rFonts w:ascii="Times New Roman" w:hAnsi="Times New Roman" w:eastAsia="Times New Roman"/>
           <w:b w:val="0"/>
           <w:i w:val="0"/>
-          <w:color w:val="181A1F"/>
           <w:sz w:val="28"/>
         </w:rPr>
-        <w:t>1) верховенство права;</w:t>
+        <w:t>Ответ:</w:t>
       </w:r>
     </w:p>
     <w:p>
       <w:pPr>
-        <w:widowControl/>
-        <w:spacing w:line="240" w:lineRule="auto" w:after="0"/>
-      </w:pPr>
+        <w:keepNext w:val="0"/>
+        <w:spacing w:after="60" w:line="240" w:lineRule="auto"/>
+        <w:jc w:val="both"/>
+      </w:pPr>
+      <w:r>
+        <w:rPr>
+          <w:rFonts w:ascii="Times New Roman" w:hAnsi="Times New Roman" w:eastAsia="Times New Roman"/>
+          <w:b/>
+          <w:sz w:val="28"/>
+        </w:rPr>
+        <w:t xml:space="preserve">№10 </w:t>
+      </w:r>
       <w:r>
         <w:rPr>
           <w:rFonts w:ascii="Times New Roman" w:hAnsi="Times New Roman" w:eastAsia="Times New Roman"/>
           <w:b w:val="0"/>
           <w:i w:val="0"/>
-          <w:color w:val="181A1F"/>
           <w:sz w:val="28"/>
         </w:rPr>
-        <w:t>2) прогрессивное налогообложение;</w:t>
+        <w:t>Выберите верные суждения о политической элите и запишите цифры, под которыми они указаны.</w:t>
       </w:r>
     </w:p>
     <w:p>
       <w:pPr>
-        <w:widowControl/>
-        <w:spacing w:line="240" w:lineRule="auto" w:after="0"/>
+        <w:keepNext w:val="0"/>
+        <w:spacing w:after="60" w:line="240" w:lineRule="auto"/>
+        <w:jc w:val="both"/>
       </w:pPr>
       <w:r>
         <w:rPr>
           <w:rFonts w:ascii="Times New Roman" w:hAnsi="Times New Roman" w:eastAsia="Times New Roman"/>
           <w:b w:val="0"/>
           <w:i w:val="0"/>
-          <w:color w:val="181A1F"/>
           <w:sz w:val="28"/>
         </w:rPr>
-        <w:t>3) разделение властей;</w:t>
+        <w:t>1) К основным функциям политической элиты относят создание и потребление материальных благ.</w:t>
       </w:r>
     </w:p>
     <w:p>
       <w:pPr>
-        <w:widowControl/>
-        <w:spacing w:line="240" w:lineRule="auto" w:after="0"/>
+        <w:keepNext w:val="0"/>
+        <w:spacing w:after="60" w:line="240" w:lineRule="auto"/>
+        <w:jc w:val="both"/>
       </w:pPr>
       <w:r>
         <w:rPr>
           <w:rFonts w:ascii="Times New Roman" w:hAnsi="Times New Roman" w:eastAsia="Times New Roman"/>
           <w:b w:val="0"/>
           <w:i w:val="0"/>
-          <w:color w:val="181A1F"/>
           <w:sz w:val="28"/>
         </w:rPr>
-        <w:t>4) взаимная ответственность гражданина и государства;</w:t>
+        <w:t>2) Политическая элита представляет собой относительно немногочисленную самостоятельную группу, концентрирующую в своих руках значительный объём политической власти.</w:t>
       </w:r>
     </w:p>
     <w:p>
       <w:pPr>
-        <w:widowControl/>
-        <w:spacing w:line="240" w:lineRule="auto" w:after="0"/>
+        <w:keepNext w:val="0"/>
+        <w:spacing w:after="60" w:line="240" w:lineRule="auto"/>
+        <w:jc w:val="both"/>
       </w:pPr>
       <w:r>
         <w:rPr>
           <w:rFonts w:ascii="Times New Roman" w:hAnsi="Times New Roman" w:eastAsia="Times New Roman"/>
           <w:b w:val="0"/>
           <w:i w:val="0"/>
-          <w:color w:val="181A1F"/>
           <w:sz w:val="28"/>
         </w:rPr>
-        <w:t>5) система сдержек и противовесов;</w:t>
+        <w:t>3) Политическая элита — официально закреплённый источник власти в любом государстве.</w:t>
       </w:r>
     </w:p>
     <w:p>
       <w:pPr>
-        <w:widowControl/>
-        <w:spacing w:line="240" w:lineRule="auto" w:after="0"/>
+        <w:keepNext w:val="0"/>
+        <w:spacing w:after="60" w:line="240" w:lineRule="auto"/>
+        <w:jc w:val="both"/>
       </w:pPr>
       <w:r>
         <w:rPr>
           <w:rFonts w:ascii="Times New Roman" w:hAnsi="Times New Roman" w:eastAsia="Times New Roman"/>
           <w:b w:val="0"/>
           <w:i w:val="0"/>
-          <w:color w:val="181A1F"/>
           <w:sz w:val="28"/>
         </w:rPr>
-        <w:t>6) верховенство исполнительной власти.</w:t>
+        <w:t>4) Политическая элита выдвигает политических лидеров.</w:t>
       </w:r>
     </w:p>
     <w:p>
       <w:pPr>
-        <w:widowControl/>
-        <w:spacing w:line="240" w:lineRule="auto" w:after="0"/>
+        <w:keepNext w:val="0"/>
+        <w:spacing w:after="60" w:line="240" w:lineRule="auto"/>
+        <w:jc w:val="both"/>
       </w:pPr>
       <w:r>
         <w:rPr>
           <w:rFonts w:ascii="Times New Roman" w:hAnsi="Times New Roman" w:eastAsia="Times New Roman"/>
           <w:b w:val="0"/>
           <w:i w:val="0"/>
-          <w:color w:val="181A1F"/>
           <w:sz w:val="28"/>
         </w:rPr>
-        <w:t>Найдите два термина, «выпадающих» из общего ряда, и запишите в таблицу цифры, под которыми они указаны.</w:t>
+        <w:t>5) В зависимости от места в политической системе и объёма властных полномочий политическую элиту подразделяют на правящую и контрэлиту.</w:t>
       </w:r>
     </w:p>
     <w:p>
       <w:pPr>
-        <w:keepNext/>
-        <w:widowControl/>
-        <w:spacing w:line="240" w:lineRule="auto" w:after="0" w:before="120"/>
-      </w:pPr>
-      <w:r>
-        <w:rPr>
-          <w:rFonts w:ascii="Times New Roman" w:hAnsi="Times New Roman" w:eastAsia="Times New Roman"/>
-          <w:b/>
-          <w:color w:val="181A1F"/>
-          <w:sz w:val="28"/>
-        </w:rPr>
-        <w:t>13.</w:t>
-      </w:r>
-    </w:p>
-    <w:p>
-      <w:pPr>
-        <w:widowControl/>
-        <w:spacing w:line="240" w:lineRule="auto" w:after="0"/>
+        <w:keepNext w:val="0"/>
+        <w:spacing w:after="60" w:line="240" w:lineRule="auto"/>
+        <w:jc w:val="both"/>
       </w:pPr>
       <w:r>
         <w:rPr>
           <w:rFonts w:ascii="Times New Roman" w:hAnsi="Times New Roman" w:eastAsia="Times New Roman"/>
           <w:b w:val="0"/>
           <w:i w:val="0"/>
-          <w:color w:val="181A1F"/>
           <w:sz w:val="28"/>
         </w:rPr>
-        <w:t>В государстве Z регулярно на альтернативной основе проходят выборы в законодательное собрание. Какие признаки позволят сделать вывод о том, что в государстве Z установился демократический политический режим? Запишите цифры, под которыми они указаны.</w:t>
+        <w:t>Ответ:</w:t>
       </w:r>
     </w:p>
     <w:p>
       <w:pPr>
-        <w:widowControl/>
-        <w:spacing w:line="240" w:lineRule="auto" w:after="0"/>
-      </w:pPr>
+        <w:keepNext w:val="0"/>
+        <w:spacing w:after="60" w:line="240" w:lineRule="auto"/>
+        <w:jc w:val="both"/>
+      </w:pPr>
+      <w:r>
+        <w:rPr>
+          <w:rFonts w:ascii="Times New Roman" w:hAnsi="Times New Roman" w:eastAsia="Times New Roman"/>
+          <w:b/>
+          <w:sz w:val="28"/>
+        </w:rPr>
+        <w:t xml:space="preserve">№11 </w:t>
+      </w:r>
       <w:r>
         <w:rPr>
           <w:rFonts w:ascii="Times New Roman" w:hAnsi="Times New Roman" w:eastAsia="Times New Roman"/>
           <w:b w:val="0"/>
           <w:i w:val="0"/>
-          <w:color w:val="181A1F"/>
           <w:sz w:val="28"/>
         </w:rPr>
-        <w:t>1) Проводимая политика зависит от результатов выборов и от предпочтений избирателей.</w:t>
+        <w:t>В стране Z прошли парламентские выборы. Какие признаки из перечисленных ниже позволяют сделать вывод о том, что выборы проходили по мажоритарной системе? Запишите цифры, под которыми они указаны.</w:t>
       </w:r>
     </w:p>
     <w:p>
       <w:pPr>
-        <w:widowControl/>
-        <w:spacing w:line="240" w:lineRule="auto" w:after="0"/>
+        <w:keepNext w:val="0"/>
+        <w:spacing w:after="60" w:line="240" w:lineRule="auto"/>
+        <w:jc w:val="both"/>
       </w:pPr>
       <w:r>
         <w:rPr>
           <w:rFonts w:ascii="Times New Roman" w:hAnsi="Times New Roman" w:eastAsia="Times New Roman"/>
           <w:b w:val="0"/>
           <w:i w:val="0"/>
-          <w:color w:val="181A1F"/>
           <w:sz w:val="28"/>
         </w:rPr>
-        <w:t>2) В стране активно действуют институты гражданского общества.</w:t>
+        <w:t>1) возможно выдвижение независимых беспартийных кандидатов</w:t>
       </w:r>
     </w:p>
     <w:p>
       <w:pPr>
-        <w:widowControl/>
-        <w:spacing w:line="240" w:lineRule="auto" w:after="0"/>
+        <w:keepNext w:val="0"/>
+        <w:spacing w:after="60" w:line="240" w:lineRule="auto"/>
+        <w:jc w:val="both"/>
       </w:pPr>
       <w:r>
         <w:rPr>
           <w:rFonts w:ascii="Times New Roman" w:hAnsi="Times New Roman" w:eastAsia="Times New Roman"/>
           <w:b w:val="0"/>
           <w:i w:val="0"/>
-          <w:color w:val="181A1F"/>
           <w:sz w:val="28"/>
         </w:rPr>
-        <w:t>3) Президент избирается законодательным собранием.</w:t>
+        <w:t xml:space="preserve">2) количество депутатов парламента зависит от процента голосов, полученных партией </w:t>
       </w:r>
-    </w:p>
-    <w:p>
-      <w:pPr>
-        <w:widowControl/>
-        <w:spacing w:line="240" w:lineRule="auto" w:after="0"/>
-      </w:pPr>
+      <w:r>
+        <w:rPr>
+          <w:rFonts w:ascii="Times New Roman" w:hAnsi="Times New Roman" w:eastAsia="Times New Roman"/>
+          <w:sz w:val="28"/>
+        </w:rPr>
+        <w:br/>
+      </w:r>
       <w:r>
         <w:rPr>
           <w:rFonts w:ascii="Times New Roman" w:hAnsi="Times New Roman" w:eastAsia="Times New Roman"/>
           <w:b w:val="0"/>
           <w:i w:val="0"/>
-          <w:color w:val="181A1F"/>
           <w:sz w:val="28"/>
         </w:rPr>
-        <w:t>4) Права и свободы граждан реализуются на практике.</w:t>
+        <w:t xml:space="preserve">3) граждане голосуют прежде всего за программу партии, а не за конкретных людей </w:t>
       </w:r>
     </w:p>
     <w:p>
       <w:pPr>
-        <w:widowControl/>
-        <w:spacing w:line="240" w:lineRule="auto" w:after="0"/>
+        <w:keepNext w:val="0"/>
+        <w:spacing w:after="60" w:line="240" w:lineRule="auto"/>
+        <w:jc w:val="both"/>
       </w:pPr>
       <w:r>
         <w:rPr>
           <w:rFonts w:ascii="Times New Roman" w:hAnsi="Times New Roman" w:eastAsia="Times New Roman"/>
           <w:b w:val="0"/>
           <w:i w:val="0"/>
-          <w:color w:val="181A1F"/>
           <w:sz w:val="28"/>
         </w:rPr>
-        <w:t>5) Главой государства является президент.</w:t>
+        <w:t>4) предусмотрено голосование по одномандатным округам</w:t>
       </w:r>
     </w:p>
     <w:p>
       <w:pPr>
-        <w:widowControl/>
-        <w:spacing w:line="240" w:lineRule="auto" w:after="0"/>
+        <w:keepNext w:val="0"/>
+        <w:spacing w:after="60" w:line="240" w:lineRule="auto"/>
+        <w:jc w:val="both"/>
       </w:pPr>
       <w:r>
         <w:rPr>
           <w:rFonts w:ascii="Times New Roman" w:hAnsi="Times New Roman" w:eastAsia="Times New Roman"/>
           <w:b w:val="0"/>
           <w:i w:val="0"/>
-          <w:color w:val="181A1F"/>
           <w:sz w:val="28"/>
         </w:rPr>
-        <w:t>6) Парламент принимает законы.</w:t>
+        <w:t>5) победу одерживает кандидат, получивший большинство голосов на выборах</w:t>
       </w:r>
     </w:p>
     <w:p>
       <w:pPr>
-        <w:keepNext/>
-        <w:widowControl/>
-        <w:spacing w:line="240" w:lineRule="auto" w:after="0" w:before="120"/>
-      </w:pPr>
-      <w:r>
-        <w:rPr>
-          <w:rFonts w:ascii="Times New Roman" w:hAnsi="Times New Roman" w:eastAsia="Times New Roman"/>
-          <w:b/>
-          <w:color w:val="181A1F"/>
-          <w:sz w:val="28"/>
-        </w:rPr>
-        <w:t>14.</w:t>
-      </w:r>
-    </w:p>
-    <w:p>
-      <w:pPr>
-        <w:widowControl/>
-        <w:spacing w:line="240" w:lineRule="auto" w:after="0"/>
+        <w:keepNext w:val="0"/>
+        <w:spacing w:after="60" w:line="240" w:lineRule="auto"/>
+        <w:jc w:val="both"/>
       </w:pPr>
       <w:r>
         <w:rPr>
           <w:rFonts w:ascii="Times New Roman" w:hAnsi="Times New Roman" w:eastAsia="Times New Roman"/>
           <w:b w:val="0"/>
           <w:i w:val="0"/>
-          <w:color w:val="181A1F"/>
           <w:sz w:val="28"/>
         </w:rPr>
-        <w:t>Выберите верные суждения о политическом лидерстве и запишите цифры. под которыми они указаны.</w:t>
+        <w:t xml:space="preserve">6) голосование проводится по спискам политических партий </w:t>
       </w:r>
     </w:p>
     <w:p>
       <w:pPr>
-        <w:widowControl/>
-        <w:spacing w:line="240" w:lineRule="auto" w:after="0"/>
+        <w:keepNext w:val="0"/>
+        <w:spacing w:after="60" w:line="240" w:lineRule="auto"/>
+        <w:jc w:val="both"/>
       </w:pPr>
       <w:r>
         <w:rPr>
           <w:rFonts w:ascii="Times New Roman" w:hAnsi="Times New Roman" w:eastAsia="Times New Roman"/>
           <w:b w:val="0"/>
           <w:i w:val="0"/>
-          <w:color w:val="181A1F"/>
           <w:sz w:val="28"/>
         </w:rPr>
-        <w:t xml:space="preserve">1) Политическим лидерством называют способность определённого лица решающим образом постоянно влиять на всё общество, социальную группу, организацию. </w:t>
+        <w:t>Ответ:</w:t>
       </w:r>
     </w:p>
     <w:p>
       <w:pPr>
-        <w:widowControl/>
-        <w:spacing w:line="240" w:lineRule="auto" w:after="0"/>
-      </w:pPr>
+        <w:keepNext w:val="0"/>
+        <w:spacing w:after="60" w:line="240" w:lineRule="auto"/>
+        <w:jc w:val="both"/>
+      </w:pPr>
+      <w:r>
+        <w:rPr>
+          <w:rFonts w:ascii="Times New Roman" w:hAnsi="Times New Roman" w:eastAsia="Times New Roman"/>
+          <w:b/>
+          <w:sz w:val="28"/>
+        </w:rPr>
+        <w:t xml:space="preserve">№12 </w:t>
+      </w:r>
       <w:r>
         <w:rPr>
           <w:rFonts w:ascii="Times New Roman" w:hAnsi="Times New Roman" w:eastAsia="Times New Roman"/>
           <w:b w:val="0"/>
           <w:i w:val="0"/>
-          <w:color w:val="181A1F"/>
           <w:sz w:val="28"/>
         </w:rPr>
-        <w:t xml:space="preserve">2) Авторитет и влияние политического лидера харизматического типа, как правило, основаны на вере народа в особый дар лидера, его сверхъестественную способность эффективно решать все проблемы. </w:t>
+        <w:t>Выберите в приведённом списке положения, характеризующие основы конституционного строя Российской Федерации, и запишите цифры, под которыми они указаны.</w:t>
       </w:r>
     </w:p>
     <w:p>
       <w:pPr>
-        <w:widowControl/>
-        <w:spacing w:line="240" w:lineRule="auto" w:after="0"/>
+        <w:keepNext w:val="0"/>
+        <w:spacing w:after="60" w:line="240" w:lineRule="auto"/>
+        <w:jc w:val="both"/>
       </w:pPr>
       <w:r>
         <w:rPr>
           <w:rFonts w:ascii="Times New Roman" w:hAnsi="Times New Roman" w:eastAsia="Times New Roman"/>
           <w:b w:val="0"/>
           <w:i w:val="0"/>
-          <w:color w:val="181A1F"/>
           <w:sz w:val="28"/>
         </w:rPr>
-        <w:t xml:space="preserve">3) Демократический тип политического лидерства характеризуется тем, что, выполняя свои функции, лидер опирается на активность подчинённых, учитывает их мнение. </w:t>
+        <w:t>1) Гражданство Российской Федерации приобретается и прекращается в соответствии с федеральным законом, является единым и равным независимо от оснований приобретения.</w:t>
       </w:r>
     </w:p>
     <w:p>
       <w:pPr>
-        <w:widowControl/>
-        <w:spacing w:line="240" w:lineRule="auto" w:after="0"/>
+        <w:keepNext w:val="0"/>
+        <w:spacing w:after="60" w:line="240" w:lineRule="auto"/>
+        <w:jc w:val="both"/>
       </w:pPr>
       <w:r>
         <w:rPr>
           <w:rFonts w:ascii="Times New Roman" w:hAnsi="Times New Roman" w:eastAsia="Times New Roman"/>
           <w:b w:val="0"/>
           <w:i w:val="0"/>
-          <w:color w:val="181A1F"/>
           <w:sz w:val="28"/>
         </w:rPr>
-        <w:t xml:space="preserve">4) Рационально-легальное лидерство основано на традиции, вере подчинённых в то, что власть законна, поскольку она существовала всегда. </w:t>
+        <w:t>2) Необоснованный отказ в заключении трудового договора влечёт юридическую ответственность.</w:t>
       </w:r>
     </w:p>
     <w:p>
       <w:pPr>
-        <w:widowControl/>
-        <w:spacing w:line="240" w:lineRule="auto" w:after="0"/>
+        <w:keepNext w:val="0"/>
+        <w:spacing w:after="60" w:line="240" w:lineRule="auto"/>
+        <w:jc w:val="both"/>
       </w:pPr>
       <w:r>
         <w:rPr>
           <w:rFonts w:ascii="Times New Roman" w:hAnsi="Times New Roman" w:eastAsia="Times New Roman"/>
           <w:b w:val="0"/>
           <w:i w:val="0"/>
-          <w:color w:val="181A1F"/>
           <w:sz w:val="28"/>
         </w:rPr>
-        <w:t>5) Политический лидер вырабатывает политический курс, в той или иной мере отражающий реалии жизни общества.</w:t>
+        <w:t>3) Человек, его права и свободы являются высшей ценностью.</w:t>
       </w:r>
     </w:p>
     <w:p>
       <w:pPr>
-        <w:keepNext/>
-        <w:widowControl/>
-        <w:spacing w:line="240" w:lineRule="auto" w:after="0" w:before="120"/>
-      </w:pPr>
-      <w:r>
-        <w:rPr>
-          <w:rFonts w:ascii="Times New Roman" w:hAnsi="Times New Roman" w:eastAsia="Times New Roman"/>
-          <w:b/>
-          <w:color w:val="181A1F"/>
-          <w:sz w:val="28"/>
-        </w:rPr>
-        <w:t>15.</w:t>
-      </w:r>
-    </w:p>
-    <w:p>
-      <w:pPr>
-        <w:widowControl/>
-        <w:spacing w:line="240" w:lineRule="auto" w:after="0"/>
+        <w:keepNext w:val="0"/>
+        <w:spacing w:after="60" w:line="240" w:lineRule="auto"/>
+        <w:jc w:val="both"/>
       </w:pPr>
       <w:r>
         <w:rPr>
           <w:rFonts w:ascii="Times New Roman" w:hAnsi="Times New Roman" w:eastAsia="Times New Roman"/>
           <w:b w:val="0"/>
           <w:i w:val="0"/>
-          <w:color w:val="181A1F"/>
           <w:sz w:val="28"/>
         </w:rPr>
-        <w:t>Выберите верные суждения об избирательных системах в демократических государствах и запишите цифры, под которыми они указаны.</w:t>
+        <w:t>4) В Российской Федерации признаётся и гарантируется местное самоуправление.</w:t>
       </w:r>
     </w:p>
     <w:p>
       <w:pPr>
-        <w:widowControl/>
-        <w:spacing w:line="240" w:lineRule="auto" w:after="0"/>
+        <w:keepNext w:val="0"/>
+        <w:spacing w:after="60" w:line="240" w:lineRule="auto"/>
+        <w:jc w:val="both"/>
       </w:pPr>
       <w:r>
         <w:rPr>
           <w:rFonts w:ascii="Times New Roman" w:hAnsi="Times New Roman" w:eastAsia="Times New Roman"/>
           <w:b w:val="0"/>
           <w:i w:val="0"/>
-          <w:color w:val="181A1F"/>
           <w:sz w:val="28"/>
         </w:rPr>
-        <w:t>1) При пропорциональной избирательной системе создается общенациональный избирательный округ.</w:t>
+        <w:t>5) Защита гражданских прав осуществляется путём признания права.</w:t>
       </w:r>
     </w:p>
     <w:p>
       <w:pPr>
-        <w:widowControl/>
-        <w:spacing w:line="240" w:lineRule="auto" w:after="0"/>
+        <w:keepNext w:val="0"/>
+        <w:spacing w:after="60" w:line="240" w:lineRule="auto"/>
+        <w:jc w:val="both"/>
       </w:pPr>
       <w:r>
         <w:rPr>
           <w:rFonts w:ascii="Times New Roman" w:hAnsi="Times New Roman" w:eastAsia="Times New Roman"/>
           <w:b w:val="0"/>
           <w:i w:val="0"/>
-          <w:color w:val="181A1F"/>
           <w:sz w:val="28"/>
         </w:rPr>
-        <w:t>2) Подсчёт голосов производит избирательная комиссия в присутствии наблюдателей.</w:t>
+        <w:t>Ответ:</w:t>
       </w:r>
     </w:p>
     <w:p>
       <w:pPr>
-        <w:widowControl/>
-        <w:spacing w:line="240" w:lineRule="auto" w:after="0"/>
-      </w:pPr>
+        <w:keepNext w:val="0"/>
+        <w:spacing w:after="60" w:line="240" w:lineRule="auto"/>
+        <w:jc w:val="both"/>
+      </w:pPr>
+      <w:r>
+        <w:rPr>
+          <w:rFonts w:ascii="Times New Roman" w:hAnsi="Times New Roman" w:eastAsia="Times New Roman"/>
+          <w:b/>
+          <w:sz w:val="28"/>
+        </w:rPr>
+        <w:t xml:space="preserve">№13 </w:t>
+      </w:r>
       <w:r>
         <w:rPr>
           <w:rFonts w:ascii="Times New Roman" w:hAnsi="Times New Roman" w:eastAsia="Times New Roman"/>
           <w:b w:val="0"/>
           <w:i w:val="0"/>
-          <w:color w:val="181A1F"/>
           <w:sz w:val="28"/>
         </w:rPr>
-        <w:t>3) Пропорциональная избирательная система допускает возможность проведения второго тура голосования.</w:t>
+        <w:t>Установите соответствие между полномочиями и субъектами государственной власти Российской Федерации, реализующими эти полномочия: к каждой позиции, данной в первом столбце, подберите соответствующую позицию из второго столбца.</w:t>
       </w:r>
     </w:p>
+    <w:tbl>
+      <w:tblPr>
+        <w:tblStyle w:val="TableGrid"/>
+        <w:tblW w:type="auto" w:w="0"/>
+        <w:tblLayout w:type="autofit"/>
+        <w:tblLook w:firstColumn="1" w:firstRow="1" w:lastColumn="0" w:lastRow="0" w:noHBand="0" w:noVBand="1" w:val="04A0"/>
+      </w:tblPr>
+      <w:tblGrid>
+        <w:gridCol w:w="5128"/>
+        <w:gridCol w:w="5128"/>
+      </w:tblGrid>
+      <w:tr>
+        <w:tc>
+          <w:tcPr>
+            <w:tcW w:type="dxa" w:w="5128"/>
+            <w:vAlign w:val="center"/>
+            <w:tcMar>
+              <w:top w:w="80" w:type="dxa"/>
+              <w:start w:w="100" w:type="dxa"/>
+              <w:bottom w:w="80" w:type="dxa"/>
+              <w:end w:w="100" w:type="dxa"/>
+            </w:tcMar>
+          </w:tcPr>
+          <w:p>
+            <w:pPr>
+              <w:keepNext w:val="0"/>
+              <w:spacing w:after="0" w:line="240" w:lineRule="auto"/>
+              <w:jc w:val="left"/>
+            </w:pPr>
+            <w:r>
+              <w:rPr>
+                <w:rFonts w:ascii="Times New Roman" w:hAnsi="Times New Roman" w:eastAsia="Times New Roman"/>
+                <w:sz w:val="28"/>
+              </w:rPr>
+              <w:t>ПОЛНОМОЧИЯ</w:t>
+            </w:r>
+          </w:p>
+        </w:tc>
+        <w:tc>
+          <w:tcPr>
+            <w:tcW w:type="dxa" w:w="5128"/>
+            <w:vAlign w:val="center"/>
+            <w:tcMar>
+              <w:top w:w="80" w:type="dxa"/>
+              <w:start w:w="100" w:type="dxa"/>
+              <w:bottom w:w="80" w:type="dxa"/>
+              <w:end w:w="100" w:type="dxa"/>
+            </w:tcMar>
+          </w:tcPr>
+          <w:p>
+            <w:pPr>
+              <w:keepNext w:val="0"/>
+              <w:spacing w:after="0" w:line="240" w:lineRule="auto"/>
+              <w:jc w:val="left"/>
+            </w:pPr>
+            <w:r>
+              <w:rPr>
+                <w:rFonts w:ascii="Times New Roman" w:hAnsi="Times New Roman" w:eastAsia="Times New Roman"/>
+                <w:sz w:val="28"/>
+              </w:rPr>
+              <w:t>СУБЪЕКТЫ ГОСУДАРСТВЕННОЙ ВЛАСТИ РОССИЙСКОЙ ФЕДЕРАЦИИ</w:t>
+            </w:r>
+          </w:p>
+        </w:tc>
+      </w:tr>
+      <w:tr>
+        <w:tc>
+          <w:tcPr>
+            <w:tcW w:type="dxa" w:w="5128"/>
+            <w:vAlign w:val="center"/>
+            <w:tcMar>
+              <w:top w:w="80" w:type="dxa"/>
+              <w:start w:w="100" w:type="dxa"/>
+              <w:bottom w:w="80" w:type="dxa"/>
+              <w:end w:w="100" w:type="dxa"/>
+            </w:tcMar>
+          </w:tcPr>
+          <w:p>
+            <w:pPr>
+              <w:keepNext w:val="0"/>
+              <w:spacing w:after="0" w:line="240" w:lineRule="auto"/>
+              <w:jc w:val="left"/>
+            </w:pPr>
+            <w:r>
+              <w:rPr>
+                <w:rFonts w:ascii="Times New Roman" w:hAnsi="Times New Roman" w:eastAsia="Times New Roman"/>
+                <w:sz w:val="28"/>
+              </w:rPr>
+              <w:t>А) обеспечение исполнения федерального бюджетаБ) разрешение споров о компетенции между высшими государственными органами субъектов Российской ФедерацииВ) принятие федеральных законовГ) обеспечение функционирования системы социальной защиты инвалидовД) осуществление мер по борьбе с преступностью</w:t>
+            </w:r>
+          </w:p>
+        </w:tc>
+        <w:tc>
+          <w:tcPr>
+            <w:tcW w:type="dxa" w:w="5128"/>
+            <w:vAlign w:val="center"/>
+            <w:tcMar>
+              <w:top w:w="80" w:type="dxa"/>
+              <w:start w:w="100" w:type="dxa"/>
+              <w:bottom w:w="80" w:type="dxa"/>
+              <w:end w:w="100" w:type="dxa"/>
+            </w:tcMar>
+          </w:tcPr>
+          <w:p>
+            <w:pPr>
+              <w:keepNext w:val="0"/>
+              <w:spacing w:after="0" w:line="240" w:lineRule="auto"/>
+              <w:jc w:val="left"/>
+            </w:pPr>
+            <w:r>
+              <w:rPr>
+                <w:rFonts w:ascii="Times New Roman" w:hAnsi="Times New Roman" w:eastAsia="Times New Roman"/>
+                <w:sz w:val="28"/>
+              </w:rPr>
+              <w:t>1) Конституционный Суд Российской Федерации2) Правительство Российской Федерации3) Государственная Дума</w:t>
+            </w:r>
+          </w:p>
+        </w:tc>
+      </w:tr>
+    </w:tbl>
+    <w:p/>
     <w:p>
       <w:pPr>
-        <w:widowControl/>
-        <w:spacing w:line="240" w:lineRule="auto" w:after="0"/>
+        <w:keepNext w:val="0"/>
+        <w:spacing w:after="60" w:line="240" w:lineRule="auto"/>
+        <w:jc w:val="both"/>
       </w:pPr>
       <w:r>
         <w:rPr>
           <w:rFonts w:ascii="Times New Roman" w:hAnsi="Times New Roman" w:eastAsia="Times New Roman"/>
           <w:b w:val="0"/>
           <w:i w:val="0"/>
-          <w:color w:val="181A1F"/>
           <w:sz w:val="28"/>
         </w:rPr>
-        <w:t>4) При мажоритарной избирательной системе избиратель голосует за списки избирательных объединений или партий.</w:t>
+        <w:t>Запишите в таблицу выбранные цифры под соответствующими буквами:</w:t>
       </w:r>
     </w:p>
+    <w:tbl>
+      <w:tblPr>
+        <w:tblStyle w:val="TableGrid"/>
+        <w:tblW w:type="auto" w:w="0"/>
+        <w:tblLayout w:type="autofit"/>
+        <w:tblLook w:firstColumn="1" w:firstRow="1" w:lastColumn="0" w:lastRow="0" w:noHBand="0" w:noVBand="1" w:val="04A0"/>
+      </w:tblPr>
+      <w:tblGrid>
+        <w:gridCol w:w="2051"/>
+        <w:gridCol w:w="2051"/>
+        <w:gridCol w:w="2051"/>
+        <w:gridCol w:w="2051"/>
+        <w:gridCol w:w="2051"/>
+      </w:tblGrid>
+      <w:tr>
+        <w:tc>
+          <w:tcPr>
+            <w:tcW w:type="dxa" w:w="2051"/>
+            <w:vAlign w:val="center"/>
+            <w:tcMar>
+              <w:top w:w="80" w:type="dxa"/>
+              <w:start w:w="100" w:type="dxa"/>
+              <w:bottom w:w="80" w:type="dxa"/>
+              <w:end w:w="100" w:type="dxa"/>
+            </w:tcMar>
+          </w:tcPr>
+          <w:p>
+            <w:pPr>
+              <w:keepNext w:val="0"/>
+              <w:spacing w:after="0" w:line="240" w:lineRule="auto"/>
+              <w:jc w:val="left"/>
+            </w:pPr>
+            <w:r>
+              <w:rPr>
+                <w:rFonts w:ascii="Times New Roman" w:hAnsi="Times New Roman" w:eastAsia="Times New Roman"/>
+                <w:sz w:val="28"/>
+              </w:rPr>
+              <w:t>A</w:t>
+            </w:r>
+          </w:p>
+        </w:tc>
+        <w:tc>
+          <w:tcPr>
+            <w:tcW w:type="dxa" w:w="2051"/>
+            <w:vAlign w:val="center"/>
+            <w:tcMar>
+              <w:top w:w="80" w:type="dxa"/>
+              <w:start w:w="100" w:type="dxa"/>
+              <w:bottom w:w="80" w:type="dxa"/>
+              <w:end w:w="100" w:type="dxa"/>
+            </w:tcMar>
+          </w:tcPr>
+          <w:p>
+            <w:pPr>
+              <w:keepNext w:val="0"/>
+              <w:spacing w:after="0" w:line="240" w:lineRule="auto"/>
+              <w:jc w:val="left"/>
+            </w:pPr>
+            <w:r>
+              <w:rPr>
+                <w:rFonts w:ascii="Times New Roman" w:hAnsi="Times New Roman" w:eastAsia="Times New Roman"/>
+                <w:sz w:val="28"/>
+              </w:rPr>
+              <w:t>Б</w:t>
+            </w:r>
+          </w:p>
+        </w:tc>
+        <w:tc>
+          <w:tcPr>
+            <w:tcW w:type="dxa" w:w="2051"/>
+            <w:vAlign w:val="center"/>
+            <w:tcMar>
+              <w:top w:w="80" w:type="dxa"/>
+              <w:start w:w="100" w:type="dxa"/>
+              <w:bottom w:w="80" w:type="dxa"/>
+              <w:end w:w="100" w:type="dxa"/>
+            </w:tcMar>
+          </w:tcPr>
+          <w:p>
+            <w:pPr>
+              <w:keepNext w:val="0"/>
+              <w:spacing w:after="0" w:line="240" w:lineRule="auto"/>
+              <w:jc w:val="left"/>
+            </w:pPr>
+            <w:r>
+              <w:rPr>
+                <w:rFonts w:ascii="Times New Roman" w:hAnsi="Times New Roman" w:eastAsia="Times New Roman"/>
+                <w:sz w:val="28"/>
+              </w:rPr>
+              <w:t>В</w:t>
+            </w:r>
+          </w:p>
+        </w:tc>
+        <w:tc>
+          <w:tcPr>
+            <w:tcW w:type="dxa" w:w="2051"/>
+            <w:vAlign w:val="center"/>
+            <w:tcMar>
+              <w:top w:w="80" w:type="dxa"/>
+              <w:start w:w="100" w:type="dxa"/>
+              <w:bottom w:w="80" w:type="dxa"/>
+              <w:end w:w="100" w:type="dxa"/>
+            </w:tcMar>
+          </w:tcPr>
+          <w:p>
+            <w:pPr>
+              <w:keepNext w:val="0"/>
+              <w:spacing w:after="0" w:line="240" w:lineRule="auto"/>
+              <w:jc w:val="left"/>
+            </w:pPr>
+            <w:r>
+              <w:rPr>
+                <w:rFonts w:ascii="Times New Roman" w:hAnsi="Times New Roman" w:eastAsia="Times New Roman"/>
+                <w:sz w:val="28"/>
+              </w:rPr>
+              <w:t>Г</w:t>
+            </w:r>
+          </w:p>
+        </w:tc>
+        <w:tc>
+          <w:tcPr>
+            <w:tcW w:type="dxa" w:w="2051"/>
+            <w:vAlign w:val="center"/>
+            <w:tcMar>
+              <w:top w:w="80" w:type="dxa"/>
+              <w:start w:w="100" w:type="dxa"/>
+              <w:bottom w:w="80" w:type="dxa"/>
+              <w:end w:w="100" w:type="dxa"/>
+            </w:tcMar>
+          </w:tcPr>
+          <w:p>
+            <w:pPr>
+              <w:keepNext w:val="0"/>
+              <w:spacing w:after="0" w:line="240" w:lineRule="auto"/>
+              <w:jc w:val="left"/>
+            </w:pPr>
+            <w:r>
+              <w:rPr>
+                <w:rFonts w:ascii="Times New Roman" w:hAnsi="Times New Roman" w:eastAsia="Times New Roman"/>
+                <w:sz w:val="28"/>
+              </w:rPr>
+              <w:t>Д</w:t>
+            </w:r>
+          </w:p>
+        </w:tc>
+      </w:tr>
+      <w:tr>
+        <w:tc>
+          <w:tcPr>
+            <w:tcW w:type="dxa" w:w="2051"/>
+            <w:vAlign w:val="center"/>
+            <w:tcMar>
+              <w:top w:w="80" w:type="dxa"/>
+              <w:start w:w="100" w:type="dxa"/>
+              <w:bottom w:w="80" w:type="dxa"/>
+              <w:end w:w="100" w:type="dxa"/>
+            </w:tcMar>
+          </w:tcPr>
+          <w:p>
+            <w:pPr>
+              <w:keepNext w:val="0"/>
+              <w:spacing w:after="0" w:line="240" w:lineRule="auto"/>
+              <w:jc w:val="left"/>
+            </w:pPr>
+            <w:r>
+              <w:rPr>
+                <w:rFonts w:ascii="Times New Roman" w:hAnsi="Times New Roman" w:eastAsia="Times New Roman"/>
+                <w:sz w:val="28"/>
+              </w:rPr>
+            </w:r>
+          </w:p>
+        </w:tc>
+        <w:tc>
+          <w:tcPr>
+            <w:tcW w:type="dxa" w:w="2051"/>
+            <w:vAlign w:val="center"/>
+            <w:tcMar>
+              <w:top w:w="80" w:type="dxa"/>
+              <w:start w:w="100" w:type="dxa"/>
+              <w:bottom w:w="80" w:type="dxa"/>
+              <w:end w:w="100" w:type="dxa"/>
+            </w:tcMar>
+          </w:tcPr>
+          <w:p>
+            <w:pPr>
+              <w:keepNext w:val="0"/>
+              <w:spacing w:after="0" w:line="240" w:lineRule="auto"/>
+              <w:jc w:val="left"/>
+            </w:pPr>
+            <w:r>
+              <w:rPr>
+                <w:rFonts w:ascii="Times New Roman" w:hAnsi="Times New Roman" w:eastAsia="Times New Roman"/>
+                <w:sz w:val="28"/>
+              </w:rPr>
+            </w:r>
+          </w:p>
+        </w:tc>
+        <w:tc>
+          <w:tcPr>
+            <w:tcW w:type="dxa" w:w="2051"/>
+            <w:vAlign w:val="center"/>
+            <w:tcMar>
+              <w:top w:w="80" w:type="dxa"/>
+              <w:start w:w="100" w:type="dxa"/>
+              <w:bottom w:w="80" w:type="dxa"/>
+              <w:end w:w="100" w:type="dxa"/>
+            </w:tcMar>
+          </w:tcPr>
+          <w:p>
+            <w:pPr>
+              <w:keepNext w:val="0"/>
+              <w:spacing w:after="0" w:line="240" w:lineRule="auto"/>
+              <w:jc w:val="left"/>
+            </w:pPr>
+            <w:r>
+              <w:rPr>
+                <w:rFonts w:ascii="Times New Roman" w:hAnsi="Times New Roman" w:eastAsia="Times New Roman"/>
+                <w:sz w:val="28"/>
+              </w:rPr>
+            </w:r>
+          </w:p>
+        </w:tc>
+        <w:tc>
+          <w:tcPr>
+            <w:tcW w:type="dxa" w:w="2051"/>
+            <w:vAlign w:val="center"/>
+            <w:tcMar>
+              <w:top w:w="80" w:type="dxa"/>
+              <w:start w:w="100" w:type="dxa"/>
+              <w:bottom w:w="80" w:type="dxa"/>
+              <w:end w:w="100" w:type="dxa"/>
+            </w:tcMar>
+          </w:tcPr>
+          <w:p>
+            <w:pPr>
+              <w:keepNext w:val="0"/>
+              <w:spacing w:after="0" w:line="240" w:lineRule="auto"/>
+              <w:jc w:val="left"/>
+            </w:pPr>
+            <w:r>
+              <w:rPr>
+                <w:rFonts w:ascii="Times New Roman" w:hAnsi="Times New Roman" w:eastAsia="Times New Roman"/>
+                <w:sz w:val="28"/>
+              </w:rPr>
+            </w:r>
+          </w:p>
+        </w:tc>
+        <w:tc>
+          <w:tcPr>
+            <w:tcW w:type="dxa" w:w="2051"/>
+            <w:vAlign w:val="center"/>
+            <w:tcMar>
+              <w:top w:w="80" w:type="dxa"/>
+              <w:start w:w="100" w:type="dxa"/>
+              <w:bottom w:w="80" w:type="dxa"/>
+              <w:end w:w="100" w:type="dxa"/>
+            </w:tcMar>
+          </w:tcPr>
+          <w:p>
+            <w:pPr>
+              <w:keepNext w:val="0"/>
+              <w:spacing w:after="0" w:line="240" w:lineRule="auto"/>
+              <w:jc w:val="left"/>
+            </w:pPr>
+            <w:r>
+              <w:rPr>
+                <w:rFonts w:ascii="Times New Roman" w:hAnsi="Times New Roman" w:eastAsia="Times New Roman"/>
+                <w:sz w:val="28"/>
+              </w:rPr>
+            </w:r>
+          </w:p>
+        </w:tc>
+      </w:tr>
+    </w:tbl>
+    <w:p/>
     <w:p>
       <w:pPr>
-        <w:widowControl/>
-        <w:spacing w:line="240" w:lineRule="auto" w:after="0"/>
+        <w:keepNext w:val="0"/>
+        <w:spacing w:after="60" w:line="240" w:lineRule="auto"/>
+        <w:jc w:val="both"/>
       </w:pPr>
       <w:r>
         <w:rPr>
           <w:rFonts w:ascii="Times New Roman" w:hAnsi="Times New Roman" w:eastAsia="Times New Roman"/>
           <w:b w:val="0"/>
           <w:i w:val="0"/>
-          <w:color w:val="181A1F"/>
           <w:sz w:val="28"/>
         </w:rPr>
-        <w:t>5) Избирательные системы предполагают проведение выборов на основе всеобщего равного избирательного права при тайном голосовании.</w:t>
+        <w:t>Ответ:</w:t>
       </w:r>
     </w:p>
     <w:p>
       <w:pPr>
-        <w:keepNext/>
-        <w:widowControl/>
-        <w:spacing w:line="240" w:lineRule="auto" w:after="0" w:before="120"/>
+        <w:keepNext w:val="0"/>
+        <w:spacing w:after="60" w:line="240" w:lineRule="auto"/>
+        <w:jc w:val="both"/>
       </w:pPr>
       <w:r>
         <w:rPr>
           <w:rFonts w:ascii="Times New Roman" w:hAnsi="Times New Roman" w:eastAsia="Times New Roman"/>
           <w:b/>
-          <w:color w:val="181A1F"/>
           <w:sz w:val="28"/>
         </w:rPr>
-        <w:t>16.</w:t>
+        <w:t xml:space="preserve">№14 </w:t>
       </w:r>
-    </w:p>
-    <w:p>
-      <w:pPr>
-        <w:widowControl/>
-        <w:spacing w:line="240" w:lineRule="auto" w:after="0"/>
-      </w:pPr>
       <w:r>
         <w:rPr>
           <w:rFonts w:ascii="Times New Roman" w:hAnsi="Times New Roman" w:eastAsia="Times New Roman"/>
           <w:b w:val="0"/>
           <w:i w:val="0"/>
-          <w:color w:val="181A1F"/>
           <w:sz w:val="28"/>
         </w:rPr>
-        <w:t>Выберите верные суждения о политических партиях и общественно-политических движениях и запишите цифры, под которыми они указаны.</w:t>
+        <w:t>Выберите верные суждения о семейном праве и запишите цифры, под которыми они указаны.</w:t>
       </w:r>
     </w:p>
     <w:p>
       <w:pPr>
-        <w:widowControl/>
-        <w:spacing w:line="240" w:lineRule="auto" w:after="0"/>
+        <w:keepNext w:val="0"/>
+        <w:spacing w:after="60" w:line="240" w:lineRule="auto"/>
+        <w:jc w:val="both"/>
       </w:pPr>
       <w:r>
         <w:rPr>
           <w:rFonts w:ascii="Times New Roman" w:hAnsi="Times New Roman" w:eastAsia="Times New Roman"/>
           <w:b w:val="0"/>
           <w:i w:val="0"/>
-          <w:color w:val="181A1F"/>
           <w:sz w:val="28"/>
         </w:rPr>
-        <w:t>1) По способу организации различают партии легальные и нелегальные.</w:t>
+        <w:t>1) Субъектами семейного права являются только дети и родители.</w:t>
       </w:r>
     </w:p>
     <w:p>
       <w:pPr>
-        <w:widowControl/>
-        <w:spacing w:line="240" w:lineRule="auto" w:after="0"/>
+        <w:keepNext w:val="0"/>
+        <w:spacing w:after="60" w:line="240" w:lineRule="auto"/>
+        <w:jc w:val="both"/>
       </w:pPr>
       <w:r>
         <w:rPr>
           <w:rFonts w:ascii="Times New Roman" w:hAnsi="Times New Roman" w:eastAsia="Times New Roman"/>
           <w:b w:val="0"/>
           <w:i w:val="0"/>
-          <w:color w:val="181A1F"/>
           <w:sz w:val="28"/>
         </w:rPr>
-        <w:t>2) Либеральные партии, как правило, отстаивают священность и неотчуждаемость естественных прав личности, их приоритет над интересами общества и государства.</w:t>
+        <w:t>2) Объектами семейного права является воспитание детей, выплата алиментов, управление имуществом.</w:t>
       </w:r>
     </w:p>
     <w:p>
       <w:pPr>
-        <w:widowControl/>
-        <w:spacing w:line="240" w:lineRule="auto" w:after="0"/>
+        <w:keepNext w:val="0"/>
+        <w:spacing w:after="60" w:line="240" w:lineRule="auto"/>
+        <w:jc w:val="both"/>
       </w:pPr>
       <w:r>
         <w:rPr>
           <w:rFonts w:ascii="Times New Roman" w:hAnsi="Times New Roman" w:eastAsia="Times New Roman"/>
           <w:b w:val="0"/>
           <w:i w:val="0"/>
-          <w:color w:val="181A1F"/>
           <w:sz w:val="28"/>
         </w:rPr>
-        <w:t>3) Политические партии участвуют в выборах в органы государственной власти.</w:t>
+        <w:t>3) Семейное право определяет формы и порядок устройства в семью детей, оставшихся без попечения родителей.</w:t>
       </w:r>
     </w:p>
     <w:p>
       <w:pPr>
-        <w:widowControl/>
-        <w:spacing w:line="240" w:lineRule="auto" w:after="0"/>
+        <w:keepNext w:val="0"/>
+        <w:spacing w:after="60" w:line="240" w:lineRule="auto"/>
+        <w:jc w:val="both"/>
       </w:pPr>
       <w:r>
         <w:rPr>
           <w:rFonts w:ascii="Times New Roman" w:hAnsi="Times New Roman" w:eastAsia="Times New Roman"/>
           <w:b w:val="0"/>
           <w:i w:val="0"/>
-          <w:color w:val="181A1F"/>
           <w:sz w:val="28"/>
         </w:rPr>
-        <w:t>4) В массовых партиях отсутствует система членства, а вся деятельность партии ориентирована только на проведение избирательных кампаний.</w:t>
+        <w:t>4) Семейное право регулирует личные неимущественные и имущественные отношения, возникающие в процессе создания благ.</w:t>
       </w:r>
     </w:p>
     <w:p>
       <w:pPr>
-        <w:widowControl/>
-        <w:spacing w:line="240" w:lineRule="auto" w:after="0"/>
+        <w:keepNext w:val="0"/>
+        <w:spacing w:after="60" w:line="240" w:lineRule="auto"/>
+        <w:jc w:val="both"/>
       </w:pPr>
       <w:r>
         <w:rPr>
           <w:rFonts w:ascii="Times New Roman" w:hAnsi="Times New Roman" w:eastAsia="Times New Roman"/>
           <w:b w:val="0"/>
           <w:i w:val="0"/>
-          <w:color w:val="181A1F"/>
           <w:sz w:val="28"/>
         </w:rPr>
-        <w:t>5) Общественно-политические движения — это массовые общественные объединения, которые могут оказывать воздействие на государственную власть.</w:t>
+        <w:t>5) Каждый из супругов свободен в выборе рода занятий, профессии, мест пребывания и жительства.</w:t>
       </w:r>
     </w:p>
     <w:p>
       <w:pPr>
-        <w:widowControl/>
-        <w:spacing w:line="240" w:lineRule="auto" w:after="0"/>
-      </w:pPr>
-      <w:r>
-        <w:rPr>
-          <w:rFonts w:ascii="Times New Roman" w:hAnsi="Times New Roman" w:eastAsia="Times New Roman"/>
-          <w:color w:val="181A1F"/>
-          <w:sz w:val="28"/>
-        </w:rPr>
-        <w:br w:type="page"/>
-      </w:r>
-    </w:p>
-    <w:p>
-      <w:pPr>
-        <w:pStyle w:val="Heading1"/>
-        <w:keepNext/>
-        <w:widowControl/>
-        <w:spacing w:line="240" w:lineRule="auto" w:after="60" w:before="160"/>
-      </w:pPr>
-      <w:r>
-        <w:rPr>
-          <w:rFonts w:ascii="Times New Roman" w:hAnsi="Times New Roman" w:eastAsia="Times New Roman"/>
-          <w:b/>
-          <w:color w:val="181A1F"/>
-          <w:sz w:val="28"/>
-        </w:rPr>
-        <w:t>Часть 2</w:t>
-      </w:r>
-    </w:p>
-    <w:p>
-      <w:pPr>
-        <w:widowControl/>
-        <w:spacing w:line="240" w:lineRule="auto" w:after="0"/>
-      </w:pPr>
-      <w:r>
-        <w:rPr>
-          <w:rFonts w:ascii="Times New Roman" w:hAnsi="Times New Roman" w:eastAsia="Times New Roman"/>
-          <w:color w:val="181A1F"/>
-          <w:sz w:val="28"/>
-        </w:rPr>
-        <w:t>Для заданий 17–25 запишите полный развёрнутый ответ. Каждый вопрос самодостаточен и тематически соответствует варианту.</w:t>
-      </w:r>
-    </w:p>
-    <w:p>
-      <w:pPr>
-        <w:keepNext/>
-        <w:widowControl/>
-        <w:spacing w:line="240" w:lineRule="auto" w:after="0" w:before="120"/>
-      </w:pPr>
-      <w:r>
-        <w:rPr>
-          <w:rFonts w:ascii="Times New Roman" w:hAnsi="Times New Roman" w:eastAsia="Times New Roman"/>
-          <w:b/>
-          <w:color w:val="181A1F"/>
-          <w:sz w:val="28"/>
-        </w:rPr>
-        <w:t>17.</w:t>
-      </w:r>
-    </w:p>
-    <w:p>
-      <w:pPr>
-        <w:widowControl/>
-        <w:spacing w:line="240" w:lineRule="auto" w:after="0"/>
+        <w:keepNext w:val="0"/>
+        <w:spacing w:after="60" w:line="240" w:lineRule="auto"/>
+        <w:jc w:val="both"/>
       </w:pPr>
       <w:r>
         <w:rPr>
           <w:rFonts w:ascii="Times New Roman" w:hAnsi="Times New Roman" w:eastAsia="Times New Roman"/>
           <w:b w:val="0"/>
           <w:i w:val="0"/>
-          <w:color w:val="181A1F"/>
+          <w:sz w:val="28"/>
+        </w:rPr>
+        <w:t>Ответ:</w:t>
+      </w:r>
+    </w:p>
+    <w:p>
+      <w:pPr>
+        <w:keepNext w:val="0"/>
+        <w:spacing w:after="60" w:line="240" w:lineRule="auto"/>
+        <w:jc w:val="both"/>
+      </w:pPr>
+      <w:r>
+        <w:rPr>
+          <w:rFonts w:ascii="Times New Roman" w:hAnsi="Times New Roman" w:eastAsia="Times New Roman"/>
+          <w:b/>
+          <w:sz w:val="28"/>
+        </w:rPr>
+        <w:t xml:space="preserve">№15 </w:t>
+      </w:r>
+      <w:r>
+        <w:rPr>
+          <w:rFonts w:ascii="Times New Roman" w:hAnsi="Times New Roman" w:eastAsia="Times New Roman"/>
+          <w:b w:val="0"/>
+          <w:i w:val="0"/>
+          <w:sz w:val="28"/>
+        </w:rPr>
+        <w:t>Установите соответствие между проступками и их видами: к каждой позиции, данной в первом столбце, подберите соответствующую позицию из второго столбца.</w:t>
+      </w:r>
+    </w:p>
+    <w:tbl>
+      <w:tblPr>
+        <w:tblStyle w:val="TableGrid"/>
+        <w:tblW w:type="auto" w:w="0"/>
+        <w:tblLayout w:type="autofit"/>
+        <w:tblLook w:firstColumn="1" w:firstRow="1" w:lastColumn="0" w:lastRow="0" w:noHBand="0" w:noVBand="1" w:val="04A0"/>
+      </w:tblPr>
+      <w:tblGrid>
+        <w:gridCol w:w="5128"/>
+        <w:gridCol w:w="5128"/>
+      </w:tblGrid>
+      <w:tr>
+        <w:tc>
+          <w:tcPr>
+            <w:tcW w:type="dxa" w:w="5128"/>
+            <w:vAlign w:val="center"/>
+            <w:tcMar>
+              <w:top w:w="80" w:type="dxa"/>
+              <w:start w:w="100" w:type="dxa"/>
+              <w:bottom w:w="80" w:type="dxa"/>
+              <w:end w:w="100" w:type="dxa"/>
+            </w:tcMar>
+          </w:tcPr>
+          <w:p>
+            <w:pPr>
+              <w:keepNext w:val="0"/>
+              <w:spacing w:after="0" w:line="240" w:lineRule="auto"/>
+              <w:jc w:val="left"/>
+            </w:pPr>
+            <w:r>
+              <w:rPr>
+                <w:rFonts w:ascii="Times New Roman" w:hAnsi="Times New Roman" w:eastAsia="Times New Roman"/>
+                <w:sz w:val="28"/>
+              </w:rPr>
+              <w:t>ПРОСТУПКИ</w:t>
+            </w:r>
+          </w:p>
+        </w:tc>
+        <w:tc>
+          <w:tcPr>
+            <w:tcW w:type="dxa" w:w="5128"/>
+            <w:vAlign w:val="center"/>
+            <w:tcMar>
+              <w:top w:w="80" w:type="dxa"/>
+              <w:start w:w="100" w:type="dxa"/>
+              <w:bottom w:w="80" w:type="dxa"/>
+              <w:end w:w="100" w:type="dxa"/>
+            </w:tcMar>
+          </w:tcPr>
+          <w:p>
+            <w:pPr>
+              <w:keepNext w:val="0"/>
+              <w:spacing w:after="0" w:line="240" w:lineRule="auto"/>
+              <w:jc w:val="left"/>
+            </w:pPr>
+            <w:r>
+              <w:rPr>
+                <w:rFonts w:ascii="Times New Roman" w:hAnsi="Times New Roman" w:eastAsia="Times New Roman"/>
+                <w:sz w:val="28"/>
+              </w:rPr>
+              <w:t>ВИДЫ ПРОСТУПКОВ</w:t>
+            </w:r>
+          </w:p>
+        </w:tc>
+      </w:tr>
+      <w:tr>
+        <w:tc>
+          <w:tcPr>
+            <w:tcW w:type="dxa" w:w="5128"/>
+            <w:vAlign w:val="center"/>
+            <w:tcMar>
+              <w:top w:w="80" w:type="dxa"/>
+              <w:start w:w="100" w:type="dxa"/>
+              <w:bottom w:w="80" w:type="dxa"/>
+              <w:end w:w="100" w:type="dxa"/>
+            </w:tcMar>
+          </w:tcPr>
+          <w:p>
+            <w:pPr>
+              <w:keepNext w:val="0"/>
+              <w:spacing w:after="0" w:line="240" w:lineRule="auto"/>
+              <w:jc w:val="left"/>
+            </w:pPr>
+            <w:r>
+              <w:rPr>
+                <w:rFonts w:ascii="Times New Roman" w:hAnsi="Times New Roman" w:eastAsia="Times New Roman"/>
+                <w:sz w:val="28"/>
+              </w:rPr>
+              <w:t>А) переход дороги в неположенном местеБ) неисполнение обязательствB) прогул работыГ) нарушение условий договора займаД) нарушение правил пожарной безопасности</w:t>
+            </w:r>
+          </w:p>
+        </w:tc>
+        <w:tc>
+          <w:tcPr>
+            <w:tcW w:type="dxa" w:w="5128"/>
+            <w:vAlign w:val="center"/>
+            <w:tcMar>
+              <w:top w:w="80" w:type="dxa"/>
+              <w:start w:w="100" w:type="dxa"/>
+              <w:bottom w:w="80" w:type="dxa"/>
+              <w:end w:w="100" w:type="dxa"/>
+            </w:tcMar>
+          </w:tcPr>
+          <w:p>
+            <w:pPr>
+              <w:keepNext w:val="0"/>
+              <w:spacing w:after="0" w:line="240" w:lineRule="auto"/>
+              <w:jc w:val="left"/>
+            </w:pPr>
+            <w:r>
+              <w:rPr>
+                <w:rFonts w:ascii="Times New Roman" w:hAnsi="Times New Roman" w:eastAsia="Times New Roman"/>
+                <w:sz w:val="28"/>
+              </w:rPr>
+              <w:t>1) административный2) дисциплинарный3) гражданский</w:t>
+            </w:r>
+          </w:p>
+        </w:tc>
+      </w:tr>
+    </w:tbl>
+    <w:p/>
+    <w:p>
+      <w:pPr>
+        <w:keepNext w:val="0"/>
+        <w:spacing w:after="60" w:line="240" w:lineRule="auto"/>
+        <w:jc w:val="both"/>
+      </w:pPr>
+      <w:r>
+        <w:rPr>
+          <w:rFonts w:ascii="Times New Roman" w:hAnsi="Times New Roman" w:eastAsia="Times New Roman"/>
+          <w:b w:val="0"/>
+          <w:i w:val="0"/>
+          <w:sz w:val="28"/>
+        </w:rPr>
+        <w:t>Запишите в ответ цифры, расположив их в порядке, соответствующем буквам:</w:t>
+      </w:r>
+    </w:p>
+    <w:tbl>
+      <w:tblPr>
+        <w:tblStyle w:val="TableGrid"/>
+        <w:tblW w:type="auto" w:w="0"/>
+        <w:tblLayout w:type="autofit"/>
+        <w:tblLook w:firstColumn="1" w:firstRow="1" w:lastColumn="0" w:lastRow="0" w:noHBand="0" w:noVBand="1" w:val="04A0"/>
+      </w:tblPr>
+      <w:tblGrid>
+        <w:gridCol w:w="2051"/>
+        <w:gridCol w:w="2051"/>
+        <w:gridCol w:w="2051"/>
+        <w:gridCol w:w="2051"/>
+        <w:gridCol w:w="2051"/>
+      </w:tblGrid>
+      <w:tr>
+        <w:tc>
+          <w:tcPr>
+            <w:tcW w:type="dxa" w:w="2051"/>
+            <w:vAlign w:val="center"/>
+            <w:tcMar>
+              <w:top w:w="80" w:type="dxa"/>
+              <w:start w:w="100" w:type="dxa"/>
+              <w:bottom w:w="80" w:type="dxa"/>
+              <w:end w:w="100" w:type="dxa"/>
+            </w:tcMar>
+          </w:tcPr>
+          <w:p>
+            <w:pPr>
+              <w:keepNext w:val="0"/>
+              <w:spacing w:after="0" w:line="240" w:lineRule="auto"/>
+              <w:jc w:val="left"/>
+            </w:pPr>
+            <w:r>
+              <w:rPr>
+                <w:rFonts w:ascii="Times New Roman" w:hAnsi="Times New Roman" w:eastAsia="Times New Roman"/>
+                <w:sz w:val="28"/>
+              </w:rPr>
+              <w:t>A</w:t>
+            </w:r>
+          </w:p>
+        </w:tc>
+        <w:tc>
+          <w:tcPr>
+            <w:tcW w:type="dxa" w:w="2051"/>
+            <w:vAlign w:val="center"/>
+            <w:tcMar>
+              <w:top w:w="80" w:type="dxa"/>
+              <w:start w:w="100" w:type="dxa"/>
+              <w:bottom w:w="80" w:type="dxa"/>
+              <w:end w:w="100" w:type="dxa"/>
+            </w:tcMar>
+          </w:tcPr>
+          <w:p>
+            <w:pPr>
+              <w:keepNext w:val="0"/>
+              <w:spacing w:after="0" w:line="240" w:lineRule="auto"/>
+              <w:jc w:val="left"/>
+            </w:pPr>
+            <w:r>
+              <w:rPr>
+                <w:rFonts w:ascii="Times New Roman" w:hAnsi="Times New Roman" w:eastAsia="Times New Roman"/>
+                <w:sz w:val="28"/>
+              </w:rPr>
+              <w:t>Б</w:t>
+            </w:r>
+          </w:p>
+        </w:tc>
+        <w:tc>
+          <w:tcPr>
+            <w:tcW w:type="dxa" w:w="2051"/>
+            <w:vAlign w:val="center"/>
+            <w:tcMar>
+              <w:top w:w="80" w:type="dxa"/>
+              <w:start w:w="100" w:type="dxa"/>
+              <w:bottom w:w="80" w:type="dxa"/>
+              <w:end w:w="100" w:type="dxa"/>
+            </w:tcMar>
+          </w:tcPr>
+          <w:p>
+            <w:pPr>
+              <w:keepNext w:val="0"/>
+              <w:spacing w:after="0" w:line="240" w:lineRule="auto"/>
+              <w:jc w:val="left"/>
+            </w:pPr>
+            <w:r>
+              <w:rPr>
+                <w:rFonts w:ascii="Times New Roman" w:hAnsi="Times New Roman" w:eastAsia="Times New Roman"/>
+                <w:sz w:val="28"/>
+              </w:rPr>
+              <w:t>В</w:t>
+            </w:r>
+          </w:p>
+        </w:tc>
+        <w:tc>
+          <w:tcPr>
+            <w:tcW w:type="dxa" w:w="2051"/>
+            <w:vAlign w:val="center"/>
+            <w:tcMar>
+              <w:top w:w="80" w:type="dxa"/>
+              <w:start w:w="100" w:type="dxa"/>
+              <w:bottom w:w="80" w:type="dxa"/>
+              <w:end w:w="100" w:type="dxa"/>
+            </w:tcMar>
+          </w:tcPr>
+          <w:p>
+            <w:pPr>
+              <w:keepNext w:val="0"/>
+              <w:spacing w:after="0" w:line="240" w:lineRule="auto"/>
+              <w:jc w:val="left"/>
+            </w:pPr>
+            <w:r>
+              <w:rPr>
+                <w:rFonts w:ascii="Times New Roman" w:hAnsi="Times New Roman" w:eastAsia="Times New Roman"/>
+                <w:sz w:val="28"/>
+              </w:rPr>
+              <w:t>Г</w:t>
+            </w:r>
+          </w:p>
+        </w:tc>
+        <w:tc>
+          <w:tcPr>
+            <w:tcW w:type="dxa" w:w="2051"/>
+            <w:vAlign w:val="center"/>
+            <w:tcMar>
+              <w:top w:w="80" w:type="dxa"/>
+              <w:start w:w="100" w:type="dxa"/>
+              <w:bottom w:w="80" w:type="dxa"/>
+              <w:end w:w="100" w:type="dxa"/>
+            </w:tcMar>
+          </w:tcPr>
+          <w:p>
+            <w:pPr>
+              <w:keepNext w:val="0"/>
+              <w:spacing w:after="0" w:line="240" w:lineRule="auto"/>
+              <w:jc w:val="left"/>
+            </w:pPr>
+            <w:r>
+              <w:rPr>
+                <w:rFonts w:ascii="Times New Roman" w:hAnsi="Times New Roman" w:eastAsia="Times New Roman"/>
+                <w:sz w:val="28"/>
+              </w:rPr>
+              <w:t>Д</w:t>
+            </w:r>
+          </w:p>
+        </w:tc>
+      </w:tr>
+      <w:tr>
+        <w:tc>
+          <w:tcPr>
+            <w:tcW w:type="dxa" w:w="2051"/>
+            <w:vAlign w:val="center"/>
+            <w:tcMar>
+              <w:top w:w="80" w:type="dxa"/>
+              <w:start w:w="100" w:type="dxa"/>
+              <w:bottom w:w="80" w:type="dxa"/>
+              <w:end w:w="100" w:type="dxa"/>
+            </w:tcMar>
+          </w:tcPr>
+          <w:p>
+            <w:pPr>
+              <w:keepNext w:val="0"/>
+              <w:spacing w:after="0" w:line="240" w:lineRule="auto"/>
+              <w:jc w:val="left"/>
+            </w:pPr>
+            <w:r>
+              <w:rPr>
+                <w:rFonts w:ascii="Times New Roman" w:hAnsi="Times New Roman" w:eastAsia="Times New Roman"/>
+                <w:sz w:val="28"/>
+              </w:rPr>
+            </w:r>
+          </w:p>
+        </w:tc>
+        <w:tc>
+          <w:tcPr>
+            <w:tcW w:type="dxa" w:w="2051"/>
+            <w:vAlign w:val="center"/>
+            <w:tcMar>
+              <w:top w:w="80" w:type="dxa"/>
+              <w:start w:w="100" w:type="dxa"/>
+              <w:bottom w:w="80" w:type="dxa"/>
+              <w:end w:w="100" w:type="dxa"/>
+            </w:tcMar>
+          </w:tcPr>
+          <w:p>
+            <w:pPr>
+              <w:keepNext w:val="0"/>
+              <w:spacing w:after="0" w:line="240" w:lineRule="auto"/>
+              <w:jc w:val="left"/>
+            </w:pPr>
+            <w:r>
+              <w:rPr>
+                <w:rFonts w:ascii="Times New Roman" w:hAnsi="Times New Roman" w:eastAsia="Times New Roman"/>
+                <w:sz w:val="28"/>
+              </w:rPr>
+            </w:r>
+          </w:p>
+        </w:tc>
+        <w:tc>
+          <w:tcPr>
+            <w:tcW w:type="dxa" w:w="2051"/>
+            <w:vAlign w:val="center"/>
+            <w:tcMar>
+              <w:top w:w="80" w:type="dxa"/>
+              <w:start w:w="100" w:type="dxa"/>
+              <w:bottom w:w="80" w:type="dxa"/>
+              <w:end w:w="100" w:type="dxa"/>
+            </w:tcMar>
+          </w:tcPr>
+          <w:p>
+            <w:pPr>
+              <w:keepNext w:val="0"/>
+              <w:spacing w:after="0" w:line="240" w:lineRule="auto"/>
+              <w:jc w:val="left"/>
+            </w:pPr>
+            <w:r>
+              <w:rPr>
+                <w:rFonts w:ascii="Times New Roman" w:hAnsi="Times New Roman" w:eastAsia="Times New Roman"/>
+                <w:sz w:val="28"/>
+              </w:rPr>
+            </w:r>
+          </w:p>
+        </w:tc>
+        <w:tc>
+          <w:tcPr>
+            <w:tcW w:type="dxa" w:w="2051"/>
+            <w:vAlign w:val="center"/>
+            <w:tcMar>
+              <w:top w:w="80" w:type="dxa"/>
+              <w:start w:w="100" w:type="dxa"/>
+              <w:bottom w:w="80" w:type="dxa"/>
+              <w:end w:w="100" w:type="dxa"/>
+            </w:tcMar>
+          </w:tcPr>
+          <w:p>
+            <w:pPr>
+              <w:keepNext w:val="0"/>
+              <w:spacing w:after="0" w:line="240" w:lineRule="auto"/>
+              <w:jc w:val="left"/>
+            </w:pPr>
+            <w:r>
+              <w:rPr>
+                <w:rFonts w:ascii="Times New Roman" w:hAnsi="Times New Roman" w:eastAsia="Times New Roman"/>
+                <w:sz w:val="28"/>
+              </w:rPr>
+            </w:r>
+          </w:p>
+        </w:tc>
+        <w:tc>
+          <w:tcPr>
+            <w:tcW w:type="dxa" w:w="2051"/>
+            <w:vAlign w:val="center"/>
+            <w:tcMar>
+              <w:top w:w="80" w:type="dxa"/>
+              <w:start w:w="100" w:type="dxa"/>
+              <w:bottom w:w="80" w:type="dxa"/>
+              <w:end w:w="100" w:type="dxa"/>
+            </w:tcMar>
+          </w:tcPr>
+          <w:p>
+            <w:pPr>
+              <w:keepNext w:val="0"/>
+              <w:spacing w:after="0" w:line="240" w:lineRule="auto"/>
+              <w:jc w:val="left"/>
+            </w:pPr>
+            <w:r>
+              <w:rPr>
+                <w:rFonts w:ascii="Times New Roman" w:hAnsi="Times New Roman" w:eastAsia="Times New Roman"/>
+                <w:sz w:val="28"/>
+              </w:rPr>
+            </w:r>
+          </w:p>
+        </w:tc>
+      </w:tr>
+    </w:tbl>
+    <w:p/>
+    <w:p>
+      <w:pPr>
+        <w:keepNext w:val="0"/>
+        <w:spacing w:after="60" w:line="240" w:lineRule="auto"/>
+        <w:jc w:val="both"/>
+      </w:pPr>
+      <w:r>
+        <w:rPr>
+          <w:rFonts w:ascii="Times New Roman" w:hAnsi="Times New Roman" w:eastAsia="Times New Roman"/>
+          <w:b w:val="0"/>
+          <w:i w:val="0"/>
+          <w:sz w:val="28"/>
+        </w:rPr>
+        <w:t>Ответ:</w:t>
+      </w:r>
+    </w:p>
+    <w:p>
+      <w:pPr>
+        <w:keepNext w:val="0"/>
+        <w:spacing w:after="60" w:line="240" w:lineRule="auto"/>
+        <w:jc w:val="both"/>
+      </w:pPr>
+      <w:r>
+        <w:rPr>
+          <w:rFonts w:ascii="Times New Roman" w:hAnsi="Times New Roman" w:eastAsia="Times New Roman"/>
+          <w:b/>
+          <w:sz w:val="28"/>
+        </w:rPr>
+        <w:t xml:space="preserve">№16 </w:t>
+      </w:r>
+      <w:r>
+        <w:rPr>
+          <w:rFonts w:ascii="Times New Roman" w:hAnsi="Times New Roman" w:eastAsia="Times New Roman"/>
+          <w:b w:val="0"/>
+          <w:i w:val="0"/>
+          <w:sz w:val="28"/>
+        </w:rPr>
+        <w:t xml:space="preserve">Пётр Васильевич — совершеннолетний гражданин Российской Федерации. Что из перечисленного ниже относится к его правам как налогоплательщика? Запишите цифры, под которыми указаны соответствующие положения. </w:t>
+      </w:r>
+    </w:p>
+    <w:p>
+      <w:pPr>
+        <w:keepNext w:val="0"/>
+        <w:spacing w:after="60" w:line="240" w:lineRule="auto"/>
+        <w:jc w:val="both"/>
+      </w:pPr>
+      <w:r>
+        <w:rPr>
+          <w:rFonts w:ascii="Times New Roman" w:hAnsi="Times New Roman" w:eastAsia="Times New Roman"/>
+          <w:b w:val="0"/>
+          <w:i w:val="0"/>
+          <w:sz w:val="28"/>
+        </w:rPr>
+        <w:t>1) получать по месту своего учёта от налоговых органов бесплатную информацию (в том числе в письменной форме) о действующих налогах и сборах</w:t>
+      </w:r>
+    </w:p>
+    <w:p>
+      <w:pPr>
+        <w:keepNext w:val="0"/>
+        <w:spacing w:after="60" w:line="240" w:lineRule="auto"/>
+        <w:jc w:val="both"/>
+      </w:pPr>
+      <w:r>
+        <w:rPr>
+          <w:rFonts w:ascii="Times New Roman" w:hAnsi="Times New Roman" w:eastAsia="Times New Roman"/>
+          <w:b w:val="0"/>
+          <w:i w:val="0"/>
+          <w:sz w:val="28"/>
+        </w:rPr>
+        <w:t>2) уплачивать законно установленные налоги</w:t>
+      </w:r>
+    </w:p>
+    <w:p>
+      <w:pPr>
+        <w:keepNext w:val="0"/>
+        <w:spacing w:after="60" w:line="240" w:lineRule="auto"/>
+        <w:jc w:val="both"/>
+      </w:pPr>
+      <w:r>
+        <w:rPr>
+          <w:rFonts w:ascii="Times New Roman" w:hAnsi="Times New Roman" w:eastAsia="Times New Roman"/>
+          <w:b w:val="0"/>
+          <w:i w:val="0"/>
+          <w:sz w:val="28"/>
+        </w:rPr>
+        <w:t>3) использовать налоговые льготы при наличии оснований и в порядке, установленном законодательством о налогах и сборах</w:t>
+      </w:r>
+    </w:p>
+    <w:p>
+      <w:pPr>
+        <w:keepNext w:val="0"/>
+        <w:spacing w:after="60" w:line="240" w:lineRule="auto"/>
+        <w:jc w:val="both"/>
+      </w:pPr>
+      <w:r>
+        <w:rPr>
+          <w:rFonts w:ascii="Times New Roman" w:hAnsi="Times New Roman" w:eastAsia="Times New Roman"/>
+          <w:b w:val="0"/>
+          <w:i w:val="0"/>
+          <w:sz w:val="28"/>
+        </w:rPr>
+        <w:t>4) требовать от должностных лиц налоговых органов и иных уполномоченных органов соблюдения законодательства о налогах и сборах при совершении ими действий в отношении налогоплательщика</w:t>
+      </w:r>
+    </w:p>
+    <w:p>
+      <w:pPr>
+        <w:keepNext w:val="0"/>
+        <w:spacing w:after="60" w:line="240" w:lineRule="auto"/>
+        <w:jc w:val="both"/>
+      </w:pPr>
+      <w:r>
+        <w:rPr>
+          <w:rFonts w:ascii="Times New Roman" w:hAnsi="Times New Roman" w:eastAsia="Times New Roman"/>
+          <w:b w:val="0"/>
+          <w:i w:val="0"/>
+          <w:sz w:val="28"/>
+        </w:rPr>
+        <w:t>5) встать на учёт в налоговых органах, если это предусмотрено Налоговым кодексом РФ</w:t>
+      </w:r>
+    </w:p>
+    <w:p>
+      <w:pPr>
+        <w:keepNext w:val="0"/>
+        <w:spacing w:after="60" w:line="240" w:lineRule="auto"/>
+        <w:jc w:val="both"/>
+      </w:pPr>
+      <w:r>
+        <w:rPr>
+          <w:rFonts w:ascii="Times New Roman" w:hAnsi="Times New Roman" w:eastAsia="Times New Roman"/>
+          <w:b w:val="0"/>
+          <w:i w:val="0"/>
+          <w:sz w:val="28"/>
+        </w:rPr>
+        <w:t>6) вести в установленном порядке учёт своих доходов (расходов) и объектов налогообложения, если это предусмотрено законодательством о налогах и сборах</w:t>
+      </w:r>
+    </w:p>
+    <w:p>
+      <w:pPr>
+        <w:keepNext w:val="0"/>
+        <w:spacing w:after="60" w:line="240" w:lineRule="auto"/>
+        <w:jc w:val="both"/>
+      </w:pPr>
+      <w:r>
+        <w:rPr>
+          <w:rFonts w:ascii="Times New Roman" w:hAnsi="Times New Roman" w:eastAsia="Times New Roman"/>
+          <w:b w:val="0"/>
+          <w:i w:val="0"/>
+          <w:sz w:val="28"/>
+        </w:rPr>
+        <w:t>Ответ:</w:t>
+      </w:r>
+    </w:p>
+    <w:p>
+      <w:r>
+        <w:br w:type="page"/>
+      </w:r>
+    </w:p>
+    <w:p>
+      <w:pPr>
+        <w:keepNext/>
+        <w:spacing w:after="60" w:line="240" w:lineRule="auto"/>
+        <w:jc w:val="both"/>
+      </w:pPr>
+      <w:r>
+        <w:rPr>
+          <w:rFonts w:ascii="Times New Roman" w:hAnsi="Times New Roman" w:eastAsia="Times New Roman"/>
+          <w:b/>
+          <w:i w:val="0"/>
+          <w:sz w:val="28"/>
+        </w:rPr>
+        <w:t>Вторая часть</w:t>
+      </w:r>
+    </w:p>
+    <w:p>
+      <w:pPr>
+        <w:keepNext w:val="0"/>
+        <w:spacing w:after="60" w:line="240" w:lineRule="auto"/>
+        <w:jc w:val="both"/>
+      </w:pPr>
+      <w:r>
+        <w:rPr>
+          <w:rFonts w:ascii="Times New Roman" w:hAnsi="Times New Roman" w:eastAsia="Times New Roman"/>
+          <w:b w:val="0"/>
+          <w:i w:val="0"/>
           <w:sz w:val="28"/>
         </w:rPr>
         <w:t>Политический процесс выступает в качестве функциональной характеристики политической жизни в целом, определяя исполнение субъектами власти своих специфических ролей и функций &lt;...&gt;.</w:t>
@@ -2079,15 +3489,15 @@
     </w:p>
     <w:p>
       <w:pPr>
-        <w:widowControl/>
-        <w:spacing w:line="240" w:lineRule="auto" w:after="0"/>
+        <w:keepNext w:val="0"/>
+        <w:spacing w:after="60" w:line="240" w:lineRule="auto"/>
+        <w:jc w:val="both"/>
       </w:pPr>
       <w:r>
         <w:rPr>
           <w:rFonts w:ascii="Times New Roman" w:hAnsi="Times New Roman" w:eastAsia="Times New Roman"/>
           <w:b w:val="0"/>
           <w:i w:val="0"/>
-          <w:color w:val="181A1F"/>
           <w:sz w:val="28"/>
         </w:rPr>
         <w:t>Политический процесс показывает характер движения, социальной динамики, эволюции политической системы, изменение её состояния во времени и пространстве. В содержательном смысле политический процесс охватывает все реальные действия граждан и представителей элит &lt;...&gt;.</w:t>
@@ -2095,15 +3505,15 @@
     </w:p>
     <w:p>
       <w:pPr>
-        <w:widowControl/>
-        <w:spacing w:line="240" w:lineRule="auto" w:after="0"/>
+        <w:keepNext w:val="0"/>
+        <w:spacing w:after="60" w:line="240" w:lineRule="auto"/>
+        <w:jc w:val="both"/>
       </w:pPr>
       <w:r>
         <w:rPr>
           <w:rFonts w:ascii="Times New Roman" w:hAnsi="Times New Roman" w:eastAsia="Times New Roman"/>
           <w:b w:val="0"/>
           <w:i w:val="0"/>
-          <w:color w:val="181A1F"/>
           <w:sz w:val="28"/>
         </w:rPr>
         <w:t>Политический процесс развёртывается в стране в рамках политической системы общества, а также в региональных и глобальных масштабах. В обществе он идёт на государственном уровне, в административно-территориальных районах, в городе и деревне. Кроме того, он действует внутри различных наций, классов, социально-демографических групп, политических партиях и общественных движениях. Тем самым политический процесс раскрывает поверхностные или глубинные изменения политической системы, характеризует её переход от одного своего состояния к другому. Поэтому в целом политический процесс по отношению к политической системе раскрывает движение, изменение во времени и пространстве.</w:t>
@@ -2111,15 +3521,15 @@
     </w:p>
     <w:p>
       <w:pPr>
-        <w:widowControl/>
-        <w:spacing w:line="240" w:lineRule="auto" w:after="0"/>
+        <w:keepNext w:val="0"/>
+        <w:spacing w:after="60" w:line="240" w:lineRule="auto"/>
+        <w:jc w:val="both"/>
       </w:pPr>
       <w:r>
         <w:rPr>
           <w:rFonts w:ascii="Times New Roman" w:hAnsi="Times New Roman" w:eastAsia="Times New Roman"/>
           <w:b w:val="0"/>
           <w:i w:val="0"/>
-          <w:color w:val="181A1F"/>
           <w:sz w:val="28"/>
         </w:rPr>
         <w:t>Основные стадии политического процесса выражают динамику развития политической системы, начиная с её формирования и последующего реформирования. Его главное содержание связано с подготовкой, принятием и оформлением на соответствующем уровне, исполнением политических и управленческих решений, необходимой их коррекцией, социальным и иным контролем в ходе практического осуществления &lt;...&gt;.</w:t>
@@ -2127,15 +3537,15 @@
     </w:p>
     <w:p>
       <w:pPr>
-        <w:widowControl/>
-        <w:spacing w:line="240" w:lineRule="auto" w:after="0"/>
+        <w:keepNext w:val="0"/>
+        <w:spacing w:after="60" w:line="240" w:lineRule="auto"/>
+        <w:jc w:val="both"/>
       </w:pPr>
       <w:r>
         <w:rPr>
           <w:rFonts w:ascii="Times New Roman" w:hAnsi="Times New Roman" w:eastAsia="Times New Roman"/>
           <w:b w:val="0"/>
           <w:i w:val="0"/>
-          <w:color w:val="181A1F"/>
           <w:sz w:val="28"/>
         </w:rPr>
         <w:t>Индивиды и социальные группы, находящиеся внутри определённой политической системы, далеко не одинаково вовлечены в политический процесс. Некоторые безразличны к политике, другие участвуют в ней время от времени, третьи увлечены политической борьбой. Даже среди тех, кто играет активную роль в политических событиях, лишь некоторые азартно стремятся к власти &lt;...&gt;.</w:t>
@@ -2143,15 +3553,15 @@
     </w:p>
     <w:p>
       <w:pPr>
-        <w:widowControl/>
-        <w:spacing w:line="240" w:lineRule="auto" w:after="0"/>
+        <w:keepNext w:val="0"/>
+        <w:spacing w:after="60" w:line="240" w:lineRule="auto"/>
+        <w:jc w:val="both"/>
       </w:pPr>
       <w:r>
         <w:rPr>
           <w:rFonts w:ascii="Times New Roman" w:hAnsi="Times New Roman" w:eastAsia="Times New Roman"/>
           <w:b w:val="0"/>
           <w:i w:val="0"/>
-          <w:color w:val="181A1F"/>
           <w:sz w:val="28"/>
         </w:rPr>
         <w:t>Стабильный политический процесс характеризуется устойчивыми формами политической мобилизации и поведения граждан, а также функционально отработанными механизмами принятия политических</w:t>
@@ -2159,15 +3569,15 @@
     </w:p>
     <w:p>
       <w:pPr>
-        <w:widowControl/>
-        <w:spacing w:line="240" w:lineRule="auto" w:after="0"/>
+        <w:keepNext w:val="0"/>
+        <w:spacing w:after="60" w:line="240" w:lineRule="auto"/>
+        <w:jc w:val="both"/>
       </w:pPr>
       <w:r>
         <w:rPr>
           <w:rFonts w:ascii="Times New Roman" w:hAnsi="Times New Roman" w:eastAsia="Times New Roman"/>
           <w:b w:val="0"/>
           <w:i w:val="0"/>
-          <w:color w:val="181A1F"/>
           <w:sz w:val="28"/>
         </w:rPr>
         <w:t>решений. Неспособность режима адекватным образом отреагировать на новые потребности общества или его основных групп вызывает нестабильность политического процесса. (По И.А. Масловой)</w:t>
@@ -2175,31 +3585,95 @@
     </w:p>
     <w:p>
       <w:pPr>
-        <w:widowControl/>
-        <w:spacing w:line="240" w:lineRule="auto" w:after="0"/>
+        <w:keepNext/>
+        <w:spacing w:after="60" w:line="240" w:lineRule="auto"/>
+        <w:jc w:val="both"/>
+      </w:pPr>
+      <w:r>
+        <w:rPr>
+          <w:rFonts w:ascii="Times New Roman" w:hAnsi="Times New Roman" w:eastAsia="Times New Roman"/>
+          <w:b/>
+          <w:i w:val="0"/>
+          <w:sz w:val="28"/>
+        </w:rPr>
+        <w:t>№17</w:t>
+      </w:r>
+    </w:p>
+    <w:p>
+      <w:pPr>
+        <w:keepNext w:val="0"/>
+        <w:spacing w:after="60" w:line="240" w:lineRule="auto"/>
+        <w:jc w:val="both"/>
       </w:pPr>
       <w:r>
         <w:rPr>
           <w:rFonts w:ascii="Times New Roman" w:hAnsi="Times New Roman" w:eastAsia="Times New Roman"/>
           <w:b w:val="0"/>
           <w:i w:val="0"/>
-          <w:color w:val="181A1F"/>
           <w:sz w:val="28"/>
         </w:rPr>
-        <w:t xml:space="preserve">В тексте упомянуты ключевые понятия социально-гуманитарных наук. </w:t>
+        <w:t>Что охватывает политический процесс в содержательном смысле? Что выражают основные стадии политического процесса? Чем характеризуется стабильный политический процесс?</w:t>
       </w:r>
     </w:p>
     <w:p>
       <w:pPr>
-        <w:widowControl/>
-        <w:spacing w:line="240" w:lineRule="auto" w:after="0"/>
+        <w:keepNext w:val="0"/>
+        <w:spacing w:after="60" w:line="240" w:lineRule="auto"/>
+        <w:jc w:val="both"/>
       </w:pPr>
       <w:r>
         <w:rPr>
           <w:rFonts w:ascii="Times New Roman" w:hAnsi="Times New Roman" w:eastAsia="Times New Roman"/>
           <w:b w:val="0"/>
           <w:i w:val="0"/>
-          <w:color w:val="181A1F"/>
+          <w:sz w:val="28"/>
+        </w:rPr>
+        <w:t>Ответ:</w:t>
+      </w:r>
+    </w:p>
+    <w:p>
+      <w:pPr>
+        <w:keepNext/>
+        <w:spacing w:after="60" w:line="240" w:lineRule="auto"/>
+        <w:jc w:val="both"/>
+      </w:pPr>
+      <w:r>
+        <w:rPr>
+          <w:rFonts w:ascii="Times New Roman" w:hAnsi="Times New Roman" w:eastAsia="Times New Roman"/>
+          <w:b/>
+          <w:i w:val="0"/>
+          <w:sz w:val="28"/>
+        </w:rPr>
+        <w:t>№18</w:t>
+      </w:r>
+    </w:p>
+    <w:p>
+      <w:pPr>
+        <w:keepNext w:val="0"/>
+        <w:spacing w:after="60" w:line="240" w:lineRule="auto"/>
+        <w:jc w:val="both"/>
+      </w:pPr>
+      <w:r>
+        <w:rPr>
+          <w:rFonts w:ascii="Times New Roman" w:hAnsi="Times New Roman" w:eastAsia="Times New Roman"/>
+          <w:b w:val="0"/>
+          <w:i w:val="0"/>
+          <w:sz w:val="28"/>
+        </w:rPr>
+        <w:t>В тексте упомянуты ключевые понятия социально-гуманитарных наук.</w:t>
+      </w:r>
+    </w:p>
+    <w:p>
+      <w:pPr>
+        <w:keepNext w:val="0"/>
+        <w:spacing w:after="60" w:line="240" w:lineRule="auto"/>
+        <w:jc w:val="both"/>
+      </w:pPr>
+      <w:r>
+        <w:rPr>
+          <w:rFonts w:ascii="Times New Roman" w:hAnsi="Times New Roman" w:eastAsia="Times New Roman"/>
+          <w:b w:val="0"/>
+          <w:i w:val="0"/>
           <w:sz w:val="28"/>
         </w:rPr>
         <w:t>Используя обществоведческие знания,</w:t>
@@ -2207,15 +3681,15 @@
     </w:p>
     <w:p>
       <w:pPr>
-        <w:widowControl/>
-        <w:spacing w:line="240" w:lineRule="auto" w:after="0"/>
+        <w:keepNext w:val="0"/>
+        <w:spacing w:after="60" w:line="240" w:lineRule="auto"/>
+        <w:jc w:val="both"/>
       </w:pPr>
       <w:r>
         <w:rPr>
           <w:rFonts w:ascii="Times New Roman" w:hAnsi="Times New Roman" w:eastAsia="Times New Roman"/>
           <w:b w:val="0"/>
           <w:i w:val="0"/>
-          <w:color w:val="181A1F"/>
           <w:sz w:val="28"/>
         </w:rPr>
         <w:t>— укажите не менее трёх основных характеристик политической системы общества;</w:t>
@@ -2223,15 +3697,15 @@
     </w:p>
     <w:p>
       <w:pPr>
-        <w:widowControl/>
-        <w:spacing w:line="240" w:lineRule="auto" w:after="0"/>
+        <w:keepNext w:val="0"/>
+        <w:spacing w:after="60" w:line="240" w:lineRule="auto"/>
+        <w:jc w:val="both"/>
       </w:pPr>
       <w:r>
         <w:rPr>
           <w:rFonts w:ascii="Times New Roman" w:hAnsi="Times New Roman" w:eastAsia="Times New Roman"/>
           <w:b w:val="0"/>
           <w:i w:val="0"/>
-          <w:color w:val="181A1F"/>
           <w:sz w:val="28"/>
         </w:rPr>
         <w:t>— объясните связь любой указанной автором функциональности политического процесса с культурной подсистемой политической системы общества. (Объяснение может быть дано в одном или нескольких распространённых предложениях.)</w:t>
@@ -2239,13 +3713,15 @@
     </w:p>
     <w:p>
       <w:pPr>
-        <w:widowControl/>
-        <w:spacing w:line="240" w:lineRule="auto" w:after="0"/>
+        <w:keepNext w:val="0"/>
+        <w:spacing w:after="60" w:line="240" w:lineRule="auto"/>
+        <w:jc w:val="both"/>
       </w:pPr>
       <w:r>
         <w:rPr>
           <w:rFonts w:ascii="Times New Roman" w:hAnsi="Times New Roman" w:eastAsia="Times New Roman"/>
-          <w:color w:val="181A1F"/>
+          <w:b w:val="0"/>
+          <w:i w:val="0"/>
           <w:sz w:val="28"/>
         </w:rPr>
         <w:t>Ответ:</w:t>
@@ -2253,189 +3729,39 @@
     </w:p>
     <w:p>
       <w:pPr>
-        <w:keepNext/>
-        <w:widowControl/>
-        <w:spacing w:line="240" w:lineRule="auto" w:after="0" w:before="120"/>
+        <w:keepNext w:val="0"/>
+        <w:spacing w:after="60" w:line="240" w:lineRule="auto"/>
+        <w:jc w:val="both"/>
       </w:pPr>
       <w:r>
         <w:rPr>
           <w:rFonts w:ascii="Times New Roman" w:hAnsi="Times New Roman" w:eastAsia="Times New Roman"/>
           <w:b/>
-          <w:color w:val="181A1F"/>
           <w:sz w:val="28"/>
         </w:rPr>
-        <w:t>18.</w:t>
+        <w:t xml:space="preserve">№19 </w:t>
       </w:r>
-    </w:p>
-    <w:p>
-      <w:pPr>
-        <w:widowControl/>
-        <w:spacing w:line="240" w:lineRule="auto" w:after="0"/>
-      </w:pPr>
       <w:r>
         <w:rPr>
           <w:rFonts w:ascii="Times New Roman" w:hAnsi="Times New Roman" w:eastAsia="Times New Roman"/>
           <w:b w:val="0"/>
           <w:i w:val="0"/>
-          <w:color w:val="181A1F"/>
           <w:sz w:val="28"/>
         </w:rPr>
-        <w:t xml:space="preserve">При мажоритарной (от франц. majorité — большинство) избирательной системе для избрания победивший кандидат должен получить большинство голосов избирателей округа, все остальные кандидаты считаются проигравшими. «Вторых» и «третьих» мест здесь по большому счёту нет. Следует заметить, что мажоритарная избирательная система создаёт благоприятную почву для формирования в стране двухпартийной системы, так как у небольших партий нет реальных шансов пройти во власть, что автоматически выводит их на обочину политической жизни. </w:t>
+        <w:t xml:space="preserve">Проиллюстрируйте примерами такие качества СМИ, как универсальность, доступность, регулярность. (В каждом случае сначала назовите качество, а затем приведите соответствующий пример. Каждый пример должен быть сформулирован развёрнуто.) </w:t>
       </w:r>
     </w:p>
     <w:p>
       <w:pPr>
-        <w:widowControl/>
-        <w:spacing w:line="240" w:lineRule="auto" w:after="0"/>
+        <w:keepNext w:val="0"/>
+        <w:spacing w:after="60" w:line="240" w:lineRule="auto"/>
+        <w:jc w:val="both"/>
       </w:pPr>
       <w:r>
         <w:rPr>
           <w:rFonts w:ascii="Times New Roman" w:hAnsi="Times New Roman" w:eastAsia="Times New Roman"/>
           <w:b w:val="0"/>
           <w:i w:val="0"/>
-          <w:color w:val="181A1F"/>
-          <w:sz w:val="28"/>
-        </w:rPr>
-        <w:t xml:space="preserve">Система относительного большинства — одна из самых простых, но вызывает определенные нарекания. Голоса, поданные за кандидатов, потерпевших поражение, пропадают, избиратели за них проголосовавшие, своих представителей в парламент не проведут. </w:t>
-      </w:r>
-    </w:p>
-    <w:p>
-      <w:pPr>
-        <w:widowControl/>
-        <w:spacing w:line="240" w:lineRule="auto" w:after="0"/>
-      </w:pPr>
-      <w:r>
-        <w:rPr>
-          <w:rFonts w:ascii="Times New Roman" w:hAnsi="Times New Roman" w:eastAsia="Times New Roman"/>
-          <w:b w:val="0"/>
-          <w:i w:val="0"/>
-          <w:color w:val="181A1F"/>
-          <w:sz w:val="28"/>
-        </w:rPr>
-        <w:t xml:space="preserve">При системе абсолютного большинства, если один из кандидатов набрал 50 % голосов, возможны разные варианты проведения повторного голосования. &lt;…&gt; Подчеркнём, что само проведение второго тура усложняет избирательный процесс. Практика показывает, что явка избирателей в этом туре зачастую падает. </w:t>
-      </w:r>
-    </w:p>
-    <w:p>
-      <w:pPr>
-        <w:widowControl/>
-        <w:spacing w:line="240" w:lineRule="auto" w:after="0"/>
-      </w:pPr>
-      <w:r>
-        <w:rPr>
-          <w:rFonts w:ascii="Times New Roman" w:hAnsi="Times New Roman" w:eastAsia="Times New Roman"/>
-          <w:b w:val="0"/>
-          <w:i w:val="0"/>
-          <w:color w:val="181A1F"/>
-          <w:sz w:val="28"/>
-        </w:rPr>
-        <w:t xml:space="preserve">К явным достоинствам мажоритарной системы относятся сравнительная лёгкость формирования правительства и его относительная стабильность. Эта стабильность достигается за счёт распределения парламентских мандатов среди крупных партий и отсеивания небольших. </w:t>
-      </w:r>
-    </w:p>
-    <w:p>
-      <w:pPr>
-        <w:widowControl/>
-        <w:spacing w:line="240" w:lineRule="auto" w:after="0"/>
-      </w:pPr>
-      <w:r>
-        <w:rPr>
-          <w:rFonts w:ascii="Times New Roman" w:hAnsi="Times New Roman" w:eastAsia="Times New Roman"/>
-          <w:b w:val="0"/>
-          <w:i w:val="0"/>
-          <w:color w:val="181A1F"/>
-          <w:sz w:val="28"/>
-        </w:rPr>
-        <w:t xml:space="preserve">При пропорциональной системе создаются большие округа, от каждого из которых избирается несколько депутатов. Заметим, что чем больше округа, тем отчётливее выражены преимущества этой системы. Идеальным случаем является положение, когда вся страна превращается в единый избирательный округ. Мандаты в парламенте получают не все партии, принимающие участие в выборах, а только те, которые преодолели так называемый «избирательный порог». </w:t>
-      </w:r>
-    </w:p>
-    <w:p>
-      <w:pPr>
-        <w:widowControl/>
-        <w:spacing w:line="240" w:lineRule="auto" w:after="0"/>
-      </w:pPr>
-      <w:r>
-        <w:rPr>
-          <w:rFonts w:ascii="Times New Roman" w:hAnsi="Times New Roman" w:eastAsia="Times New Roman"/>
-          <w:b w:val="0"/>
-          <w:i w:val="0"/>
-          <w:color w:val="181A1F"/>
-          <w:sz w:val="28"/>
-        </w:rPr>
-        <w:t xml:space="preserve">Пропорциональная система демократична, она даёт больше шансов для малых партий, у которых тоже есть свои избиратели. К достоинствам этой системы относят то, что представительство партий в выборных органах выявляется в соответствии с их реальной популярностью среди избирателей &lt;…&gt; К очевидным достоинствам пропорциональной системы можно отнести и экономию бюджетных средств, так как она предполагает проведение выборов в тур. </w:t>
-      </w:r>
-    </w:p>
-    <w:p>
-      <w:pPr>
-        <w:widowControl/>
-        <w:spacing w:line="240" w:lineRule="auto" w:after="0"/>
-      </w:pPr>
-      <w:r>
-        <w:rPr>
-          <w:rFonts w:ascii="Times New Roman" w:hAnsi="Times New Roman" w:eastAsia="Times New Roman"/>
-          <w:b w:val="0"/>
-          <w:i w:val="0"/>
-          <w:color w:val="181A1F"/>
-          <w:sz w:val="28"/>
-        </w:rPr>
-        <w:t xml:space="preserve">Между тем пропорциональная система не лишена недостатков. К ним относят нестабильность парламента: в нём создаются и рушатся коалиции, что приводит в целом к нестабильности политической системы. Эта система также подвергается критике из-за того, что партии имеют возможность включить в партийный список малоизвестных политиков, недостойных по своим моральным и профессиональным качествам быть депутатами. (По А.Б. Оришеву) </w:t>
-      </w:r>
-    </w:p>
-    <w:p>
-      <w:pPr>
-        <w:widowControl/>
-        <w:spacing w:line="240" w:lineRule="auto" w:after="0"/>
-      </w:pPr>
-      <w:r>
-        <w:rPr>
-          <w:rFonts w:ascii="Times New Roman" w:hAnsi="Times New Roman" w:eastAsia="Times New Roman"/>
-          <w:b w:val="0"/>
-          <w:i w:val="0"/>
-          <w:color w:val="181A1F"/>
-          <w:sz w:val="28"/>
-        </w:rPr>
-        <w:t xml:space="preserve">В тексте упомянуты ключевые понятия социально-гуманитарных наук. Используя обществоведческие знания, </w:t>
-      </w:r>
-    </w:p>
-    <w:p>
-      <w:pPr>
-        <w:widowControl/>
-        <w:spacing w:line="240" w:lineRule="auto" w:after="0"/>
-      </w:pPr>
-      <w:r>
-        <w:rPr>
-          <w:rFonts w:ascii="Times New Roman" w:hAnsi="Times New Roman" w:eastAsia="Times New Roman"/>
-          <w:b w:val="0"/>
-          <w:i w:val="0"/>
-          <w:color w:val="181A1F"/>
-          <w:sz w:val="28"/>
-        </w:rPr>
-        <w:t xml:space="preserve">— укажите не менее трёх основных признаков политической партии как общественного объединения, </w:t>
-      </w:r>
-    </w:p>
-    <w:p>
-      <w:pPr>
-        <w:widowControl/>
-        <w:spacing w:line="240" w:lineRule="auto" w:after="0"/>
-      </w:pPr>
-      <w:r>
-        <w:rPr>
-          <w:rFonts w:ascii="Times New Roman" w:hAnsi="Times New Roman" w:eastAsia="Times New Roman"/>
-          <w:b w:val="0"/>
-          <w:i w:val="0"/>
-          <w:color w:val="181A1F"/>
-          <w:sz w:val="28"/>
-        </w:rPr>
-        <w:t>— объясните связь любого из отмеченных в тексте достоинств пропорциональной избирательной системы и развития института политических партий. (Объяснение может быть дано в одном или нескольких распространённых предложениях.)</w:t>
-      </w:r>
-    </w:p>
-    <w:p>
-      <w:pPr>
-        <w:widowControl/>
-        <w:spacing w:line="240" w:lineRule="auto" w:after="0"/>
-      </w:pPr>
-      <w:r>
-        <w:rPr>
-          <w:rFonts w:ascii="Times New Roman" w:hAnsi="Times New Roman" w:eastAsia="Times New Roman"/>
-          <w:color w:val="181A1F"/>
           <w:sz w:val="28"/>
         </w:rPr>
         <w:t>Ответ:</w:t>
@@ -2443,45 +3769,39 @@
     </w:p>
     <w:p>
       <w:pPr>
-        <w:keepNext/>
-        <w:widowControl/>
-        <w:spacing w:line="240" w:lineRule="auto" w:after="0" w:before="120"/>
+        <w:keepNext w:val="0"/>
+        <w:spacing w:after="60" w:line="240" w:lineRule="auto"/>
+        <w:jc w:val="both"/>
       </w:pPr>
       <w:r>
         <w:rPr>
           <w:rFonts w:ascii="Times New Roman" w:hAnsi="Times New Roman" w:eastAsia="Times New Roman"/>
           <w:b/>
-          <w:color w:val="181A1F"/>
           <w:sz w:val="28"/>
         </w:rPr>
-        <w:t>19.</w:t>
+        <w:t xml:space="preserve">№20 </w:t>
       </w:r>
-    </w:p>
-    <w:p>
-      <w:pPr>
-        <w:widowControl/>
-        <w:spacing w:line="240" w:lineRule="auto" w:after="0"/>
-      </w:pPr>
       <w:r>
         <w:rPr>
           <w:rFonts w:ascii="Times New Roman" w:hAnsi="Times New Roman" w:eastAsia="Times New Roman"/>
           <w:b w:val="0"/>
           <w:i w:val="0"/>
-          <w:color w:val="181A1F"/>
           <w:sz w:val="28"/>
         </w:rPr>
-        <w:t>Используя факты общественной жизни и личный социальный опыт, проиллюстрируйте тремя примерами деятельность гражданского общества по решению конкретных (общенациональных или локальных) проблем. (Каждый пример должен быть сформулирован развёрнуто.)</w:t>
+        <w:t>Сформулируйте суждения о трёх способах преодолеть отчуждение власти от общества при демократическом режиме. (Каждое суждение должно быть сформулировано как распространенное предложение.)</w:t>
       </w:r>
     </w:p>
     <w:p>
       <w:pPr>
-        <w:widowControl/>
-        <w:spacing w:line="240" w:lineRule="auto" w:after="0"/>
+        <w:keepNext w:val="0"/>
+        <w:spacing w:after="60" w:line="240" w:lineRule="auto"/>
+        <w:jc w:val="both"/>
       </w:pPr>
       <w:r>
         <w:rPr>
           <w:rFonts w:ascii="Times New Roman" w:hAnsi="Times New Roman" w:eastAsia="Times New Roman"/>
-          <w:color w:val="181A1F"/>
+          <w:b w:val="0"/>
+          <w:i w:val="0"/>
           <w:sz w:val="28"/>
         </w:rPr>
         <w:t>Ответ:</w:t>
@@ -2489,45 +3809,127 @@
     </w:p>
     <w:p>
       <w:pPr>
-        <w:keepNext/>
-        <w:widowControl/>
-        <w:spacing w:line="240" w:lineRule="auto" w:after="0" w:before="120"/>
+        <w:keepNext w:val="0"/>
+        <w:spacing w:after="60" w:line="240" w:lineRule="auto"/>
+        <w:jc w:val="both"/>
       </w:pPr>
       <w:r>
         <w:rPr>
           <w:rFonts w:ascii="Times New Roman" w:hAnsi="Times New Roman" w:eastAsia="Times New Roman"/>
           <w:b/>
-          <w:color w:val="181A1F"/>
           <w:sz w:val="28"/>
         </w:rPr>
-        <w:t>20.</w:t>
+        <w:t xml:space="preserve">№21 </w:t>
       </w:r>
-    </w:p>
-    <w:p>
-      <w:pPr>
-        <w:widowControl/>
-        <w:spacing w:line="240" w:lineRule="auto" w:after="0"/>
-      </w:pPr>
       <w:r>
         <w:rPr>
           <w:rFonts w:ascii="Times New Roman" w:hAnsi="Times New Roman" w:eastAsia="Times New Roman"/>
           <w:b w:val="0"/>
           <w:i w:val="0"/>
-          <w:color w:val="181A1F"/>
           <w:sz w:val="28"/>
         </w:rPr>
-        <w:t>Приведите по два примера, раскрывающих а) воздействие государства на личность и б) личности на государство в политической сфере в демократическом обществе. (Каждый пример должен быть сформулирован развёрнуто.)</w:t>
+        <w:t xml:space="preserve">На графике изображено изменение ситуации на рынке шоколадных конфет. Кривая спроса переместилась из положения D в положение D1 при неизменном предложении S. (На графике Р — цена товара; Q — количество товара.) </w:t>
       </w:r>
     </w:p>
     <w:p>
       <w:pPr>
-        <w:widowControl/>
-        <w:spacing w:line="240" w:lineRule="auto" w:after="0"/>
+        <w:spacing w:after="80"/>
+        <w:jc w:val="center"/>
+      </w:pPr>
+      <w:r>
+        <w:drawing>
+          <wp:inline xmlns:a="http://schemas.openxmlformats.org/drawingml/2006/main" xmlns:pic="http://schemas.openxmlformats.org/drawingml/2006/picture">
+            <wp:extent cx="3348000" cy="3348000"/>
+            <wp:docPr id="2" name="Picture 2"/>
+            <wp:cNvGraphicFramePr>
+              <a:graphicFrameLocks noChangeAspect="1"/>
+            </wp:cNvGraphicFramePr>
+            <a:graphic>
+              <a:graphicData uri="http://schemas.openxmlformats.org/drawingml/2006/picture">
+                <pic:pic>
+                  <pic:nvPicPr>
+                    <pic:cNvPr id="0" name="asset-0032.png"/>
+                    <pic:cNvPicPr/>
+                  </pic:nvPicPr>
+                  <pic:blipFill>
+                    <a:blip r:embed="rId10"/>
+                    <a:stretch>
+                      <a:fillRect/>
+                    </a:stretch>
+                  </pic:blipFill>
+                  <pic:spPr>
+                    <a:xfrm>
+                      <a:off x="0" y="0"/>
+                      <a:ext cx="3348000" cy="3348000"/>
+                    </a:xfrm>
+                    <a:prstGeom prst="rect"/>
+                  </pic:spPr>
+                </pic:pic>
+              </a:graphicData>
+            </a:graphic>
+          </wp:inline>
+        </w:drawing>
+      </w:r>
+    </w:p>
+    <w:p>
+      <w:pPr>
+        <w:keepNext w:val="0"/>
+        <w:spacing w:after="60" w:line="240" w:lineRule="auto"/>
+        <w:jc w:val="both"/>
       </w:pPr>
       <w:r>
         <w:rPr>
           <w:rFonts w:ascii="Times New Roman" w:hAnsi="Times New Roman" w:eastAsia="Times New Roman"/>
-          <w:color w:val="181A1F"/>
+          <w:b w:val="0"/>
+          <w:i w:val="0"/>
+          <w:sz w:val="28"/>
+        </w:rPr>
+        <w:t xml:space="preserve">Как изменилась равновесная цена? </w:t>
+      </w:r>
+    </w:p>
+    <w:p>
+      <w:pPr>
+        <w:keepNext w:val="0"/>
+        <w:spacing w:after="60" w:line="240" w:lineRule="auto"/>
+        <w:jc w:val="both"/>
+      </w:pPr>
+      <w:r>
+        <w:rPr>
+          <w:rFonts w:ascii="Times New Roman" w:hAnsi="Times New Roman" w:eastAsia="Times New Roman"/>
+          <w:b w:val="0"/>
+          <w:i w:val="0"/>
+          <w:sz w:val="28"/>
+        </w:rPr>
+        <w:t>Что могло вызвать изменение спроса? Сначала укажите любое одно обстоятельство (фактор), затем объясните его влияние на спрос (обязательно укажите характер изменения спроса). (Объяснение должно быть дано применительно к рынку, указанному в тексте задания.)</w:t>
+      </w:r>
+    </w:p>
+    <w:p>
+      <w:pPr>
+        <w:keepNext w:val="0"/>
+        <w:spacing w:after="60" w:line="240" w:lineRule="auto"/>
+        <w:jc w:val="both"/>
+      </w:pPr>
+      <w:r>
+        <w:rPr>
+          <w:rFonts w:ascii="Times New Roman" w:hAnsi="Times New Roman" w:eastAsia="Times New Roman"/>
+          <w:b w:val="0"/>
+          <w:i w:val="0"/>
+          <w:sz w:val="28"/>
+        </w:rPr>
+        <w:t>Как изменятся предложение и равновесная цена на данном рынке, если при прочих равных условиях повысится стоимость какао-бобов, используемых при изготовлении шоколадных конфет?</w:t>
+      </w:r>
+    </w:p>
+    <w:p>
+      <w:pPr>
+        <w:keepNext w:val="0"/>
+        <w:spacing w:after="60" w:line="240" w:lineRule="auto"/>
+        <w:jc w:val="both"/>
+      </w:pPr>
+      <w:r>
+        <w:rPr>
+          <w:rFonts w:ascii="Times New Roman" w:hAnsi="Times New Roman" w:eastAsia="Times New Roman"/>
+          <w:b w:val="0"/>
+          <w:i w:val="0"/>
           <w:sz w:val="28"/>
         </w:rPr>
         <w:t>Ответ:</w:t>
@@ -2535,45 +3937,55 @@
     </w:p>
     <w:p>
       <w:pPr>
-        <w:keepNext/>
-        <w:widowControl/>
-        <w:spacing w:line="240" w:lineRule="auto" w:after="0" w:before="120"/>
+        <w:keepNext w:val="0"/>
+        <w:spacing w:after="60" w:line="240" w:lineRule="auto"/>
+        <w:jc w:val="both"/>
       </w:pPr>
       <w:r>
         <w:rPr>
           <w:rFonts w:ascii="Times New Roman" w:hAnsi="Times New Roman" w:eastAsia="Times New Roman"/>
           <w:b/>
-          <w:color w:val="181A1F"/>
           <w:sz w:val="28"/>
         </w:rPr>
-        <w:t>21.</w:t>
+        <w:t xml:space="preserve">№22 </w:t>
       </w:r>
-    </w:p>
-    <w:p>
-      <w:pPr>
-        <w:widowControl/>
-        <w:spacing w:line="240" w:lineRule="auto" w:after="0"/>
-      </w:pPr>
       <w:r>
         <w:rPr>
           <w:rFonts w:ascii="Times New Roman" w:hAnsi="Times New Roman" w:eastAsia="Times New Roman"/>
           <w:b w:val="0"/>
           <w:i w:val="0"/>
-          <w:color w:val="181A1F"/>
           <w:sz w:val="28"/>
         </w:rPr>
-        <w:t>Американский ученый Ф. Фукуяма в работе «Конец истории» (1992 г.) выдвинул тезис о том, что история человечества окончилась триумфом либеральной демократии и рыночной экономики в планетарном масштабе: «У либерализма не осталось никаких жизнеспособных альтернатив». Выразите свое отношение к данному тезису и обоснуйте его тремя аргументами с опорой на факты общественной жизни и знания обществоведческого курса. (Каждый аргумент должен быть сформулирован как распространённое предложение.)</w:t>
+        <w:t xml:space="preserve">Конституция государства Z закрепляет приоритет прав и свобод человека и гражданина, механизмы их защиты. В государстве Z существует свободная конкуренция политических партий, принцип разделения властей реализован в построении государственного аппарата Законодательную власть осуществляет парламент, а всенародно избираемый глава государства формирует правительство и возглавляет исполнительную власть. Абсолютное большинство мест в парламенте государства Z принадлежит партии, которая провозглашает священность и неотчуждаемость естественных прав личности, равноправие всех граждан, ценность свободной рыночной экономики, неприкосновенность частной собственности, свободу предпринимательства. Гражданин N. был избран руководителем регионального отделения данной партии. Он уделяет большое внимание работе с избирателями, и за время его руководства региональным отделением число сторонников партии в регионе увеличилось в пять раз. </w:t>
       </w:r>
     </w:p>
     <w:p>
       <w:pPr>
-        <w:widowControl/>
-        <w:spacing w:line="240" w:lineRule="auto" w:after="0"/>
+        <w:keepNext w:val="0"/>
+        <w:spacing w:after="60" w:line="240" w:lineRule="auto"/>
+        <w:jc w:val="both"/>
       </w:pPr>
       <w:r>
         <w:rPr>
           <w:rFonts w:ascii="Times New Roman" w:hAnsi="Times New Roman" w:eastAsia="Times New Roman"/>
-          <w:color w:val="181A1F"/>
+          <w:b w:val="0"/>
+          <w:i w:val="0"/>
+          <w:sz w:val="28"/>
+        </w:rPr>
+        <w:t>Какова форма правления государства Z? (Дайте полное название). Какой политический режим установился в государстве Z? Какой идеологии придерживаются сторонники партии, имеющей абсолютное большинство мест в парламенте государства Z? К какому типу в зависимости от способа легитимации (узаконения) власти можно отнести лидерство гражданина N?</w:t>
+      </w:r>
+    </w:p>
+    <w:p>
+      <w:pPr>
+        <w:keepNext w:val="0"/>
+        <w:spacing w:after="60" w:line="240" w:lineRule="auto"/>
+        <w:jc w:val="both"/>
+      </w:pPr>
+      <w:r>
+        <w:rPr>
+          <w:rFonts w:ascii="Times New Roman" w:hAnsi="Times New Roman" w:eastAsia="Times New Roman"/>
+          <w:b w:val="0"/>
+          <w:i w:val="0"/>
           <w:sz w:val="28"/>
         </w:rPr>
         <w:t>Ответ:</w:t>
@@ -2581,77 +3993,71 @@
     </w:p>
     <w:p>
       <w:pPr>
-        <w:keepNext/>
-        <w:widowControl/>
-        <w:spacing w:line="240" w:lineRule="auto" w:after="0" w:before="120"/>
+        <w:keepNext w:val="0"/>
+        <w:spacing w:after="60" w:line="240" w:lineRule="auto"/>
+        <w:jc w:val="both"/>
       </w:pPr>
       <w:r>
         <w:rPr>
           <w:rFonts w:ascii="Times New Roman" w:hAnsi="Times New Roman" w:eastAsia="Times New Roman"/>
           <w:b/>
-          <w:color w:val="181A1F"/>
           <w:sz w:val="28"/>
         </w:rPr>
-        <w:t>22.</w:t>
+        <w:t xml:space="preserve">№23 </w:t>
       </w:r>
-    </w:p>
-    <w:p>
-      <w:pPr>
-        <w:widowControl/>
-        <w:spacing w:line="240" w:lineRule="auto" w:after="0"/>
-      </w:pPr>
       <w:r>
         <w:rPr>
           <w:rFonts w:ascii="Times New Roman" w:hAnsi="Times New Roman" w:eastAsia="Times New Roman"/>
           <w:b w:val="0"/>
           <w:i w:val="0"/>
-          <w:color w:val="181A1F"/>
           <w:sz w:val="28"/>
         </w:rPr>
-        <w:t>В государстве Z существует свободная конкуренция политических партий, принцип разделения властей реализован в построении государственного аппарата. Законодательную власть осуществляет парламент, а избираемый глава государства формирует правительство и возглавляет исполнительную власть. В конституции провозглашены права и свободы человека и гражданина, механизмы их защиты.</w:t>
+        <w:t xml:space="preserve">Конституция Российской Федерации поддерживает стремление человека и закрепляет условия для свободного получения образования. На основе положений Конституции сформулируйте три подтверждения данной характеристики. </w:t>
       </w:r>
     </w:p>
     <w:p>
       <w:pPr>
-        <w:widowControl/>
-        <w:spacing w:line="240" w:lineRule="auto" w:after="0"/>
+        <w:keepNext w:val="0"/>
+        <w:spacing w:after="60" w:line="240" w:lineRule="auto"/>
+        <w:jc w:val="both"/>
       </w:pPr>
       <w:r>
         <w:rPr>
           <w:rFonts w:ascii="Times New Roman" w:hAnsi="Times New Roman" w:eastAsia="Times New Roman"/>
           <w:b w:val="0"/>
           <w:i w:val="0"/>
-          <w:color w:val="181A1F"/>
           <w:sz w:val="28"/>
         </w:rPr>
-        <w:t>Абсолютное большинство мест в парламенте государства Z принадлежит партии, которая провозглашает необходимость утверждения в обществе социальной справедливости, свободы и равенства, в том числе посредством перехода к общественной собственности, включая общественную собственность на средства производства. Гражданин N избран руководителем регионального отделения этой партии. Он уделяет большое внимание работе с избирателями, и за время руководства региональным отделением ему удалось увеличить число сторонников партии, объединив интересы различных групп на основе базовых ценностей и идеалов.</w:t>
+        <w:t xml:space="preserve">(Каждое подтверждение должно быть сформулировано как распространённое предложение с опорой на конкретное положение Конституции Российской Федерации. </w:t>
       </w:r>
     </w:p>
     <w:p>
       <w:pPr>
-        <w:widowControl/>
-        <w:spacing w:line="240" w:lineRule="auto" w:after="0"/>
+        <w:keepNext w:val="0"/>
+        <w:spacing w:after="60" w:line="240" w:lineRule="auto"/>
+        <w:jc w:val="both"/>
       </w:pPr>
       <w:r>
         <w:rPr>
           <w:rFonts w:ascii="Times New Roman" w:hAnsi="Times New Roman" w:eastAsia="Times New Roman"/>
           <w:b w:val="0"/>
           <w:i w:val="0"/>
-          <w:color w:val="181A1F"/>
           <w:sz w:val="28"/>
         </w:rPr>
-        <w:t>Какова форма правления государства Z? (Дайте полное название.) Какой политический режим установился в государстве Z? Какой идеологии придерживаются сторонники партии, имеющей абсолютное большинство мест в парламенте? Какую функцию политической партии иллюстрирует деятельность гражданина N? (Дайте название, избегая использования слов и словосочетаний из условия задачи.)</w:t>
+        <w:t>Обращаем внимание, что правильное выполнение задания не требует указания в ответе номеров соответствующих статей Конституции и дословного воспроизведения их содержания.)</w:t>
       </w:r>
     </w:p>
     <w:p>
       <w:pPr>
-        <w:widowControl/>
-        <w:spacing w:line="240" w:lineRule="auto" w:after="0"/>
+        <w:keepNext w:val="0"/>
+        <w:spacing w:after="60" w:line="240" w:lineRule="auto"/>
+        <w:jc w:val="both"/>
       </w:pPr>
       <w:r>
         <w:rPr>
           <w:rFonts w:ascii="Times New Roman" w:hAnsi="Times New Roman" w:eastAsia="Times New Roman"/>
-          <w:color w:val="181A1F"/>
+          <w:b w:val="0"/>
+          <w:i w:val="0"/>
           <w:sz w:val="28"/>
         </w:rPr>
         <w:t>Ответ:</w:t>
@@ -2659,45 +4065,39 @@
     </w:p>
     <w:p>
       <w:pPr>
-        <w:keepNext/>
-        <w:widowControl/>
-        <w:spacing w:line="240" w:lineRule="auto" w:after="0" w:before="120"/>
+        <w:keepNext w:val="0"/>
+        <w:spacing w:after="60" w:line="240" w:lineRule="auto"/>
+        <w:jc w:val="both"/>
       </w:pPr>
       <w:r>
         <w:rPr>
           <w:rFonts w:ascii="Times New Roman" w:hAnsi="Times New Roman" w:eastAsia="Times New Roman"/>
           <w:b/>
-          <w:color w:val="181A1F"/>
           <w:sz w:val="28"/>
         </w:rPr>
-        <w:t>23.</w:t>
+        <w:t xml:space="preserve">№24 </w:t>
       </w:r>
-    </w:p>
-    <w:p>
-      <w:pPr>
-        <w:widowControl/>
-        <w:spacing w:line="240" w:lineRule="auto" w:after="0"/>
-      </w:pPr>
       <w:r>
         <w:rPr>
           <w:rFonts w:ascii="Times New Roman" w:hAnsi="Times New Roman" w:eastAsia="Times New Roman"/>
           <w:b w:val="0"/>
           <w:i w:val="0"/>
-          <w:color w:val="181A1F"/>
           <w:sz w:val="28"/>
         </w:rPr>
-        <w:t>Используя обществоведческие знания, приведите три аргумента, подтверждающих значимость плюрализма в развитии демократии. (Каждый аргумент должен быть сформулирован как распространённое.)</w:t>
+        <w:t xml:space="preserve">Используя обществоведческие знания, составьте сложный план, позволяющий раскрыть по существу тему «Политическая элита и её роль в жизни общества». Сложный план должен содержать не менее трёх пунктов, непосредственно раскрывающих тему по существу, из которых два или более детализированы в подпунктах. (Количество подпунктов каждого детализированного пункта должно быть не менее трёх, за исключением случаев, когда с точки зрения общественных наук возможно только два подпункта.) </w:t>
       </w:r>
     </w:p>
     <w:p>
       <w:pPr>
-        <w:widowControl/>
-        <w:spacing w:line="240" w:lineRule="auto" w:after="0"/>
+        <w:keepNext w:val="0"/>
+        <w:spacing w:after="60" w:line="240" w:lineRule="auto"/>
+        <w:jc w:val="both"/>
       </w:pPr>
       <w:r>
         <w:rPr>
           <w:rFonts w:ascii="Times New Roman" w:hAnsi="Times New Roman" w:eastAsia="Times New Roman"/>
-          <w:color w:val="181A1F"/>
+          <w:b w:val="0"/>
+          <w:i w:val="0"/>
           <w:sz w:val="28"/>
         </w:rPr>
         <w:t>Ответ:</w:t>
@@ -2705,177 +4105,84 @@
     </w:p>
     <w:p>
       <w:pPr>
-        <w:keepNext/>
-        <w:widowControl/>
-        <w:spacing w:line="240" w:lineRule="auto" w:after="0" w:before="120"/>
+        <w:keepNext w:val="0"/>
+        <w:spacing w:after="60" w:line="240" w:lineRule="auto"/>
+        <w:jc w:val="both"/>
       </w:pPr>
       <w:r>
         <w:rPr>
           <w:rFonts w:ascii="Times New Roman" w:hAnsi="Times New Roman" w:eastAsia="Times New Roman"/>
           <w:b/>
-          <w:color w:val="181A1F"/>
           <w:sz w:val="28"/>
         </w:rPr>
-        <w:t>24.</w:t>
+        <w:t xml:space="preserve">№25 </w:t>
       </w:r>
-    </w:p>
-    <w:p>
-      <w:pPr>
-        <w:widowControl/>
-        <w:spacing w:line="240" w:lineRule="auto" w:after="0"/>
-      </w:pPr>
       <w:r>
         <w:rPr>
           <w:rFonts w:ascii="Times New Roman" w:hAnsi="Times New Roman" w:eastAsia="Times New Roman"/>
           <w:b w:val="0"/>
           <w:i w:val="0"/>
-          <w:color w:val="181A1F"/>
           <w:sz w:val="28"/>
         </w:rPr>
-        <w:t>В государстве Z законодательную власть осуществляет парламент, а всенародно избираемый глава государства формирует правительство и возглавляет исполнительную власть. Существуют свободная конкуренция между политическими партиями, гарантированы права и свободы человека и гражданина. Депутатские места (мандаты) в парламенте распределяются между политическими партиями в зависимости от набранных ими голосов при условии, что эти партии преодолели 7%-ный избирательный барьер. Большинство мест в действующем парламенте принадлежит блоку консервативных партий.</w:t>
+        <w:t>Обоснуйте важность участия каждого гражданина, имеющего право голоса, в выборах. (Обоснование должно быть дано с опорой на обществоведческие знания в нескольких связанных между собой распространённых предложениях, раскрывать причинно-следственные и (или) функциональные связи.)</w:t>
       </w:r>
     </w:p>
     <w:p>
       <w:pPr>
-        <w:widowControl/>
-        <w:spacing w:line="240" w:lineRule="auto" w:after="0"/>
+        <w:keepNext w:val="0"/>
+        <w:spacing w:after="60" w:line="240" w:lineRule="auto"/>
+        <w:jc w:val="both"/>
       </w:pPr>
       <w:r>
         <w:rPr>
           <w:rFonts w:ascii="Times New Roman" w:hAnsi="Times New Roman" w:eastAsia="Times New Roman"/>
           <w:b w:val="0"/>
           <w:i w:val="0"/>
-          <w:color w:val="181A1F"/>
           <w:sz w:val="28"/>
         </w:rPr>
-        <w:t>Какая форма правления в государстве Z? (Укажите факт по условию задачи, на основе которого вы это установили). По какой избирательной системе проходят выборы в парламент государства? Есть ли в условии задачи информация, которая позволяет определить форму государственного территориального устройства? (Свой ответ объясните). Назовите две характеристики консервативной идеологии.</w:t>
+        <w:t>Какая избирательная система применяется на выборах депутатов Государственной Думы Федерального Собрания Российской Федерации согласно действующему законодательству? (Назовите тип системы и приведите факт, подтверждающий это.)</w:t>
       </w:r>
     </w:p>
     <w:p>
       <w:pPr>
-        <w:widowControl/>
-        <w:spacing w:line="240" w:lineRule="auto" w:after="0"/>
+        <w:keepNext w:val="0"/>
+        <w:spacing w:after="60" w:line="240" w:lineRule="auto"/>
+        <w:jc w:val="both"/>
       </w:pPr>
       <w:r>
         <w:rPr>
           <w:rFonts w:ascii="Times New Roman" w:hAnsi="Times New Roman" w:eastAsia="Times New Roman"/>
-          <w:color w:val="181A1F"/>
+          <w:b w:val="0"/>
+          <w:i w:val="0"/>
+          <w:sz w:val="28"/>
+        </w:rPr>
+        <w:t>Приведите три примера, иллюстрирующих достоинства такой избирательной системы. (Каждый пример должен быть сформулирован развернуто.)</w:t>
+      </w:r>
+    </w:p>
+    <w:p>
+      <w:pPr>
+        <w:keepNext w:val="0"/>
+        <w:spacing w:after="60" w:line="240" w:lineRule="auto"/>
+        <w:jc w:val="both"/>
+      </w:pPr>
+      <w:r>
+        <w:rPr>
+          <w:rFonts w:ascii="Times New Roman" w:hAnsi="Times New Roman" w:eastAsia="Times New Roman"/>
+          <w:b w:val="0"/>
+          <w:i w:val="0"/>
           <w:sz w:val="28"/>
         </w:rPr>
         <w:t>Ответ:</w:t>
       </w:r>
     </w:p>
-    <w:p>
-      <w:pPr>
-        <w:keepNext/>
-        <w:widowControl/>
-        <w:spacing w:line="240" w:lineRule="auto" w:after="0" w:before="120"/>
-      </w:pPr>
-      <w:r>
-        <w:rPr>
-          <w:rFonts w:ascii="Times New Roman" w:hAnsi="Times New Roman" w:eastAsia="Times New Roman"/>
-          <w:b/>
-          <w:color w:val="181A1F"/>
-          <w:sz w:val="28"/>
-        </w:rPr>
-        <w:t>25.</w:t>
-      </w:r>
-    </w:p>
-    <w:p>
-      <w:pPr>
-        <w:widowControl/>
-        <w:spacing w:line="240" w:lineRule="auto" w:after="0"/>
-      </w:pPr>
-      <w:r>
-        <w:rPr>
-          <w:rFonts w:ascii="Times New Roman" w:hAnsi="Times New Roman" w:eastAsia="Times New Roman"/>
-          <w:b w:val="0"/>
-          <w:i w:val="0"/>
-          <w:color w:val="181A1F"/>
-          <w:sz w:val="28"/>
-        </w:rPr>
-        <w:t>Обоснуйте необходимость закрепления формы государства в конституции государства. (Обоснование должно быть дано с опорой на обществоведческие знания в нескольких связанных между собой распространённых предложениях, раскрывать причинно-следственные и (или) функциональные связи.)</w:t>
-      </w:r>
-    </w:p>
-    <w:p>
-      <w:pPr>
-        <w:widowControl/>
-        <w:spacing w:line="240" w:lineRule="auto" w:after="0"/>
-      </w:pPr>
-      <w:r>
-        <w:rPr>
-          <w:rFonts w:ascii="Times New Roman" w:hAnsi="Times New Roman" w:eastAsia="Times New Roman"/>
-          <w:b w:val="0"/>
-          <w:i w:val="0"/>
-          <w:color w:val="181A1F"/>
-          <w:sz w:val="28"/>
-        </w:rPr>
-        <w:t>Какие политические институты реализуют государственную власть в Российской Федерации? (Назовите любые три института.)</w:t>
-      </w:r>
-    </w:p>
-    <w:p>
-      <w:pPr>
-        <w:widowControl/>
-        <w:spacing w:line="240" w:lineRule="auto" w:after="0"/>
-      </w:pPr>
-      <w:r>
-        <w:rPr>
-          <w:rFonts w:ascii="Times New Roman" w:hAnsi="Times New Roman" w:eastAsia="Times New Roman"/>
-          <w:b w:val="0"/>
-          <w:i w:val="0"/>
-          <w:color w:val="181A1F"/>
-          <w:sz w:val="28"/>
-        </w:rPr>
-        <w:t>Приведите по одному примеру, иллюстрирующему осуществление каждым из указанных в пункте 2 политических институтов соответствующего полномочия. (Каждый пример должен быть сформулирован развёрнуто.)</w:t>
-      </w:r>
-    </w:p>
-    <w:p>
-      <w:pPr>
-        <w:widowControl/>
-        <w:spacing w:line="240" w:lineRule="auto" w:after="0"/>
-      </w:pPr>
-      <w:r>
-        <w:rPr>
-          <w:rFonts w:ascii="Times New Roman" w:hAnsi="Times New Roman" w:eastAsia="Times New Roman"/>
-          <w:color w:val="181A1F"/>
-          <w:sz w:val="28"/>
-        </w:rPr>
-        <w:t>Ответ:</w:t>
-      </w:r>
-    </w:p>
-    <w:p>
-      <w:pPr>
-        <w:widowControl/>
-        <w:spacing w:line="240" w:lineRule="auto" w:after="0"/>
-      </w:pPr>
-      <w:r>
-        <w:rPr>
-          <w:rFonts w:ascii="Times New Roman" w:hAnsi="Times New Roman" w:eastAsia="Times New Roman"/>
-          <w:color w:val="181A1F"/>
-          <w:sz w:val="28"/>
-        </w:rPr>
-        <w:br w:type="page"/>
-      </w:r>
-    </w:p>
     <w:sectPr>
-      <w:footerReference w:type="default" r:id="rId9"/>
-      <w:pgSz w:w="11906" w:h="16838"/>
-      <w:pgMar w:top="935" w:right="879" w:bottom="879" w:left="992" w:header="397" w:footer="397" w:gutter="0"/>
+      <w:pgSz w:w="12240" w:h="15840"/>
+      <w:pgMar w:top="964" w:right="850" w:bottom="964" w:left="1134" w:header="720" w:footer="720" w:gutter="0"/>
       <w:cols w:space="720"/>
       <w:docGrid w:linePitch="360"/>
     </w:sectPr>
   </w:body>
 </w:document>
-</file>
-
-<file path=word/footer1.xml><?xml version="1.0" encoding="utf-8"?>
-<w:ftr xmlns:m="http://schemas.openxmlformats.org/officeDocument/2006/math" xmlns:mc="http://schemas.openxmlformats.org/markup-compatibility/2006" xmlns:mo="http://schemas.microsoft.com/office/mac/office/2008/main" xmlns:mv="urn:schemas-microsoft-com:mac:vml" xmlns:o="urn:schemas-microsoft-com:office:office" xmlns:r="http://schemas.openxmlformats.org/officeDocument/2006/relationships" xmlns:v="urn:schemas-microsoft-com:vml" xmlns:w10="urn:schemas-microsoft-com:office:word" xmlns:w14="http://schemas.microsoft.com/office/word/2010/wordml" xmlns:w="http://schemas.openxmlformats.org/wordprocessingml/2006/main" xmlns:wne="http://schemas.microsoft.com/office/word/2006/wordml" xmlns:wp14="http://schemas.microsoft.com/office/word/2010/wordprocessingDrawing" xmlns:wp="http://schemas.openxmlformats.org/drawingml/2006/wordprocessingDrawing" xmlns:wpc="http://schemas.microsoft.com/office/word/2010/wordprocessingCanvas" xmlns:wpg="http://schemas.microsoft.com/office/word/2010/wordprocessingGroup" xmlns:wpi="http://schemas.microsoft.com/office/word/2010/wordprocessingInk" xmlns:wps="http://schemas.microsoft.com/office/word/2010/wordprocessingShape" mc:Ignorable="w14 wp14">
-  <w:p>
-    <w:pPr>
-      <w:pStyle w:val="Footer"/>
-    </w:pPr>
-  </w:p>
-</w:ftr>
 </file>
 
 <file path=word/numbering.xml><?xml version="1.0" encoding="utf-8"?>
@@ -3242,11 +4549,10 @@
     <w:qFormat/>
     <w:rsid w:val="00FC693F"/>
     <w:pPr>
-      <w:spacing w:after="0" w:line="240" w:lineRule="auto"/>
+      <w:spacing w:after="60" w:line="240" w:lineRule="auto"/>
     </w:pPr>
     <w:rPr>
-      <w:rFonts w:ascii="Times New Roman" w:hAnsi="Times New Roman"/>
-      <w:color w:val="181A1F"/>
+      <w:rFonts w:ascii="Times New Roman" w:hAnsi="Times New Roman" w:eastAsia="Times New Roman"/>
       <w:sz w:val="28"/>
     </w:rPr>
   </w:style>
@@ -3309,10 +4615,10 @@
       <w:outlineLvl w:val="0"/>
     </w:pPr>
     <w:rPr>
-      <w:rFonts w:asciiTheme="majorHAnsi" w:eastAsiaTheme="majorEastAsia" w:hAnsiTheme="majorHAnsi" w:cstheme="majorBidi" w:ascii="Times New Roman" w:hAnsi="Times New Roman"/>
+      <w:rFonts w:asciiTheme="majorHAnsi" w:eastAsiaTheme="majorEastAsia" w:hAnsiTheme="majorHAnsi" w:cstheme="majorBidi"/>
       <w:b/>
       <w:bCs/>
-      <w:color w:val="181A1F"/>
+      <w:color w:val="365F91" w:themeColor="accent1" w:themeShade="BF"/>
       <w:sz w:val="28"/>
       <w:szCs w:val="28"/>
     </w:rPr>
@@ -3333,7 +4639,7 @@
       <w:outlineLvl w:val="1"/>
     </w:pPr>
     <w:rPr>
-      <w:rFonts w:asciiTheme="majorHAnsi" w:eastAsiaTheme="majorEastAsia" w:hAnsiTheme="majorHAnsi" w:cstheme="majorBidi" w:ascii="Arial" w:hAnsi="Arial"/>
+      <w:rFonts w:asciiTheme="majorHAnsi" w:eastAsiaTheme="majorEastAsia" w:hAnsiTheme="majorHAnsi" w:cstheme="majorBidi"/>
       <w:b/>
       <w:bCs/>
       <w:color w:val="4F81BD" w:themeColor="accent1"/>
@@ -3598,7 +4904,7 @@
       <w:contextualSpacing/>
     </w:pPr>
     <w:rPr>
-      <w:rFonts w:asciiTheme="majorHAnsi" w:eastAsiaTheme="majorEastAsia" w:hAnsiTheme="majorHAnsi" w:cstheme="majorBidi" w:ascii="Arial" w:hAnsi="Arial"/>
+      <w:rFonts w:asciiTheme="majorHAnsi" w:eastAsiaTheme="majorEastAsia" w:hAnsiTheme="majorHAnsi" w:cstheme="majorBidi"/>
       <w:color w:val="17365D" w:themeColor="text2" w:themeShade="BF"/>
       <w:spacing w:val="5"/>
       <w:kern w:val="28"/>
